--- a/clients/nancy_avitable/Nancy_Avitable_3Day_Training_Plan_Client_View.docx
+++ b/clients/nancy_avitable/Nancy_Avitable_3Day_Training_Plan_Client_View.docx
@@ -81,7 +81,7 @@
           <w:sz w:val="17"/>
           <w:szCs w:val="17"/>
         </w:rPr>
-        <w:t xml:space="preserve">This is your ICONS Index program — built for your body, your goals, and where you are right now. You’re not fragile. You’re powerful, capable, and still evolving.</w:t>
+        <w:t xml:space="preserve">This is your ICONS Index program — built for your body, your goals, and where you are right now. Control precedes power. Strength builds confidence. Energy becomes identity.</w:t>
       </w:r>
     </w:p>
     <w:p>

--- a/clients/nancy_avitable/Nancy_Avitable_3Day_Training_Plan_Client_View.docx
+++ b/clients/nancy_avitable/Nancy_Avitable_3Day_Training_Plan_Client_View.docx
@@ -5820,6 +5820,235 @@
                 <w:szCs w:val="17"/>
               </w:rPr>
               <w:t xml:space="preserve">Pull to the hip; maintain neutral spine</w:t>
+            </w:r>
+          </w:p>
+        </w:tc>
+      </w:tr>
+      <w:tr>
+        <w:tc>
+          <w:tcPr>
+            <w:tcW w:type="dxa" w:w="2400"/>
+            <w:tcBorders>
+              <w:top w:val="none" w:color="FFFFFF" w:sz="0"/>
+              <w:left w:val="none" w:color="FFFFFF" w:sz="0"/>
+              <w:bottom w:val="none" w:color="FFFFFF" w:sz="0"/>
+              <w:right w:val="none" w:color="FFFFFF" w:sz="0"/>
+            </w:tcBorders>
+            <w:shd w:fill="F0FAFA" w:color="auto" w:val="clear"/>
+            <w:tcMar>
+              <w:top w:type="dxa" w:w="40"/>
+              <w:left w:type="dxa" w:w="80"/>
+              <w:bottom w:type="dxa" w:w="40"/>
+              <w:right w:type="dxa" w:w="80"/>
+            </w:tcMar>
+            <w:vAlign w:val="center"/>
+          </w:tcPr>
+          <w:p>
+            <w:r>
+              <w:rPr>
+                <w:rFonts w:ascii="Arial" w:cs="Arial" w:eastAsia="Arial" w:hAnsi="Arial"/>
+                <w:b/>
+                <w:bCs/>
+                <w:color w:val="2C2C2C"/>
+                <w:sz w:val="18"/>
+                <w:szCs w:val="18"/>
+              </w:rPr>
+              <w:t xml:space="preserve">Half-Kneeling Eccentric Push-Up</w:t>
+            </w:r>
+          </w:p>
+        </w:tc>
+        <w:tc>
+          <w:tcPr>
+            <w:tcW w:type="dxa" w:w="380"/>
+            <w:tcBorders>
+              <w:top w:val="none" w:color="FFFFFF" w:sz="0"/>
+              <w:left w:val="none" w:color="FFFFFF" w:sz="0"/>
+              <w:bottom w:val="none" w:color="FFFFFF" w:sz="0"/>
+              <w:right w:val="none" w:color="FFFFFF" w:sz="0"/>
+            </w:tcBorders>
+            <w:shd w:fill="F0FAFA" w:color="auto" w:val="clear"/>
+            <w:tcMar>
+              <w:top w:type="dxa" w:w="40"/>
+              <w:left w:type="dxa" w:w="80"/>
+              <w:bottom w:type="dxa" w:w="40"/>
+              <w:right w:type="dxa" w:w="80"/>
+            </w:tcMar>
+            <w:vAlign w:val="center"/>
+          </w:tcPr>
+          <w:p>
+            <w:pPr>
+              <w:jc w:val="center"/>
+            </w:pPr>
+            <w:r>
+              <w:rPr>
+                <w:rFonts w:ascii="Arial" w:cs="Arial" w:eastAsia="Arial" w:hAnsi="Arial"/>
+                <w:color w:val="6B6B6B"/>
+                <w:sz w:val="15"/>
+                <w:szCs w:val="15"/>
+              </w:rPr>
+              <w:t xml:space="preserve">3</w:t>
+            </w:r>
+          </w:p>
+        </w:tc>
+        <w:tc>
+          <w:tcPr>
+            <w:tcW w:type="dxa" w:w="420"/>
+            <w:tcBorders>
+              <w:top w:val="none" w:color="FFFFFF" w:sz="0"/>
+              <w:left w:val="none" w:color="FFFFFF" w:sz="0"/>
+              <w:bottom w:val="none" w:color="FFFFFF" w:sz="0"/>
+              <w:right w:val="none" w:color="FFFFFF" w:sz="0"/>
+            </w:tcBorders>
+            <w:shd w:fill="F0FAFA" w:color="auto" w:val="clear"/>
+            <w:tcMar>
+              <w:top w:type="dxa" w:w="40"/>
+              <w:left w:type="dxa" w:w="80"/>
+              <w:bottom w:type="dxa" w:w="40"/>
+              <w:right w:type="dxa" w:w="80"/>
+            </w:tcMar>
+            <w:vAlign w:val="center"/>
+          </w:tcPr>
+          <w:p>
+            <w:pPr>
+              <w:jc w:val="center"/>
+            </w:pPr>
+            <w:r>
+              <w:rPr>
+                <w:rFonts w:ascii="Arial" w:cs="Arial" w:eastAsia="Arial" w:hAnsi="Arial"/>
+                <w:color w:val="6B6B6B"/>
+                <w:sz w:val="15"/>
+                <w:szCs w:val="15"/>
+              </w:rPr>
+              <w:t xml:space="preserve">6-8</w:t>
+            </w:r>
+          </w:p>
+        </w:tc>
+        <w:tc>
+          <w:tcPr>
+            <w:tcW w:type="dxa" w:w="680"/>
+            <w:tcBorders>
+              <w:top w:val="none" w:color="FFFFFF" w:sz="0"/>
+              <w:left w:val="none" w:color="FFFFFF" w:sz="0"/>
+              <w:bottom w:val="none" w:color="FFFFFF" w:sz="0"/>
+              <w:right w:val="none" w:color="FFFFFF" w:sz="0"/>
+            </w:tcBorders>
+            <w:shd w:fill="F0FAFA" w:color="auto" w:val="clear"/>
+            <w:tcMar>
+              <w:top w:type="dxa" w:w="40"/>
+              <w:left w:type="dxa" w:w="80"/>
+              <w:bottom w:type="dxa" w:w="40"/>
+              <w:right w:type="dxa" w:w="80"/>
+            </w:tcMar>
+            <w:vAlign w:val="center"/>
+          </w:tcPr>
+          <w:p>
+            <w:pPr>
+              <w:jc w:val="center"/>
+            </w:pPr>
+            <w:r>
+              <w:rPr>
+                <w:rFonts w:ascii="Arial" w:cs="Arial" w:eastAsia="Arial" w:hAnsi="Arial"/>
+                <w:color w:val="6B6B6B"/>
+                <w:sz w:val="15"/>
+                <w:szCs w:val="15"/>
+              </w:rPr>
+              <w:t xml:space="preserve">bodyweight</w:t>
+            </w:r>
+          </w:p>
+        </w:tc>
+        <w:tc>
+          <w:tcPr>
+            <w:tcW w:type="dxa" w:w="540"/>
+            <w:tcBorders>
+              <w:top w:val="none" w:color="FFFFFF" w:sz="0"/>
+              <w:left w:val="none" w:color="FFFFFF" w:sz="0"/>
+              <w:bottom w:val="none" w:color="FFFFFF" w:sz="0"/>
+              <w:right w:val="none" w:color="FFFFFF" w:sz="0"/>
+            </w:tcBorders>
+            <w:shd w:fill="F0FAFA" w:color="auto" w:val="clear"/>
+            <w:tcMar>
+              <w:top w:type="dxa" w:w="40"/>
+              <w:left w:type="dxa" w:w="80"/>
+              <w:bottom w:type="dxa" w:w="40"/>
+              <w:right w:type="dxa" w:w="80"/>
+            </w:tcMar>
+            <w:vAlign w:val="center"/>
+          </w:tcPr>
+          <w:p>
+            <w:pPr>
+              <w:jc w:val="center"/>
+            </w:pPr>
+            <w:r>
+              <w:rPr>
+                <w:rFonts w:ascii="Arial" w:cs="Arial" w:eastAsia="Arial" w:hAnsi="Arial"/>
+                <w:color w:val="6B6B6B"/>
+                <w:sz w:val="15"/>
+                <w:szCs w:val="15"/>
+              </w:rPr>
+              <w:t xml:space="preserve">4-0-1</w:t>
+            </w:r>
+          </w:p>
+        </w:tc>
+        <w:tc>
+          <w:tcPr>
+            <w:tcW w:type="dxa" w:w="440"/>
+            <w:tcBorders>
+              <w:top w:val="none" w:color="FFFFFF" w:sz="0"/>
+              <w:left w:val="none" w:color="FFFFFF" w:sz="0"/>
+              <w:bottom w:val="none" w:color="FFFFFF" w:sz="0"/>
+              <w:right w:val="none" w:color="FFFFFF" w:sz="0"/>
+            </w:tcBorders>
+            <w:shd w:fill="F0FAFA" w:color="auto" w:val="clear"/>
+            <w:tcMar>
+              <w:top w:type="dxa" w:w="40"/>
+              <w:left w:type="dxa" w:w="80"/>
+              <w:bottom w:type="dxa" w:w="40"/>
+              <w:right w:type="dxa" w:w="80"/>
+            </w:tcMar>
+            <w:vAlign w:val="center"/>
+          </w:tcPr>
+          <w:p>
+            <w:pPr>
+              <w:jc w:val="center"/>
+            </w:pPr>
+            <w:r>
+              <w:rPr>
+                <w:rFonts w:ascii="Arial" w:cs="Arial" w:eastAsia="Arial" w:hAnsi="Arial"/>
+                <w:color w:val="6B6B6B"/>
+                <w:sz w:val="15"/>
+                <w:szCs w:val="15"/>
+              </w:rPr>
+              <w:t xml:space="preserve">45s</w:t>
+            </w:r>
+          </w:p>
+        </w:tc>
+        <w:tc>
+          <w:tcPr>
+            <w:tcW w:type="dxa" w:w="5580"/>
+            <w:tcBorders>
+              <w:top w:val="none" w:color="FFFFFF" w:sz="0"/>
+              <w:left w:val="none" w:color="FFFFFF" w:sz="0"/>
+              <w:bottom w:val="none" w:color="FFFFFF" w:sz="0"/>
+              <w:right w:val="none" w:color="FFFFFF" w:sz="0"/>
+            </w:tcBorders>
+            <w:shd w:fill="F0FAFA" w:color="auto" w:val="clear"/>
+            <w:tcMar>
+              <w:top w:type="dxa" w:w="40"/>
+              <w:left w:type="dxa" w:w="80"/>
+              <w:bottom w:type="dxa" w:w="40"/>
+              <w:right w:type="dxa" w:w="80"/>
+            </w:tcMar>
+            <w:vAlign w:val="center"/>
+          </w:tcPr>
+          <w:p>
+            <w:r>
+              <w:rPr>
+                <w:rFonts w:ascii="Arial" w:cs="Arial" w:eastAsia="Arial" w:hAnsi="Arial"/>
+                <w:color w:val="6B6B6B"/>
+                <w:sz w:val="17"/>
+                <w:szCs w:val="17"/>
+              </w:rPr>
+              <w:t xml:space="preserve">Half-kneeling stance (one knee down); slow 4-sec controlled lower, drive back up. New — PT-introduced tempo/control accessory.</w:t>
             </w:r>
           </w:p>
         </w:tc>

--- a/clients/nancy_avitable/Nancy_Avitable_3Day_Training_Plan_Client_View.docx
+++ b/clients/nancy_avitable/Nancy_Avitable_3Day_Training_Plan_Client_View.docx
@@ -5054,7 +5054,7 @@
           <w:sz w:val="17"/>
           <w:szCs w:val="17"/>
         </w:rPr>
-        <w:t xml:space="preserve">Band pull-aparts, thoracic rotations, 3×10 scapular push-ups</w:t>
+        <w:t xml:space="preserve">Arm bike 1 min forward + 1 min backward (upper-body cardio + shoulder circulation — the backward direction deliberately engages the posterior shoulder differently, per the 8/12 PT session). Mobility stick shoulder circuit: overhead pass-throughs 2x8-10, external rotation with stick 2x8-10, reach + drive 2x8-10. Then: band pull-aparts, thoracic rotations, 3×10 scapular push-ups.</w:t>
       </w:r>
     </w:p>
     <w:p>
@@ -5095,7 +5095,7 @@
           <w:sz w:val="17"/>
           <w:szCs w:val="17"/>
         </w:rPr>
-        <w:t xml:space="preserve">Incline DB Press Week 1 load is informed by the 8/13 baseline test ("DB Chest Press," 15 lbs). Single-Arm Row loads directly off its own matching baseline (30 lbs x10, Epley 1RM ≈40 lbs).</w:t>
+        <w:t xml:space="preserve">Incline DB Press Week 1 load is informed by the 8/13 baseline test ("DB Chest Press," 15 lbs). Single-Arm Row loads directly off its own matching baseline (30 lbs x10, Epley 1RM ≈40 lbs). Standing Resistance Band Chest Press is added this update — a core-anti-rotation pressing accessory (no bench support) from the 8/12 PT session.</w:t>
       </w:r>
     </w:p>
     <w:tbl>
@@ -6053,6 +6053,235 @@
           </w:p>
         </w:tc>
       </w:tr>
+      <w:tr>
+        <w:tc>
+          <w:tcPr>
+            <w:tcW w:type="dxa" w:w="2400"/>
+            <w:tcBorders>
+              <w:top w:val="none" w:color="FFFFFF" w:sz="0"/>
+              <w:left w:val="none" w:color="FFFFFF" w:sz="0"/>
+              <w:bottom w:val="none" w:color="FFFFFF" w:sz="0"/>
+              <w:right w:val="none" w:color="FFFFFF" w:sz="0"/>
+            </w:tcBorders>
+            <w:shd w:fill="FFFFFF" w:color="auto" w:val="clear"/>
+            <w:tcMar>
+              <w:top w:type="dxa" w:w="40"/>
+              <w:left w:type="dxa" w:w="80"/>
+              <w:bottom w:type="dxa" w:w="40"/>
+              <w:right w:type="dxa" w:w="80"/>
+            </w:tcMar>
+            <w:vAlign w:val="center"/>
+          </w:tcPr>
+          <w:p>
+            <w:r>
+              <w:rPr>
+                <w:rFonts w:ascii="Arial" w:cs="Arial" w:eastAsia="Arial" w:hAnsi="Arial"/>
+                <w:b/>
+                <w:bCs/>
+                <w:color w:val="2C2C2C"/>
+                <w:sz w:val="18"/>
+                <w:szCs w:val="18"/>
+              </w:rPr>
+              <w:t xml:space="preserve">Standing Resistance Band Chest Press</w:t>
+            </w:r>
+          </w:p>
+        </w:tc>
+        <w:tc>
+          <w:tcPr>
+            <w:tcW w:type="dxa" w:w="380"/>
+            <w:tcBorders>
+              <w:top w:val="none" w:color="FFFFFF" w:sz="0"/>
+              <w:left w:val="none" w:color="FFFFFF" w:sz="0"/>
+              <w:bottom w:val="none" w:color="FFFFFF" w:sz="0"/>
+              <w:right w:val="none" w:color="FFFFFF" w:sz="0"/>
+            </w:tcBorders>
+            <w:shd w:fill="FFFFFF" w:color="auto" w:val="clear"/>
+            <w:tcMar>
+              <w:top w:type="dxa" w:w="40"/>
+              <w:left w:type="dxa" w:w="80"/>
+              <w:bottom w:type="dxa" w:w="40"/>
+              <w:right w:type="dxa" w:w="80"/>
+            </w:tcMar>
+            <w:vAlign w:val="center"/>
+          </w:tcPr>
+          <w:p>
+            <w:pPr>
+              <w:jc w:val="center"/>
+            </w:pPr>
+            <w:r>
+              <w:rPr>
+                <w:rFonts w:ascii="Arial" w:cs="Arial" w:eastAsia="Arial" w:hAnsi="Arial"/>
+                <w:color w:val="6B6B6B"/>
+                <w:sz w:val="15"/>
+                <w:szCs w:val="15"/>
+              </w:rPr>
+              <w:t xml:space="preserve">3</w:t>
+            </w:r>
+          </w:p>
+        </w:tc>
+        <w:tc>
+          <w:tcPr>
+            <w:tcW w:type="dxa" w:w="420"/>
+            <w:tcBorders>
+              <w:top w:val="none" w:color="FFFFFF" w:sz="0"/>
+              <w:left w:val="none" w:color="FFFFFF" w:sz="0"/>
+              <w:bottom w:val="none" w:color="FFFFFF" w:sz="0"/>
+              <w:right w:val="none" w:color="FFFFFF" w:sz="0"/>
+            </w:tcBorders>
+            <w:shd w:fill="FFFFFF" w:color="auto" w:val="clear"/>
+            <w:tcMar>
+              <w:top w:type="dxa" w:w="40"/>
+              <w:left w:type="dxa" w:w="80"/>
+              <w:bottom w:type="dxa" w:w="40"/>
+              <w:right w:type="dxa" w:w="80"/>
+            </w:tcMar>
+            <w:vAlign w:val="center"/>
+          </w:tcPr>
+          <w:p>
+            <w:pPr>
+              <w:jc w:val="center"/>
+            </w:pPr>
+            <w:r>
+              <w:rPr>
+                <w:rFonts w:ascii="Arial" w:cs="Arial" w:eastAsia="Arial" w:hAnsi="Arial"/>
+                <w:color w:val="6B6B6B"/>
+                <w:sz w:val="15"/>
+                <w:szCs w:val="15"/>
+              </w:rPr>
+              <w:t xml:space="preserve">10-12</w:t>
+            </w:r>
+          </w:p>
+        </w:tc>
+        <w:tc>
+          <w:tcPr>
+            <w:tcW w:type="dxa" w:w="680"/>
+            <w:tcBorders>
+              <w:top w:val="none" w:color="FFFFFF" w:sz="0"/>
+              <w:left w:val="none" w:color="FFFFFF" w:sz="0"/>
+              <w:bottom w:val="none" w:color="FFFFFF" w:sz="0"/>
+              <w:right w:val="none" w:color="FFFFFF" w:sz="0"/>
+            </w:tcBorders>
+            <w:shd w:fill="FFFFFF" w:color="auto" w:val="clear"/>
+            <w:tcMar>
+              <w:top w:type="dxa" w:w="40"/>
+              <w:left w:type="dxa" w:w="80"/>
+              <w:bottom w:type="dxa" w:w="40"/>
+              <w:right w:type="dxa" w:w="80"/>
+            </w:tcMar>
+            <w:vAlign w:val="center"/>
+          </w:tcPr>
+          <w:p>
+            <w:pPr>
+              <w:jc w:val="center"/>
+            </w:pPr>
+            <w:r>
+              <w:rPr>
+                <w:rFonts w:ascii="Arial" w:cs="Arial" w:eastAsia="Arial" w:hAnsi="Arial"/>
+                <w:color w:val="6B6B6B"/>
+                <w:sz w:val="15"/>
+                <w:szCs w:val="15"/>
+              </w:rPr>
+              <w:t xml:space="preserve">light-mod band</w:t>
+            </w:r>
+          </w:p>
+        </w:tc>
+        <w:tc>
+          <w:tcPr>
+            <w:tcW w:type="dxa" w:w="540"/>
+            <w:tcBorders>
+              <w:top w:val="none" w:color="FFFFFF" w:sz="0"/>
+              <w:left w:val="none" w:color="FFFFFF" w:sz="0"/>
+              <w:bottom w:val="none" w:color="FFFFFF" w:sz="0"/>
+              <w:right w:val="none" w:color="FFFFFF" w:sz="0"/>
+            </w:tcBorders>
+            <w:shd w:fill="FFFFFF" w:color="auto" w:val="clear"/>
+            <w:tcMar>
+              <w:top w:type="dxa" w:w="40"/>
+              <w:left w:type="dxa" w:w="80"/>
+              <w:bottom w:type="dxa" w:w="40"/>
+              <w:right w:type="dxa" w:w="80"/>
+            </w:tcMar>
+            <w:vAlign w:val="center"/>
+          </w:tcPr>
+          <w:p>
+            <w:pPr>
+              <w:jc w:val="center"/>
+            </w:pPr>
+            <w:r>
+              <w:rPr>
+                <w:rFonts w:ascii="Arial" w:cs="Arial" w:eastAsia="Arial" w:hAnsi="Arial"/>
+                <w:color w:val="6B6B6B"/>
+                <w:sz w:val="15"/>
+                <w:szCs w:val="15"/>
+              </w:rPr>
+              <w:t xml:space="preserve">2-1-2</w:t>
+            </w:r>
+          </w:p>
+        </w:tc>
+        <w:tc>
+          <w:tcPr>
+            <w:tcW w:type="dxa" w:w="440"/>
+            <w:tcBorders>
+              <w:top w:val="none" w:color="FFFFFF" w:sz="0"/>
+              <w:left w:val="none" w:color="FFFFFF" w:sz="0"/>
+              <w:bottom w:val="none" w:color="FFFFFF" w:sz="0"/>
+              <w:right w:val="none" w:color="FFFFFF" w:sz="0"/>
+            </w:tcBorders>
+            <w:shd w:fill="FFFFFF" w:color="auto" w:val="clear"/>
+            <w:tcMar>
+              <w:top w:type="dxa" w:w="40"/>
+              <w:left w:type="dxa" w:w="80"/>
+              <w:bottom w:type="dxa" w:w="40"/>
+              <w:right w:type="dxa" w:w="80"/>
+            </w:tcMar>
+            <w:vAlign w:val="center"/>
+          </w:tcPr>
+          <w:p>
+            <w:pPr>
+              <w:jc w:val="center"/>
+            </w:pPr>
+            <w:r>
+              <w:rPr>
+                <w:rFonts w:ascii="Arial" w:cs="Arial" w:eastAsia="Arial" w:hAnsi="Arial"/>
+                <w:color w:val="6B6B6B"/>
+                <w:sz w:val="15"/>
+                <w:szCs w:val="15"/>
+              </w:rPr>
+              <w:t xml:space="preserve">45s</w:t>
+            </w:r>
+          </w:p>
+        </w:tc>
+        <w:tc>
+          <w:tcPr>
+            <w:tcW w:type="dxa" w:w="5580"/>
+            <w:tcBorders>
+              <w:top w:val="none" w:color="FFFFFF" w:sz="0"/>
+              <w:left w:val="none" w:color="FFFFFF" w:sz="0"/>
+              <w:bottom w:val="none" w:color="FFFFFF" w:sz="0"/>
+              <w:right w:val="none" w:color="FFFFFF" w:sz="0"/>
+            </w:tcBorders>
+            <w:shd w:fill="FFFFFF" w:color="auto" w:val="clear"/>
+            <w:tcMar>
+              <w:top w:type="dxa" w:w="40"/>
+              <w:left w:type="dxa" w:w="80"/>
+              <w:bottom w:type="dxa" w:w="40"/>
+              <w:right w:type="dxa" w:w="80"/>
+            </w:tcMar>
+            <w:vAlign w:val="center"/>
+          </w:tcPr>
+          <w:p>
+            <w:r>
+              <w:rPr>
+                <w:rFonts w:ascii="Arial" w:cs="Arial" w:eastAsia="Arial" w:hAnsi="Arial"/>
+                <w:color w:val="6B6B6B"/>
+                <w:sz w:val="17"/>
+                <w:szCs w:val="17"/>
+              </w:rPr>
+              <w:t xml:space="preserve">New this update. No bench support — standing, anti-rotation core demand throughout the press. Press straight ahead, resist trunk rotation, control the return.</w:t>
+            </w:r>
+          </w:p>
+        </w:tc>
+      </w:tr>
     </w:tbl>
     <w:p>
       <w:pPr>
@@ -6073,6 +6302,31 @@
           <w:szCs w:val="17"/>
         </w:rPr>
         <w:t xml:space="preserve">B — Accessory</w:t>
+      </w:r>
+    </w:p>
+    <w:p>
+      <w:pPr>
+        <w:spacing w:after="80"/>
+      </w:pPr>
+      <w:r>
+        <w:rPr>
+          <w:rFonts w:ascii="Arial" w:cs="Arial" w:eastAsia="Arial" w:hAnsi="Arial"/>
+          <w:b/>
+          <w:bCs/>
+          <w:color w:val="C9A227"/>
+          <w:sz w:val="17"/>
+          <w:szCs w:val="17"/>
+        </w:rPr>
+        <w:t xml:space="preserve">Why:  </w:t>
+      </w:r>
+      <w:r>
+        <w:rPr>
+          <w:rFonts w:ascii="Arial" w:cs="Arial" w:eastAsia="Arial" w:hAnsi="Arial"/>
+          <w:color w:val="2C2C2C"/>
+          <w:sz w:val="17"/>
+          <w:szCs w:val="17"/>
+        </w:rPr>
+        <w:t xml:space="preserve">Face Pulls lead for rear-delt/rotator health. DB Deadlift → Farmer Carry Combo and Static Overhead DB Hold (Walking) are added this update — both explicitly framed by the PT as direct running-economy transfer, given Nancy's documented running-knee-health goal: grip, gait, and anti-lateral-flexion core demand under load carry over directly to running mechanics. Landmine Shoulder Press is sequenced between the two carry-pattern additions to avoid stacking 3 consecutive loaded-carry exercises in a row (Antagonist Rotation Rule).</w:t>
       </w:r>
     </w:p>
     <w:tbl>
@@ -6797,6 +7051,706 @@
                 <w:szCs w:val="17"/>
               </w:rPr>
               <w:t xml:space="preserve">Tall posture; tight core</w:t>
+            </w:r>
+          </w:p>
+        </w:tc>
+      </w:tr>
+      <w:tr>
+        <w:tc>
+          <w:tcPr>
+            <w:tcW w:type="dxa" w:w="2400"/>
+            <w:tcBorders>
+              <w:top w:val="none" w:color="FFFFFF" w:sz="0"/>
+              <w:left w:val="none" w:color="FFFFFF" w:sz="0"/>
+              <w:bottom w:val="none" w:color="FFFFFF" w:sz="0"/>
+              <w:right w:val="none" w:color="FFFFFF" w:sz="0"/>
+            </w:tcBorders>
+            <w:shd w:fill="FAF3E0" w:color="auto" w:val="clear"/>
+            <w:tcMar>
+              <w:top w:type="dxa" w:w="40"/>
+              <w:left w:type="dxa" w:w="80"/>
+              <w:bottom w:type="dxa" w:w="40"/>
+              <w:right w:type="dxa" w:w="80"/>
+            </w:tcMar>
+            <w:vAlign w:val="center"/>
+          </w:tcPr>
+          <w:p>
+            <w:r>
+              <w:rPr>
+                <w:rFonts w:ascii="Arial" w:cs="Arial" w:eastAsia="Arial" w:hAnsi="Arial"/>
+                <w:b/>
+                <w:bCs/>
+                <w:color w:val="2C2C2C"/>
+                <w:sz w:val="18"/>
+                <w:szCs w:val="18"/>
+              </w:rPr>
+              <w:t xml:space="preserve">Landmine Shoulder Press</w:t>
+            </w:r>
+          </w:p>
+        </w:tc>
+        <w:tc>
+          <w:tcPr>
+            <w:tcW w:type="dxa" w:w="380"/>
+            <w:tcBorders>
+              <w:top w:val="none" w:color="FFFFFF" w:sz="0"/>
+              <w:left w:val="none" w:color="FFFFFF" w:sz="0"/>
+              <w:bottom w:val="none" w:color="FFFFFF" w:sz="0"/>
+              <w:right w:val="none" w:color="FFFFFF" w:sz="0"/>
+            </w:tcBorders>
+            <w:shd w:fill="FAF3E0" w:color="auto" w:val="clear"/>
+            <w:tcMar>
+              <w:top w:type="dxa" w:w="40"/>
+              <w:left w:type="dxa" w:w="80"/>
+              <w:bottom w:type="dxa" w:w="40"/>
+              <w:right w:type="dxa" w:w="80"/>
+            </w:tcMar>
+            <w:vAlign w:val="center"/>
+          </w:tcPr>
+          <w:p>
+            <w:pPr>
+              <w:jc w:val="center"/>
+            </w:pPr>
+            <w:r>
+              <w:rPr>
+                <w:rFonts w:ascii="Arial" w:cs="Arial" w:eastAsia="Arial" w:hAnsi="Arial"/>
+                <w:color w:val="6B6B6B"/>
+                <w:sz w:val="15"/>
+                <w:szCs w:val="15"/>
+              </w:rPr>
+              <w:t xml:space="preserve">3</w:t>
+            </w:r>
+          </w:p>
+        </w:tc>
+        <w:tc>
+          <w:tcPr>
+            <w:tcW w:type="dxa" w:w="420"/>
+            <w:tcBorders>
+              <w:top w:val="none" w:color="FFFFFF" w:sz="0"/>
+              <w:left w:val="none" w:color="FFFFFF" w:sz="0"/>
+              <w:bottom w:val="none" w:color="FFFFFF" w:sz="0"/>
+              <w:right w:val="none" w:color="FFFFFF" w:sz="0"/>
+            </w:tcBorders>
+            <w:shd w:fill="FAF3E0" w:color="auto" w:val="clear"/>
+            <w:tcMar>
+              <w:top w:type="dxa" w:w="40"/>
+              <w:left w:type="dxa" w:w="80"/>
+              <w:bottom w:type="dxa" w:w="40"/>
+              <w:right w:type="dxa" w:w="80"/>
+            </w:tcMar>
+            <w:vAlign w:val="center"/>
+          </w:tcPr>
+          <w:p>
+            <w:pPr>
+              <w:jc w:val="center"/>
+            </w:pPr>
+            <w:r>
+              <w:rPr>
+                <w:rFonts w:ascii="Arial" w:cs="Arial" w:eastAsia="Arial" w:hAnsi="Arial"/>
+                <w:color w:val="6B6B6B"/>
+                <w:sz w:val="15"/>
+                <w:szCs w:val="15"/>
+              </w:rPr>
+              <w:t xml:space="preserve">8-10/side</w:t>
+            </w:r>
+          </w:p>
+        </w:tc>
+        <w:tc>
+          <w:tcPr>
+            <w:tcW w:type="dxa" w:w="680"/>
+            <w:tcBorders>
+              <w:top w:val="none" w:color="FFFFFF" w:sz="0"/>
+              <w:left w:val="none" w:color="FFFFFF" w:sz="0"/>
+              <w:bottom w:val="none" w:color="FFFFFF" w:sz="0"/>
+              <w:right w:val="none" w:color="FFFFFF" w:sz="0"/>
+            </w:tcBorders>
+            <w:shd w:fill="FAF3E0" w:color="auto" w:val="clear"/>
+            <w:tcMar>
+              <w:top w:type="dxa" w:w="40"/>
+              <w:left w:type="dxa" w:w="80"/>
+              <w:bottom w:type="dxa" w:w="40"/>
+              <w:right w:type="dxa" w:w="80"/>
+            </w:tcMar>
+            <w:vAlign w:val="center"/>
+          </w:tcPr>
+          <w:p>
+            <w:pPr>
+              <w:jc w:val="center"/>
+            </w:pPr>
+            <w:r>
+              <w:rPr>
+                <w:rFonts w:ascii="Arial" w:cs="Arial" w:eastAsia="Arial" w:hAnsi="Arial"/>
+                <w:color w:val="6B6B6B"/>
+                <w:sz w:val="15"/>
+                <w:szCs w:val="15"/>
+              </w:rPr>
+              <w:t xml:space="preserve">light-mod — coach discretion</w:t>
+            </w:r>
+          </w:p>
+        </w:tc>
+        <w:tc>
+          <w:tcPr>
+            <w:tcW w:type="dxa" w:w="540"/>
+            <w:tcBorders>
+              <w:top w:val="none" w:color="FFFFFF" w:sz="0"/>
+              <w:left w:val="none" w:color="FFFFFF" w:sz="0"/>
+              <w:bottom w:val="none" w:color="FFFFFF" w:sz="0"/>
+              <w:right w:val="none" w:color="FFFFFF" w:sz="0"/>
+            </w:tcBorders>
+            <w:shd w:fill="FAF3E0" w:color="auto" w:val="clear"/>
+            <w:tcMar>
+              <w:top w:type="dxa" w:w="40"/>
+              <w:left w:type="dxa" w:w="80"/>
+              <w:bottom w:type="dxa" w:w="40"/>
+              <w:right w:type="dxa" w:w="80"/>
+            </w:tcMar>
+            <w:vAlign w:val="center"/>
+          </w:tcPr>
+          <w:p>
+            <w:pPr>
+              <w:jc w:val="center"/>
+            </w:pPr>
+            <w:r>
+              <w:rPr>
+                <w:rFonts w:ascii="Arial" w:cs="Arial" w:eastAsia="Arial" w:hAnsi="Arial"/>
+                <w:color w:val="6B6B6B"/>
+                <w:sz w:val="15"/>
+                <w:szCs w:val="15"/>
+              </w:rPr>
+              <w:t xml:space="preserve">2-1-2</w:t>
+            </w:r>
+          </w:p>
+        </w:tc>
+        <w:tc>
+          <w:tcPr>
+            <w:tcW w:type="dxa" w:w="440"/>
+            <w:tcBorders>
+              <w:top w:val="none" w:color="FFFFFF" w:sz="0"/>
+              <w:left w:val="none" w:color="FFFFFF" w:sz="0"/>
+              <w:bottom w:val="none" w:color="FFFFFF" w:sz="0"/>
+              <w:right w:val="none" w:color="FFFFFF" w:sz="0"/>
+            </w:tcBorders>
+            <w:shd w:fill="FAF3E0" w:color="auto" w:val="clear"/>
+            <w:tcMar>
+              <w:top w:type="dxa" w:w="40"/>
+              <w:left w:type="dxa" w:w="80"/>
+              <w:bottom w:type="dxa" w:w="40"/>
+              <w:right w:type="dxa" w:w="80"/>
+            </w:tcMar>
+            <w:vAlign w:val="center"/>
+          </w:tcPr>
+          <w:p>
+            <w:pPr>
+              <w:jc w:val="center"/>
+            </w:pPr>
+            <w:r>
+              <w:rPr>
+                <w:rFonts w:ascii="Arial" w:cs="Arial" w:eastAsia="Arial" w:hAnsi="Arial"/>
+                <w:color w:val="6B6B6B"/>
+                <w:sz w:val="15"/>
+                <w:szCs w:val="15"/>
+              </w:rPr>
+              <w:t xml:space="preserve">60s</w:t>
+            </w:r>
+          </w:p>
+        </w:tc>
+        <w:tc>
+          <w:tcPr>
+            <w:tcW w:type="dxa" w:w="5580"/>
+            <w:tcBorders>
+              <w:top w:val="none" w:color="FFFFFF" w:sz="0"/>
+              <w:left w:val="none" w:color="FFFFFF" w:sz="0"/>
+              <w:bottom w:val="none" w:color="FFFFFF" w:sz="0"/>
+              <w:right w:val="none" w:color="FFFFFF" w:sz="0"/>
+            </w:tcBorders>
+            <w:shd w:fill="FAF3E0" w:color="auto" w:val="clear"/>
+            <w:tcMar>
+              <w:top w:type="dxa" w:w="40"/>
+              <w:left w:type="dxa" w:w="80"/>
+              <w:bottom w:type="dxa" w:w="40"/>
+              <w:right w:type="dxa" w:w="80"/>
+            </w:tcMar>
+            <w:vAlign w:val="center"/>
+          </w:tcPr>
+          <w:p>
+            <w:r>
+              <w:rPr>
+                <w:rFonts w:ascii="Arial" w:cs="Arial" w:eastAsia="Arial" w:hAnsi="Arial"/>
+                <w:color w:val="6B6B6B"/>
+                <w:sz w:val="17"/>
+                <w:szCs w:val="17"/>
+              </w:rPr>
+              <w:t xml:space="preserve">New this update. Scap-friendly unilateral press — landmine angle reduces shoulder impingement risk vs. a straight vertical press.</w:t>
+            </w:r>
+          </w:p>
+        </w:tc>
+      </w:tr>
+      <w:tr>
+        <w:tc>
+          <w:tcPr>
+            <w:tcW w:type="dxa" w:w="2400"/>
+            <w:tcBorders>
+              <w:top w:val="none" w:color="FFFFFF" w:sz="0"/>
+              <w:left w:val="none" w:color="FFFFFF" w:sz="0"/>
+              <w:bottom w:val="none" w:color="FFFFFF" w:sz="0"/>
+              <w:right w:val="none" w:color="FFFFFF" w:sz="0"/>
+            </w:tcBorders>
+            <w:shd w:fill="FFFFFF" w:color="auto" w:val="clear"/>
+            <w:tcMar>
+              <w:top w:type="dxa" w:w="40"/>
+              <w:left w:type="dxa" w:w="80"/>
+              <w:bottom w:type="dxa" w:w="40"/>
+              <w:right w:type="dxa" w:w="80"/>
+            </w:tcMar>
+            <w:vAlign w:val="center"/>
+          </w:tcPr>
+          <w:p>
+            <w:r>
+              <w:rPr>
+                <w:rFonts w:ascii="Arial" w:cs="Arial" w:eastAsia="Arial" w:hAnsi="Arial"/>
+                <w:b/>
+                <w:bCs/>
+                <w:color w:val="2C2C2C"/>
+                <w:sz w:val="18"/>
+                <w:szCs w:val="18"/>
+              </w:rPr>
+              <w:t xml:space="preserve">DB Deadlift → Farmer Carry Combo</w:t>
+            </w:r>
+          </w:p>
+          <w:p>
+            <w:r>
+              <w:rPr>
+                <w:rFonts w:ascii="Arial" w:cs="Arial" w:eastAsia="Arial" w:hAnsi="Arial"/>
+                <w:i/>
+                <w:iCs/>
+                <w:color w:val="6B6B6B"/>
+                <w:sz w:val="14"/>
+                <w:szCs w:val="14"/>
+              </w:rPr>
+              <w:t xml:space="preserve">Running-economy transfer, per the 8/12 PT session — hinge + loaded-carry combination targets the same grip/gait/core-stability qualities that support running mechanics.</w:t>
+            </w:r>
+          </w:p>
+        </w:tc>
+        <w:tc>
+          <w:tcPr>
+            <w:tcW w:type="dxa" w:w="380"/>
+            <w:tcBorders>
+              <w:top w:val="none" w:color="FFFFFF" w:sz="0"/>
+              <w:left w:val="none" w:color="FFFFFF" w:sz="0"/>
+              <w:bottom w:val="none" w:color="FFFFFF" w:sz="0"/>
+              <w:right w:val="none" w:color="FFFFFF" w:sz="0"/>
+            </w:tcBorders>
+            <w:shd w:fill="FFFFFF" w:color="auto" w:val="clear"/>
+            <w:tcMar>
+              <w:top w:type="dxa" w:w="40"/>
+              <w:left w:type="dxa" w:w="80"/>
+              <w:bottom w:type="dxa" w:w="40"/>
+              <w:right w:type="dxa" w:w="80"/>
+            </w:tcMar>
+            <w:vAlign w:val="center"/>
+          </w:tcPr>
+          <w:p>
+            <w:pPr>
+              <w:jc w:val="center"/>
+            </w:pPr>
+            <w:r>
+              <w:rPr>
+                <w:rFonts w:ascii="Arial" w:cs="Arial" w:eastAsia="Arial" w:hAnsi="Arial"/>
+                <w:color w:val="6B6B6B"/>
+                <w:sz w:val="15"/>
+                <w:szCs w:val="15"/>
+              </w:rPr>
+              <w:t xml:space="preserve">3</w:t>
+            </w:r>
+          </w:p>
+        </w:tc>
+        <w:tc>
+          <w:tcPr>
+            <w:tcW w:type="dxa" w:w="420"/>
+            <w:tcBorders>
+              <w:top w:val="none" w:color="FFFFFF" w:sz="0"/>
+              <w:left w:val="none" w:color="FFFFFF" w:sz="0"/>
+              <w:bottom w:val="none" w:color="FFFFFF" w:sz="0"/>
+              <w:right w:val="none" w:color="FFFFFF" w:sz="0"/>
+            </w:tcBorders>
+            <w:shd w:fill="FFFFFF" w:color="auto" w:val="clear"/>
+            <w:tcMar>
+              <w:top w:type="dxa" w:w="40"/>
+              <w:left w:type="dxa" w:w="80"/>
+              <w:bottom w:type="dxa" w:w="40"/>
+              <w:right w:type="dxa" w:w="80"/>
+            </w:tcMar>
+            <w:vAlign w:val="center"/>
+          </w:tcPr>
+          <w:p>
+            <w:pPr>
+              <w:jc w:val="center"/>
+            </w:pPr>
+            <w:r>
+              <w:rPr>
+                <w:rFonts w:ascii="Arial" w:cs="Arial" w:eastAsia="Arial" w:hAnsi="Arial"/>
+                <w:color w:val="6B6B6B"/>
+                <w:sz w:val="15"/>
+                <w:szCs w:val="15"/>
+              </w:rPr>
+              <w:t xml:space="preserve">6-8 DL into 20-30 yd carry</w:t>
+            </w:r>
+          </w:p>
+        </w:tc>
+        <w:tc>
+          <w:tcPr>
+            <w:tcW w:type="dxa" w:w="680"/>
+            <w:tcBorders>
+              <w:top w:val="none" w:color="FFFFFF" w:sz="0"/>
+              <w:left w:val="none" w:color="FFFFFF" w:sz="0"/>
+              <w:bottom w:val="none" w:color="FFFFFF" w:sz="0"/>
+              <w:right w:val="none" w:color="FFFFFF" w:sz="0"/>
+            </w:tcBorders>
+            <w:shd w:fill="FFFFFF" w:color="auto" w:val="clear"/>
+            <w:tcMar>
+              <w:top w:type="dxa" w:w="40"/>
+              <w:left w:type="dxa" w:w="80"/>
+              <w:bottom w:type="dxa" w:w="40"/>
+              <w:right w:type="dxa" w:w="80"/>
+            </w:tcMar>
+            <w:vAlign w:val="center"/>
+          </w:tcPr>
+          <w:p>
+            <w:pPr>
+              <w:jc w:val="center"/>
+            </w:pPr>
+            <w:r>
+              <w:rPr>
+                <w:rFonts w:ascii="Arial" w:cs="Arial" w:eastAsia="Arial" w:hAnsi="Arial"/>
+                <w:color w:val="6B6B6B"/>
+                <w:sz w:val="15"/>
+                <w:szCs w:val="15"/>
+              </w:rPr>
+              <w:t xml:space="preserve">moderate — coach discretion</w:t>
+            </w:r>
+          </w:p>
+        </w:tc>
+        <w:tc>
+          <w:tcPr>
+            <w:tcW w:type="dxa" w:w="540"/>
+            <w:tcBorders>
+              <w:top w:val="none" w:color="FFFFFF" w:sz="0"/>
+              <w:left w:val="none" w:color="FFFFFF" w:sz="0"/>
+              <w:bottom w:val="none" w:color="FFFFFF" w:sz="0"/>
+              <w:right w:val="none" w:color="FFFFFF" w:sz="0"/>
+            </w:tcBorders>
+            <w:shd w:fill="FFFFFF" w:color="auto" w:val="clear"/>
+            <w:tcMar>
+              <w:top w:type="dxa" w:w="40"/>
+              <w:left w:type="dxa" w:w="80"/>
+              <w:bottom w:type="dxa" w:w="40"/>
+              <w:right w:type="dxa" w:w="80"/>
+            </w:tcMar>
+            <w:vAlign w:val="center"/>
+          </w:tcPr>
+          <w:p>
+            <w:pPr>
+              <w:jc w:val="center"/>
+            </w:pPr>
+            <w:r>
+              <w:rPr>
+                <w:rFonts w:ascii="Arial" w:cs="Arial" w:eastAsia="Arial" w:hAnsi="Arial"/>
+                <w:color w:val="6B6B6B"/>
+                <w:sz w:val="15"/>
+                <w:szCs w:val="15"/>
+              </w:rPr>
+              <w:t xml:space="preserve">controlled</w:t>
+            </w:r>
+          </w:p>
+        </w:tc>
+        <w:tc>
+          <w:tcPr>
+            <w:tcW w:type="dxa" w:w="440"/>
+            <w:tcBorders>
+              <w:top w:val="none" w:color="FFFFFF" w:sz="0"/>
+              <w:left w:val="none" w:color="FFFFFF" w:sz="0"/>
+              <w:bottom w:val="none" w:color="FFFFFF" w:sz="0"/>
+              <w:right w:val="none" w:color="FFFFFF" w:sz="0"/>
+            </w:tcBorders>
+            <w:shd w:fill="FFFFFF" w:color="auto" w:val="clear"/>
+            <w:tcMar>
+              <w:top w:type="dxa" w:w="40"/>
+              <w:left w:type="dxa" w:w="80"/>
+              <w:bottom w:type="dxa" w:w="40"/>
+              <w:right w:type="dxa" w:w="80"/>
+            </w:tcMar>
+            <w:vAlign w:val="center"/>
+          </w:tcPr>
+          <w:p>
+            <w:pPr>
+              <w:jc w:val="center"/>
+            </w:pPr>
+            <w:r>
+              <w:rPr>
+                <w:rFonts w:ascii="Arial" w:cs="Arial" w:eastAsia="Arial" w:hAnsi="Arial"/>
+                <w:color w:val="6B6B6B"/>
+                <w:sz w:val="15"/>
+                <w:szCs w:val="15"/>
+              </w:rPr>
+              <w:t xml:space="preserve">75s</w:t>
+            </w:r>
+          </w:p>
+        </w:tc>
+        <w:tc>
+          <w:tcPr>
+            <w:tcW w:type="dxa" w:w="5580"/>
+            <w:tcBorders>
+              <w:top w:val="none" w:color="FFFFFF" w:sz="0"/>
+              <w:left w:val="none" w:color="FFFFFF" w:sz="0"/>
+              <w:bottom w:val="none" w:color="FFFFFF" w:sz="0"/>
+              <w:right w:val="none" w:color="FFFFFF" w:sz="0"/>
+            </w:tcBorders>
+            <w:shd w:fill="FFFFFF" w:color="auto" w:val="clear"/>
+            <w:tcMar>
+              <w:top w:type="dxa" w:w="40"/>
+              <w:left w:type="dxa" w:w="80"/>
+              <w:bottom w:type="dxa" w:w="40"/>
+              <w:right w:type="dxa" w:w="80"/>
+            </w:tcMar>
+            <w:vAlign w:val="center"/>
+          </w:tcPr>
+          <w:p>
+            <w:r>
+              <w:rPr>
+                <w:rFonts w:ascii="Arial" w:cs="Arial" w:eastAsia="Arial" w:hAnsi="Arial"/>
+                <w:color w:val="6B6B6B"/>
+                <w:sz w:val="17"/>
+                <w:szCs w:val="17"/>
+              </w:rPr>
+              <w:t xml:space="preserve">New this update. Hinge into an immediate loaded carry — grip, gait, and anti-lateral-flexion core demand in one continuous drill. PT-framed as direct running-economy transfer.</w:t>
+            </w:r>
+          </w:p>
+        </w:tc>
+      </w:tr>
+      <w:tr>
+        <w:tc>
+          <w:tcPr>
+            <w:tcW w:type="dxa" w:w="2400"/>
+            <w:tcBorders>
+              <w:top w:val="none" w:color="FFFFFF" w:sz="0"/>
+              <w:left w:val="none" w:color="FFFFFF" w:sz="0"/>
+              <w:bottom w:val="none" w:color="FFFFFF" w:sz="0"/>
+              <w:right w:val="none" w:color="FFFFFF" w:sz="0"/>
+            </w:tcBorders>
+            <w:shd w:fill="FAF3E0" w:color="auto" w:val="clear"/>
+            <w:tcMar>
+              <w:top w:type="dxa" w:w="40"/>
+              <w:left w:type="dxa" w:w="80"/>
+              <w:bottom w:type="dxa" w:w="40"/>
+              <w:right w:type="dxa" w:w="80"/>
+            </w:tcMar>
+            <w:vAlign w:val="center"/>
+          </w:tcPr>
+          <w:p>
+            <w:r>
+              <w:rPr>
+                <w:rFonts w:ascii="Arial" w:cs="Arial" w:eastAsia="Arial" w:hAnsi="Arial"/>
+                <w:b/>
+                <w:bCs/>
+                <w:color w:val="2C2C2C"/>
+                <w:sz w:val="18"/>
+                <w:szCs w:val="18"/>
+              </w:rPr>
+              <w:t xml:space="preserve">Static Overhead DB Hold (Walking)</w:t>
+            </w:r>
+          </w:p>
+        </w:tc>
+        <w:tc>
+          <w:tcPr>
+            <w:tcW w:type="dxa" w:w="380"/>
+            <w:tcBorders>
+              <w:top w:val="none" w:color="FFFFFF" w:sz="0"/>
+              <w:left w:val="none" w:color="FFFFFF" w:sz="0"/>
+              <w:bottom w:val="none" w:color="FFFFFF" w:sz="0"/>
+              <w:right w:val="none" w:color="FFFFFF" w:sz="0"/>
+            </w:tcBorders>
+            <w:shd w:fill="FAF3E0" w:color="auto" w:val="clear"/>
+            <w:tcMar>
+              <w:top w:type="dxa" w:w="40"/>
+              <w:left w:type="dxa" w:w="80"/>
+              <w:bottom w:type="dxa" w:w="40"/>
+              <w:right w:type="dxa" w:w="80"/>
+            </w:tcMar>
+            <w:vAlign w:val="center"/>
+          </w:tcPr>
+          <w:p>
+            <w:pPr>
+              <w:jc w:val="center"/>
+            </w:pPr>
+            <w:r>
+              <w:rPr>
+                <w:rFonts w:ascii="Arial" w:cs="Arial" w:eastAsia="Arial" w:hAnsi="Arial"/>
+                <w:color w:val="6B6B6B"/>
+                <w:sz w:val="15"/>
+                <w:szCs w:val="15"/>
+              </w:rPr>
+              <w:t xml:space="preserve">2-3</w:t>
+            </w:r>
+          </w:p>
+        </w:tc>
+        <w:tc>
+          <w:tcPr>
+            <w:tcW w:type="dxa" w:w="420"/>
+            <w:tcBorders>
+              <w:top w:val="none" w:color="FFFFFF" w:sz="0"/>
+              <w:left w:val="none" w:color="FFFFFF" w:sz="0"/>
+              <w:bottom w:val="none" w:color="FFFFFF" w:sz="0"/>
+              <w:right w:val="none" w:color="FFFFFF" w:sz="0"/>
+            </w:tcBorders>
+            <w:shd w:fill="FAF3E0" w:color="auto" w:val="clear"/>
+            <w:tcMar>
+              <w:top w:type="dxa" w:w="40"/>
+              <w:left w:type="dxa" w:w="80"/>
+              <w:bottom w:type="dxa" w:w="40"/>
+              <w:right w:type="dxa" w:w="80"/>
+            </w:tcMar>
+            <w:vAlign w:val="center"/>
+          </w:tcPr>
+          <w:p>
+            <w:pPr>
+              <w:jc w:val="center"/>
+            </w:pPr>
+            <w:r>
+              <w:rPr>
+                <w:rFonts w:ascii="Arial" w:cs="Arial" w:eastAsia="Arial" w:hAnsi="Arial"/>
+                <w:color w:val="6B6B6B"/>
+                <w:sz w:val="15"/>
+                <w:szCs w:val="15"/>
+              </w:rPr>
+              <w:t xml:space="preserve">20-30 yd</w:t>
+            </w:r>
+          </w:p>
+        </w:tc>
+        <w:tc>
+          <w:tcPr>
+            <w:tcW w:type="dxa" w:w="680"/>
+            <w:tcBorders>
+              <w:top w:val="none" w:color="FFFFFF" w:sz="0"/>
+              <w:left w:val="none" w:color="FFFFFF" w:sz="0"/>
+              <w:bottom w:val="none" w:color="FFFFFF" w:sz="0"/>
+              <w:right w:val="none" w:color="FFFFFF" w:sz="0"/>
+            </w:tcBorders>
+            <w:shd w:fill="FAF3E0" w:color="auto" w:val="clear"/>
+            <w:tcMar>
+              <w:top w:type="dxa" w:w="40"/>
+              <w:left w:type="dxa" w:w="80"/>
+              <w:bottom w:type="dxa" w:w="40"/>
+              <w:right w:type="dxa" w:w="80"/>
+            </w:tcMar>
+            <w:vAlign w:val="center"/>
+          </w:tcPr>
+          <w:p>
+            <w:pPr>
+              <w:jc w:val="center"/>
+            </w:pPr>
+            <w:r>
+              <w:rPr>
+                <w:rFonts w:ascii="Arial" w:cs="Arial" w:eastAsia="Arial" w:hAnsi="Arial"/>
+                <w:color w:val="6B6B6B"/>
+                <w:sz w:val="15"/>
+                <w:szCs w:val="15"/>
+              </w:rPr>
+              <w:t xml:space="preserve">light-mod DB — coach discretion</w:t>
+            </w:r>
+          </w:p>
+        </w:tc>
+        <w:tc>
+          <w:tcPr>
+            <w:tcW w:type="dxa" w:w="540"/>
+            <w:tcBorders>
+              <w:top w:val="none" w:color="FFFFFF" w:sz="0"/>
+              <w:left w:val="none" w:color="FFFFFF" w:sz="0"/>
+              <w:bottom w:val="none" w:color="FFFFFF" w:sz="0"/>
+              <w:right w:val="none" w:color="FFFFFF" w:sz="0"/>
+            </w:tcBorders>
+            <w:shd w:fill="FAF3E0" w:color="auto" w:val="clear"/>
+            <w:tcMar>
+              <w:top w:type="dxa" w:w="40"/>
+              <w:left w:type="dxa" w:w="80"/>
+              <w:bottom w:type="dxa" w:w="40"/>
+              <w:right w:type="dxa" w:w="80"/>
+            </w:tcMar>
+            <w:vAlign w:val="center"/>
+          </w:tcPr>
+          <w:p>
+            <w:pPr>
+              <w:jc w:val="center"/>
+            </w:pPr>
+            <w:r>
+              <w:rPr>
+                <w:rFonts w:ascii="Arial" w:cs="Arial" w:eastAsia="Arial" w:hAnsi="Arial"/>
+                <w:color w:val="6B6B6B"/>
+                <w:sz w:val="15"/>
+                <w:szCs w:val="15"/>
+              </w:rPr>
+              <w:t xml:space="preserve">controlled walk</w:t>
+            </w:r>
+          </w:p>
+        </w:tc>
+        <w:tc>
+          <w:tcPr>
+            <w:tcW w:type="dxa" w:w="440"/>
+            <w:tcBorders>
+              <w:top w:val="none" w:color="FFFFFF" w:sz="0"/>
+              <w:left w:val="none" w:color="FFFFFF" w:sz="0"/>
+              <w:bottom w:val="none" w:color="FFFFFF" w:sz="0"/>
+              <w:right w:val="none" w:color="FFFFFF" w:sz="0"/>
+            </w:tcBorders>
+            <w:shd w:fill="FAF3E0" w:color="auto" w:val="clear"/>
+            <w:tcMar>
+              <w:top w:type="dxa" w:w="40"/>
+              <w:left w:type="dxa" w:w="80"/>
+              <w:bottom w:type="dxa" w:w="40"/>
+              <w:right w:type="dxa" w:w="80"/>
+            </w:tcMar>
+            <w:vAlign w:val="center"/>
+          </w:tcPr>
+          <w:p>
+            <w:pPr>
+              <w:jc w:val="center"/>
+            </w:pPr>
+            <w:r>
+              <w:rPr>
+                <w:rFonts w:ascii="Arial" w:cs="Arial" w:eastAsia="Arial" w:hAnsi="Arial"/>
+                <w:color w:val="6B6B6B"/>
+                <w:sz w:val="15"/>
+                <w:szCs w:val="15"/>
+              </w:rPr>
+              <w:t xml:space="preserve">60s</w:t>
+            </w:r>
+          </w:p>
+        </w:tc>
+        <w:tc>
+          <w:tcPr>
+            <w:tcW w:type="dxa" w:w="5580"/>
+            <w:tcBorders>
+              <w:top w:val="none" w:color="FFFFFF" w:sz="0"/>
+              <w:left w:val="none" w:color="FFFFFF" w:sz="0"/>
+              <w:bottom w:val="none" w:color="FFFFFF" w:sz="0"/>
+              <w:right w:val="none" w:color="FFFFFF" w:sz="0"/>
+            </w:tcBorders>
+            <w:shd w:fill="FAF3E0" w:color="auto" w:val="clear"/>
+            <w:tcMar>
+              <w:top w:type="dxa" w:w="40"/>
+              <w:left w:type="dxa" w:w="80"/>
+              <w:bottom w:type="dxa" w:w="40"/>
+              <w:right w:type="dxa" w:w="80"/>
+            </w:tcMar>
+            <w:vAlign w:val="center"/>
+          </w:tcPr>
+          <w:p>
+            <w:r>
+              <w:rPr>
+                <w:rFonts w:ascii="Arial" w:cs="Arial" w:eastAsia="Arial" w:hAnsi="Arial"/>
+                <w:color w:val="6B6B6B"/>
+                <w:sz w:val="17"/>
+                <w:szCs w:val="17"/>
+              </w:rPr>
+              <w:t xml:space="preserve">New this update. Overhead isometric hold while walking — shoulder stability, thoracic extension, core anti-extension, and gait control combined. PT-framed as direct running-economy transfer.</w:t>
             </w:r>
           </w:p>
         </w:tc>

--- a/clients/nancy_avitable/Nancy_Avitable_3Day_Training_Plan_Client_View.docx
+++ b/clients/nancy_avitable/Nancy_Avitable_3Day_Training_Plan_Client_View.docx
@@ -673,7 +673,7 @@
                 <w:sz w:val="16"/>
                 <w:szCs w:val="16"/>
               </w:rPr>
-              <w:t xml:space="preserve">Wk1: 90 lbs x5 → Wk4: 100 lbs x5 — Day 3 Block A primary strength lift</w:t>
+              <w:t xml:space="preserve">Wk1: 90 lbs x5 → Wk4: 100 lbs x5 — Day 3 Block B primary strength lift</w:t>
             </w:r>
           </w:p>
         </w:tc>
@@ -1241,7 +1241,7 @@
                 <w:sz w:val="16"/>
                 <w:szCs w:val="16"/>
               </w:rPr>
-              <w:t xml:space="preserve">Informs Day 3 Block A Weighted Step-Up Wk1: 17.5 lbs/hand → Wk4: 20 lbs/hand</w:t>
+              <w:t xml:space="preserve">Informs Day 3 Block B Weighted Step-Up Wk1: 17.5 lbs/hand → Wk4: 20 lbs/hand</w:t>
             </w:r>
           </w:p>
         </w:tc>
@@ -2376,7 +2376,7 @@
           <w:sz w:val="17"/>
           <w:szCs w:val="17"/>
         </w:rPr>
-        <w:t xml:space="preserve">5–7 min cycle + dynamic lateral band walks (2×20) + single-leg glute bridges 2×10 each side</w:t>
+        <w:t xml:space="preserve">5–7 min cycle + single-leg glute bridges 2×10 each side</w:t>
       </w:r>
     </w:p>
     <w:p>
@@ -2417,7 +2417,7 @@
           <w:sz w:val="17"/>
           <w:szCs w:val="17"/>
         </w:rPr>
-        <w:t xml:space="preserve">Two exercises to re-balance left glute med activation.</w:t>
+        <w:t xml:space="preserve">Three exercises to re-balance left glute med activation and support running knee health — lateral hip strength directly supports knee tracking on every run.</w:t>
       </w:r>
     </w:p>
     <w:tbl>
@@ -2717,7 +2717,7 @@
                 <w:sz w:val="18"/>
                 <w:szCs w:val="18"/>
               </w:rPr>
-              <w:t xml:space="preserve">Side-Lying Hip Abduction (Slow)</w:t>
+              <w:t xml:space="preserve">Lateral Band Walk</w:t>
             </w:r>
           </w:p>
           <w:p>
@@ -2730,7 +2730,7 @@
                 <w:sz w:val="14"/>
                 <w:szCs w:val="14"/>
               </w:rPr>
-              <w:t xml:space="preserve">Left focus</w:t>
+              <w:t xml:space="preserve">Knee-health corrective — runner priority</w:t>
             </w:r>
           </w:p>
         </w:tc>
@@ -2763,7 +2763,7 @@
                 <w:sz w:val="15"/>
                 <w:szCs w:val="15"/>
               </w:rPr>
-              <w:t xml:space="preserve">3</w:t>
+              <w:t xml:space="preserve">2</w:t>
             </w:r>
           </w:p>
         </w:tc>
@@ -2796,7 +2796,7 @@
                 <w:sz w:val="15"/>
                 <w:szCs w:val="15"/>
               </w:rPr>
-              <w:t xml:space="preserve">12</w:t>
+              <w:t xml:space="preserve">20 steps ea. dir.</w:t>
             </w:r>
           </w:p>
         </w:tc>
@@ -2829,7 +2829,7 @@
                 <w:sz w:val="15"/>
                 <w:szCs w:val="15"/>
               </w:rPr>
-              <w:t xml:space="preserve">bodyweight</w:t>
+              <w:t xml:space="preserve">mini-band — light-mod</w:t>
             </w:r>
           </w:p>
         </w:tc>
@@ -2862,7 +2862,7 @@
                 <w:sz w:val="15"/>
                 <w:szCs w:val="15"/>
               </w:rPr>
-              <w:t xml:space="preserve">3-0-1</w:t>
+              <w:t xml:space="preserve">controlled</w:t>
             </w:r>
           </w:p>
         </w:tc>
@@ -2895,7 +2895,7 @@
                 <w:sz w:val="15"/>
                 <w:szCs w:val="15"/>
               </w:rPr>
-              <w:t xml:space="preserve">45s</w:t>
+              <w:t xml:space="preserve">30s</w:t>
             </w:r>
           </w:p>
         </w:tc>
@@ -2925,7 +2925,7 @@
                 <w:sz w:val="17"/>
                 <w:szCs w:val="17"/>
               </w:rPr>
-              <w:t xml:space="preserve">Lead with heel; no pelvic tilt; 1-2s hold top</w:t>
+              <w:t xml:space="preserve">Knees track over toes; keep band tension</w:t>
             </w:r>
           </w:p>
         </w:tc>
@@ -2959,7 +2959,7 @@
                 <w:sz w:val="18"/>
                 <w:szCs w:val="18"/>
               </w:rPr>
-              <w:t xml:space="preserve">Banded Standing Hip Abduction (Left Emphasis)</w:t>
+              <w:t xml:space="preserve">Side-Lying Hip Abduction (Slow)</w:t>
             </w:r>
           </w:p>
           <w:p>
@@ -2972,6 +2972,248 @@
                 <w:sz w:val="14"/>
                 <w:szCs w:val="14"/>
               </w:rPr>
+              <w:t xml:space="preserve">Left focus</w:t>
+            </w:r>
+          </w:p>
+        </w:tc>
+        <w:tc>
+          <w:tcPr>
+            <w:tcW w:type="dxa" w:w="380"/>
+            <w:tcBorders>
+              <w:top w:val="none" w:color="FFFFFF" w:sz="0"/>
+              <w:left w:val="none" w:color="FFFFFF" w:sz="0"/>
+              <w:bottom w:val="none" w:color="FFFFFF" w:sz="0"/>
+              <w:right w:val="none" w:color="FFFFFF" w:sz="0"/>
+            </w:tcBorders>
+            <w:shd w:fill="FFFFFF" w:color="auto" w:val="clear"/>
+            <w:tcMar>
+              <w:top w:type="dxa" w:w="40"/>
+              <w:left w:type="dxa" w:w="80"/>
+              <w:bottom w:type="dxa" w:w="40"/>
+              <w:right w:type="dxa" w:w="80"/>
+            </w:tcMar>
+            <w:vAlign w:val="center"/>
+          </w:tcPr>
+          <w:p>
+            <w:pPr>
+              <w:jc w:val="center"/>
+            </w:pPr>
+            <w:r>
+              <w:rPr>
+                <w:rFonts w:ascii="Arial" w:cs="Arial" w:eastAsia="Arial" w:hAnsi="Arial"/>
+                <w:color w:val="6B6B6B"/>
+                <w:sz w:val="15"/>
+                <w:szCs w:val="15"/>
+              </w:rPr>
+              <w:t xml:space="preserve">3</w:t>
+            </w:r>
+          </w:p>
+        </w:tc>
+        <w:tc>
+          <w:tcPr>
+            <w:tcW w:type="dxa" w:w="420"/>
+            <w:tcBorders>
+              <w:top w:val="none" w:color="FFFFFF" w:sz="0"/>
+              <w:left w:val="none" w:color="FFFFFF" w:sz="0"/>
+              <w:bottom w:val="none" w:color="FFFFFF" w:sz="0"/>
+              <w:right w:val="none" w:color="FFFFFF" w:sz="0"/>
+            </w:tcBorders>
+            <w:shd w:fill="FFFFFF" w:color="auto" w:val="clear"/>
+            <w:tcMar>
+              <w:top w:type="dxa" w:w="40"/>
+              <w:left w:type="dxa" w:w="80"/>
+              <w:bottom w:type="dxa" w:w="40"/>
+              <w:right w:type="dxa" w:w="80"/>
+            </w:tcMar>
+            <w:vAlign w:val="center"/>
+          </w:tcPr>
+          <w:p>
+            <w:pPr>
+              <w:jc w:val="center"/>
+            </w:pPr>
+            <w:r>
+              <w:rPr>
+                <w:rFonts w:ascii="Arial" w:cs="Arial" w:eastAsia="Arial" w:hAnsi="Arial"/>
+                <w:color w:val="6B6B6B"/>
+                <w:sz w:val="15"/>
+                <w:szCs w:val="15"/>
+              </w:rPr>
+              <w:t xml:space="preserve">12</w:t>
+            </w:r>
+          </w:p>
+        </w:tc>
+        <w:tc>
+          <w:tcPr>
+            <w:tcW w:type="dxa" w:w="680"/>
+            <w:tcBorders>
+              <w:top w:val="none" w:color="FFFFFF" w:sz="0"/>
+              <w:left w:val="none" w:color="FFFFFF" w:sz="0"/>
+              <w:bottom w:val="none" w:color="FFFFFF" w:sz="0"/>
+              <w:right w:val="none" w:color="FFFFFF" w:sz="0"/>
+            </w:tcBorders>
+            <w:shd w:fill="FFFFFF" w:color="auto" w:val="clear"/>
+            <w:tcMar>
+              <w:top w:type="dxa" w:w="40"/>
+              <w:left w:type="dxa" w:w="80"/>
+              <w:bottom w:type="dxa" w:w="40"/>
+              <w:right w:type="dxa" w:w="80"/>
+            </w:tcMar>
+            <w:vAlign w:val="center"/>
+          </w:tcPr>
+          <w:p>
+            <w:pPr>
+              <w:jc w:val="center"/>
+            </w:pPr>
+            <w:r>
+              <w:rPr>
+                <w:rFonts w:ascii="Arial" w:cs="Arial" w:eastAsia="Arial" w:hAnsi="Arial"/>
+                <w:color w:val="6B6B6B"/>
+                <w:sz w:val="15"/>
+                <w:szCs w:val="15"/>
+              </w:rPr>
+              <w:t xml:space="preserve">bodyweight</w:t>
+            </w:r>
+          </w:p>
+        </w:tc>
+        <w:tc>
+          <w:tcPr>
+            <w:tcW w:type="dxa" w:w="540"/>
+            <w:tcBorders>
+              <w:top w:val="none" w:color="FFFFFF" w:sz="0"/>
+              <w:left w:val="none" w:color="FFFFFF" w:sz="0"/>
+              <w:bottom w:val="none" w:color="FFFFFF" w:sz="0"/>
+              <w:right w:val="none" w:color="FFFFFF" w:sz="0"/>
+            </w:tcBorders>
+            <w:shd w:fill="FFFFFF" w:color="auto" w:val="clear"/>
+            <w:tcMar>
+              <w:top w:type="dxa" w:w="40"/>
+              <w:left w:type="dxa" w:w="80"/>
+              <w:bottom w:type="dxa" w:w="40"/>
+              <w:right w:type="dxa" w:w="80"/>
+            </w:tcMar>
+            <w:vAlign w:val="center"/>
+          </w:tcPr>
+          <w:p>
+            <w:pPr>
+              <w:jc w:val="center"/>
+            </w:pPr>
+            <w:r>
+              <w:rPr>
+                <w:rFonts w:ascii="Arial" w:cs="Arial" w:eastAsia="Arial" w:hAnsi="Arial"/>
+                <w:color w:val="6B6B6B"/>
+                <w:sz w:val="15"/>
+                <w:szCs w:val="15"/>
+              </w:rPr>
+              <w:t xml:space="preserve">3-0-1</w:t>
+            </w:r>
+          </w:p>
+        </w:tc>
+        <w:tc>
+          <w:tcPr>
+            <w:tcW w:type="dxa" w:w="440"/>
+            <w:tcBorders>
+              <w:top w:val="none" w:color="FFFFFF" w:sz="0"/>
+              <w:left w:val="none" w:color="FFFFFF" w:sz="0"/>
+              <w:bottom w:val="none" w:color="FFFFFF" w:sz="0"/>
+              <w:right w:val="none" w:color="FFFFFF" w:sz="0"/>
+            </w:tcBorders>
+            <w:shd w:fill="FFFFFF" w:color="auto" w:val="clear"/>
+            <w:tcMar>
+              <w:top w:type="dxa" w:w="40"/>
+              <w:left w:type="dxa" w:w="80"/>
+              <w:bottom w:type="dxa" w:w="40"/>
+              <w:right w:type="dxa" w:w="80"/>
+            </w:tcMar>
+            <w:vAlign w:val="center"/>
+          </w:tcPr>
+          <w:p>
+            <w:pPr>
+              <w:jc w:val="center"/>
+            </w:pPr>
+            <w:r>
+              <w:rPr>
+                <w:rFonts w:ascii="Arial" w:cs="Arial" w:eastAsia="Arial" w:hAnsi="Arial"/>
+                <w:color w:val="6B6B6B"/>
+                <w:sz w:val="15"/>
+                <w:szCs w:val="15"/>
+              </w:rPr>
+              <w:t xml:space="preserve">45s</w:t>
+            </w:r>
+          </w:p>
+        </w:tc>
+        <w:tc>
+          <w:tcPr>
+            <w:tcW w:type="dxa" w:w="5580"/>
+            <w:tcBorders>
+              <w:top w:val="none" w:color="FFFFFF" w:sz="0"/>
+              <w:left w:val="none" w:color="FFFFFF" w:sz="0"/>
+              <w:bottom w:val="none" w:color="FFFFFF" w:sz="0"/>
+              <w:right w:val="none" w:color="FFFFFF" w:sz="0"/>
+            </w:tcBorders>
+            <w:shd w:fill="FFFFFF" w:color="auto" w:val="clear"/>
+            <w:tcMar>
+              <w:top w:type="dxa" w:w="40"/>
+              <w:left w:type="dxa" w:w="80"/>
+              <w:bottom w:type="dxa" w:w="40"/>
+              <w:right w:type="dxa" w:w="80"/>
+            </w:tcMar>
+            <w:vAlign w:val="center"/>
+          </w:tcPr>
+          <w:p>
+            <w:r>
+              <w:rPr>
+                <w:rFonts w:ascii="Arial" w:cs="Arial" w:eastAsia="Arial" w:hAnsi="Arial"/>
+                <w:color w:val="6B6B6B"/>
+                <w:sz w:val="17"/>
+                <w:szCs w:val="17"/>
+              </w:rPr>
+              <w:t xml:space="preserve">Lead with heel; no pelvic tilt; 1-2s hold top</w:t>
+            </w:r>
+          </w:p>
+        </w:tc>
+      </w:tr>
+      <w:tr>
+        <w:tc>
+          <w:tcPr>
+            <w:tcW w:type="dxa" w:w="2400"/>
+            <w:tcBorders>
+              <w:top w:val="none" w:color="FFFFFF" w:sz="0"/>
+              <w:left w:val="none" w:color="FFFFFF" w:sz="0"/>
+              <w:bottom w:val="none" w:color="FFFFFF" w:sz="0"/>
+              <w:right w:val="none" w:color="FFFFFF" w:sz="0"/>
+            </w:tcBorders>
+            <w:shd w:fill="FFF5F5" w:color="auto" w:val="clear"/>
+            <w:tcMar>
+              <w:top w:type="dxa" w:w="40"/>
+              <w:left w:type="dxa" w:w="80"/>
+              <w:bottom w:type="dxa" w:w="40"/>
+              <w:right w:type="dxa" w:w="80"/>
+            </w:tcMar>
+            <w:vAlign w:val="center"/>
+          </w:tcPr>
+          <w:p>
+            <w:r>
+              <w:rPr>
+                <w:rFonts w:ascii="Arial" w:cs="Arial" w:eastAsia="Arial" w:hAnsi="Arial"/>
+                <w:b/>
+                <w:bCs/>
+                <w:color w:val="2C2C2C"/>
+                <w:sz w:val="18"/>
+                <w:szCs w:val="18"/>
+              </w:rPr>
+              <w:t xml:space="preserve">Banded Standing Hip Abduction (Left Emphasis)</w:t>
+            </w:r>
+          </w:p>
+          <w:p>
+            <w:r>
+              <w:rPr>
+                <w:rFonts w:ascii="Arial" w:cs="Arial" w:eastAsia="Arial" w:hAnsi="Arial"/>
+                <w:i/>
+                <w:iCs/>
+                <w:color w:val="B71C1C"/>
+                <w:sz w:val="14"/>
+                <w:szCs w:val="14"/>
+              </w:rPr>
               <w:t xml:space="preserve">Left corrective</w:t>
             </w:r>
           </w:p>
@@ -2985,7 +3227,7 @@
               <w:bottom w:val="none" w:color="FFFFFF" w:sz="0"/>
               <w:right w:val="none" w:color="FFFFFF" w:sz="0"/>
             </w:tcBorders>
-            <w:shd w:fill="FFFFFF" w:color="auto" w:val="clear"/>
+            <w:shd w:fill="FFF5F5" w:color="auto" w:val="clear"/>
             <w:tcMar>
               <w:top w:type="dxa" w:w="40"/>
               <w:left w:type="dxa" w:w="80"/>
@@ -3018,7 +3260,7 @@
               <w:bottom w:val="none" w:color="FFFFFF" w:sz="0"/>
               <w:right w:val="none" w:color="FFFFFF" w:sz="0"/>
             </w:tcBorders>
-            <w:shd w:fill="FFFFFF" w:color="auto" w:val="clear"/>
+            <w:shd w:fill="FFF5F5" w:color="auto" w:val="clear"/>
             <w:tcMar>
               <w:top w:type="dxa" w:w="40"/>
               <w:left w:type="dxa" w:w="80"/>
@@ -3051,7 +3293,7 @@
               <w:bottom w:val="none" w:color="FFFFFF" w:sz="0"/>
               <w:right w:val="none" w:color="FFFFFF" w:sz="0"/>
             </w:tcBorders>
-            <w:shd w:fill="FFFFFF" w:color="auto" w:val="clear"/>
+            <w:shd w:fill="FFF5F5" w:color="auto" w:val="clear"/>
             <w:tcMar>
               <w:top w:type="dxa" w:w="40"/>
               <w:left w:type="dxa" w:w="80"/>
@@ -3084,7 +3326,7 @@
               <w:bottom w:val="none" w:color="FFFFFF" w:sz="0"/>
               <w:right w:val="none" w:color="FFFFFF" w:sz="0"/>
             </w:tcBorders>
-            <w:shd w:fill="FFFFFF" w:color="auto" w:val="clear"/>
+            <w:shd w:fill="FFF5F5" w:color="auto" w:val="clear"/>
             <w:tcMar>
               <w:top w:type="dxa" w:w="40"/>
               <w:left w:type="dxa" w:w="80"/>
@@ -3117,7 +3359,7 @@
               <w:bottom w:val="none" w:color="FFFFFF" w:sz="0"/>
               <w:right w:val="none" w:color="FFFFFF" w:sz="0"/>
             </w:tcBorders>
-            <w:shd w:fill="FFFFFF" w:color="auto" w:val="clear"/>
+            <w:shd w:fill="FFF5F5" w:color="auto" w:val="clear"/>
             <w:tcMar>
               <w:top w:type="dxa" w:w="40"/>
               <w:left w:type="dxa" w:w="80"/>
@@ -3150,7 +3392,7 @@
               <w:bottom w:val="none" w:color="FFFFFF" w:sz="0"/>
               <w:right w:val="none" w:color="FFFFFF" w:sz="0"/>
             </w:tcBorders>
-            <w:shd w:fill="FFFFFF" w:color="auto" w:val="clear"/>
+            <w:shd w:fill="FFF5F5" w:color="auto" w:val="clear"/>
             <w:tcMar>
               <w:top w:type="dxa" w:w="40"/>
               <w:left w:type="dxa" w:w="80"/>
@@ -3855,7 +4097,7 @@
                 <w:sz w:val="15"/>
                 <w:szCs w:val="15"/>
               </w:rPr>
-              <w:t xml:space="preserve">moderate</w:t>
+              <w:t xml:space="preserve">Establish Wk1 load at first session — record</w:t>
             </w:r>
           </w:p>
         </w:tc>
@@ -3952,6 +4194,17 @@
                 <w:szCs w:val="17"/>
               </w:rPr>
               <w:t xml:space="preserve">Hinge at hips; feel posterior chain tension</w:t>
+            </w:r>
+            <w:r>
+              <w:rPr>
+                <w:rFonts w:ascii="Arial" w:cs="Arial" w:eastAsia="Arial" w:hAnsi="Arial"/>
+                <w:i/>
+                <w:iCs/>
+                <w:color w:val="00695C"/>
+                <w:sz w:val="14"/>
+                <w:szCs w:val="14"/>
+              </w:rPr>
+              <w:t xml:space="preserve">  2 RIR — use to set Wk1 load</w:t>
             </w:r>
           </w:p>
         </w:tc>
@@ -8079,7 +8332,7 @@
           <w:sz w:val="17"/>
           <w:szCs w:val="17"/>
         </w:rPr>
-        <w:t xml:space="preserve">Barbell hip hinge drill, 2 sets light RDLs, activation band side steps</w:t>
+        <w:t xml:space="preserve">Hip hinge drill (empty bar or PVC — movement rehearsal), activation band side steps</w:t>
       </w:r>
     </w:p>
     <w:p>
@@ -8095,7 +8348,562 @@
           <w:sz w:val="17"/>
           <w:szCs w:val="17"/>
         </w:rPr>
-        <w:t xml:space="preserve">A — Strength Core</w:t>
+        <w:t xml:space="preserve">A — Hinge Priming</w:t>
+      </w:r>
+    </w:p>
+    <w:p>
+      <w:pPr>
+        <w:spacing w:after="80"/>
+      </w:pPr>
+      <w:r>
+        <w:rPr>
+          <w:rFonts w:ascii="Arial" w:cs="Arial" w:eastAsia="Arial" w:hAnsi="Arial"/>
+          <w:b/>
+          <w:bCs/>
+          <w:color w:val="C9A227"/>
+          <w:sz w:val="17"/>
+          <w:szCs w:val="17"/>
+        </w:rPr>
+        <w:t xml:space="preserve">Why:  </w:t>
+      </w:r>
+      <w:r>
+        <w:rPr>
+          <w:rFonts w:ascii="Arial" w:cs="Arial" w:eastAsia="Arial" w:hAnsi="Arial"/>
+          <w:color w:val="2C2C2C"/>
+          <w:sz w:val="17"/>
+          <w:szCs w:val="17"/>
+        </w:rPr>
+        <w:t xml:space="preserve">Light hinge priming before the heavy work — wake up the posterior chain without spending strength. This is preparation, not a work set.</w:t>
+      </w:r>
+    </w:p>
+    <w:tbl>
+      <w:tblPr>
+        <w:tblW w:type="dxa" w:w="10440"/>
+        <w:tblBorders>
+          <w:top w:val="none" w:color="FFFFFF" w:sz="0"/>
+          <w:left w:val="none" w:color="FFFFFF" w:sz="0"/>
+          <w:bottom w:val="none" w:color="FFFFFF" w:sz="0"/>
+          <w:right w:val="none" w:color="FFFFFF" w:sz="0"/>
+          <w:insideH w:val="single" w:color="auto" w:sz="4"/>
+          <w:insideV w:val="single" w:color="auto" w:sz="4"/>
+        </w:tblBorders>
+      </w:tblPr>
+      <w:tblGrid>
+        <w:gridCol w:w="2400"/>
+        <w:gridCol w:w="380"/>
+        <w:gridCol w:w="420"/>
+        <w:gridCol w:w="680"/>
+        <w:gridCol w:w="540"/>
+        <w:gridCol w:w="440"/>
+        <w:gridCol w:w="5580"/>
+      </w:tblGrid>
+      <w:tr>
+        <w:tc>
+          <w:tcPr>
+            <w:tcW w:type="dxa" w:w="2400"/>
+            <w:tcBorders>
+              <w:top w:val="none" w:color="FFFFFF" w:sz="0"/>
+              <w:left w:val="none" w:color="FFFFFF" w:sz="0"/>
+              <w:bottom w:val="none" w:color="FFFFFF" w:sz="0"/>
+              <w:right w:val="none" w:color="FFFFFF" w:sz="0"/>
+            </w:tcBorders>
+            <w:shd w:fill="F5E8C0" w:color="auto" w:val="clear"/>
+            <w:tcMar>
+              <w:top w:type="dxa" w:w="40"/>
+              <w:left w:type="dxa" w:w="80"/>
+              <w:bottom w:type="dxa" w:w="40"/>
+              <w:right w:type="dxa" w:w="80"/>
+            </w:tcMar>
+            <w:vAlign w:val="center"/>
+          </w:tcPr>
+          <w:p>
+            <w:pPr>
+              <w:jc w:val="left"/>
+            </w:pPr>
+            <w:r>
+              <w:rPr>
+                <w:rFonts w:ascii="Arial" w:cs="Arial" w:eastAsia="Arial" w:hAnsi="Arial"/>
+                <w:b/>
+                <w:bCs/>
+                <w:color w:val="C9A227"/>
+                <w:sz w:val="15"/>
+                <w:szCs w:val="15"/>
+              </w:rPr>
+              <w:t xml:space="preserve">EXERCISE</w:t>
+            </w:r>
+          </w:p>
+        </w:tc>
+        <w:tc>
+          <w:tcPr>
+            <w:tcW w:type="dxa" w:w="380"/>
+            <w:tcBorders>
+              <w:top w:val="none" w:color="FFFFFF" w:sz="0"/>
+              <w:left w:val="none" w:color="FFFFFF" w:sz="0"/>
+              <w:bottom w:val="none" w:color="FFFFFF" w:sz="0"/>
+              <w:right w:val="none" w:color="FFFFFF" w:sz="0"/>
+            </w:tcBorders>
+            <w:shd w:fill="F5E8C0" w:color="auto" w:val="clear"/>
+            <w:tcMar>
+              <w:top w:type="dxa" w:w="40"/>
+              <w:left w:type="dxa" w:w="80"/>
+              <w:bottom w:type="dxa" w:w="40"/>
+              <w:right w:type="dxa" w:w="80"/>
+            </w:tcMar>
+            <w:vAlign w:val="center"/>
+          </w:tcPr>
+          <w:p>
+            <w:pPr>
+              <w:jc w:val="center"/>
+            </w:pPr>
+            <w:r>
+              <w:rPr>
+                <w:rFonts w:ascii="Arial" w:cs="Arial" w:eastAsia="Arial" w:hAnsi="Arial"/>
+                <w:b/>
+                <w:bCs/>
+                <w:color w:val="C9A227"/>
+                <w:sz w:val="13"/>
+                <w:szCs w:val="13"/>
+              </w:rPr>
+              <w:t xml:space="preserve">SETS</w:t>
+            </w:r>
+          </w:p>
+        </w:tc>
+        <w:tc>
+          <w:tcPr>
+            <w:tcW w:type="dxa" w:w="420"/>
+            <w:tcBorders>
+              <w:top w:val="none" w:color="FFFFFF" w:sz="0"/>
+              <w:left w:val="none" w:color="FFFFFF" w:sz="0"/>
+              <w:bottom w:val="none" w:color="FFFFFF" w:sz="0"/>
+              <w:right w:val="none" w:color="FFFFFF" w:sz="0"/>
+            </w:tcBorders>
+            <w:shd w:fill="F5E8C0" w:color="auto" w:val="clear"/>
+            <w:tcMar>
+              <w:top w:type="dxa" w:w="40"/>
+              <w:left w:type="dxa" w:w="80"/>
+              <w:bottom w:type="dxa" w:w="40"/>
+              <w:right w:type="dxa" w:w="80"/>
+            </w:tcMar>
+            <w:vAlign w:val="center"/>
+          </w:tcPr>
+          <w:p>
+            <w:pPr>
+              <w:jc w:val="center"/>
+            </w:pPr>
+            <w:r>
+              <w:rPr>
+                <w:rFonts w:ascii="Arial" w:cs="Arial" w:eastAsia="Arial" w:hAnsi="Arial"/>
+                <w:b/>
+                <w:bCs/>
+                <w:color w:val="C9A227"/>
+                <w:sz w:val="13"/>
+                <w:szCs w:val="13"/>
+              </w:rPr>
+              <w:t xml:space="preserve">REPS</w:t>
+            </w:r>
+          </w:p>
+        </w:tc>
+        <w:tc>
+          <w:tcPr>
+            <w:tcW w:type="dxa" w:w="680"/>
+            <w:tcBorders>
+              <w:top w:val="none" w:color="FFFFFF" w:sz="0"/>
+              <w:left w:val="none" w:color="FFFFFF" w:sz="0"/>
+              <w:bottom w:val="none" w:color="FFFFFF" w:sz="0"/>
+              <w:right w:val="none" w:color="FFFFFF" w:sz="0"/>
+            </w:tcBorders>
+            <w:shd w:fill="F5E8C0" w:color="auto" w:val="clear"/>
+            <w:tcMar>
+              <w:top w:type="dxa" w:w="40"/>
+              <w:left w:type="dxa" w:w="80"/>
+              <w:bottom w:type="dxa" w:w="40"/>
+              <w:right w:type="dxa" w:w="80"/>
+            </w:tcMar>
+            <w:vAlign w:val="center"/>
+          </w:tcPr>
+          <w:p>
+            <w:pPr>
+              <w:jc w:val="center"/>
+            </w:pPr>
+            <w:r>
+              <w:rPr>
+                <w:rFonts w:ascii="Arial" w:cs="Arial" w:eastAsia="Arial" w:hAnsi="Arial"/>
+                <w:b/>
+                <w:bCs/>
+                <w:color w:val="C9A227"/>
+                <w:sz w:val="13"/>
+                <w:szCs w:val="13"/>
+              </w:rPr>
+              <w:t xml:space="preserve">LOAD</w:t>
+            </w:r>
+          </w:p>
+        </w:tc>
+        <w:tc>
+          <w:tcPr>
+            <w:tcW w:type="dxa" w:w="540"/>
+            <w:tcBorders>
+              <w:top w:val="none" w:color="FFFFFF" w:sz="0"/>
+              <w:left w:val="none" w:color="FFFFFF" w:sz="0"/>
+              <w:bottom w:val="none" w:color="FFFFFF" w:sz="0"/>
+              <w:right w:val="none" w:color="FFFFFF" w:sz="0"/>
+            </w:tcBorders>
+            <w:shd w:fill="F5E8C0" w:color="auto" w:val="clear"/>
+            <w:tcMar>
+              <w:top w:type="dxa" w:w="40"/>
+              <w:left w:type="dxa" w:w="80"/>
+              <w:bottom w:type="dxa" w:w="40"/>
+              <w:right w:type="dxa" w:w="80"/>
+            </w:tcMar>
+            <w:vAlign w:val="center"/>
+          </w:tcPr>
+          <w:p>
+            <w:pPr>
+              <w:jc w:val="center"/>
+            </w:pPr>
+            <w:r>
+              <w:rPr>
+                <w:rFonts w:ascii="Arial" w:cs="Arial" w:eastAsia="Arial" w:hAnsi="Arial"/>
+                <w:b/>
+                <w:bCs/>
+                <w:color w:val="C9A227"/>
+                <w:sz w:val="13"/>
+                <w:szCs w:val="13"/>
+              </w:rPr>
+              <w:t xml:space="preserve">TEMPO</w:t>
+            </w:r>
+          </w:p>
+        </w:tc>
+        <w:tc>
+          <w:tcPr>
+            <w:tcW w:type="dxa" w:w="440"/>
+            <w:tcBorders>
+              <w:top w:val="none" w:color="FFFFFF" w:sz="0"/>
+              <w:left w:val="none" w:color="FFFFFF" w:sz="0"/>
+              <w:bottom w:val="none" w:color="FFFFFF" w:sz="0"/>
+              <w:right w:val="none" w:color="FFFFFF" w:sz="0"/>
+            </w:tcBorders>
+            <w:shd w:fill="F5E8C0" w:color="auto" w:val="clear"/>
+            <w:tcMar>
+              <w:top w:type="dxa" w:w="40"/>
+              <w:left w:type="dxa" w:w="80"/>
+              <w:bottom w:type="dxa" w:w="40"/>
+              <w:right w:type="dxa" w:w="80"/>
+            </w:tcMar>
+            <w:vAlign w:val="center"/>
+          </w:tcPr>
+          <w:p>
+            <w:pPr>
+              <w:jc w:val="center"/>
+            </w:pPr>
+            <w:r>
+              <w:rPr>
+                <w:rFonts w:ascii="Arial" w:cs="Arial" w:eastAsia="Arial" w:hAnsi="Arial"/>
+                <w:b/>
+                <w:bCs/>
+                <w:color w:val="C9A227"/>
+                <w:sz w:val="13"/>
+                <w:szCs w:val="13"/>
+              </w:rPr>
+              <w:t xml:space="preserve">REST</w:t>
+            </w:r>
+          </w:p>
+        </w:tc>
+        <w:tc>
+          <w:tcPr>
+            <w:tcW w:type="dxa" w:w="5580"/>
+            <w:tcBorders>
+              <w:top w:val="none" w:color="FFFFFF" w:sz="0"/>
+              <w:left w:val="none" w:color="FFFFFF" w:sz="0"/>
+              <w:bottom w:val="none" w:color="FFFFFF" w:sz="0"/>
+              <w:right w:val="none" w:color="FFFFFF" w:sz="0"/>
+            </w:tcBorders>
+            <w:shd w:fill="F5E8C0" w:color="auto" w:val="clear"/>
+            <w:tcMar>
+              <w:top w:type="dxa" w:w="40"/>
+              <w:left w:type="dxa" w:w="80"/>
+              <w:bottom w:type="dxa" w:w="40"/>
+              <w:right w:type="dxa" w:w="80"/>
+            </w:tcMar>
+            <w:vAlign w:val="center"/>
+          </w:tcPr>
+          <w:p>
+            <w:pPr>
+              <w:jc w:val="left"/>
+            </w:pPr>
+            <w:r>
+              <w:rPr>
+                <w:rFonts w:ascii="Arial" w:cs="Arial" w:eastAsia="Arial" w:hAnsi="Arial"/>
+                <w:b/>
+                <w:bCs/>
+                <w:color w:val="C9A227"/>
+                <w:sz w:val="15"/>
+                <w:szCs w:val="15"/>
+              </w:rPr>
+              <w:t xml:space="preserve">COACHING CUE</w:t>
+            </w:r>
+          </w:p>
+        </w:tc>
+      </w:tr>
+      <w:tr>
+        <w:tc>
+          <w:tcPr>
+            <w:tcW w:type="dxa" w:w="2400"/>
+            <w:tcBorders>
+              <w:top w:val="none" w:color="FFFFFF" w:sz="0"/>
+              <w:left w:val="none" w:color="FFFFFF" w:sz="0"/>
+              <w:bottom w:val="none" w:color="FFFFFF" w:sz="0"/>
+              <w:right w:val="none" w:color="FFFFFF" w:sz="0"/>
+            </w:tcBorders>
+            <w:shd w:fill="FAF3E0" w:color="auto" w:val="clear"/>
+            <w:tcMar>
+              <w:top w:type="dxa" w:w="40"/>
+              <w:left w:type="dxa" w:w="80"/>
+              <w:bottom w:type="dxa" w:w="40"/>
+              <w:right w:type="dxa" w:w="80"/>
+            </w:tcMar>
+            <w:vAlign w:val="center"/>
+          </w:tcPr>
+          <w:p>
+            <w:r>
+              <w:rPr>
+                <w:rFonts w:ascii="Arial" w:cs="Arial" w:eastAsia="Arial" w:hAnsi="Arial"/>
+                <w:b/>
+                <w:bCs/>
+                <w:color w:val="2C2C2C"/>
+                <w:sz w:val="18"/>
+                <w:szCs w:val="18"/>
+              </w:rPr>
+              <w:t xml:space="preserve">Romanian Deadlift (Light Ramp-Up)</w:t>
+            </w:r>
+          </w:p>
+        </w:tc>
+        <w:tc>
+          <w:tcPr>
+            <w:tcW w:type="dxa" w:w="380"/>
+            <w:tcBorders>
+              <w:top w:val="none" w:color="FFFFFF" w:sz="0"/>
+              <w:left w:val="none" w:color="FFFFFF" w:sz="0"/>
+              <w:bottom w:val="none" w:color="FFFFFF" w:sz="0"/>
+              <w:right w:val="none" w:color="FFFFFF" w:sz="0"/>
+            </w:tcBorders>
+            <w:shd w:fill="FAF3E0" w:color="auto" w:val="clear"/>
+            <w:tcMar>
+              <w:top w:type="dxa" w:w="40"/>
+              <w:left w:type="dxa" w:w="80"/>
+              <w:bottom w:type="dxa" w:w="40"/>
+              <w:right w:type="dxa" w:w="80"/>
+            </w:tcMar>
+            <w:vAlign w:val="center"/>
+          </w:tcPr>
+          <w:p>
+            <w:pPr>
+              <w:jc w:val="center"/>
+            </w:pPr>
+            <w:r>
+              <w:rPr>
+                <w:rFonts w:ascii="Arial" w:cs="Arial" w:eastAsia="Arial" w:hAnsi="Arial"/>
+                <w:color w:val="6B6B6B"/>
+                <w:sz w:val="15"/>
+                <w:szCs w:val="15"/>
+              </w:rPr>
+              <w:t xml:space="preserve">2</w:t>
+            </w:r>
+          </w:p>
+        </w:tc>
+        <w:tc>
+          <w:tcPr>
+            <w:tcW w:type="dxa" w:w="420"/>
+            <w:tcBorders>
+              <w:top w:val="none" w:color="FFFFFF" w:sz="0"/>
+              <w:left w:val="none" w:color="FFFFFF" w:sz="0"/>
+              <w:bottom w:val="none" w:color="FFFFFF" w:sz="0"/>
+              <w:right w:val="none" w:color="FFFFFF" w:sz="0"/>
+            </w:tcBorders>
+            <w:shd w:fill="FAF3E0" w:color="auto" w:val="clear"/>
+            <w:tcMar>
+              <w:top w:type="dxa" w:w="40"/>
+              <w:left w:type="dxa" w:w="80"/>
+              <w:bottom w:type="dxa" w:w="40"/>
+              <w:right w:type="dxa" w:w="80"/>
+            </w:tcMar>
+            <w:vAlign w:val="center"/>
+          </w:tcPr>
+          <w:p>
+            <w:pPr>
+              <w:jc w:val="center"/>
+            </w:pPr>
+            <w:r>
+              <w:rPr>
+                <w:rFonts w:ascii="Arial" w:cs="Arial" w:eastAsia="Arial" w:hAnsi="Arial"/>
+                <w:color w:val="6B6B6B"/>
+                <w:sz w:val="15"/>
+                <w:szCs w:val="15"/>
+              </w:rPr>
+              <w:t xml:space="preserve">8</w:t>
+            </w:r>
+          </w:p>
+        </w:tc>
+        <w:tc>
+          <w:tcPr>
+            <w:tcW w:type="dxa" w:w="680"/>
+            <w:tcBorders>
+              <w:top w:val="none" w:color="FFFFFF" w:sz="0"/>
+              <w:left w:val="none" w:color="FFFFFF" w:sz="0"/>
+              <w:bottom w:val="none" w:color="FFFFFF" w:sz="0"/>
+              <w:right w:val="none" w:color="FFFFFF" w:sz="0"/>
+            </w:tcBorders>
+            <w:shd w:fill="FAF3E0" w:color="auto" w:val="clear"/>
+            <w:tcMar>
+              <w:top w:type="dxa" w:w="40"/>
+              <w:left w:type="dxa" w:w="80"/>
+              <w:bottom w:type="dxa" w:w="40"/>
+              <w:right w:type="dxa" w:w="80"/>
+            </w:tcMar>
+            <w:vAlign w:val="center"/>
+          </w:tcPr>
+          <w:p>
+            <w:pPr>
+              <w:jc w:val="center"/>
+            </w:pPr>
+            <w:r>
+              <w:rPr>
+                <w:rFonts w:ascii="Arial" w:cs="Arial" w:eastAsia="Arial" w:hAnsi="Arial"/>
+                <w:color w:val="6B6B6B"/>
+                <w:sz w:val="15"/>
+                <w:szCs w:val="15"/>
+              </w:rPr>
+              <w:t xml:space="preserve">~50% of Day 1 RDL working load</w:t>
+            </w:r>
+          </w:p>
+        </w:tc>
+        <w:tc>
+          <w:tcPr>
+            <w:tcW w:type="dxa" w:w="540"/>
+            <w:tcBorders>
+              <w:top w:val="none" w:color="FFFFFF" w:sz="0"/>
+              <w:left w:val="none" w:color="FFFFFF" w:sz="0"/>
+              <w:bottom w:val="none" w:color="FFFFFF" w:sz="0"/>
+              <w:right w:val="none" w:color="FFFFFF" w:sz="0"/>
+            </w:tcBorders>
+            <w:shd w:fill="FAF3E0" w:color="auto" w:val="clear"/>
+            <w:tcMar>
+              <w:top w:type="dxa" w:w="40"/>
+              <w:left w:type="dxa" w:w="80"/>
+              <w:bottom w:type="dxa" w:w="40"/>
+              <w:right w:type="dxa" w:w="80"/>
+            </w:tcMar>
+            <w:vAlign w:val="center"/>
+          </w:tcPr>
+          <w:p>
+            <w:pPr>
+              <w:jc w:val="center"/>
+            </w:pPr>
+            <w:r>
+              <w:rPr>
+                <w:rFonts w:ascii="Arial" w:cs="Arial" w:eastAsia="Arial" w:hAnsi="Arial"/>
+                <w:color w:val="6B6B6B"/>
+                <w:sz w:val="15"/>
+                <w:szCs w:val="15"/>
+              </w:rPr>
+              <w:t xml:space="preserve">2-0-2</w:t>
+            </w:r>
+          </w:p>
+        </w:tc>
+        <w:tc>
+          <w:tcPr>
+            <w:tcW w:type="dxa" w:w="440"/>
+            <w:tcBorders>
+              <w:top w:val="none" w:color="FFFFFF" w:sz="0"/>
+              <w:left w:val="none" w:color="FFFFFF" w:sz="0"/>
+              <w:bottom w:val="none" w:color="FFFFFF" w:sz="0"/>
+              <w:right w:val="none" w:color="FFFFFF" w:sz="0"/>
+            </w:tcBorders>
+            <w:shd w:fill="FAF3E0" w:color="auto" w:val="clear"/>
+            <w:tcMar>
+              <w:top w:type="dxa" w:w="40"/>
+              <w:left w:type="dxa" w:w="80"/>
+              <w:bottom w:type="dxa" w:w="40"/>
+              <w:right w:type="dxa" w:w="80"/>
+            </w:tcMar>
+            <w:vAlign w:val="center"/>
+          </w:tcPr>
+          <w:p>
+            <w:pPr>
+              <w:jc w:val="center"/>
+            </w:pPr>
+            <w:r>
+              <w:rPr>
+                <w:rFonts w:ascii="Arial" w:cs="Arial" w:eastAsia="Arial" w:hAnsi="Arial"/>
+                <w:color w:val="6B6B6B"/>
+                <w:sz w:val="15"/>
+                <w:szCs w:val="15"/>
+              </w:rPr>
+              <w:t xml:space="preserve">60s</w:t>
+            </w:r>
+          </w:p>
+        </w:tc>
+        <w:tc>
+          <w:tcPr>
+            <w:tcW w:type="dxa" w:w="5580"/>
+            <w:tcBorders>
+              <w:top w:val="none" w:color="FFFFFF" w:sz="0"/>
+              <w:left w:val="none" w:color="FFFFFF" w:sz="0"/>
+              <w:bottom w:val="none" w:color="FFFFFF" w:sz="0"/>
+              <w:right w:val="none" w:color="FFFFFF" w:sz="0"/>
+            </w:tcBorders>
+            <w:shd w:fill="FAF3E0" w:color="auto" w:val="clear"/>
+            <w:tcMar>
+              <w:top w:type="dxa" w:w="40"/>
+              <w:left w:type="dxa" w:w="80"/>
+              <w:bottom w:type="dxa" w:w="40"/>
+              <w:right w:type="dxa" w:w="80"/>
+            </w:tcMar>
+            <w:vAlign w:val="center"/>
+          </w:tcPr>
+          <w:p>
+            <w:r>
+              <w:rPr>
+                <w:rFonts w:ascii="Arial" w:cs="Arial" w:eastAsia="Arial" w:hAnsi="Arial"/>
+                <w:color w:val="6B6B6B"/>
+                <w:sz w:val="17"/>
+                <w:szCs w:val="17"/>
+              </w:rPr>
+              <w:t xml:space="preserve">Crisp hinge; prime hamstrings — no grind</w:t>
+            </w:r>
+            <w:r>
+              <w:rPr>
+                <w:rFonts w:ascii="Arial" w:cs="Arial" w:eastAsia="Arial" w:hAnsi="Arial"/>
+                <w:i/>
+                <w:iCs/>
+                <w:color w:val="00695C"/>
+                <w:sz w:val="14"/>
+                <w:szCs w:val="14"/>
+              </w:rPr>
+              <w:t xml:space="preserve">  3+ RIR — technique/submaximal</w:t>
+            </w:r>
+          </w:p>
+        </w:tc>
+      </w:tr>
+    </w:tbl>
+    <w:p>
+      <w:pPr>
+        <w:spacing w:after="100"/>
+      </w:pPr>
+    </w:p>
+    <w:p>
+      <w:pPr>
+        <w:spacing w:after="60" w:before="120"/>
+      </w:pPr>
+      <w:r>
+        <w:rPr>
+          <w:rFonts w:ascii="Arial" w:cs="Arial" w:eastAsia="Arial" w:hAnsi="Arial"/>
+          <w:b/>
+          <w:bCs/>
+          <w:color w:val="C9A227"/>
+          <w:sz w:val="17"/>
+          <w:szCs w:val="17"/>
+        </w:rPr>
+        <w:t xml:space="preserve">B — Strength Core</w:t>
       </w:r>
     </w:p>
     <w:p>
@@ -8879,7 +9687,7 @@
           <w:sz w:val="17"/>
           <w:szCs w:val="17"/>
         </w:rPr>
-        <w:t xml:space="preserve">B — Posterior Chain</w:t>
+        <w:t xml:space="preserve">C — Posterior Chain</w:t>
       </w:r>
     </w:p>
     <w:tbl>
@@ -9627,7 +10435,7 @@
           <w:sz w:val="17"/>
           <w:szCs w:val="17"/>
         </w:rPr>
-        <w:t xml:space="preserve">C — Left-Side Volume Finishers</w:t>
+        <w:t xml:space="preserve">D — Left-Side Volume Finishers</w:t>
       </w:r>
     </w:p>
     <w:tbl>

--- a/clients/nancy_avitable/Nancy_Avitable_3Day_Training_Plan_Client_View.docx
+++ b/clients/nancy_avitable/Nancy_Avitable_3Day_Training_Plan_Client_View.docx
@@ -1667,7 +1667,7 @@
                 <w:sz w:val="16"/>
                 <w:szCs w:val="16"/>
               </w:rPr>
-              <w:t xml:space="preserve">Reference baseline only — not one of the 10 core ICONS Baseline Testing Protocol movements (distance/effort push, not a rep-max); no existing slot.</w:t>
+              <w:t xml:space="preserve">Now programmed as the closing integration work: Day 1 controlled push Wk1: 90 lbs → Wk4: 105 lbs; Day 3 drive push Wk1: 105 lbs → Wk4: 135 lbs (the tested load). Distance &amp; quality governed.</w:t>
             </w:r>
           </w:p>
         </w:tc>
@@ -2151,7 +2151,7 @@
           <w:sz w:val="17"/>
           <w:szCs w:val="17"/>
         </w:rPr>
-        <w:t xml:space="preserve">17.5% left/right gap exceeds the 0.5-unit asymmetry threshold. Lead every unilateral exercise with the LEFT (weaker) side per protocol.</w:t>
+        <w:t xml:space="preserve">The 17.5% left/right gap on the hip abduction force test clears the ≥10% relative asymmetry threshold decisively — and a functional strength test like this one is exactly the kind of measurement the asymmetry protocol treats as its primary trigger. Lead every unilateral exercise with the LEFT (weaker) side per protocol.</w:t>
       </w:r>
     </w:p>
     <w:p>
@@ -2177,6 +2177,31 @@
           <w:szCs w:val="17"/>
         </w:rPr>
         <w:t xml:space="preserve">Left glute medius activation and unilateral loading take precedence this block. Track left vs. right performance separately; re-test at 8-week rescan.</w:t>
+      </w:r>
+    </w:p>
+    <w:p>
+      <w:pPr>
+        <w:spacing w:after="100"/>
+      </w:pPr>
+      <w:r>
+        <w:rPr>
+          <w:rFonts w:ascii="Arial" w:cs="Arial" w:eastAsia="Arial" w:hAnsi="Arial"/>
+          <w:b/>
+          <w:bCs/>
+          <w:color w:val="1565C0"/>
+          <w:sz w:val="17"/>
+          <w:szCs w:val="17"/>
+        </w:rPr>
+        <w:t xml:space="preserve">Planned Deload — Week 5, Directly After the Week 4 Strength Check:  </w:t>
+      </w:r>
+      <w:r>
+        <w:rPr>
+          <w:rFonts w:ascii="Arial" w:cs="Arial" w:eastAsia="Arial" w:hAnsi="Arial"/>
+          <w:color w:val="2C2C2C"/>
+          <w:sz w:val="17"/>
+          <w:szCs w:val="17"/>
+        </w:rPr>
+        <w:t xml:space="preserve">This program deliberately includes one lighter week, and it is planned, not a reaction to anything going wrong. Week 5 — immediately after the Week 4 strength check — is a structured deload: the same exercises and movement patterns, with sets reduced by roughly a third, every set held comfortably in the technique band (3 or more reps in reserve), and loads held at Week 3-4 levels rather than climbing — the usual add-weight rule pauses for this one week. For a runner training three days a week on top of her mileage, this is how the strength built in Weeks 1-4 consolidates without the knees or hips ever carrying accumulating fatigue into a run. One light week costs nothing that matters: muscle built over the previous month is not lost in a single reduced-volume week — only a small edge of peak strength dips, and it returns within days. Weeks 6-8 then rebuild from the Week 4 loads toward the Week 8 retest.</w:t>
       </w:r>
     </w:p>
     <w:p>
@@ -3433,7 +3458,562 @@
           <w:sz w:val="17"/>
           <w:szCs w:val="17"/>
         </w:rPr>
-        <w:t xml:space="preserve">B — Compound Strength</w:t>
+        <w:t xml:space="preserve">B — Primary Compound — Goblet Squat</w:t>
+      </w:r>
+    </w:p>
+    <w:p>
+      <w:pPr>
+        <w:spacing w:after="80"/>
+      </w:pPr>
+      <w:r>
+        <w:rPr>
+          <w:rFonts w:ascii="Arial" w:cs="Arial" w:eastAsia="Arial" w:hAnsi="Arial"/>
+          <w:b/>
+          <w:bCs/>
+          <w:color w:val="43A047"/>
+          <w:sz w:val="17"/>
+          <w:szCs w:val="17"/>
+        </w:rPr>
+        <w:t xml:space="preserve">Load Target:  </w:t>
+      </w:r>
+      <w:r>
+        <w:rPr>
+          <w:rFonts w:ascii="Arial" w:cs="Arial" w:eastAsia="Arial" w:hAnsi="Arial"/>
+          <w:color w:val="2C2C2C"/>
+          <w:sz w:val="17"/>
+          <w:szCs w:val="17"/>
+        </w:rPr>
+        <w:t xml:space="preserve">Build bilateral strength while preserving left control. Goblet Squat Week 1 load is informed by the 8/13 baseline test (40 lbs w/ 10-sec hold x10) — adjusted for this block's tempo-rep format, not a literal repeat of the isometric test load. If the day calls for a variation, rotate between: a box squat (depth set by the box — useful on a heavy-legged running week) or a supported split-stance squat (left leg leads). The goblet squat stays the lift we track and progress.</w:t>
+      </w:r>
+    </w:p>
+    <w:tbl>
+      <w:tblPr>
+        <w:tblW w:type="dxa" w:w="10440"/>
+        <w:tblBorders>
+          <w:top w:val="none" w:color="FFFFFF" w:sz="0"/>
+          <w:left w:val="none" w:color="FFFFFF" w:sz="0"/>
+          <w:bottom w:val="none" w:color="FFFFFF" w:sz="0"/>
+          <w:right w:val="none" w:color="FFFFFF" w:sz="0"/>
+          <w:insideH w:val="single" w:color="auto" w:sz="4"/>
+          <w:insideV w:val="single" w:color="auto" w:sz="4"/>
+        </w:tblBorders>
+      </w:tblPr>
+      <w:tblGrid>
+        <w:gridCol w:w="2400"/>
+        <w:gridCol w:w="380"/>
+        <w:gridCol w:w="420"/>
+        <w:gridCol w:w="680"/>
+        <w:gridCol w:w="540"/>
+        <w:gridCol w:w="440"/>
+        <w:gridCol w:w="5580"/>
+      </w:tblGrid>
+      <w:tr>
+        <w:tc>
+          <w:tcPr>
+            <w:tcW w:type="dxa" w:w="2400"/>
+            <w:tcBorders>
+              <w:top w:val="none" w:color="FFFFFF" w:sz="0"/>
+              <w:left w:val="none" w:color="FFFFFF" w:sz="0"/>
+              <w:bottom w:val="none" w:color="FFFFFF" w:sz="0"/>
+              <w:right w:val="none" w:color="FFFFFF" w:sz="0"/>
+            </w:tcBorders>
+            <w:shd w:fill="E8F5E9" w:color="auto" w:val="clear"/>
+            <w:tcMar>
+              <w:top w:type="dxa" w:w="40"/>
+              <w:left w:type="dxa" w:w="80"/>
+              <w:bottom w:type="dxa" w:w="40"/>
+              <w:right w:type="dxa" w:w="80"/>
+            </w:tcMar>
+            <w:vAlign w:val="center"/>
+          </w:tcPr>
+          <w:p>
+            <w:pPr>
+              <w:jc w:val="left"/>
+            </w:pPr>
+            <w:r>
+              <w:rPr>
+                <w:rFonts w:ascii="Arial" w:cs="Arial" w:eastAsia="Arial" w:hAnsi="Arial"/>
+                <w:b/>
+                <w:bCs/>
+                <w:color w:val="43A047"/>
+                <w:sz w:val="15"/>
+                <w:szCs w:val="15"/>
+              </w:rPr>
+              <w:t xml:space="preserve">EXERCISE</w:t>
+            </w:r>
+          </w:p>
+        </w:tc>
+        <w:tc>
+          <w:tcPr>
+            <w:tcW w:type="dxa" w:w="380"/>
+            <w:tcBorders>
+              <w:top w:val="none" w:color="FFFFFF" w:sz="0"/>
+              <w:left w:val="none" w:color="FFFFFF" w:sz="0"/>
+              <w:bottom w:val="none" w:color="FFFFFF" w:sz="0"/>
+              <w:right w:val="none" w:color="FFFFFF" w:sz="0"/>
+            </w:tcBorders>
+            <w:shd w:fill="E8F5E9" w:color="auto" w:val="clear"/>
+            <w:tcMar>
+              <w:top w:type="dxa" w:w="40"/>
+              <w:left w:type="dxa" w:w="80"/>
+              <w:bottom w:type="dxa" w:w="40"/>
+              <w:right w:type="dxa" w:w="80"/>
+            </w:tcMar>
+            <w:vAlign w:val="center"/>
+          </w:tcPr>
+          <w:p>
+            <w:pPr>
+              <w:jc w:val="center"/>
+            </w:pPr>
+            <w:r>
+              <w:rPr>
+                <w:rFonts w:ascii="Arial" w:cs="Arial" w:eastAsia="Arial" w:hAnsi="Arial"/>
+                <w:b/>
+                <w:bCs/>
+                <w:color w:val="43A047"/>
+                <w:sz w:val="13"/>
+                <w:szCs w:val="13"/>
+              </w:rPr>
+              <w:t xml:space="preserve">SETS</w:t>
+            </w:r>
+          </w:p>
+        </w:tc>
+        <w:tc>
+          <w:tcPr>
+            <w:tcW w:type="dxa" w:w="420"/>
+            <w:tcBorders>
+              <w:top w:val="none" w:color="FFFFFF" w:sz="0"/>
+              <w:left w:val="none" w:color="FFFFFF" w:sz="0"/>
+              <w:bottom w:val="none" w:color="FFFFFF" w:sz="0"/>
+              <w:right w:val="none" w:color="FFFFFF" w:sz="0"/>
+            </w:tcBorders>
+            <w:shd w:fill="E8F5E9" w:color="auto" w:val="clear"/>
+            <w:tcMar>
+              <w:top w:type="dxa" w:w="40"/>
+              <w:left w:type="dxa" w:w="80"/>
+              <w:bottom w:type="dxa" w:w="40"/>
+              <w:right w:type="dxa" w:w="80"/>
+            </w:tcMar>
+            <w:vAlign w:val="center"/>
+          </w:tcPr>
+          <w:p>
+            <w:pPr>
+              <w:jc w:val="center"/>
+            </w:pPr>
+            <w:r>
+              <w:rPr>
+                <w:rFonts w:ascii="Arial" w:cs="Arial" w:eastAsia="Arial" w:hAnsi="Arial"/>
+                <w:b/>
+                <w:bCs/>
+                <w:color w:val="43A047"/>
+                <w:sz w:val="13"/>
+                <w:szCs w:val="13"/>
+              </w:rPr>
+              <w:t xml:space="preserve">REPS</w:t>
+            </w:r>
+          </w:p>
+        </w:tc>
+        <w:tc>
+          <w:tcPr>
+            <w:tcW w:type="dxa" w:w="680"/>
+            <w:tcBorders>
+              <w:top w:val="none" w:color="FFFFFF" w:sz="0"/>
+              <w:left w:val="none" w:color="FFFFFF" w:sz="0"/>
+              <w:bottom w:val="none" w:color="FFFFFF" w:sz="0"/>
+              <w:right w:val="none" w:color="FFFFFF" w:sz="0"/>
+            </w:tcBorders>
+            <w:shd w:fill="E8F5E9" w:color="auto" w:val="clear"/>
+            <w:tcMar>
+              <w:top w:type="dxa" w:w="40"/>
+              <w:left w:type="dxa" w:w="80"/>
+              <w:bottom w:type="dxa" w:w="40"/>
+              <w:right w:type="dxa" w:w="80"/>
+            </w:tcMar>
+            <w:vAlign w:val="center"/>
+          </w:tcPr>
+          <w:p>
+            <w:pPr>
+              <w:jc w:val="center"/>
+            </w:pPr>
+            <w:r>
+              <w:rPr>
+                <w:rFonts w:ascii="Arial" w:cs="Arial" w:eastAsia="Arial" w:hAnsi="Arial"/>
+                <w:b/>
+                <w:bCs/>
+                <w:color w:val="43A047"/>
+                <w:sz w:val="13"/>
+                <w:szCs w:val="13"/>
+              </w:rPr>
+              <w:t xml:space="preserve">LOAD</w:t>
+            </w:r>
+          </w:p>
+        </w:tc>
+        <w:tc>
+          <w:tcPr>
+            <w:tcW w:type="dxa" w:w="540"/>
+            <w:tcBorders>
+              <w:top w:val="none" w:color="FFFFFF" w:sz="0"/>
+              <w:left w:val="none" w:color="FFFFFF" w:sz="0"/>
+              <w:bottom w:val="none" w:color="FFFFFF" w:sz="0"/>
+              <w:right w:val="none" w:color="FFFFFF" w:sz="0"/>
+            </w:tcBorders>
+            <w:shd w:fill="E8F5E9" w:color="auto" w:val="clear"/>
+            <w:tcMar>
+              <w:top w:type="dxa" w:w="40"/>
+              <w:left w:type="dxa" w:w="80"/>
+              <w:bottom w:type="dxa" w:w="40"/>
+              <w:right w:type="dxa" w:w="80"/>
+            </w:tcMar>
+            <w:vAlign w:val="center"/>
+          </w:tcPr>
+          <w:p>
+            <w:pPr>
+              <w:jc w:val="center"/>
+            </w:pPr>
+            <w:r>
+              <w:rPr>
+                <w:rFonts w:ascii="Arial" w:cs="Arial" w:eastAsia="Arial" w:hAnsi="Arial"/>
+                <w:b/>
+                <w:bCs/>
+                <w:color w:val="43A047"/>
+                <w:sz w:val="13"/>
+                <w:szCs w:val="13"/>
+              </w:rPr>
+              <w:t xml:space="preserve">TEMPO</w:t>
+            </w:r>
+          </w:p>
+        </w:tc>
+        <w:tc>
+          <w:tcPr>
+            <w:tcW w:type="dxa" w:w="440"/>
+            <w:tcBorders>
+              <w:top w:val="none" w:color="FFFFFF" w:sz="0"/>
+              <w:left w:val="none" w:color="FFFFFF" w:sz="0"/>
+              <w:bottom w:val="none" w:color="FFFFFF" w:sz="0"/>
+              <w:right w:val="none" w:color="FFFFFF" w:sz="0"/>
+            </w:tcBorders>
+            <w:shd w:fill="E8F5E9" w:color="auto" w:val="clear"/>
+            <w:tcMar>
+              <w:top w:type="dxa" w:w="40"/>
+              <w:left w:type="dxa" w:w="80"/>
+              <w:bottom w:type="dxa" w:w="40"/>
+              <w:right w:type="dxa" w:w="80"/>
+            </w:tcMar>
+            <w:vAlign w:val="center"/>
+          </w:tcPr>
+          <w:p>
+            <w:pPr>
+              <w:jc w:val="center"/>
+            </w:pPr>
+            <w:r>
+              <w:rPr>
+                <w:rFonts w:ascii="Arial" w:cs="Arial" w:eastAsia="Arial" w:hAnsi="Arial"/>
+                <w:b/>
+                <w:bCs/>
+                <w:color w:val="43A047"/>
+                <w:sz w:val="13"/>
+                <w:szCs w:val="13"/>
+              </w:rPr>
+              <w:t xml:space="preserve">REST</w:t>
+            </w:r>
+          </w:p>
+        </w:tc>
+        <w:tc>
+          <w:tcPr>
+            <w:tcW w:type="dxa" w:w="5580"/>
+            <w:tcBorders>
+              <w:top w:val="none" w:color="FFFFFF" w:sz="0"/>
+              <w:left w:val="none" w:color="FFFFFF" w:sz="0"/>
+              <w:bottom w:val="none" w:color="FFFFFF" w:sz="0"/>
+              <w:right w:val="none" w:color="FFFFFF" w:sz="0"/>
+            </w:tcBorders>
+            <w:shd w:fill="E8F5E9" w:color="auto" w:val="clear"/>
+            <w:tcMar>
+              <w:top w:type="dxa" w:w="40"/>
+              <w:left w:type="dxa" w:w="80"/>
+              <w:bottom w:type="dxa" w:w="40"/>
+              <w:right w:type="dxa" w:w="80"/>
+            </w:tcMar>
+            <w:vAlign w:val="center"/>
+          </w:tcPr>
+          <w:p>
+            <w:pPr>
+              <w:jc w:val="left"/>
+            </w:pPr>
+            <w:r>
+              <w:rPr>
+                <w:rFonts w:ascii="Arial" w:cs="Arial" w:eastAsia="Arial" w:hAnsi="Arial"/>
+                <w:b/>
+                <w:bCs/>
+                <w:color w:val="43A047"/>
+                <w:sz w:val="15"/>
+                <w:szCs w:val="15"/>
+              </w:rPr>
+              <w:t xml:space="preserve">COACHING CUE</w:t>
+            </w:r>
+          </w:p>
+        </w:tc>
+      </w:tr>
+      <w:tr>
+        <w:tc>
+          <w:tcPr>
+            <w:tcW w:type="dxa" w:w="2400"/>
+            <w:tcBorders>
+              <w:top w:val="none" w:color="FFFFFF" w:sz="0"/>
+              <w:left w:val="none" w:color="FFFFFF" w:sz="0"/>
+              <w:bottom w:val="none" w:color="FFFFFF" w:sz="0"/>
+              <w:right w:val="none" w:color="FFFFFF" w:sz="0"/>
+            </w:tcBorders>
+            <w:shd w:fill="F1F8F2" w:color="auto" w:val="clear"/>
+            <w:tcMar>
+              <w:top w:type="dxa" w:w="40"/>
+              <w:left w:type="dxa" w:w="80"/>
+              <w:bottom w:type="dxa" w:w="40"/>
+              <w:right w:type="dxa" w:w="80"/>
+            </w:tcMar>
+            <w:vAlign w:val="center"/>
+          </w:tcPr>
+          <w:p>
+            <w:r>
+              <w:rPr>
+                <w:rFonts w:ascii="Arial" w:cs="Arial" w:eastAsia="Arial" w:hAnsi="Arial"/>
+                <w:b/>
+                <w:bCs/>
+                <w:color w:val="2C2C2C"/>
+                <w:sz w:val="18"/>
+                <w:szCs w:val="18"/>
+              </w:rPr>
+              <w:t xml:space="preserve">Goblet Squat</w:t>
+            </w:r>
+          </w:p>
+        </w:tc>
+        <w:tc>
+          <w:tcPr>
+            <w:tcW w:type="dxa" w:w="380"/>
+            <w:tcBorders>
+              <w:top w:val="none" w:color="FFFFFF" w:sz="0"/>
+              <w:left w:val="none" w:color="FFFFFF" w:sz="0"/>
+              <w:bottom w:val="none" w:color="FFFFFF" w:sz="0"/>
+              <w:right w:val="none" w:color="FFFFFF" w:sz="0"/>
+            </w:tcBorders>
+            <w:shd w:fill="F1F8F2" w:color="auto" w:val="clear"/>
+            <w:tcMar>
+              <w:top w:type="dxa" w:w="40"/>
+              <w:left w:type="dxa" w:w="80"/>
+              <w:bottom w:type="dxa" w:w="40"/>
+              <w:right w:type="dxa" w:w="80"/>
+            </w:tcMar>
+            <w:vAlign w:val="center"/>
+          </w:tcPr>
+          <w:p>
+            <w:pPr>
+              <w:jc w:val="center"/>
+            </w:pPr>
+            <w:r>
+              <w:rPr>
+                <w:rFonts w:ascii="Arial" w:cs="Arial" w:eastAsia="Arial" w:hAnsi="Arial"/>
+                <w:color w:val="6B6B6B"/>
+                <w:sz w:val="15"/>
+                <w:szCs w:val="15"/>
+              </w:rPr>
+              <w:t xml:space="preserve">4</w:t>
+            </w:r>
+          </w:p>
+        </w:tc>
+        <w:tc>
+          <w:tcPr>
+            <w:tcW w:type="dxa" w:w="420"/>
+            <w:tcBorders>
+              <w:top w:val="none" w:color="FFFFFF" w:sz="0"/>
+              <w:left w:val="none" w:color="FFFFFF" w:sz="0"/>
+              <w:bottom w:val="none" w:color="FFFFFF" w:sz="0"/>
+              <w:right w:val="none" w:color="FFFFFF" w:sz="0"/>
+            </w:tcBorders>
+            <w:shd w:fill="F1F8F2" w:color="auto" w:val="clear"/>
+            <w:tcMar>
+              <w:top w:type="dxa" w:w="40"/>
+              <w:left w:type="dxa" w:w="80"/>
+              <w:bottom w:type="dxa" w:w="40"/>
+              <w:right w:type="dxa" w:w="80"/>
+            </w:tcMar>
+            <w:vAlign w:val="center"/>
+          </w:tcPr>
+          <w:p>
+            <w:pPr>
+              <w:jc w:val="center"/>
+            </w:pPr>
+            <w:r>
+              <w:rPr>
+                <w:rFonts w:ascii="Arial" w:cs="Arial" w:eastAsia="Arial" w:hAnsi="Arial"/>
+                <w:color w:val="6B6B6B"/>
+                <w:sz w:val="15"/>
+                <w:szCs w:val="15"/>
+              </w:rPr>
+              <w:t xml:space="preserve">6-8</w:t>
+            </w:r>
+          </w:p>
+        </w:tc>
+        <w:tc>
+          <w:tcPr>
+            <w:tcW w:type="dxa" w:w="680"/>
+            <w:tcBorders>
+              <w:top w:val="none" w:color="FFFFFF" w:sz="0"/>
+              <w:left w:val="none" w:color="FFFFFF" w:sz="0"/>
+              <w:bottom w:val="none" w:color="FFFFFF" w:sz="0"/>
+              <w:right w:val="none" w:color="FFFFFF" w:sz="0"/>
+            </w:tcBorders>
+            <w:shd w:fill="F1F8F2" w:color="auto" w:val="clear"/>
+            <w:tcMar>
+              <w:top w:type="dxa" w:w="40"/>
+              <w:left w:type="dxa" w:w="80"/>
+              <w:bottom w:type="dxa" w:w="40"/>
+              <w:right w:type="dxa" w:w="80"/>
+            </w:tcMar>
+            <w:vAlign w:val="center"/>
+          </w:tcPr>
+          <w:p>
+            <w:pPr>
+              <w:jc w:val="center"/>
+            </w:pPr>
+            <w:r>
+              <w:rPr>
+                <w:rFonts w:ascii="Arial" w:cs="Arial" w:eastAsia="Arial" w:hAnsi="Arial"/>
+                <w:color w:val="6B6B6B"/>
+                <w:sz w:val="15"/>
+                <w:szCs w:val="15"/>
+              </w:rPr>
+              <w:t xml:space="preserve">Wk1: 35 lbs → Wk4: 40 lbs</w:t>
+            </w:r>
+          </w:p>
+        </w:tc>
+        <w:tc>
+          <w:tcPr>
+            <w:tcW w:type="dxa" w:w="540"/>
+            <w:tcBorders>
+              <w:top w:val="none" w:color="FFFFFF" w:sz="0"/>
+              <w:left w:val="none" w:color="FFFFFF" w:sz="0"/>
+              <w:bottom w:val="none" w:color="FFFFFF" w:sz="0"/>
+              <w:right w:val="none" w:color="FFFFFF" w:sz="0"/>
+            </w:tcBorders>
+            <w:shd w:fill="F1F8F2" w:color="auto" w:val="clear"/>
+            <w:tcMar>
+              <w:top w:type="dxa" w:w="40"/>
+              <w:left w:type="dxa" w:w="80"/>
+              <w:bottom w:type="dxa" w:w="40"/>
+              <w:right w:type="dxa" w:w="80"/>
+            </w:tcMar>
+            <w:vAlign w:val="center"/>
+          </w:tcPr>
+          <w:p>
+            <w:pPr>
+              <w:jc w:val="center"/>
+            </w:pPr>
+            <w:r>
+              <w:rPr>
+                <w:rFonts w:ascii="Arial" w:cs="Arial" w:eastAsia="Arial" w:hAnsi="Arial"/>
+                <w:color w:val="6B6B6B"/>
+                <w:sz w:val="15"/>
+                <w:szCs w:val="15"/>
+              </w:rPr>
+              <w:t xml:space="preserve">2-0-2</w:t>
+            </w:r>
+          </w:p>
+        </w:tc>
+        <w:tc>
+          <w:tcPr>
+            <w:tcW w:type="dxa" w:w="440"/>
+            <w:tcBorders>
+              <w:top w:val="none" w:color="FFFFFF" w:sz="0"/>
+              <w:left w:val="none" w:color="FFFFFF" w:sz="0"/>
+              <w:bottom w:val="none" w:color="FFFFFF" w:sz="0"/>
+              <w:right w:val="none" w:color="FFFFFF" w:sz="0"/>
+            </w:tcBorders>
+            <w:shd w:fill="F1F8F2" w:color="auto" w:val="clear"/>
+            <w:tcMar>
+              <w:top w:type="dxa" w:w="40"/>
+              <w:left w:type="dxa" w:w="80"/>
+              <w:bottom w:type="dxa" w:w="40"/>
+              <w:right w:type="dxa" w:w="80"/>
+            </w:tcMar>
+            <w:vAlign w:val="center"/>
+          </w:tcPr>
+          <w:p>
+            <w:pPr>
+              <w:jc w:val="center"/>
+            </w:pPr>
+            <w:r>
+              <w:rPr>
+                <w:rFonts w:ascii="Arial" w:cs="Arial" w:eastAsia="Arial" w:hAnsi="Arial"/>
+                <w:color w:val="6B6B6B"/>
+                <w:sz w:val="15"/>
+                <w:szCs w:val="15"/>
+              </w:rPr>
+              <w:t xml:space="preserve">90s</w:t>
+            </w:r>
+          </w:p>
+        </w:tc>
+        <w:tc>
+          <w:tcPr>
+            <w:tcW w:type="dxa" w:w="5580"/>
+            <w:tcBorders>
+              <w:top w:val="none" w:color="FFFFFF" w:sz="0"/>
+              <w:left w:val="none" w:color="FFFFFF" w:sz="0"/>
+              <w:bottom w:val="none" w:color="FFFFFF" w:sz="0"/>
+              <w:right w:val="none" w:color="FFFFFF" w:sz="0"/>
+            </w:tcBorders>
+            <w:shd w:fill="F1F8F2" w:color="auto" w:val="clear"/>
+            <w:tcMar>
+              <w:top w:type="dxa" w:w="40"/>
+              <w:left w:type="dxa" w:w="80"/>
+              <w:bottom w:type="dxa" w:w="40"/>
+              <w:right w:type="dxa" w:w="80"/>
+            </w:tcMar>
+            <w:vAlign w:val="center"/>
+          </w:tcPr>
+          <w:p>
+            <w:r>
+              <w:rPr>
+                <w:rFonts w:ascii="Arial" w:cs="Arial" w:eastAsia="Arial" w:hAnsi="Arial"/>
+                <w:color w:val="6B6B6B"/>
+                <w:sz w:val="17"/>
+                <w:szCs w:val="17"/>
+              </w:rPr>
+              <w:t xml:space="preserve">Braced core; track knees; depth to parallel</w:t>
+            </w:r>
+            <w:r>
+              <w:rPr>
+                <w:rFonts w:ascii="Arial" w:cs="Arial" w:eastAsia="Arial" w:hAnsi="Arial"/>
+                <w:i/>
+                <w:iCs/>
+                <w:color w:val="00695C"/>
+                <w:sz w:val="14"/>
+                <w:szCs w:val="14"/>
+              </w:rPr>
+              <w:t xml:space="preserve">  2 RIR</w:t>
+            </w:r>
+          </w:p>
+        </w:tc>
+      </w:tr>
+    </w:tbl>
+    <w:p>
+      <w:pPr>
+        <w:spacing w:after="100"/>
+      </w:pPr>
+    </w:p>
+    <w:p>
+      <w:pPr>
+        <w:spacing w:after="60" w:before="120"/>
+      </w:pPr>
+      <w:r>
+        <w:rPr>
+          <w:rFonts w:ascii="Arial" w:cs="Arial" w:eastAsia="Arial" w:hAnsi="Arial"/>
+          <w:b/>
+          <w:bCs/>
+          <w:color w:val="43A047"/>
+          <w:sz w:val="17"/>
+          <w:szCs w:val="17"/>
+        </w:rPr>
+        <w:t xml:space="preserve">C — Accessory — Unilateral Strength (Left-Led)</w:t>
       </w:r>
     </w:p>
     <w:p>
@@ -3458,7 +4038,7 @@
           <w:sz w:val="17"/>
           <w:szCs w:val="17"/>
         </w:rPr>
-        <w:t xml:space="preserve">Build bilateral strength while preserving left control. Goblet Squat Week 1 load is informed by the 8/13 baseline test (40 lbs w/ 10-sec hold x10) — adjusted for this block's tempo-rep format, not a literal repeat of the isometric test load.</w:t>
+        <w:t xml:space="preserve">The unilateral accessory work directly behind the squat — left leg leads both movements, keeping the corrective priority active under real training volume.</w:t>
       </w:r>
     </w:p>
     <w:tbl>
@@ -3758,7 +4338,20 @@
                 <w:sz w:val="18"/>
                 <w:szCs w:val="18"/>
               </w:rPr>
-              <w:t xml:space="preserve">Goblet Squat</w:t>
+              <w:t xml:space="preserve">Reverse Lunge (Left-Led)</w:t>
+            </w:r>
+          </w:p>
+          <w:p>
+            <w:r>
+              <w:rPr>
+                <w:rFonts w:ascii="Arial" w:cs="Arial" w:eastAsia="Arial" w:hAnsi="Arial"/>
+                <w:i/>
+                <w:iCs/>
+                <w:color w:val="B71C1C"/>
+                <w:sz w:val="14"/>
+                <w:szCs w:val="14"/>
+              </w:rPr>
+              <w:t xml:space="preserve">Left corrective</w:t>
             </w:r>
           </w:p>
         </w:tc>
@@ -3791,7 +4384,7 @@
                 <w:sz w:val="15"/>
                 <w:szCs w:val="15"/>
               </w:rPr>
-              <w:t xml:space="preserve">4</w:t>
+              <w:t xml:space="preserve">3</w:t>
             </w:r>
           </w:p>
         </w:tc>
@@ -3824,7 +4417,7 @@
                 <w:sz w:val="15"/>
                 <w:szCs w:val="15"/>
               </w:rPr>
-              <w:t xml:space="preserve">6-8</w:t>
+              <w:t xml:space="preserve">8 each</w:t>
             </w:r>
           </w:p>
         </w:tc>
@@ -3857,7 +4450,7 @@
                 <w:sz w:val="15"/>
                 <w:szCs w:val="15"/>
               </w:rPr>
-              <w:t xml:space="preserve">Wk1: 35 lbs → Wk4: 40 lbs</w:t>
+              <w:t xml:space="preserve">bodyweight / light</w:t>
             </w:r>
           </w:p>
         </w:tc>
@@ -3890,7 +4483,7 @@
                 <w:sz w:val="15"/>
                 <w:szCs w:val="15"/>
               </w:rPr>
-              <w:t xml:space="preserve">2-0-2</w:t>
+              <w:t xml:space="preserve">2-0-1</w:t>
             </w:r>
           </w:p>
         </w:tc>
@@ -3923,7 +4516,7 @@
                 <w:sz w:val="15"/>
                 <w:szCs w:val="15"/>
               </w:rPr>
-              <w:t xml:space="preserve">90s</w:t>
+              <w:t xml:space="preserve">60s</w:t>
             </w:r>
           </w:p>
         </w:tc>
@@ -3953,18 +4546,7 @@
                 <w:sz w:val="17"/>
                 <w:szCs w:val="17"/>
               </w:rPr>
-              <w:t xml:space="preserve">Braced core; track knees; depth to parallel</w:t>
-            </w:r>
-            <w:r>
-              <w:rPr>
-                <w:rFonts w:ascii="Arial" w:cs="Arial" w:eastAsia="Arial" w:hAnsi="Arial"/>
-                <w:i/>
-                <w:iCs/>
-                <w:color w:val="00695C"/>
-                <w:sz w:val="14"/>
-                <w:szCs w:val="14"/>
-              </w:rPr>
-              <w:t xml:space="preserve">  2 RIR</w:t>
+              <w:t xml:space="preserve">Step back with control; emphasise L push-off</w:t>
             </w:r>
           </w:p>
         </w:tc>
@@ -3998,7 +4580,20 @@
                 <w:sz w:val="18"/>
                 <w:szCs w:val="18"/>
               </w:rPr>
-              <w:t xml:space="preserve">Romanian Deadlift</w:t>
+              <w:t xml:space="preserve">Single-Leg Hip Bridge (Left Focus)</w:t>
+            </w:r>
+          </w:p>
+          <w:p>
+            <w:r>
+              <w:rPr>
+                <w:rFonts w:ascii="Arial" w:cs="Arial" w:eastAsia="Arial" w:hAnsi="Arial"/>
+                <w:i/>
+                <w:iCs/>
+                <w:color w:val="B71C1C"/>
+                <w:sz w:val="14"/>
+                <w:szCs w:val="14"/>
+              </w:rPr>
+              <w:t xml:space="preserve">Left corrective</w:t>
             </w:r>
           </w:p>
         </w:tc>
@@ -4064,7 +4659,7 @@
                 <w:sz w:val="15"/>
                 <w:szCs w:val="15"/>
               </w:rPr>
-              <w:t xml:space="preserve">8</w:t>
+              <w:t xml:space="preserve">10</w:t>
             </w:r>
           </w:p>
         </w:tc>
@@ -4097,7 +4692,7 @@
                 <w:sz w:val="15"/>
                 <w:szCs w:val="15"/>
               </w:rPr>
-              <w:t xml:space="preserve">Establish Wk1 load at first session — record</w:t>
+              <w:t xml:space="preserve">bodyweight</w:t>
             </w:r>
           </w:p>
         </w:tc>
@@ -4130,7 +4725,7 @@
                 <w:sz w:val="15"/>
                 <w:szCs w:val="15"/>
               </w:rPr>
-              <w:t xml:space="preserve">2-0-2</w:t>
+              <w:t xml:space="preserve">2-0-1</w:t>
             </w:r>
           </w:p>
         </w:tc>
@@ -4163,7 +4758,7 @@
                 <w:sz w:val="15"/>
                 <w:szCs w:val="15"/>
               </w:rPr>
-              <w:t xml:space="preserve">90s</w:t>
+              <w:t xml:space="preserve">45s</w:t>
             </w:r>
           </w:p>
         </w:tc>
@@ -4193,18 +4788,7 @@
                 <w:sz w:val="17"/>
                 <w:szCs w:val="17"/>
               </w:rPr>
-              <w:t xml:space="preserve">Hinge at hips; feel posterior chain tension</w:t>
-            </w:r>
-            <w:r>
-              <w:rPr>
-                <w:rFonts w:ascii="Arial" w:cs="Arial" w:eastAsia="Arial" w:hAnsi="Arial"/>
-                <w:i/>
-                <w:iCs/>
-                <w:color w:val="00695C"/>
-                <w:sz w:val="14"/>
-                <w:szCs w:val="14"/>
-              </w:rPr>
-              <w:t xml:space="preserve">  2 RIR — use to set Wk1 load</w:t>
+              <w:t xml:space="preserve">Drive left glute; 1s pause top; no knee cave</w:t>
             </w:r>
           </w:p>
         </w:tc>
@@ -4228,7 +4812,32 @@
           <w:sz w:val="17"/>
           <w:szCs w:val="17"/>
         </w:rPr>
-        <w:t xml:space="preserve">C — Unilateral Strength Finishers</w:t>
+        <w:t xml:space="preserve">D — Secondary Compound — Romanian Deadlift</w:t>
+      </w:r>
+    </w:p>
+    <w:p>
+      <w:pPr>
+        <w:spacing w:after="80"/>
+      </w:pPr>
+      <w:r>
+        <w:rPr>
+          <w:rFonts w:ascii="Arial" w:cs="Arial" w:eastAsia="Arial" w:hAnsi="Arial"/>
+          <w:b/>
+          <w:bCs/>
+          <w:color w:val="43A047"/>
+          <w:sz w:val="17"/>
+          <w:szCs w:val="17"/>
+        </w:rPr>
+        <w:t xml:space="preserve">Load Target:  </w:t>
+      </w:r>
+      <w:r>
+        <w:rPr>
+          <w:rFonts w:ascii="Arial" w:cs="Arial" w:eastAsia="Arial" w:hAnsi="Arial"/>
+          <w:color w:val="2C2C2C"/>
+          <w:sz w:val="17"/>
+          <w:szCs w:val="17"/>
+        </w:rPr>
+        <w:t xml:space="preserve">The day's second compound pattern — a hip hinge, rotating off the squat and lunge work above. If the day calls for a variation, rotate between: a B-stance RDL (rear foot down for balance, left leg takes the working share) or a barbell RDL from the rack. The Romanian deadlift stays the lift we track — set its Week 1 load at the first session and record it.</w:t>
       </w:r>
     </w:p>
     <w:tbl>
@@ -4528,20 +5137,318 @@
                 <w:sz w:val="18"/>
                 <w:szCs w:val="18"/>
               </w:rPr>
-              <w:t xml:space="preserve">Reverse Lunge (Left-Led)</w:t>
-            </w:r>
-          </w:p>
-          <w:p>
+              <w:t xml:space="preserve">Romanian Deadlift</w:t>
+            </w:r>
+          </w:p>
+        </w:tc>
+        <w:tc>
+          <w:tcPr>
+            <w:tcW w:type="dxa" w:w="380"/>
+            <w:tcBorders>
+              <w:top w:val="none" w:color="FFFFFF" w:sz="0"/>
+              <w:left w:val="none" w:color="FFFFFF" w:sz="0"/>
+              <w:bottom w:val="none" w:color="FFFFFF" w:sz="0"/>
+              <w:right w:val="none" w:color="FFFFFF" w:sz="0"/>
+            </w:tcBorders>
+            <w:shd w:fill="F1F8F2" w:color="auto" w:val="clear"/>
+            <w:tcMar>
+              <w:top w:type="dxa" w:w="40"/>
+              <w:left w:type="dxa" w:w="80"/>
+              <w:bottom w:type="dxa" w:w="40"/>
+              <w:right w:type="dxa" w:w="80"/>
+            </w:tcMar>
+            <w:vAlign w:val="center"/>
+          </w:tcPr>
+          <w:p>
+            <w:pPr>
+              <w:jc w:val="center"/>
+            </w:pPr>
+            <w:r>
+              <w:rPr>
+                <w:rFonts w:ascii="Arial" w:cs="Arial" w:eastAsia="Arial" w:hAnsi="Arial"/>
+                <w:color w:val="6B6B6B"/>
+                <w:sz w:val="15"/>
+                <w:szCs w:val="15"/>
+              </w:rPr>
+              <w:t xml:space="preserve">3</w:t>
+            </w:r>
+          </w:p>
+        </w:tc>
+        <w:tc>
+          <w:tcPr>
+            <w:tcW w:type="dxa" w:w="420"/>
+            <w:tcBorders>
+              <w:top w:val="none" w:color="FFFFFF" w:sz="0"/>
+              <w:left w:val="none" w:color="FFFFFF" w:sz="0"/>
+              <w:bottom w:val="none" w:color="FFFFFF" w:sz="0"/>
+              <w:right w:val="none" w:color="FFFFFF" w:sz="0"/>
+            </w:tcBorders>
+            <w:shd w:fill="F1F8F2" w:color="auto" w:val="clear"/>
+            <w:tcMar>
+              <w:top w:type="dxa" w:w="40"/>
+              <w:left w:type="dxa" w:w="80"/>
+              <w:bottom w:type="dxa" w:w="40"/>
+              <w:right w:type="dxa" w:w="80"/>
+            </w:tcMar>
+            <w:vAlign w:val="center"/>
+          </w:tcPr>
+          <w:p>
+            <w:pPr>
+              <w:jc w:val="center"/>
+            </w:pPr>
+            <w:r>
+              <w:rPr>
+                <w:rFonts w:ascii="Arial" w:cs="Arial" w:eastAsia="Arial" w:hAnsi="Arial"/>
+                <w:color w:val="6B6B6B"/>
+                <w:sz w:val="15"/>
+                <w:szCs w:val="15"/>
+              </w:rPr>
+              <w:t xml:space="preserve">8</w:t>
+            </w:r>
+          </w:p>
+        </w:tc>
+        <w:tc>
+          <w:tcPr>
+            <w:tcW w:type="dxa" w:w="680"/>
+            <w:tcBorders>
+              <w:top w:val="none" w:color="FFFFFF" w:sz="0"/>
+              <w:left w:val="none" w:color="FFFFFF" w:sz="0"/>
+              <w:bottom w:val="none" w:color="FFFFFF" w:sz="0"/>
+              <w:right w:val="none" w:color="FFFFFF" w:sz="0"/>
+            </w:tcBorders>
+            <w:shd w:fill="F1F8F2" w:color="auto" w:val="clear"/>
+            <w:tcMar>
+              <w:top w:type="dxa" w:w="40"/>
+              <w:left w:type="dxa" w:w="80"/>
+              <w:bottom w:type="dxa" w:w="40"/>
+              <w:right w:type="dxa" w:w="80"/>
+            </w:tcMar>
+            <w:vAlign w:val="center"/>
+          </w:tcPr>
+          <w:p>
+            <w:pPr>
+              <w:jc w:val="center"/>
+            </w:pPr>
+            <w:r>
+              <w:rPr>
+                <w:rFonts w:ascii="Arial" w:cs="Arial" w:eastAsia="Arial" w:hAnsi="Arial"/>
+                <w:color w:val="6B6B6B"/>
+                <w:sz w:val="15"/>
+                <w:szCs w:val="15"/>
+              </w:rPr>
+              <w:t xml:space="preserve">Establish Wk1 load at first session — record</w:t>
+            </w:r>
+          </w:p>
+        </w:tc>
+        <w:tc>
+          <w:tcPr>
+            <w:tcW w:type="dxa" w:w="540"/>
+            <w:tcBorders>
+              <w:top w:val="none" w:color="FFFFFF" w:sz="0"/>
+              <w:left w:val="none" w:color="FFFFFF" w:sz="0"/>
+              <w:bottom w:val="none" w:color="FFFFFF" w:sz="0"/>
+              <w:right w:val="none" w:color="FFFFFF" w:sz="0"/>
+            </w:tcBorders>
+            <w:shd w:fill="F1F8F2" w:color="auto" w:val="clear"/>
+            <w:tcMar>
+              <w:top w:type="dxa" w:w="40"/>
+              <w:left w:type="dxa" w:w="80"/>
+              <w:bottom w:type="dxa" w:w="40"/>
+              <w:right w:type="dxa" w:w="80"/>
+            </w:tcMar>
+            <w:vAlign w:val="center"/>
+          </w:tcPr>
+          <w:p>
+            <w:pPr>
+              <w:jc w:val="center"/>
+            </w:pPr>
+            <w:r>
+              <w:rPr>
+                <w:rFonts w:ascii="Arial" w:cs="Arial" w:eastAsia="Arial" w:hAnsi="Arial"/>
+                <w:color w:val="6B6B6B"/>
+                <w:sz w:val="15"/>
+                <w:szCs w:val="15"/>
+              </w:rPr>
+              <w:t xml:space="preserve">2-0-2</w:t>
+            </w:r>
+          </w:p>
+        </w:tc>
+        <w:tc>
+          <w:tcPr>
+            <w:tcW w:type="dxa" w:w="440"/>
+            <w:tcBorders>
+              <w:top w:val="none" w:color="FFFFFF" w:sz="0"/>
+              <w:left w:val="none" w:color="FFFFFF" w:sz="0"/>
+              <w:bottom w:val="none" w:color="FFFFFF" w:sz="0"/>
+              <w:right w:val="none" w:color="FFFFFF" w:sz="0"/>
+            </w:tcBorders>
+            <w:shd w:fill="F1F8F2" w:color="auto" w:val="clear"/>
+            <w:tcMar>
+              <w:top w:type="dxa" w:w="40"/>
+              <w:left w:type="dxa" w:w="80"/>
+              <w:bottom w:type="dxa" w:w="40"/>
+              <w:right w:type="dxa" w:w="80"/>
+            </w:tcMar>
+            <w:vAlign w:val="center"/>
+          </w:tcPr>
+          <w:p>
+            <w:pPr>
+              <w:jc w:val="center"/>
+            </w:pPr>
+            <w:r>
+              <w:rPr>
+                <w:rFonts w:ascii="Arial" w:cs="Arial" w:eastAsia="Arial" w:hAnsi="Arial"/>
+                <w:color w:val="6B6B6B"/>
+                <w:sz w:val="15"/>
+                <w:szCs w:val="15"/>
+              </w:rPr>
+              <w:t xml:space="preserve">90s</w:t>
+            </w:r>
+          </w:p>
+        </w:tc>
+        <w:tc>
+          <w:tcPr>
+            <w:tcW w:type="dxa" w:w="5580"/>
+            <w:tcBorders>
+              <w:top w:val="none" w:color="FFFFFF" w:sz="0"/>
+              <w:left w:val="none" w:color="FFFFFF" w:sz="0"/>
+              <w:bottom w:val="none" w:color="FFFFFF" w:sz="0"/>
+              <w:right w:val="none" w:color="FFFFFF" w:sz="0"/>
+            </w:tcBorders>
+            <w:shd w:fill="F1F8F2" w:color="auto" w:val="clear"/>
+            <w:tcMar>
+              <w:top w:type="dxa" w:w="40"/>
+              <w:left w:type="dxa" w:w="80"/>
+              <w:bottom w:type="dxa" w:w="40"/>
+              <w:right w:type="dxa" w:w="80"/>
+            </w:tcMar>
+            <w:vAlign w:val="center"/>
+          </w:tcPr>
+          <w:p>
+            <w:r>
+              <w:rPr>
+                <w:rFonts w:ascii="Arial" w:cs="Arial" w:eastAsia="Arial" w:hAnsi="Arial"/>
+                <w:color w:val="6B6B6B"/>
+                <w:sz w:val="17"/>
+                <w:szCs w:val="17"/>
+              </w:rPr>
+              <w:t xml:space="preserve">Hinge at hips; feel posterior chain tension</w:t>
+            </w:r>
             <w:r>
               <w:rPr>
                 <w:rFonts w:ascii="Arial" w:cs="Arial" w:eastAsia="Arial" w:hAnsi="Arial"/>
                 <w:i/>
                 <w:iCs/>
-                <w:color w:val="B71C1C"/>
+                <w:color w:val="00695C"/>
                 <w:sz w:val="14"/>
                 <w:szCs w:val="14"/>
               </w:rPr>
-              <w:t xml:space="preserve">Left corrective</w:t>
+              <w:t xml:space="preserve">  2 RIR — use to set Wk1 load</w:t>
+            </w:r>
+          </w:p>
+        </w:tc>
+      </w:tr>
+    </w:tbl>
+    <w:p>
+      <w:pPr>
+        <w:spacing w:after="100"/>
+      </w:pPr>
+    </w:p>
+    <w:p>
+      <w:pPr>
+        <w:spacing w:after="60" w:before="120"/>
+      </w:pPr>
+      <w:r>
+        <w:rPr>
+          <w:rFonts w:ascii="Arial" w:cs="Arial" w:eastAsia="Arial" w:hAnsi="Arial"/>
+          <w:b/>
+          <w:bCs/>
+          <w:color w:val="C9A227"/>
+          <w:sz w:val="17"/>
+          <w:szCs w:val="17"/>
+        </w:rPr>
+        <w:t xml:space="preserve">E — Full-Body Integration — Sled Push (Controlled)</w:t>
+      </w:r>
+    </w:p>
+    <w:p>
+      <w:pPr>
+        <w:spacing w:after="80"/>
+      </w:pPr>
+      <w:r>
+        <w:rPr>
+          <w:rFonts w:ascii="Arial" w:cs="Arial" w:eastAsia="Arial" w:hAnsi="Arial"/>
+          <w:b/>
+          <w:bCs/>
+          <w:color w:val="C9A227"/>
+          <w:sz w:val="17"/>
+          <w:szCs w:val="17"/>
+        </w:rPr>
+        <w:t xml:space="preserve">Why:  </w:t>
+      </w:r>
+      <w:r>
+        <w:rPr>
+          <w:rFonts w:ascii="Arial" w:cs="Arial" w:eastAsia="Arial" w:hAnsi="Arial"/>
+          <w:color w:val="2C2C2C"/>
+          <w:sz w:val="17"/>
+          <w:szCs w:val="17"/>
+        </w:rPr>
+        <w:t xml:space="preserve">The session's closing compound — leg drive, bracing, and gait in one movement, pulling the day's squat, lunge, and hinge patterns together. Deliberately runner-friendly: the sled loads the legs concentrically with no eccentric knee stress, so it builds drive without adding next-run soreness. Loads build from well below the tested 135 lb baseline. Distance and movement quality govern this work, not a rep count. A light farmer carry or suitcase carry (alternating sides evenly) covers the same closing ground when the sled is unavailable.</w:t>
+      </w:r>
+    </w:p>
+    <w:tbl>
+      <w:tblPr>
+        <w:tblW w:type="dxa" w:w="10440"/>
+        <w:tblBorders>
+          <w:top w:val="none" w:color="FFFFFF" w:sz="0"/>
+          <w:left w:val="none" w:color="FFFFFF" w:sz="0"/>
+          <w:bottom w:val="none" w:color="FFFFFF" w:sz="0"/>
+          <w:right w:val="none" w:color="FFFFFF" w:sz="0"/>
+          <w:insideH w:val="single" w:color="auto" w:sz="4"/>
+          <w:insideV w:val="single" w:color="auto" w:sz="4"/>
+        </w:tblBorders>
+      </w:tblPr>
+      <w:tblGrid>
+        <w:gridCol w:w="2400"/>
+        <w:gridCol w:w="380"/>
+        <w:gridCol w:w="420"/>
+        <w:gridCol w:w="680"/>
+        <w:gridCol w:w="540"/>
+        <w:gridCol w:w="440"/>
+        <w:gridCol w:w="5580"/>
+      </w:tblGrid>
+      <w:tr>
+        <w:tc>
+          <w:tcPr>
+            <w:tcW w:type="dxa" w:w="2400"/>
+            <w:tcBorders>
+              <w:top w:val="none" w:color="FFFFFF" w:sz="0"/>
+              <w:left w:val="none" w:color="FFFFFF" w:sz="0"/>
+              <w:bottom w:val="none" w:color="FFFFFF" w:sz="0"/>
+              <w:right w:val="none" w:color="FFFFFF" w:sz="0"/>
+            </w:tcBorders>
+            <w:shd w:fill="F5E8C0" w:color="auto" w:val="clear"/>
+            <w:tcMar>
+              <w:top w:type="dxa" w:w="40"/>
+              <w:left w:type="dxa" w:w="80"/>
+              <w:bottom w:type="dxa" w:w="40"/>
+              <w:right w:type="dxa" w:w="80"/>
+            </w:tcMar>
+            <w:vAlign w:val="center"/>
+          </w:tcPr>
+          <w:p>
+            <w:pPr>
+              <w:jc w:val="left"/>
+            </w:pPr>
+            <w:r>
+              <w:rPr>
+                <w:rFonts w:ascii="Arial" w:cs="Arial" w:eastAsia="Arial" w:hAnsi="Arial"/>
+                <w:b/>
+                <w:bCs/>
+                <w:color w:val="C9A227"/>
+                <w:sz w:val="15"/>
+                <w:szCs w:val="15"/>
+              </w:rPr>
+              <w:t xml:space="preserve">EXERCISE</w:t>
             </w:r>
           </w:p>
         </w:tc>
@@ -4554,27 +5461,29 @@
               <w:bottom w:val="none" w:color="FFFFFF" w:sz="0"/>
               <w:right w:val="none" w:color="FFFFFF" w:sz="0"/>
             </w:tcBorders>
-            <w:shd w:fill="F1F8F2" w:color="auto" w:val="clear"/>
-            <w:tcMar>
-              <w:top w:type="dxa" w:w="40"/>
-              <w:left w:type="dxa" w:w="80"/>
-              <w:bottom w:type="dxa" w:w="40"/>
-              <w:right w:type="dxa" w:w="80"/>
-            </w:tcMar>
-            <w:vAlign w:val="center"/>
-          </w:tcPr>
-          <w:p>
-            <w:pPr>
-              <w:jc w:val="center"/>
-            </w:pPr>
-            <w:r>
-              <w:rPr>
-                <w:rFonts w:ascii="Arial" w:cs="Arial" w:eastAsia="Arial" w:hAnsi="Arial"/>
-                <w:color w:val="6B6B6B"/>
-                <w:sz w:val="15"/>
-                <w:szCs w:val="15"/>
-              </w:rPr>
-              <w:t xml:space="preserve">3</w:t>
+            <w:shd w:fill="F5E8C0" w:color="auto" w:val="clear"/>
+            <w:tcMar>
+              <w:top w:type="dxa" w:w="40"/>
+              <w:left w:type="dxa" w:w="80"/>
+              <w:bottom w:type="dxa" w:w="40"/>
+              <w:right w:type="dxa" w:w="80"/>
+            </w:tcMar>
+            <w:vAlign w:val="center"/>
+          </w:tcPr>
+          <w:p>
+            <w:pPr>
+              <w:jc w:val="center"/>
+            </w:pPr>
+            <w:r>
+              <w:rPr>
+                <w:rFonts w:ascii="Arial" w:cs="Arial" w:eastAsia="Arial" w:hAnsi="Arial"/>
+                <w:b/>
+                <w:bCs/>
+                <w:color w:val="C9A227"/>
+                <w:sz w:val="13"/>
+                <w:szCs w:val="13"/>
+              </w:rPr>
+              <w:t xml:space="preserve">SETS</w:t>
             </w:r>
           </w:p>
         </w:tc>
@@ -4587,27 +5496,29 @@
               <w:bottom w:val="none" w:color="FFFFFF" w:sz="0"/>
               <w:right w:val="none" w:color="FFFFFF" w:sz="0"/>
             </w:tcBorders>
-            <w:shd w:fill="F1F8F2" w:color="auto" w:val="clear"/>
-            <w:tcMar>
-              <w:top w:type="dxa" w:w="40"/>
-              <w:left w:type="dxa" w:w="80"/>
-              <w:bottom w:type="dxa" w:w="40"/>
-              <w:right w:type="dxa" w:w="80"/>
-            </w:tcMar>
-            <w:vAlign w:val="center"/>
-          </w:tcPr>
-          <w:p>
-            <w:pPr>
-              <w:jc w:val="center"/>
-            </w:pPr>
-            <w:r>
-              <w:rPr>
-                <w:rFonts w:ascii="Arial" w:cs="Arial" w:eastAsia="Arial" w:hAnsi="Arial"/>
-                <w:color w:val="6B6B6B"/>
-                <w:sz w:val="15"/>
-                <w:szCs w:val="15"/>
-              </w:rPr>
-              <w:t xml:space="preserve">8 each</w:t>
+            <w:shd w:fill="F5E8C0" w:color="auto" w:val="clear"/>
+            <w:tcMar>
+              <w:top w:type="dxa" w:w="40"/>
+              <w:left w:type="dxa" w:w="80"/>
+              <w:bottom w:type="dxa" w:w="40"/>
+              <w:right w:type="dxa" w:w="80"/>
+            </w:tcMar>
+            <w:vAlign w:val="center"/>
+          </w:tcPr>
+          <w:p>
+            <w:pPr>
+              <w:jc w:val="center"/>
+            </w:pPr>
+            <w:r>
+              <w:rPr>
+                <w:rFonts w:ascii="Arial" w:cs="Arial" w:eastAsia="Arial" w:hAnsi="Arial"/>
+                <w:b/>
+                <w:bCs/>
+                <w:color w:val="C9A227"/>
+                <w:sz w:val="13"/>
+                <w:szCs w:val="13"/>
+              </w:rPr>
+              <w:t xml:space="preserve">REPS</w:t>
             </w:r>
           </w:p>
         </w:tc>
@@ -4620,27 +5531,29 @@
               <w:bottom w:val="none" w:color="FFFFFF" w:sz="0"/>
               <w:right w:val="none" w:color="FFFFFF" w:sz="0"/>
             </w:tcBorders>
-            <w:shd w:fill="F1F8F2" w:color="auto" w:val="clear"/>
-            <w:tcMar>
-              <w:top w:type="dxa" w:w="40"/>
-              <w:left w:type="dxa" w:w="80"/>
-              <w:bottom w:type="dxa" w:w="40"/>
-              <w:right w:type="dxa" w:w="80"/>
-            </w:tcMar>
-            <w:vAlign w:val="center"/>
-          </w:tcPr>
-          <w:p>
-            <w:pPr>
-              <w:jc w:val="center"/>
-            </w:pPr>
-            <w:r>
-              <w:rPr>
-                <w:rFonts w:ascii="Arial" w:cs="Arial" w:eastAsia="Arial" w:hAnsi="Arial"/>
-                <w:color w:val="6B6B6B"/>
-                <w:sz w:val="15"/>
-                <w:szCs w:val="15"/>
-              </w:rPr>
-              <w:t xml:space="preserve">bodyweight / light</w:t>
+            <w:shd w:fill="F5E8C0" w:color="auto" w:val="clear"/>
+            <w:tcMar>
+              <w:top w:type="dxa" w:w="40"/>
+              <w:left w:type="dxa" w:w="80"/>
+              <w:bottom w:type="dxa" w:w="40"/>
+              <w:right w:type="dxa" w:w="80"/>
+            </w:tcMar>
+            <w:vAlign w:val="center"/>
+          </w:tcPr>
+          <w:p>
+            <w:pPr>
+              <w:jc w:val="center"/>
+            </w:pPr>
+            <w:r>
+              <w:rPr>
+                <w:rFonts w:ascii="Arial" w:cs="Arial" w:eastAsia="Arial" w:hAnsi="Arial"/>
+                <w:b/>
+                <w:bCs/>
+                <w:color w:val="C9A227"/>
+                <w:sz w:val="13"/>
+                <w:szCs w:val="13"/>
+              </w:rPr>
+              <w:t xml:space="preserve">LOAD</w:t>
             </w:r>
           </w:p>
         </w:tc>
@@ -4653,27 +5566,29 @@
               <w:bottom w:val="none" w:color="FFFFFF" w:sz="0"/>
               <w:right w:val="none" w:color="FFFFFF" w:sz="0"/>
             </w:tcBorders>
-            <w:shd w:fill="F1F8F2" w:color="auto" w:val="clear"/>
-            <w:tcMar>
-              <w:top w:type="dxa" w:w="40"/>
-              <w:left w:type="dxa" w:w="80"/>
-              <w:bottom w:type="dxa" w:w="40"/>
-              <w:right w:type="dxa" w:w="80"/>
-            </w:tcMar>
-            <w:vAlign w:val="center"/>
-          </w:tcPr>
-          <w:p>
-            <w:pPr>
-              <w:jc w:val="center"/>
-            </w:pPr>
-            <w:r>
-              <w:rPr>
-                <w:rFonts w:ascii="Arial" w:cs="Arial" w:eastAsia="Arial" w:hAnsi="Arial"/>
-                <w:color w:val="6B6B6B"/>
-                <w:sz w:val="15"/>
-                <w:szCs w:val="15"/>
-              </w:rPr>
-              <w:t xml:space="preserve">2-0-1</w:t>
+            <w:shd w:fill="F5E8C0" w:color="auto" w:val="clear"/>
+            <w:tcMar>
+              <w:top w:type="dxa" w:w="40"/>
+              <w:left w:type="dxa" w:w="80"/>
+              <w:bottom w:type="dxa" w:w="40"/>
+              <w:right w:type="dxa" w:w="80"/>
+            </w:tcMar>
+            <w:vAlign w:val="center"/>
+          </w:tcPr>
+          <w:p>
+            <w:pPr>
+              <w:jc w:val="center"/>
+            </w:pPr>
+            <w:r>
+              <w:rPr>
+                <w:rFonts w:ascii="Arial" w:cs="Arial" w:eastAsia="Arial" w:hAnsi="Arial"/>
+                <w:b/>
+                <w:bCs/>
+                <w:color w:val="C9A227"/>
+                <w:sz w:val="13"/>
+                <w:szCs w:val="13"/>
+              </w:rPr>
+              <w:t xml:space="preserve">TEMPO</w:t>
             </w:r>
           </w:p>
         </w:tc>
@@ -4686,27 +5601,29 @@
               <w:bottom w:val="none" w:color="FFFFFF" w:sz="0"/>
               <w:right w:val="none" w:color="FFFFFF" w:sz="0"/>
             </w:tcBorders>
-            <w:shd w:fill="F1F8F2" w:color="auto" w:val="clear"/>
-            <w:tcMar>
-              <w:top w:type="dxa" w:w="40"/>
-              <w:left w:type="dxa" w:w="80"/>
-              <w:bottom w:type="dxa" w:w="40"/>
-              <w:right w:type="dxa" w:w="80"/>
-            </w:tcMar>
-            <w:vAlign w:val="center"/>
-          </w:tcPr>
-          <w:p>
-            <w:pPr>
-              <w:jc w:val="center"/>
-            </w:pPr>
-            <w:r>
-              <w:rPr>
-                <w:rFonts w:ascii="Arial" w:cs="Arial" w:eastAsia="Arial" w:hAnsi="Arial"/>
-                <w:color w:val="6B6B6B"/>
-                <w:sz w:val="15"/>
-                <w:szCs w:val="15"/>
-              </w:rPr>
-              <w:t xml:space="preserve">60s</w:t>
+            <w:shd w:fill="F5E8C0" w:color="auto" w:val="clear"/>
+            <w:tcMar>
+              <w:top w:type="dxa" w:w="40"/>
+              <w:left w:type="dxa" w:w="80"/>
+              <w:bottom w:type="dxa" w:w="40"/>
+              <w:right w:type="dxa" w:w="80"/>
+            </w:tcMar>
+            <w:vAlign w:val="center"/>
+          </w:tcPr>
+          <w:p>
+            <w:pPr>
+              <w:jc w:val="center"/>
+            </w:pPr>
+            <w:r>
+              <w:rPr>
+                <w:rFonts w:ascii="Arial" w:cs="Arial" w:eastAsia="Arial" w:hAnsi="Arial"/>
+                <w:b/>
+                <w:bCs/>
+                <w:color w:val="C9A227"/>
+                <w:sz w:val="13"/>
+                <w:szCs w:val="13"/>
+              </w:rPr>
+              <w:t xml:space="preserve">REST</w:t>
             </w:r>
           </w:p>
         </w:tc>
@@ -4719,24 +5636,29 @@
               <w:bottom w:val="none" w:color="FFFFFF" w:sz="0"/>
               <w:right w:val="none" w:color="FFFFFF" w:sz="0"/>
             </w:tcBorders>
-            <w:shd w:fill="F1F8F2" w:color="auto" w:val="clear"/>
-            <w:tcMar>
-              <w:top w:type="dxa" w:w="40"/>
-              <w:left w:type="dxa" w:w="80"/>
-              <w:bottom w:type="dxa" w:w="40"/>
-              <w:right w:type="dxa" w:w="80"/>
-            </w:tcMar>
-            <w:vAlign w:val="center"/>
-          </w:tcPr>
-          <w:p>
-            <w:r>
-              <w:rPr>
-                <w:rFonts w:ascii="Arial" w:cs="Arial" w:eastAsia="Arial" w:hAnsi="Arial"/>
-                <w:color w:val="6B6B6B"/>
-                <w:sz w:val="17"/>
-                <w:szCs w:val="17"/>
-              </w:rPr>
-              <w:t xml:space="preserve">Step back with control; emphasise L push-off</w:t>
+            <w:shd w:fill="F5E8C0" w:color="auto" w:val="clear"/>
+            <w:tcMar>
+              <w:top w:type="dxa" w:w="40"/>
+              <w:left w:type="dxa" w:w="80"/>
+              <w:bottom w:type="dxa" w:w="40"/>
+              <w:right w:type="dxa" w:w="80"/>
+            </w:tcMar>
+            <w:vAlign w:val="center"/>
+          </w:tcPr>
+          <w:p>
+            <w:pPr>
+              <w:jc w:val="left"/>
+            </w:pPr>
+            <w:r>
+              <w:rPr>
+                <w:rFonts w:ascii="Arial" w:cs="Arial" w:eastAsia="Arial" w:hAnsi="Arial"/>
+                <w:b/>
+                <w:bCs/>
+                <w:color w:val="C9A227"/>
+                <w:sz w:val="15"/>
+                <w:szCs w:val="15"/>
+              </w:rPr>
+              <w:t xml:space="preserve">COACHING CUE</w:t>
             </w:r>
           </w:p>
         </w:tc>
@@ -4751,7 +5673,7 @@
               <w:bottom w:val="none" w:color="FFFFFF" w:sz="0"/>
               <w:right w:val="none" w:color="FFFFFF" w:sz="0"/>
             </w:tcBorders>
-            <w:shd w:fill="FFFFFF" w:color="auto" w:val="clear"/>
+            <w:shd w:fill="FAF3E0" w:color="auto" w:val="clear"/>
             <w:tcMar>
               <w:top w:type="dxa" w:w="40"/>
               <w:left w:type="dxa" w:w="80"/>
@@ -4770,215 +5692,213 @@
                 <w:sz w:val="18"/>
                 <w:szCs w:val="18"/>
               </w:rPr>
-              <w:t xml:space="preserve">Single-Leg Hip Bridge (Left Focus)</w:t>
-            </w:r>
-          </w:p>
-          <w:p>
+              <w:t xml:space="preserve">Sled Push (Controlled)</w:t>
+            </w:r>
+          </w:p>
+        </w:tc>
+        <w:tc>
+          <w:tcPr>
+            <w:tcW w:type="dxa" w:w="380"/>
+            <w:tcBorders>
+              <w:top w:val="none" w:color="FFFFFF" w:sz="0"/>
+              <w:left w:val="none" w:color="FFFFFF" w:sz="0"/>
+              <w:bottom w:val="none" w:color="FFFFFF" w:sz="0"/>
+              <w:right w:val="none" w:color="FFFFFF" w:sz="0"/>
+            </w:tcBorders>
+            <w:shd w:fill="FAF3E0" w:color="auto" w:val="clear"/>
+            <w:tcMar>
+              <w:top w:type="dxa" w:w="40"/>
+              <w:left w:type="dxa" w:w="80"/>
+              <w:bottom w:type="dxa" w:w="40"/>
+              <w:right w:type="dxa" w:w="80"/>
+            </w:tcMar>
+            <w:vAlign w:val="center"/>
+          </w:tcPr>
+          <w:p>
+            <w:pPr>
+              <w:jc w:val="center"/>
+            </w:pPr>
+            <w:r>
+              <w:rPr>
+                <w:rFonts w:ascii="Arial" w:cs="Arial" w:eastAsia="Arial" w:hAnsi="Arial"/>
+                <w:color w:val="6B6B6B"/>
+                <w:sz w:val="15"/>
+                <w:szCs w:val="15"/>
+              </w:rPr>
+              <w:t xml:space="preserve">3</w:t>
+            </w:r>
+          </w:p>
+        </w:tc>
+        <w:tc>
+          <w:tcPr>
+            <w:tcW w:type="dxa" w:w="420"/>
+            <w:tcBorders>
+              <w:top w:val="none" w:color="FFFFFF" w:sz="0"/>
+              <w:left w:val="none" w:color="FFFFFF" w:sz="0"/>
+              <w:bottom w:val="none" w:color="FFFFFF" w:sz="0"/>
+              <w:right w:val="none" w:color="FFFFFF" w:sz="0"/>
+            </w:tcBorders>
+            <w:shd w:fill="FAF3E0" w:color="auto" w:val="clear"/>
+            <w:tcMar>
+              <w:top w:type="dxa" w:w="40"/>
+              <w:left w:type="dxa" w:w="80"/>
+              <w:bottom w:type="dxa" w:w="40"/>
+              <w:right w:type="dxa" w:w="80"/>
+            </w:tcMar>
+            <w:vAlign w:val="center"/>
+          </w:tcPr>
+          <w:p>
+            <w:pPr>
+              <w:jc w:val="center"/>
+            </w:pPr>
+            <w:r>
+              <w:rPr>
+                <w:rFonts w:ascii="Arial" w:cs="Arial" w:eastAsia="Arial" w:hAnsi="Arial"/>
+                <w:color w:val="6B6B6B"/>
+                <w:sz w:val="15"/>
+                <w:szCs w:val="15"/>
+              </w:rPr>
+              <w:t xml:space="preserve">20-25 yd</w:t>
+            </w:r>
+          </w:p>
+        </w:tc>
+        <w:tc>
+          <w:tcPr>
+            <w:tcW w:type="dxa" w:w="680"/>
+            <w:tcBorders>
+              <w:top w:val="none" w:color="FFFFFF" w:sz="0"/>
+              <w:left w:val="none" w:color="FFFFFF" w:sz="0"/>
+              <w:bottom w:val="none" w:color="FFFFFF" w:sz="0"/>
+              <w:right w:val="none" w:color="FFFFFF" w:sz="0"/>
+            </w:tcBorders>
+            <w:shd w:fill="FAF3E0" w:color="auto" w:val="clear"/>
+            <w:tcMar>
+              <w:top w:type="dxa" w:w="40"/>
+              <w:left w:type="dxa" w:w="80"/>
+              <w:bottom w:type="dxa" w:w="40"/>
+              <w:right w:type="dxa" w:w="80"/>
+            </w:tcMar>
+            <w:vAlign w:val="center"/>
+          </w:tcPr>
+          <w:p>
+            <w:pPr>
+              <w:jc w:val="center"/>
+            </w:pPr>
+            <w:r>
+              <w:rPr>
+                <w:rFonts w:ascii="Arial" w:cs="Arial" w:eastAsia="Arial" w:hAnsi="Arial"/>
+                <w:color w:val="6B6B6B"/>
+                <w:sz w:val="15"/>
+                <w:szCs w:val="15"/>
+              </w:rPr>
+              <w:t xml:space="preserve">Wk1: 90 lbs → Wk4: 105 lbs</w:t>
+            </w:r>
+          </w:p>
+        </w:tc>
+        <w:tc>
+          <w:tcPr>
+            <w:tcW w:type="dxa" w:w="540"/>
+            <w:tcBorders>
+              <w:top w:val="none" w:color="FFFFFF" w:sz="0"/>
+              <w:left w:val="none" w:color="FFFFFF" w:sz="0"/>
+              <w:bottom w:val="none" w:color="FFFFFF" w:sz="0"/>
+              <w:right w:val="none" w:color="FFFFFF" w:sz="0"/>
+            </w:tcBorders>
+            <w:shd w:fill="FAF3E0" w:color="auto" w:val="clear"/>
+            <w:tcMar>
+              <w:top w:type="dxa" w:w="40"/>
+              <w:left w:type="dxa" w:w="80"/>
+              <w:bottom w:type="dxa" w:w="40"/>
+              <w:right w:type="dxa" w:w="80"/>
+            </w:tcMar>
+            <w:vAlign w:val="center"/>
+          </w:tcPr>
+          <w:p>
+            <w:pPr>
+              <w:jc w:val="center"/>
+            </w:pPr>
+            <w:r>
+              <w:rPr>
+                <w:rFonts w:ascii="Arial" w:cs="Arial" w:eastAsia="Arial" w:hAnsi="Arial"/>
+                <w:color w:val="6B6B6B"/>
+                <w:sz w:val="15"/>
+                <w:szCs w:val="15"/>
+              </w:rPr>
+              <w:t xml:space="preserve">controlled</w:t>
+            </w:r>
+          </w:p>
+        </w:tc>
+        <w:tc>
+          <w:tcPr>
+            <w:tcW w:type="dxa" w:w="440"/>
+            <w:tcBorders>
+              <w:top w:val="none" w:color="FFFFFF" w:sz="0"/>
+              <w:left w:val="none" w:color="FFFFFF" w:sz="0"/>
+              <w:bottom w:val="none" w:color="FFFFFF" w:sz="0"/>
+              <w:right w:val="none" w:color="FFFFFF" w:sz="0"/>
+            </w:tcBorders>
+            <w:shd w:fill="FAF3E0" w:color="auto" w:val="clear"/>
+            <w:tcMar>
+              <w:top w:type="dxa" w:w="40"/>
+              <w:left w:type="dxa" w:w="80"/>
+              <w:bottom w:type="dxa" w:w="40"/>
+              <w:right w:type="dxa" w:w="80"/>
+            </w:tcMar>
+            <w:vAlign w:val="center"/>
+          </w:tcPr>
+          <w:p>
+            <w:pPr>
+              <w:jc w:val="center"/>
+            </w:pPr>
+            <w:r>
+              <w:rPr>
+                <w:rFonts w:ascii="Arial" w:cs="Arial" w:eastAsia="Arial" w:hAnsi="Arial"/>
+                <w:color w:val="6B6B6B"/>
+                <w:sz w:val="15"/>
+                <w:szCs w:val="15"/>
+              </w:rPr>
+              <w:t xml:space="preserve">90s</w:t>
+            </w:r>
+          </w:p>
+        </w:tc>
+        <w:tc>
+          <w:tcPr>
+            <w:tcW w:type="dxa" w:w="5580"/>
+            <w:tcBorders>
+              <w:top w:val="none" w:color="FFFFFF" w:sz="0"/>
+              <w:left w:val="none" w:color="FFFFFF" w:sz="0"/>
+              <w:bottom w:val="none" w:color="FFFFFF" w:sz="0"/>
+              <w:right w:val="none" w:color="FFFFFF" w:sz="0"/>
+            </w:tcBorders>
+            <w:shd w:fill="FAF3E0" w:color="auto" w:val="clear"/>
+            <w:tcMar>
+              <w:top w:type="dxa" w:w="40"/>
+              <w:left w:type="dxa" w:w="80"/>
+              <w:bottom w:type="dxa" w:w="40"/>
+              <w:right w:type="dxa" w:w="80"/>
+            </w:tcMar>
+            <w:vAlign w:val="center"/>
+          </w:tcPr>
+          <w:p>
+            <w:r>
+              <w:rPr>
+                <w:rFonts w:ascii="Arial" w:cs="Arial" w:eastAsia="Arial" w:hAnsi="Arial"/>
+                <w:color w:val="6B6B6B"/>
+                <w:sz w:val="17"/>
+                <w:szCs w:val="17"/>
+              </w:rPr>
+              <w:t xml:space="preserve">Tested 135 lbs. Low hips, long spine, full-foot drive — smooth, not sprinting.</w:t>
+            </w:r>
             <w:r>
               <w:rPr>
                 <w:rFonts w:ascii="Arial" w:cs="Arial" w:eastAsia="Arial" w:hAnsi="Arial"/>
                 <w:i/>
                 <w:iCs/>
-                <w:color w:val="B71C1C"/>
+                <w:color w:val="00695C"/>
                 <w:sz w:val="14"/>
                 <w:szCs w:val="14"/>
               </w:rPr>
-              <w:t xml:space="preserve">Left corrective</w:t>
-            </w:r>
-          </w:p>
-        </w:tc>
-        <w:tc>
-          <w:tcPr>
-            <w:tcW w:type="dxa" w:w="380"/>
-            <w:tcBorders>
-              <w:top w:val="none" w:color="FFFFFF" w:sz="0"/>
-              <w:left w:val="none" w:color="FFFFFF" w:sz="0"/>
-              <w:bottom w:val="none" w:color="FFFFFF" w:sz="0"/>
-              <w:right w:val="none" w:color="FFFFFF" w:sz="0"/>
-            </w:tcBorders>
-            <w:shd w:fill="FFFFFF" w:color="auto" w:val="clear"/>
-            <w:tcMar>
-              <w:top w:type="dxa" w:w="40"/>
-              <w:left w:type="dxa" w:w="80"/>
-              <w:bottom w:type="dxa" w:w="40"/>
-              <w:right w:type="dxa" w:w="80"/>
-            </w:tcMar>
-            <w:vAlign w:val="center"/>
-          </w:tcPr>
-          <w:p>
-            <w:pPr>
-              <w:jc w:val="center"/>
-            </w:pPr>
-            <w:r>
-              <w:rPr>
-                <w:rFonts w:ascii="Arial" w:cs="Arial" w:eastAsia="Arial" w:hAnsi="Arial"/>
-                <w:color w:val="6B6B6B"/>
-                <w:sz w:val="15"/>
-                <w:szCs w:val="15"/>
-              </w:rPr>
-              <w:t xml:space="preserve">3</w:t>
-            </w:r>
-          </w:p>
-        </w:tc>
-        <w:tc>
-          <w:tcPr>
-            <w:tcW w:type="dxa" w:w="420"/>
-            <w:tcBorders>
-              <w:top w:val="none" w:color="FFFFFF" w:sz="0"/>
-              <w:left w:val="none" w:color="FFFFFF" w:sz="0"/>
-              <w:bottom w:val="none" w:color="FFFFFF" w:sz="0"/>
-              <w:right w:val="none" w:color="FFFFFF" w:sz="0"/>
-            </w:tcBorders>
-            <w:shd w:fill="FFFFFF" w:color="auto" w:val="clear"/>
-            <w:tcMar>
-              <w:top w:type="dxa" w:w="40"/>
-              <w:left w:type="dxa" w:w="80"/>
-              <w:bottom w:type="dxa" w:w="40"/>
-              <w:right w:type="dxa" w:w="80"/>
-            </w:tcMar>
-            <w:vAlign w:val="center"/>
-          </w:tcPr>
-          <w:p>
-            <w:pPr>
-              <w:jc w:val="center"/>
-            </w:pPr>
-            <w:r>
-              <w:rPr>
-                <w:rFonts w:ascii="Arial" w:cs="Arial" w:eastAsia="Arial" w:hAnsi="Arial"/>
-                <w:color w:val="6B6B6B"/>
-                <w:sz w:val="15"/>
-                <w:szCs w:val="15"/>
-              </w:rPr>
-              <w:t xml:space="preserve">10</w:t>
-            </w:r>
-          </w:p>
-        </w:tc>
-        <w:tc>
-          <w:tcPr>
-            <w:tcW w:type="dxa" w:w="680"/>
-            <w:tcBorders>
-              <w:top w:val="none" w:color="FFFFFF" w:sz="0"/>
-              <w:left w:val="none" w:color="FFFFFF" w:sz="0"/>
-              <w:bottom w:val="none" w:color="FFFFFF" w:sz="0"/>
-              <w:right w:val="none" w:color="FFFFFF" w:sz="0"/>
-            </w:tcBorders>
-            <w:shd w:fill="FFFFFF" w:color="auto" w:val="clear"/>
-            <w:tcMar>
-              <w:top w:type="dxa" w:w="40"/>
-              <w:left w:type="dxa" w:w="80"/>
-              <w:bottom w:type="dxa" w:w="40"/>
-              <w:right w:type="dxa" w:w="80"/>
-            </w:tcMar>
-            <w:vAlign w:val="center"/>
-          </w:tcPr>
-          <w:p>
-            <w:pPr>
-              <w:jc w:val="center"/>
-            </w:pPr>
-            <w:r>
-              <w:rPr>
-                <w:rFonts w:ascii="Arial" w:cs="Arial" w:eastAsia="Arial" w:hAnsi="Arial"/>
-                <w:color w:val="6B6B6B"/>
-                <w:sz w:val="15"/>
-                <w:szCs w:val="15"/>
-              </w:rPr>
-              <w:t xml:space="preserve">bodyweight</w:t>
-            </w:r>
-          </w:p>
-        </w:tc>
-        <w:tc>
-          <w:tcPr>
-            <w:tcW w:type="dxa" w:w="540"/>
-            <w:tcBorders>
-              <w:top w:val="none" w:color="FFFFFF" w:sz="0"/>
-              <w:left w:val="none" w:color="FFFFFF" w:sz="0"/>
-              <w:bottom w:val="none" w:color="FFFFFF" w:sz="0"/>
-              <w:right w:val="none" w:color="FFFFFF" w:sz="0"/>
-            </w:tcBorders>
-            <w:shd w:fill="FFFFFF" w:color="auto" w:val="clear"/>
-            <w:tcMar>
-              <w:top w:type="dxa" w:w="40"/>
-              <w:left w:type="dxa" w:w="80"/>
-              <w:bottom w:type="dxa" w:w="40"/>
-              <w:right w:type="dxa" w:w="80"/>
-            </w:tcMar>
-            <w:vAlign w:val="center"/>
-          </w:tcPr>
-          <w:p>
-            <w:pPr>
-              <w:jc w:val="center"/>
-            </w:pPr>
-            <w:r>
-              <w:rPr>
-                <w:rFonts w:ascii="Arial" w:cs="Arial" w:eastAsia="Arial" w:hAnsi="Arial"/>
-                <w:color w:val="6B6B6B"/>
-                <w:sz w:val="15"/>
-                <w:szCs w:val="15"/>
-              </w:rPr>
-              <w:t xml:space="preserve">2-0-1</w:t>
-            </w:r>
-          </w:p>
-        </w:tc>
-        <w:tc>
-          <w:tcPr>
-            <w:tcW w:type="dxa" w:w="440"/>
-            <w:tcBorders>
-              <w:top w:val="none" w:color="FFFFFF" w:sz="0"/>
-              <w:left w:val="none" w:color="FFFFFF" w:sz="0"/>
-              <w:bottom w:val="none" w:color="FFFFFF" w:sz="0"/>
-              <w:right w:val="none" w:color="FFFFFF" w:sz="0"/>
-            </w:tcBorders>
-            <w:shd w:fill="FFFFFF" w:color="auto" w:val="clear"/>
-            <w:tcMar>
-              <w:top w:type="dxa" w:w="40"/>
-              <w:left w:type="dxa" w:w="80"/>
-              <w:bottom w:type="dxa" w:w="40"/>
-              <w:right w:type="dxa" w:w="80"/>
-            </w:tcMar>
-            <w:vAlign w:val="center"/>
-          </w:tcPr>
-          <w:p>
-            <w:pPr>
-              <w:jc w:val="center"/>
-            </w:pPr>
-            <w:r>
-              <w:rPr>
-                <w:rFonts w:ascii="Arial" w:cs="Arial" w:eastAsia="Arial" w:hAnsi="Arial"/>
-                <w:color w:val="6B6B6B"/>
-                <w:sz w:val="15"/>
-                <w:szCs w:val="15"/>
-              </w:rPr>
-              <w:t xml:space="preserve">45s</w:t>
-            </w:r>
-          </w:p>
-        </w:tc>
-        <w:tc>
-          <w:tcPr>
-            <w:tcW w:type="dxa" w:w="5580"/>
-            <w:tcBorders>
-              <w:top w:val="none" w:color="FFFFFF" w:sz="0"/>
-              <w:left w:val="none" w:color="FFFFFF" w:sz="0"/>
-              <w:bottom w:val="none" w:color="FFFFFF" w:sz="0"/>
-              <w:right w:val="none" w:color="FFFFFF" w:sz="0"/>
-            </w:tcBorders>
-            <w:shd w:fill="FFFFFF" w:color="auto" w:val="clear"/>
-            <w:tcMar>
-              <w:top w:type="dxa" w:w="40"/>
-              <w:left w:type="dxa" w:w="80"/>
-              <w:bottom w:type="dxa" w:w="40"/>
-              <w:right w:type="dxa" w:w="80"/>
-            </w:tcMar>
-            <w:vAlign w:val="center"/>
-          </w:tcPr>
-          <w:p>
-            <w:r>
-              <w:rPr>
-                <w:rFonts w:ascii="Arial" w:cs="Arial" w:eastAsia="Arial" w:hAnsi="Arial"/>
-                <w:color w:val="6B6B6B"/>
-                <w:sz w:val="17"/>
-                <w:szCs w:val="17"/>
-              </w:rPr>
-              <w:t xml:space="preserve">Drive left glute; 1s pause top; no knee cave</w:t>
+              <w:t xml:space="preserve">  Distance &amp; quality governed — no RIR target</w:t>
             </w:r>
           </w:p>
         </w:tc>
@@ -5036,7 +5956,7 @@
           <w:sz w:val="17"/>
           <w:szCs w:val="17"/>
         </w:rPr>
-        <w:t xml:space="preserve">Emphasise tempo and control on left side. Use lighter load and perfect technique before progressing.</w:t>
+        <w:t xml:space="preserve">Emphasise tempo and control on left side. Use lighter load and perfect technique before progressing. The closing sled push puts the day's leg drive to work under gait — smooth and controlled today, never a sprint.</w:t>
       </w:r>
     </w:p>
     <w:p>
@@ -5307,7 +6227,7 @@
           <w:sz w:val="17"/>
           <w:szCs w:val="17"/>
         </w:rPr>
-        <w:t xml:space="preserve">Arm bike 1 min forward + 1 min backward (upper-body cardio + shoulder circulation — the backward direction deliberately engages the posterior shoulder differently, per the 8/12 PT session). Mobility stick shoulder circuit: overhead pass-throughs 2x8-10, external rotation with stick 2x8-10, reach + drive 2x8-10. Then: band pull-aparts, thoracic rotations, 3×10 scapular push-ups.</w:t>
+        <w:t xml:space="preserve">Arm bike 1 min forward + 1 min backward (upper-body cardio + shoulder circulation — a PT-led detail: the backward direction deliberately engages the posterior shoulder differently). Mobility stick shoulder circuit: overhead pass-throughs 2x8-10, external rotation with stick 2x8-10, reach + drive 2x8-10. Then: band pull-aparts, thoracic rotations, 3×10 scapular push-ups.</w:t>
       </w:r>
     </w:p>
     <w:p>
@@ -5323,7 +6243,7 @@
           <w:sz w:val="17"/>
           <w:szCs w:val="17"/>
         </w:rPr>
-        <w:t xml:space="preserve">A — Push / Pull</w:t>
+        <w:t xml:space="preserve">A — Primary Compound — Incline DB Press</w:t>
       </w:r>
     </w:p>
     <w:p>
@@ -5348,7 +6268,7 @@
           <w:sz w:val="17"/>
           <w:szCs w:val="17"/>
         </w:rPr>
-        <w:t xml:space="preserve">Incline DB Press Week 1 load is informed by the 8/13 baseline test ("DB Chest Press," 15 lbs). Single-Arm Row loads directly off its own matching baseline (30 lbs x10, Epley 1RM ≈40 lbs). Standing Resistance Band Chest Press is added this update — a core-anti-rotation pressing accessory (no bench support) from the 8/12 PT session.</w:t>
+        <w:t xml:space="preserve">Incline DB Press Week 1 load is informed by the 8/13 baseline test ("DB Chest Press," 15 lbs). If the day calls for a variation, rotate between: a flat DB bench press, a low-incline barbell press from the rack, or a Kieser chest press. The incline DB press stays the lift we track and progress.</w:t>
       </w:r>
     </w:p>
     <w:tbl>
@@ -5848,6 +6768,74 @@
           </w:p>
         </w:tc>
       </w:tr>
+    </w:tbl>
+    <w:p>
+      <w:pPr>
+        <w:spacing w:after="100"/>
+      </w:pPr>
+    </w:p>
+    <w:p>
+      <w:pPr>
+        <w:spacing w:after="60" w:before="120"/>
+      </w:pPr>
+      <w:r>
+        <w:rPr>
+          <w:rFonts w:ascii="Arial" w:cs="Arial" w:eastAsia="Arial" w:hAnsi="Arial"/>
+          <w:b/>
+          <w:bCs/>
+          <w:color w:val="00695C"/>
+          <w:sz w:val="17"/>
+          <w:szCs w:val="17"/>
+        </w:rPr>
+        <w:t xml:space="preserve">B — Accessory — Push/Pull Control</w:t>
+      </w:r>
+    </w:p>
+    <w:p>
+      <w:pPr>
+        <w:spacing w:after="80"/>
+      </w:pPr>
+      <w:r>
+        <w:rPr>
+          <w:rFonts w:ascii="Arial" w:cs="Arial" w:eastAsia="Arial" w:hAnsi="Arial"/>
+          <w:b/>
+          <w:bCs/>
+          <w:color w:val="00695C"/>
+          <w:sz w:val="17"/>
+          <w:szCs w:val="17"/>
+        </w:rPr>
+        <w:t xml:space="preserve">Why:  </w:t>
+      </w:r>
+      <w:r>
+        <w:rPr>
+          <w:rFonts w:ascii="Arial" w:cs="Arial" w:eastAsia="Arial" w:hAnsi="Arial"/>
+          <w:color w:val="2C2C2C"/>
+          <w:sz w:val="17"/>
+          <w:szCs w:val="17"/>
+        </w:rPr>
+        <w:t xml:space="preserve">Tempo and control accessories behind the press: a slow eccentric push-up, rear-delt/rotator health work, and a standing band press with a real core anti-rotation demand — no bench support.</w:t>
+      </w:r>
+    </w:p>
+    <w:tbl>
+      <w:tblPr>
+        <w:tblW w:type="dxa" w:w="10440"/>
+        <w:tblBorders>
+          <w:top w:val="none" w:color="FFFFFF" w:sz="0"/>
+          <w:left w:val="none" w:color="FFFFFF" w:sz="0"/>
+          <w:bottom w:val="none" w:color="FFFFFF" w:sz="0"/>
+          <w:right w:val="none" w:color="FFFFFF" w:sz="0"/>
+          <w:insideH w:val="single" w:color="auto" w:sz="4"/>
+          <w:insideV w:val="single" w:color="auto" w:sz="4"/>
+        </w:tblBorders>
+      </w:tblPr>
+      <w:tblGrid>
+        <w:gridCol w:w="2400"/>
+        <w:gridCol w:w="380"/>
+        <w:gridCol w:w="420"/>
+        <w:gridCol w:w="680"/>
+        <w:gridCol w:w="540"/>
+        <w:gridCol w:w="440"/>
+        <w:gridCol w:w="5580"/>
+      </w:tblGrid>
       <w:tr>
         <w:tc>
           <w:tcPr>
@@ -5858,7 +6846,254 @@
               <w:bottom w:val="none" w:color="FFFFFF" w:sz="0"/>
               <w:right w:val="none" w:color="FFFFFF" w:sz="0"/>
             </w:tcBorders>
-            <w:shd w:fill="FFFFFF" w:color="auto" w:val="clear"/>
+            <w:shd w:fill="E0F2F1" w:color="auto" w:val="clear"/>
+            <w:tcMar>
+              <w:top w:type="dxa" w:w="40"/>
+              <w:left w:type="dxa" w:w="80"/>
+              <w:bottom w:type="dxa" w:w="40"/>
+              <w:right w:type="dxa" w:w="80"/>
+            </w:tcMar>
+            <w:vAlign w:val="center"/>
+          </w:tcPr>
+          <w:p>
+            <w:pPr>
+              <w:jc w:val="left"/>
+            </w:pPr>
+            <w:r>
+              <w:rPr>
+                <w:rFonts w:ascii="Arial" w:cs="Arial" w:eastAsia="Arial" w:hAnsi="Arial"/>
+                <w:b/>
+                <w:bCs/>
+                <w:color w:val="00695C"/>
+                <w:sz w:val="15"/>
+                <w:szCs w:val="15"/>
+              </w:rPr>
+              <w:t xml:space="preserve">EXERCISE</w:t>
+            </w:r>
+          </w:p>
+        </w:tc>
+        <w:tc>
+          <w:tcPr>
+            <w:tcW w:type="dxa" w:w="380"/>
+            <w:tcBorders>
+              <w:top w:val="none" w:color="FFFFFF" w:sz="0"/>
+              <w:left w:val="none" w:color="FFFFFF" w:sz="0"/>
+              <w:bottom w:val="none" w:color="FFFFFF" w:sz="0"/>
+              <w:right w:val="none" w:color="FFFFFF" w:sz="0"/>
+            </w:tcBorders>
+            <w:shd w:fill="E0F2F1" w:color="auto" w:val="clear"/>
+            <w:tcMar>
+              <w:top w:type="dxa" w:w="40"/>
+              <w:left w:type="dxa" w:w="80"/>
+              <w:bottom w:type="dxa" w:w="40"/>
+              <w:right w:type="dxa" w:w="80"/>
+            </w:tcMar>
+            <w:vAlign w:val="center"/>
+          </w:tcPr>
+          <w:p>
+            <w:pPr>
+              <w:jc w:val="center"/>
+            </w:pPr>
+            <w:r>
+              <w:rPr>
+                <w:rFonts w:ascii="Arial" w:cs="Arial" w:eastAsia="Arial" w:hAnsi="Arial"/>
+                <w:b/>
+                <w:bCs/>
+                <w:color w:val="00695C"/>
+                <w:sz w:val="13"/>
+                <w:szCs w:val="13"/>
+              </w:rPr>
+              <w:t xml:space="preserve">SETS</w:t>
+            </w:r>
+          </w:p>
+        </w:tc>
+        <w:tc>
+          <w:tcPr>
+            <w:tcW w:type="dxa" w:w="420"/>
+            <w:tcBorders>
+              <w:top w:val="none" w:color="FFFFFF" w:sz="0"/>
+              <w:left w:val="none" w:color="FFFFFF" w:sz="0"/>
+              <w:bottom w:val="none" w:color="FFFFFF" w:sz="0"/>
+              <w:right w:val="none" w:color="FFFFFF" w:sz="0"/>
+            </w:tcBorders>
+            <w:shd w:fill="E0F2F1" w:color="auto" w:val="clear"/>
+            <w:tcMar>
+              <w:top w:type="dxa" w:w="40"/>
+              <w:left w:type="dxa" w:w="80"/>
+              <w:bottom w:type="dxa" w:w="40"/>
+              <w:right w:type="dxa" w:w="80"/>
+            </w:tcMar>
+            <w:vAlign w:val="center"/>
+          </w:tcPr>
+          <w:p>
+            <w:pPr>
+              <w:jc w:val="center"/>
+            </w:pPr>
+            <w:r>
+              <w:rPr>
+                <w:rFonts w:ascii="Arial" w:cs="Arial" w:eastAsia="Arial" w:hAnsi="Arial"/>
+                <w:b/>
+                <w:bCs/>
+                <w:color w:val="00695C"/>
+                <w:sz w:val="13"/>
+                <w:szCs w:val="13"/>
+              </w:rPr>
+              <w:t xml:space="preserve">REPS</w:t>
+            </w:r>
+          </w:p>
+        </w:tc>
+        <w:tc>
+          <w:tcPr>
+            <w:tcW w:type="dxa" w:w="680"/>
+            <w:tcBorders>
+              <w:top w:val="none" w:color="FFFFFF" w:sz="0"/>
+              <w:left w:val="none" w:color="FFFFFF" w:sz="0"/>
+              <w:bottom w:val="none" w:color="FFFFFF" w:sz="0"/>
+              <w:right w:val="none" w:color="FFFFFF" w:sz="0"/>
+            </w:tcBorders>
+            <w:shd w:fill="E0F2F1" w:color="auto" w:val="clear"/>
+            <w:tcMar>
+              <w:top w:type="dxa" w:w="40"/>
+              <w:left w:type="dxa" w:w="80"/>
+              <w:bottom w:type="dxa" w:w="40"/>
+              <w:right w:type="dxa" w:w="80"/>
+            </w:tcMar>
+            <w:vAlign w:val="center"/>
+          </w:tcPr>
+          <w:p>
+            <w:pPr>
+              <w:jc w:val="center"/>
+            </w:pPr>
+            <w:r>
+              <w:rPr>
+                <w:rFonts w:ascii="Arial" w:cs="Arial" w:eastAsia="Arial" w:hAnsi="Arial"/>
+                <w:b/>
+                <w:bCs/>
+                <w:color w:val="00695C"/>
+                <w:sz w:val="13"/>
+                <w:szCs w:val="13"/>
+              </w:rPr>
+              <w:t xml:space="preserve">LOAD</w:t>
+            </w:r>
+          </w:p>
+        </w:tc>
+        <w:tc>
+          <w:tcPr>
+            <w:tcW w:type="dxa" w:w="540"/>
+            <w:tcBorders>
+              <w:top w:val="none" w:color="FFFFFF" w:sz="0"/>
+              <w:left w:val="none" w:color="FFFFFF" w:sz="0"/>
+              <w:bottom w:val="none" w:color="FFFFFF" w:sz="0"/>
+              <w:right w:val="none" w:color="FFFFFF" w:sz="0"/>
+            </w:tcBorders>
+            <w:shd w:fill="E0F2F1" w:color="auto" w:val="clear"/>
+            <w:tcMar>
+              <w:top w:type="dxa" w:w="40"/>
+              <w:left w:type="dxa" w:w="80"/>
+              <w:bottom w:type="dxa" w:w="40"/>
+              <w:right w:type="dxa" w:w="80"/>
+            </w:tcMar>
+            <w:vAlign w:val="center"/>
+          </w:tcPr>
+          <w:p>
+            <w:pPr>
+              <w:jc w:val="center"/>
+            </w:pPr>
+            <w:r>
+              <w:rPr>
+                <w:rFonts w:ascii="Arial" w:cs="Arial" w:eastAsia="Arial" w:hAnsi="Arial"/>
+                <w:b/>
+                <w:bCs/>
+                <w:color w:val="00695C"/>
+                <w:sz w:val="13"/>
+                <w:szCs w:val="13"/>
+              </w:rPr>
+              <w:t xml:space="preserve">TEMPO</w:t>
+            </w:r>
+          </w:p>
+        </w:tc>
+        <w:tc>
+          <w:tcPr>
+            <w:tcW w:type="dxa" w:w="440"/>
+            <w:tcBorders>
+              <w:top w:val="none" w:color="FFFFFF" w:sz="0"/>
+              <w:left w:val="none" w:color="FFFFFF" w:sz="0"/>
+              <w:bottom w:val="none" w:color="FFFFFF" w:sz="0"/>
+              <w:right w:val="none" w:color="FFFFFF" w:sz="0"/>
+            </w:tcBorders>
+            <w:shd w:fill="E0F2F1" w:color="auto" w:val="clear"/>
+            <w:tcMar>
+              <w:top w:type="dxa" w:w="40"/>
+              <w:left w:type="dxa" w:w="80"/>
+              <w:bottom w:type="dxa" w:w="40"/>
+              <w:right w:type="dxa" w:w="80"/>
+            </w:tcMar>
+            <w:vAlign w:val="center"/>
+          </w:tcPr>
+          <w:p>
+            <w:pPr>
+              <w:jc w:val="center"/>
+            </w:pPr>
+            <w:r>
+              <w:rPr>
+                <w:rFonts w:ascii="Arial" w:cs="Arial" w:eastAsia="Arial" w:hAnsi="Arial"/>
+                <w:b/>
+                <w:bCs/>
+                <w:color w:val="00695C"/>
+                <w:sz w:val="13"/>
+                <w:szCs w:val="13"/>
+              </w:rPr>
+              <w:t xml:space="preserve">REST</w:t>
+            </w:r>
+          </w:p>
+        </w:tc>
+        <w:tc>
+          <w:tcPr>
+            <w:tcW w:type="dxa" w:w="5580"/>
+            <w:tcBorders>
+              <w:top w:val="none" w:color="FFFFFF" w:sz="0"/>
+              <w:left w:val="none" w:color="FFFFFF" w:sz="0"/>
+              <w:bottom w:val="none" w:color="FFFFFF" w:sz="0"/>
+              <w:right w:val="none" w:color="FFFFFF" w:sz="0"/>
+            </w:tcBorders>
+            <w:shd w:fill="E0F2F1" w:color="auto" w:val="clear"/>
+            <w:tcMar>
+              <w:top w:type="dxa" w:w="40"/>
+              <w:left w:type="dxa" w:w="80"/>
+              <w:bottom w:type="dxa" w:w="40"/>
+              <w:right w:type="dxa" w:w="80"/>
+            </w:tcMar>
+            <w:vAlign w:val="center"/>
+          </w:tcPr>
+          <w:p>
+            <w:pPr>
+              <w:jc w:val="left"/>
+            </w:pPr>
+            <w:r>
+              <w:rPr>
+                <w:rFonts w:ascii="Arial" w:cs="Arial" w:eastAsia="Arial" w:hAnsi="Arial"/>
+                <w:b/>
+                <w:bCs/>
+                <w:color w:val="00695C"/>
+                <w:sz w:val="15"/>
+                <w:szCs w:val="15"/>
+              </w:rPr>
+              <w:t xml:space="preserve">COACHING CUE</w:t>
+            </w:r>
+          </w:p>
+        </w:tc>
+      </w:tr>
+      <w:tr>
+        <w:tc>
+          <w:tcPr>
+            <w:tcW w:type="dxa" w:w="2400"/>
+            <w:tcBorders>
+              <w:top w:val="none" w:color="FFFFFF" w:sz="0"/>
+              <w:left w:val="none" w:color="FFFFFF" w:sz="0"/>
+              <w:bottom w:val="none" w:color="FFFFFF" w:sz="0"/>
+              <w:right w:val="none" w:color="FFFFFF" w:sz="0"/>
+            </w:tcBorders>
+            <w:shd w:fill="F0FAFA" w:color="auto" w:val="clear"/>
             <w:tcMar>
               <w:top w:type="dxa" w:w="40"/>
               <w:left w:type="dxa" w:w="80"/>
@@ -5877,7 +7112,7 @@
                 <w:sz w:val="18"/>
                 <w:szCs w:val="18"/>
               </w:rPr>
-              <w:t xml:space="preserve">Single-Arm Row</w:t>
+              <w:t xml:space="preserve">Half-Kneeling Eccentric Push-Up</w:t>
             </w:r>
           </w:p>
         </w:tc>
@@ -5890,27 +7125,27 @@
               <w:bottom w:val="none" w:color="FFFFFF" w:sz="0"/>
               <w:right w:val="none" w:color="FFFFFF" w:sz="0"/>
             </w:tcBorders>
-            <w:shd w:fill="FFFFFF" w:color="auto" w:val="clear"/>
-            <w:tcMar>
-              <w:top w:type="dxa" w:w="40"/>
-              <w:left w:type="dxa" w:w="80"/>
-              <w:bottom w:type="dxa" w:w="40"/>
-              <w:right w:type="dxa" w:w="80"/>
-            </w:tcMar>
-            <w:vAlign w:val="center"/>
-          </w:tcPr>
-          <w:p>
-            <w:pPr>
-              <w:jc w:val="center"/>
-            </w:pPr>
-            <w:r>
-              <w:rPr>
-                <w:rFonts w:ascii="Arial" w:cs="Arial" w:eastAsia="Arial" w:hAnsi="Arial"/>
-                <w:color w:val="6B6B6B"/>
-                <w:sz w:val="15"/>
-                <w:szCs w:val="15"/>
-              </w:rPr>
-              <w:t xml:space="preserve">4</w:t>
+            <w:shd w:fill="F0FAFA" w:color="auto" w:val="clear"/>
+            <w:tcMar>
+              <w:top w:type="dxa" w:w="40"/>
+              <w:left w:type="dxa" w:w="80"/>
+              <w:bottom w:type="dxa" w:w="40"/>
+              <w:right w:type="dxa" w:w="80"/>
+            </w:tcMar>
+            <w:vAlign w:val="center"/>
+          </w:tcPr>
+          <w:p>
+            <w:pPr>
+              <w:jc w:val="center"/>
+            </w:pPr>
+            <w:r>
+              <w:rPr>
+                <w:rFonts w:ascii="Arial" w:cs="Arial" w:eastAsia="Arial" w:hAnsi="Arial"/>
+                <w:color w:val="6B6B6B"/>
+                <w:sz w:val="15"/>
+                <w:szCs w:val="15"/>
+              </w:rPr>
+              <w:t xml:space="preserve">3</w:t>
             </w:r>
           </w:p>
         </w:tc>
@@ -5923,27 +7158,27 @@
               <w:bottom w:val="none" w:color="FFFFFF" w:sz="0"/>
               <w:right w:val="none" w:color="FFFFFF" w:sz="0"/>
             </w:tcBorders>
-            <w:shd w:fill="FFFFFF" w:color="auto" w:val="clear"/>
-            <w:tcMar>
-              <w:top w:type="dxa" w:w="40"/>
-              <w:left w:type="dxa" w:w="80"/>
-              <w:bottom w:type="dxa" w:w="40"/>
-              <w:right w:type="dxa" w:w="80"/>
-            </w:tcMar>
-            <w:vAlign w:val="center"/>
-          </w:tcPr>
-          <w:p>
-            <w:pPr>
-              <w:jc w:val="center"/>
-            </w:pPr>
-            <w:r>
-              <w:rPr>
-                <w:rFonts w:ascii="Arial" w:cs="Arial" w:eastAsia="Arial" w:hAnsi="Arial"/>
-                <w:color w:val="6B6B6B"/>
-                <w:sz w:val="15"/>
-                <w:szCs w:val="15"/>
-              </w:rPr>
-              <w:t xml:space="preserve">8 each</w:t>
+            <w:shd w:fill="F0FAFA" w:color="auto" w:val="clear"/>
+            <w:tcMar>
+              <w:top w:type="dxa" w:w="40"/>
+              <w:left w:type="dxa" w:w="80"/>
+              <w:bottom w:type="dxa" w:w="40"/>
+              <w:right w:type="dxa" w:w="80"/>
+            </w:tcMar>
+            <w:vAlign w:val="center"/>
+          </w:tcPr>
+          <w:p>
+            <w:pPr>
+              <w:jc w:val="center"/>
+            </w:pPr>
+            <w:r>
+              <w:rPr>
+                <w:rFonts w:ascii="Arial" w:cs="Arial" w:eastAsia="Arial" w:hAnsi="Arial"/>
+                <w:color w:val="6B6B6B"/>
+                <w:sz w:val="15"/>
+                <w:szCs w:val="15"/>
+              </w:rPr>
+              <w:t xml:space="preserve">6-8</w:t>
             </w:r>
           </w:p>
         </w:tc>
@@ -5956,27 +7191,27 @@
               <w:bottom w:val="none" w:color="FFFFFF" w:sz="0"/>
               <w:right w:val="none" w:color="FFFFFF" w:sz="0"/>
             </w:tcBorders>
-            <w:shd w:fill="FFFFFF" w:color="auto" w:val="clear"/>
-            <w:tcMar>
-              <w:top w:type="dxa" w:w="40"/>
-              <w:left w:type="dxa" w:w="80"/>
-              <w:bottom w:type="dxa" w:w="40"/>
-              <w:right w:type="dxa" w:w="80"/>
-            </w:tcMar>
-            <w:vAlign w:val="center"/>
-          </w:tcPr>
-          <w:p>
-            <w:pPr>
-              <w:jc w:val="center"/>
-            </w:pPr>
-            <w:r>
-              <w:rPr>
-                <w:rFonts w:ascii="Arial" w:cs="Arial" w:eastAsia="Arial" w:hAnsi="Arial"/>
-                <w:color w:val="6B6B6B"/>
-                <w:sz w:val="15"/>
-                <w:szCs w:val="15"/>
-              </w:rPr>
-              <w:t xml:space="preserve">Wk1: 30 lbs → Wk4: 35 lbs</w:t>
+            <w:shd w:fill="F0FAFA" w:color="auto" w:val="clear"/>
+            <w:tcMar>
+              <w:top w:type="dxa" w:w="40"/>
+              <w:left w:type="dxa" w:w="80"/>
+              <w:bottom w:type="dxa" w:w="40"/>
+              <w:right w:type="dxa" w:w="80"/>
+            </w:tcMar>
+            <w:vAlign w:val="center"/>
+          </w:tcPr>
+          <w:p>
+            <w:pPr>
+              <w:jc w:val="center"/>
+            </w:pPr>
+            <w:r>
+              <w:rPr>
+                <w:rFonts w:ascii="Arial" w:cs="Arial" w:eastAsia="Arial" w:hAnsi="Arial"/>
+                <w:color w:val="6B6B6B"/>
+                <w:sz w:val="15"/>
+                <w:szCs w:val="15"/>
+              </w:rPr>
+              <w:t xml:space="preserve">bodyweight</w:t>
             </w:r>
           </w:p>
         </w:tc>
@@ -5989,27 +7224,27 @@
               <w:bottom w:val="none" w:color="FFFFFF" w:sz="0"/>
               <w:right w:val="none" w:color="FFFFFF" w:sz="0"/>
             </w:tcBorders>
-            <w:shd w:fill="FFFFFF" w:color="auto" w:val="clear"/>
-            <w:tcMar>
-              <w:top w:type="dxa" w:w="40"/>
-              <w:left w:type="dxa" w:w="80"/>
-              <w:bottom w:type="dxa" w:w="40"/>
-              <w:right w:type="dxa" w:w="80"/>
-            </w:tcMar>
-            <w:vAlign w:val="center"/>
-          </w:tcPr>
-          <w:p>
-            <w:pPr>
-              <w:jc w:val="center"/>
-            </w:pPr>
-            <w:r>
-              <w:rPr>
-                <w:rFonts w:ascii="Arial" w:cs="Arial" w:eastAsia="Arial" w:hAnsi="Arial"/>
-                <w:color w:val="6B6B6B"/>
-                <w:sz w:val="15"/>
-                <w:szCs w:val="15"/>
-              </w:rPr>
-              <w:t xml:space="preserve">2-0-1</w:t>
+            <w:shd w:fill="F0FAFA" w:color="auto" w:val="clear"/>
+            <w:tcMar>
+              <w:top w:type="dxa" w:w="40"/>
+              <w:left w:type="dxa" w:w="80"/>
+              <w:bottom w:type="dxa" w:w="40"/>
+              <w:right w:type="dxa" w:w="80"/>
+            </w:tcMar>
+            <w:vAlign w:val="center"/>
+          </w:tcPr>
+          <w:p>
+            <w:pPr>
+              <w:jc w:val="center"/>
+            </w:pPr>
+            <w:r>
+              <w:rPr>
+                <w:rFonts w:ascii="Arial" w:cs="Arial" w:eastAsia="Arial" w:hAnsi="Arial"/>
+                <w:color w:val="6B6B6B"/>
+                <w:sz w:val="15"/>
+                <w:szCs w:val="15"/>
+              </w:rPr>
+              <w:t xml:space="preserve">4-0-1</w:t>
             </w:r>
           </w:p>
         </w:tc>
@@ -6022,27 +7257,27 @@
               <w:bottom w:val="none" w:color="FFFFFF" w:sz="0"/>
               <w:right w:val="none" w:color="FFFFFF" w:sz="0"/>
             </w:tcBorders>
-            <w:shd w:fill="FFFFFF" w:color="auto" w:val="clear"/>
-            <w:tcMar>
-              <w:top w:type="dxa" w:w="40"/>
-              <w:left w:type="dxa" w:w="80"/>
-              <w:bottom w:type="dxa" w:w="40"/>
-              <w:right w:type="dxa" w:w="80"/>
-            </w:tcMar>
-            <w:vAlign w:val="center"/>
-          </w:tcPr>
-          <w:p>
-            <w:pPr>
-              <w:jc w:val="center"/>
-            </w:pPr>
-            <w:r>
-              <w:rPr>
-                <w:rFonts w:ascii="Arial" w:cs="Arial" w:eastAsia="Arial" w:hAnsi="Arial"/>
-                <w:color w:val="6B6B6B"/>
-                <w:sz w:val="15"/>
-                <w:szCs w:val="15"/>
-              </w:rPr>
-              <w:t xml:space="preserve">60s</w:t>
+            <w:shd w:fill="F0FAFA" w:color="auto" w:val="clear"/>
+            <w:tcMar>
+              <w:top w:type="dxa" w:w="40"/>
+              <w:left w:type="dxa" w:w="80"/>
+              <w:bottom w:type="dxa" w:w="40"/>
+              <w:right w:type="dxa" w:w="80"/>
+            </w:tcMar>
+            <w:vAlign w:val="center"/>
+          </w:tcPr>
+          <w:p>
+            <w:pPr>
+              <w:jc w:val="center"/>
+            </w:pPr>
+            <w:r>
+              <w:rPr>
+                <w:rFonts w:ascii="Arial" w:cs="Arial" w:eastAsia="Arial" w:hAnsi="Arial"/>
+                <w:color w:val="6B6B6B"/>
+                <w:sz w:val="15"/>
+                <w:szCs w:val="15"/>
+              </w:rPr>
+              <w:t xml:space="preserve">45s</w:t>
             </w:r>
           </w:p>
         </w:tc>
@@ -6055,7 +7290,7 @@
               <w:bottom w:val="none" w:color="FFFFFF" w:sz="0"/>
               <w:right w:val="none" w:color="FFFFFF" w:sz="0"/>
             </w:tcBorders>
-            <w:shd w:fill="FFFFFF" w:color="auto" w:val="clear"/>
+            <w:shd w:fill="F0FAFA" w:color="auto" w:val="clear"/>
             <w:tcMar>
               <w:top w:type="dxa" w:w="40"/>
               <w:left w:type="dxa" w:w="80"/>
@@ -6072,7 +7307,7 @@
                 <w:sz w:val="17"/>
                 <w:szCs w:val="17"/>
               </w:rPr>
-              <w:t xml:space="preserve">Pull to the hip; maintain neutral spine</w:t>
+              <w:t xml:space="preserve">Half-kneeling stance (one knee down); slow 4-sec controlled lower, drive back up.</w:t>
             </w:r>
           </w:p>
         </w:tc>
@@ -6087,7 +7322,7 @@
               <w:bottom w:val="none" w:color="FFFFFF" w:sz="0"/>
               <w:right w:val="none" w:color="FFFFFF" w:sz="0"/>
             </w:tcBorders>
-            <w:shd w:fill="F0FAFA" w:color="auto" w:val="clear"/>
+            <w:shd w:fill="FFFFFF" w:color="auto" w:val="clear"/>
             <w:tcMar>
               <w:top w:type="dxa" w:w="40"/>
               <w:left w:type="dxa" w:w="80"/>
@@ -6106,7 +7341,7 @@
                 <w:sz w:val="18"/>
                 <w:szCs w:val="18"/>
               </w:rPr>
-              <w:t xml:space="preserve">Half-Kneeling Eccentric Push-Up</w:t>
+              <w:t xml:space="preserve">Face Pulls</w:t>
             </w:r>
           </w:p>
         </w:tc>
@@ -6119,7 +7354,7 @@
               <w:bottom w:val="none" w:color="FFFFFF" w:sz="0"/>
               <w:right w:val="none" w:color="FFFFFF" w:sz="0"/>
             </w:tcBorders>
-            <w:shd w:fill="F0FAFA" w:color="auto" w:val="clear"/>
+            <w:shd w:fill="FFFFFF" w:color="auto" w:val="clear"/>
             <w:tcMar>
               <w:top w:type="dxa" w:w="40"/>
               <w:left w:type="dxa" w:w="80"/>
@@ -6152,27 +7387,27 @@
               <w:bottom w:val="none" w:color="FFFFFF" w:sz="0"/>
               <w:right w:val="none" w:color="FFFFFF" w:sz="0"/>
             </w:tcBorders>
-            <w:shd w:fill="F0FAFA" w:color="auto" w:val="clear"/>
-            <w:tcMar>
-              <w:top w:type="dxa" w:w="40"/>
-              <w:left w:type="dxa" w:w="80"/>
-              <w:bottom w:type="dxa" w:w="40"/>
-              <w:right w:type="dxa" w:w="80"/>
-            </w:tcMar>
-            <w:vAlign w:val="center"/>
-          </w:tcPr>
-          <w:p>
-            <w:pPr>
-              <w:jc w:val="center"/>
-            </w:pPr>
-            <w:r>
-              <w:rPr>
-                <w:rFonts w:ascii="Arial" w:cs="Arial" w:eastAsia="Arial" w:hAnsi="Arial"/>
-                <w:color w:val="6B6B6B"/>
-                <w:sz w:val="15"/>
-                <w:szCs w:val="15"/>
-              </w:rPr>
-              <w:t xml:space="preserve">6-8</w:t>
+            <w:shd w:fill="FFFFFF" w:color="auto" w:val="clear"/>
+            <w:tcMar>
+              <w:top w:type="dxa" w:w="40"/>
+              <w:left w:type="dxa" w:w="80"/>
+              <w:bottom w:type="dxa" w:w="40"/>
+              <w:right w:type="dxa" w:w="80"/>
+            </w:tcMar>
+            <w:vAlign w:val="center"/>
+          </w:tcPr>
+          <w:p>
+            <w:pPr>
+              <w:jc w:val="center"/>
+            </w:pPr>
+            <w:r>
+              <w:rPr>
+                <w:rFonts w:ascii="Arial" w:cs="Arial" w:eastAsia="Arial" w:hAnsi="Arial"/>
+                <w:color w:val="6B6B6B"/>
+                <w:sz w:val="15"/>
+                <w:szCs w:val="15"/>
+              </w:rPr>
+              <w:t xml:space="preserve">15</w:t>
             </w:r>
           </w:p>
         </w:tc>
@@ -6185,27 +7420,27 @@
               <w:bottom w:val="none" w:color="FFFFFF" w:sz="0"/>
               <w:right w:val="none" w:color="FFFFFF" w:sz="0"/>
             </w:tcBorders>
-            <w:shd w:fill="F0FAFA" w:color="auto" w:val="clear"/>
-            <w:tcMar>
-              <w:top w:type="dxa" w:w="40"/>
-              <w:left w:type="dxa" w:w="80"/>
-              <w:bottom w:type="dxa" w:w="40"/>
-              <w:right w:type="dxa" w:w="80"/>
-            </w:tcMar>
-            <w:vAlign w:val="center"/>
-          </w:tcPr>
-          <w:p>
-            <w:pPr>
-              <w:jc w:val="center"/>
-            </w:pPr>
-            <w:r>
-              <w:rPr>
-                <w:rFonts w:ascii="Arial" w:cs="Arial" w:eastAsia="Arial" w:hAnsi="Arial"/>
-                <w:color w:val="6B6B6B"/>
-                <w:sz w:val="15"/>
-                <w:szCs w:val="15"/>
-              </w:rPr>
-              <w:t xml:space="preserve">bodyweight</w:t>
+            <w:shd w:fill="FFFFFF" w:color="auto" w:val="clear"/>
+            <w:tcMar>
+              <w:top w:type="dxa" w:w="40"/>
+              <w:left w:type="dxa" w:w="80"/>
+              <w:bottom w:type="dxa" w:w="40"/>
+              <w:right w:type="dxa" w:w="80"/>
+            </w:tcMar>
+            <w:vAlign w:val="center"/>
+          </w:tcPr>
+          <w:p>
+            <w:pPr>
+              <w:jc w:val="center"/>
+            </w:pPr>
+            <w:r>
+              <w:rPr>
+                <w:rFonts w:ascii="Arial" w:cs="Arial" w:eastAsia="Arial" w:hAnsi="Arial"/>
+                <w:color w:val="6B6B6B"/>
+                <w:sz w:val="15"/>
+                <w:szCs w:val="15"/>
+              </w:rPr>
+              <w:t xml:space="preserve">band</w:t>
             </w:r>
           </w:p>
         </w:tc>
@@ -6218,27 +7453,27 @@
               <w:bottom w:val="none" w:color="FFFFFF" w:sz="0"/>
               <w:right w:val="none" w:color="FFFFFF" w:sz="0"/>
             </w:tcBorders>
-            <w:shd w:fill="F0FAFA" w:color="auto" w:val="clear"/>
-            <w:tcMar>
-              <w:top w:type="dxa" w:w="40"/>
-              <w:left w:type="dxa" w:w="80"/>
-              <w:bottom w:type="dxa" w:w="40"/>
-              <w:right w:type="dxa" w:w="80"/>
-            </w:tcMar>
-            <w:vAlign w:val="center"/>
-          </w:tcPr>
-          <w:p>
-            <w:pPr>
-              <w:jc w:val="center"/>
-            </w:pPr>
-            <w:r>
-              <w:rPr>
-                <w:rFonts w:ascii="Arial" w:cs="Arial" w:eastAsia="Arial" w:hAnsi="Arial"/>
-                <w:color w:val="6B6B6B"/>
-                <w:sz w:val="15"/>
-                <w:szCs w:val="15"/>
-              </w:rPr>
-              <w:t xml:space="preserve">4-0-1</w:t>
+            <w:shd w:fill="FFFFFF" w:color="auto" w:val="clear"/>
+            <w:tcMar>
+              <w:top w:type="dxa" w:w="40"/>
+              <w:left w:type="dxa" w:w="80"/>
+              <w:bottom w:type="dxa" w:w="40"/>
+              <w:right w:type="dxa" w:w="80"/>
+            </w:tcMar>
+            <w:vAlign w:val="center"/>
+          </w:tcPr>
+          <w:p>
+            <w:pPr>
+              <w:jc w:val="center"/>
+            </w:pPr>
+            <w:r>
+              <w:rPr>
+                <w:rFonts w:ascii="Arial" w:cs="Arial" w:eastAsia="Arial" w:hAnsi="Arial"/>
+                <w:color w:val="6B6B6B"/>
+                <w:sz w:val="15"/>
+                <w:szCs w:val="15"/>
+              </w:rPr>
+              <w:t xml:space="preserve">2-0-1</w:t>
             </w:r>
           </w:p>
         </w:tc>
@@ -6251,7 +7486,7 @@
               <w:bottom w:val="none" w:color="FFFFFF" w:sz="0"/>
               <w:right w:val="none" w:color="FFFFFF" w:sz="0"/>
             </w:tcBorders>
-            <w:shd w:fill="F0FAFA" w:color="auto" w:val="clear"/>
+            <w:shd w:fill="FFFFFF" w:color="auto" w:val="clear"/>
             <w:tcMar>
               <w:top w:type="dxa" w:w="40"/>
               <w:left w:type="dxa" w:w="80"/>
@@ -6284,7 +7519,7 @@
               <w:bottom w:val="none" w:color="FFFFFF" w:sz="0"/>
               <w:right w:val="none" w:color="FFFFFF" w:sz="0"/>
             </w:tcBorders>
-            <w:shd w:fill="F0FAFA" w:color="auto" w:val="clear"/>
+            <w:shd w:fill="FFFFFF" w:color="auto" w:val="clear"/>
             <w:tcMar>
               <w:top w:type="dxa" w:w="40"/>
               <w:left w:type="dxa" w:w="80"/>
@@ -6301,7 +7536,7 @@
                 <w:sz w:val="17"/>
                 <w:szCs w:val="17"/>
               </w:rPr>
-              <w:t xml:space="preserve">Half-kneeling stance (one knee down); slow 4-sec controlled lower, drive back up. New — PT-introduced tempo/control accessory.</w:t>
+              <w:t xml:space="preserve">High elbows; squeeze rear delts</w:t>
             </w:r>
           </w:p>
         </w:tc>
@@ -6316,7 +7551,7 @@
               <w:bottom w:val="none" w:color="FFFFFF" w:sz="0"/>
               <w:right w:val="none" w:color="FFFFFF" w:sz="0"/>
             </w:tcBorders>
-            <w:shd w:fill="FFFFFF" w:color="auto" w:val="clear"/>
+            <w:shd w:fill="F0FAFA" w:color="auto" w:val="clear"/>
             <w:tcMar>
               <w:top w:type="dxa" w:w="40"/>
               <w:left w:type="dxa" w:w="80"/>
@@ -6348,7 +7583,7 @@
               <w:bottom w:val="none" w:color="FFFFFF" w:sz="0"/>
               <w:right w:val="none" w:color="FFFFFF" w:sz="0"/>
             </w:tcBorders>
-            <w:shd w:fill="FFFFFF" w:color="auto" w:val="clear"/>
+            <w:shd w:fill="F0FAFA" w:color="auto" w:val="clear"/>
             <w:tcMar>
               <w:top w:type="dxa" w:w="40"/>
               <w:left w:type="dxa" w:w="80"/>
@@ -6381,7 +7616,7 @@
               <w:bottom w:val="none" w:color="FFFFFF" w:sz="0"/>
               <w:right w:val="none" w:color="FFFFFF" w:sz="0"/>
             </w:tcBorders>
-            <w:shd w:fill="FFFFFF" w:color="auto" w:val="clear"/>
+            <w:shd w:fill="F0FAFA" w:color="auto" w:val="clear"/>
             <w:tcMar>
               <w:top w:type="dxa" w:w="40"/>
               <w:left w:type="dxa" w:w="80"/>
@@ -6414,7 +7649,7 @@
               <w:bottom w:val="none" w:color="FFFFFF" w:sz="0"/>
               <w:right w:val="none" w:color="FFFFFF" w:sz="0"/>
             </w:tcBorders>
-            <w:shd w:fill="FFFFFF" w:color="auto" w:val="clear"/>
+            <w:shd w:fill="F0FAFA" w:color="auto" w:val="clear"/>
             <w:tcMar>
               <w:top w:type="dxa" w:w="40"/>
               <w:left w:type="dxa" w:w="80"/>
@@ -6447,7 +7682,7 @@
               <w:bottom w:val="none" w:color="FFFFFF" w:sz="0"/>
               <w:right w:val="none" w:color="FFFFFF" w:sz="0"/>
             </w:tcBorders>
-            <w:shd w:fill="FFFFFF" w:color="auto" w:val="clear"/>
+            <w:shd w:fill="F0FAFA" w:color="auto" w:val="clear"/>
             <w:tcMar>
               <w:top w:type="dxa" w:w="40"/>
               <w:left w:type="dxa" w:w="80"/>
@@ -6480,7 +7715,7 @@
               <w:bottom w:val="none" w:color="FFFFFF" w:sz="0"/>
               <w:right w:val="none" w:color="FFFFFF" w:sz="0"/>
             </w:tcBorders>
-            <w:shd w:fill="FFFFFF" w:color="auto" w:val="clear"/>
+            <w:shd w:fill="F0FAFA" w:color="auto" w:val="clear"/>
             <w:tcMar>
               <w:top w:type="dxa" w:w="40"/>
               <w:left w:type="dxa" w:w="80"/>
@@ -6513,7 +7748,7 @@
               <w:bottom w:val="none" w:color="FFFFFF" w:sz="0"/>
               <w:right w:val="none" w:color="FFFFFF" w:sz="0"/>
             </w:tcBorders>
-            <w:shd w:fill="FFFFFF" w:color="auto" w:val="clear"/>
+            <w:shd w:fill="F0FAFA" w:color="auto" w:val="clear"/>
             <w:tcMar>
               <w:top w:type="dxa" w:w="40"/>
               <w:left w:type="dxa" w:w="80"/>
@@ -6530,7 +7765,1566 @@
                 <w:sz w:val="17"/>
                 <w:szCs w:val="17"/>
               </w:rPr>
-              <w:t xml:space="preserve">New this update. No bench support — standing, anti-rotation core demand throughout the press. Press straight ahead, resist trunk rotation, control the return.</w:t>
+              <w:t xml:space="preserve">No bench support — standing, anti-rotation core demand throughout. Press straight ahead, resist trunk rotation, control the return.</w:t>
+            </w:r>
+          </w:p>
+        </w:tc>
+      </w:tr>
+    </w:tbl>
+    <w:p>
+      <w:pPr>
+        <w:spacing w:after="100"/>
+      </w:pPr>
+    </w:p>
+    <w:p>
+      <w:pPr>
+        <w:spacing w:after="60" w:before="120"/>
+      </w:pPr>
+      <w:r>
+        <w:rPr>
+          <w:rFonts w:ascii="Arial" w:cs="Arial" w:eastAsia="Arial" w:hAnsi="Arial"/>
+          <w:b/>
+          <w:bCs/>
+          <w:color w:val="43A047"/>
+          <w:sz w:val="17"/>
+          <w:szCs w:val="17"/>
+        </w:rPr>
+        <w:t xml:space="preserve">C — PT-Led Running-Economy Circuit (Jason Bethea)</w:t>
+      </w:r>
+    </w:p>
+    <w:p>
+      <w:pPr>
+        <w:spacing w:after="80"/>
+      </w:pPr>
+      <w:r>
+        <w:rPr>
+          <w:rFonts w:ascii="Arial" w:cs="Arial" w:eastAsia="Arial" w:hAnsi="Arial"/>
+          <w:b/>
+          <w:bCs/>
+          <w:color w:val="43A047"/>
+          <w:sz w:val="17"/>
+          <w:szCs w:val="17"/>
+        </w:rPr>
+        <w:t xml:space="preserve">Why:  </w:t>
+      </w:r>
+      <w:r>
+        <w:rPr>
+          <w:rFonts w:ascii="Arial" w:cs="Arial" w:eastAsia="Arial" w:hAnsi="Arial"/>
+          <w:color w:val="2C2C2C"/>
+          <w:sz w:val="17"/>
+          <w:szCs w:val="17"/>
+        </w:rPr>
+        <w:t xml:space="preserve">Carried into this session from her PT-led work with Jason Bethea, Brace Life's in-house Trainer/Physical Therapist — three drills chosen for direct running-economy transfer given her running-knee-health goal: grip, gait, and anti-lateral-flexion core demand under load carry over directly to running mechanics.</w:t>
+      </w:r>
+    </w:p>
+    <w:tbl>
+      <w:tblPr>
+        <w:tblW w:type="dxa" w:w="10440"/>
+        <w:tblBorders>
+          <w:top w:val="none" w:color="FFFFFF" w:sz="0"/>
+          <w:left w:val="none" w:color="FFFFFF" w:sz="0"/>
+          <w:bottom w:val="none" w:color="FFFFFF" w:sz="0"/>
+          <w:right w:val="none" w:color="FFFFFF" w:sz="0"/>
+          <w:insideH w:val="single" w:color="auto" w:sz="4"/>
+          <w:insideV w:val="single" w:color="auto" w:sz="4"/>
+        </w:tblBorders>
+      </w:tblPr>
+      <w:tblGrid>
+        <w:gridCol w:w="2400"/>
+        <w:gridCol w:w="380"/>
+        <w:gridCol w:w="420"/>
+        <w:gridCol w:w="680"/>
+        <w:gridCol w:w="540"/>
+        <w:gridCol w:w="440"/>
+        <w:gridCol w:w="5580"/>
+      </w:tblGrid>
+      <w:tr>
+        <w:tc>
+          <w:tcPr>
+            <w:tcW w:type="dxa" w:w="2400"/>
+            <w:tcBorders>
+              <w:top w:val="none" w:color="FFFFFF" w:sz="0"/>
+              <w:left w:val="none" w:color="FFFFFF" w:sz="0"/>
+              <w:bottom w:val="none" w:color="FFFFFF" w:sz="0"/>
+              <w:right w:val="none" w:color="FFFFFF" w:sz="0"/>
+            </w:tcBorders>
+            <w:shd w:fill="E8F5E9" w:color="auto" w:val="clear"/>
+            <w:tcMar>
+              <w:top w:type="dxa" w:w="40"/>
+              <w:left w:type="dxa" w:w="80"/>
+              <w:bottom w:type="dxa" w:w="40"/>
+              <w:right w:type="dxa" w:w="80"/>
+            </w:tcMar>
+            <w:vAlign w:val="center"/>
+          </w:tcPr>
+          <w:p>
+            <w:pPr>
+              <w:jc w:val="left"/>
+            </w:pPr>
+            <w:r>
+              <w:rPr>
+                <w:rFonts w:ascii="Arial" w:cs="Arial" w:eastAsia="Arial" w:hAnsi="Arial"/>
+                <w:b/>
+                <w:bCs/>
+                <w:color w:val="43A047"/>
+                <w:sz w:val="15"/>
+                <w:szCs w:val="15"/>
+              </w:rPr>
+              <w:t xml:space="preserve">EXERCISE</w:t>
+            </w:r>
+          </w:p>
+        </w:tc>
+        <w:tc>
+          <w:tcPr>
+            <w:tcW w:type="dxa" w:w="380"/>
+            <w:tcBorders>
+              <w:top w:val="none" w:color="FFFFFF" w:sz="0"/>
+              <w:left w:val="none" w:color="FFFFFF" w:sz="0"/>
+              <w:bottom w:val="none" w:color="FFFFFF" w:sz="0"/>
+              <w:right w:val="none" w:color="FFFFFF" w:sz="0"/>
+            </w:tcBorders>
+            <w:shd w:fill="E8F5E9" w:color="auto" w:val="clear"/>
+            <w:tcMar>
+              <w:top w:type="dxa" w:w="40"/>
+              <w:left w:type="dxa" w:w="80"/>
+              <w:bottom w:type="dxa" w:w="40"/>
+              <w:right w:type="dxa" w:w="80"/>
+            </w:tcMar>
+            <w:vAlign w:val="center"/>
+          </w:tcPr>
+          <w:p>
+            <w:pPr>
+              <w:jc w:val="center"/>
+            </w:pPr>
+            <w:r>
+              <w:rPr>
+                <w:rFonts w:ascii="Arial" w:cs="Arial" w:eastAsia="Arial" w:hAnsi="Arial"/>
+                <w:b/>
+                <w:bCs/>
+                <w:color w:val="43A047"/>
+                <w:sz w:val="13"/>
+                <w:szCs w:val="13"/>
+              </w:rPr>
+              <w:t xml:space="preserve">SETS</w:t>
+            </w:r>
+          </w:p>
+        </w:tc>
+        <w:tc>
+          <w:tcPr>
+            <w:tcW w:type="dxa" w:w="420"/>
+            <w:tcBorders>
+              <w:top w:val="none" w:color="FFFFFF" w:sz="0"/>
+              <w:left w:val="none" w:color="FFFFFF" w:sz="0"/>
+              <w:bottom w:val="none" w:color="FFFFFF" w:sz="0"/>
+              <w:right w:val="none" w:color="FFFFFF" w:sz="0"/>
+            </w:tcBorders>
+            <w:shd w:fill="E8F5E9" w:color="auto" w:val="clear"/>
+            <w:tcMar>
+              <w:top w:type="dxa" w:w="40"/>
+              <w:left w:type="dxa" w:w="80"/>
+              <w:bottom w:type="dxa" w:w="40"/>
+              <w:right w:type="dxa" w:w="80"/>
+            </w:tcMar>
+            <w:vAlign w:val="center"/>
+          </w:tcPr>
+          <w:p>
+            <w:pPr>
+              <w:jc w:val="center"/>
+            </w:pPr>
+            <w:r>
+              <w:rPr>
+                <w:rFonts w:ascii="Arial" w:cs="Arial" w:eastAsia="Arial" w:hAnsi="Arial"/>
+                <w:b/>
+                <w:bCs/>
+                <w:color w:val="43A047"/>
+                <w:sz w:val="13"/>
+                <w:szCs w:val="13"/>
+              </w:rPr>
+              <w:t xml:space="preserve">REPS</w:t>
+            </w:r>
+          </w:p>
+        </w:tc>
+        <w:tc>
+          <w:tcPr>
+            <w:tcW w:type="dxa" w:w="680"/>
+            <w:tcBorders>
+              <w:top w:val="none" w:color="FFFFFF" w:sz="0"/>
+              <w:left w:val="none" w:color="FFFFFF" w:sz="0"/>
+              <w:bottom w:val="none" w:color="FFFFFF" w:sz="0"/>
+              <w:right w:val="none" w:color="FFFFFF" w:sz="0"/>
+            </w:tcBorders>
+            <w:shd w:fill="E8F5E9" w:color="auto" w:val="clear"/>
+            <w:tcMar>
+              <w:top w:type="dxa" w:w="40"/>
+              <w:left w:type="dxa" w:w="80"/>
+              <w:bottom w:type="dxa" w:w="40"/>
+              <w:right w:type="dxa" w:w="80"/>
+            </w:tcMar>
+            <w:vAlign w:val="center"/>
+          </w:tcPr>
+          <w:p>
+            <w:pPr>
+              <w:jc w:val="center"/>
+            </w:pPr>
+            <w:r>
+              <w:rPr>
+                <w:rFonts w:ascii="Arial" w:cs="Arial" w:eastAsia="Arial" w:hAnsi="Arial"/>
+                <w:b/>
+                <w:bCs/>
+                <w:color w:val="43A047"/>
+                <w:sz w:val="13"/>
+                <w:szCs w:val="13"/>
+              </w:rPr>
+              <w:t xml:space="preserve">LOAD</w:t>
+            </w:r>
+          </w:p>
+        </w:tc>
+        <w:tc>
+          <w:tcPr>
+            <w:tcW w:type="dxa" w:w="540"/>
+            <w:tcBorders>
+              <w:top w:val="none" w:color="FFFFFF" w:sz="0"/>
+              <w:left w:val="none" w:color="FFFFFF" w:sz="0"/>
+              <w:bottom w:val="none" w:color="FFFFFF" w:sz="0"/>
+              <w:right w:val="none" w:color="FFFFFF" w:sz="0"/>
+            </w:tcBorders>
+            <w:shd w:fill="E8F5E9" w:color="auto" w:val="clear"/>
+            <w:tcMar>
+              <w:top w:type="dxa" w:w="40"/>
+              <w:left w:type="dxa" w:w="80"/>
+              <w:bottom w:type="dxa" w:w="40"/>
+              <w:right w:type="dxa" w:w="80"/>
+            </w:tcMar>
+            <w:vAlign w:val="center"/>
+          </w:tcPr>
+          <w:p>
+            <w:pPr>
+              <w:jc w:val="center"/>
+            </w:pPr>
+            <w:r>
+              <w:rPr>
+                <w:rFonts w:ascii="Arial" w:cs="Arial" w:eastAsia="Arial" w:hAnsi="Arial"/>
+                <w:b/>
+                <w:bCs/>
+                <w:color w:val="43A047"/>
+                <w:sz w:val="13"/>
+                <w:szCs w:val="13"/>
+              </w:rPr>
+              <w:t xml:space="preserve">TEMPO</w:t>
+            </w:r>
+          </w:p>
+        </w:tc>
+        <w:tc>
+          <w:tcPr>
+            <w:tcW w:type="dxa" w:w="440"/>
+            <w:tcBorders>
+              <w:top w:val="none" w:color="FFFFFF" w:sz="0"/>
+              <w:left w:val="none" w:color="FFFFFF" w:sz="0"/>
+              <w:bottom w:val="none" w:color="FFFFFF" w:sz="0"/>
+              <w:right w:val="none" w:color="FFFFFF" w:sz="0"/>
+            </w:tcBorders>
+            <w:shd w:fill="E8F5E9" w:color="auto" w:val="clear"/>
+            <w:tcMar>
+              <w:top w:type="dxa" w:w="40"/>
+              <w:left w:type="dxa" w:w="80"/>
+              <w:bottom w:type="dxa" w:w="40"/>
+              <w:right w:type="dxa" w:w="80"/>
+            </w:tcMar>
+            <w:vAlign w:val="center"/>
+          </w:tcPr>
+          <w:p>
+            <w:pPr>
+              <w:jc w:val="center"/>
+            </w:pPr>
+            <w:r>
+              <w:rPr>
+                <w:rFonts w:ascii="Arial" w:cs="Arial" w:eastAsia="Arial" w:hAnsi="Arial"/>
+                <w:b/>
+                <w:bCs/>
+                <w:color w:val="43A047"/>
+                <w:sz w:val="13"/>
+                <w:szCs w:val="13"/>
+              </w:rPr>
+              <w:t xml:space="preserve">REST</w:t>
+            </w:r>
+          </w:p>
+        </w:tc>
+        <w:tc>
+          <w:tcPr>
+            <w:tcW w:type="dxa" w:w="5580"/>
+            <w:tcBorders>
+              <w:top w:val="none" w:color="FFFFFF" w:sz="0"/>
+              <w:left w:val="none" w:color="FFFFFF" w:sz="0"/>
+              <w:bottom w:val="none" w:color="FFFFFF" w:sz="0"/>
+              <w:right w:val="none" w:color="FFFFFF" w:sz="0"/>
+            </w:tcBorders>
+            <w:shd w:fill="E8F5E9" w:color="auto" w:val="clear"/>
+            <w:tcMar>
+              <w:top w:type="dxa" w:w="40"/>
+              <w:left w:type="dxa" w:w="80"/>
+              <w:bottom w:type="dxa" w:w="40"/>
+              <w:right w:type="dxa" w:w="80"/>
+            </w:tcMar>
+            <w:vAlign w:val="center"/>
+          </w:tcPr>
+          <w:p>
+            <w:pPr>
+              <w:jc w:val="left"/>
+            </w:pPr>
+            <w:r>
+              <w:rPr>
+                <w:rFonts w:ascii="Arial" w:cs="Arial" w:eastAsia="Arial" w:hAnsi="Arial"/>
+                <w:b/>
+                <w:bCs/>
+                <w:color w:val="43A047"/>
+                <w:sz w:val="15"/>
+                <w:szCs w:val="15"/>
+              </w:rPr>
+              <w:t xml:space="preserve">COACHING CUE</w:t>
+            </w:r>
+          </w:p>
+        </w:tc>
+      </w:tr>
+      <w:tr>
+        <w:tc>
+          <w:tcPr>
+            <w:tcW w:type="dxa" w:w="2400"/>
+            <w:tcBorders>
+              <w:top w:val="none" w:color="FFFFFF" w:sz="0"/>
+              <w:left w:val="none" w:color="FFFFFF" w:sz="0"/>
+              <w:bottom w:val="none" w:color="FFFFFF" w:sz="0"/>
+              <w:right w:val="none" w:color="FFFFFF" w:sz="0"/>
+            </w:tcBorders>
+            <w:shd w:fill="F1F8F2" w:color="auto" w:val="clear"/>
+            <w:tcMar>
+              <w:top w:type="dxa" w:w="40"/>
+              <w:left w:type="dxa" w:w="80"/>
+              <w:bottom w:type="dxa" w:w="40"/>
+              <w:right w:type="dxa" w:w="80"/>
+            </w:tcMar>
+            <w:vAlign w:val="center"/>
+          </w:tcPr>
+          <w:p>
+            <w:r>
+              <w:rPr>
+                <w:rFonts w:ascii="Arial" w:cs="Arial" w:eastAsia="Arial" w:hAnsi="Arial"/>
+                <w:b/>
+                <w:bCs/>
+                <w:color w:val="2C2C2C"/>
+                <w:sz w:val="18"/>
+                <w:szCs w:val="18"/>
+              </w:rPr>
+              <w:t xml:space="preserve">Landmine Shoulder Press</w:t>
+            </w:r>
+          </w:p>
+        </w:tc>
+        <w:tc>
+          <w:tcPr>
+            <w:tcW w:type="dxa" w:w="380"/>
+            <w:tcBorders>
+              <w:top w:val="none" w:color="FFFFFF" w:sz="0"/>
+              <w:left w:val="none" w:color="FFFFFF" w:sz="0"/>
+              <w:bottom w:val="none" w:color="FFFFFF" w:sz="0"/>
+              <w:right w:val="none" w:color="FFFFFF" w:sz="0"/>
+            </w:tcBorders>
+            <w:shd w:fill="F1F8F2" w:color="auto" w:val="clear"/>
+            <w:tcMar>
+              <w:top w:type="dxa" w:w="40"/>
+              <w:left w:type="dxa" w:w="80"/>
+              <w:bottom w:type="dxa" w:w="40"/>
+              <w:right w:type="dxa" w:w="80"/>
+            </w:tcMar>
+            <w:vAlign w:val="center"/>
+          </w:tcPr>
+          <w:p>
+            <w:pPr>
+              <w:jc w:val="center"/>
+            </w:pPr>
+            <w:r>
+              <w:rPr>
+                <w:rFonts w:ascii="Arial" w:cs="Arial" w:eastAsia="Arial" w:hAnsi="Arial"/>
+                <w:color w:val="6B6B6B"/>
+                <w:sz w:val="15"/>
+                <w:szCs w:val="15"/>
+              </w:rPr>
+              <w:t xml:space="preserve">3</w:t>
+            </w:r>
+          </w:p>
+        </w:tc>
+        <w:tc>
+          <w:tcPr>
+            <w:tcW w:type="dxa" w:w="420"/>
+            <w:tcBorders>
+              <w:top w:val="none" w:color="FFFFFF" w:sz="0"/>
+              <w:left w:val="none" w:color="FFFFFF" w:sz="0"/>
+              <w:bottom w:val="none" w:color="FFFFFF" w:sz="0"/>
+              <w:right w:val="none" w:color="FFFFFF" w:sz="0"/>
+            </w:tcBorders>
+            <w:shd w:fill="F1F8F2" w:color="auto" w:val="clear"/>
+            <w:tcMar>
+              <w:top w:type="dxa" w:w="40"/>
+              <w:left w:type="dxa" w:w="80"/>
+              <w:bottom w:type="dxa" w:w="40"/>
+              <w:right w:type="dxa" w:w="80"/>
+            </w:tcMar>
+            <w:vAlign w:val="center"/>
+          </w:tcPr>
+          <w:p>
+            <w:pPr>
+              <w:jc w:val="center"/>
+            </w:pPr>
+            <w:r>
+              <w:rPr>
+                <w:rFonts w:ascii="Arial" w:cs="Arial" w:eastAsia="Arial" w:hAnsi="Arial"/>
+                <w:color w:val="6B6B6B"/>
+                <w:sz w:val="15"/>
+                <w:szCs w:val="15"/>
+              </w:rPr>
+              <w:t xml:space="preserve">8-10/side</w:t>
+            </w:r>
+          </w:p>
+        </w:tc>
+        <w:tc>
+          <w:tcPr>
+            <w:tcW w:type="dxa" w:w="680"/>
+            <w:tcBorders>
+              <w:top w:val="none" w:color="FFFFFF" w:sz="0"/>
+              <w:left w:val="none" w:color="FFFFFF" w:sz="0"/>
+              <w:bottom w:val="none" w:color="FFFFFF" w:sz="0"/>
+              <w:right w:val="none" w:color="FFFFFF" w:sz="0"/>
+            </w:tcBorders>
+            <w:shd w:fill="F1F8F2" w:color="auto" w:val="clear"/>
+            <w:tcMar>
+              <w:top w:type="dxa" w:w="40"/>
+              <w:left w:type="dxa" w:w="80"/>
+              <w:bottom w:type="dxa" w:w="40"/>
+              <w:right w:type="dxa" w:w="80"/>
+            </w:tcMar>
+            <w:vAlign w:val="center"/>
+          </w:tcPr>
+          <w:p>
+            <w:pPr>
+              <w:jc w:val="center"/>
+            </w:pPr>
+            <w:r>
+              <w:rPr>
+                <w:rFonts w:ascii="Arial" w:cs="Arial" w:eastAsia="Arial" w:hAnsi="Arial"/>
+                <w:color w:val="6B6B6B"/>
+                <w:sz w:val="15"/>
+                <w:szCs w:val="15"/>
+              </w:rPr>
+              <w:t xml:space="preserve">light-mod — coach discretion</w:t>
+            </w:r>
+          </w:p>
+        </w:tc>
+        <w:tc>
+          <w:tcPr>
+            <w:tcW w:type="dxa" w:w="540"/>
+            <w:tcBorders>
+              <w:top w:val="none" w:color="FFFFFF" w:sz="0"/>
+              <w:left w:val="none" w:color="FFFFFF" w:sz="0"/>
+              <w:bottom w:val="none" w:color="FFFFFF" w:sz="0"/>
+              <w:right w:val="none" w:color="FFFFFF" w:sz="0"/>
+            </w:tcBorders>
+            <w:shd w:fill="F1F8F2" w:color="auto" w:val="clear"/>
+            <w:tcMar>
+              <w:top w:type="dxa" w:w="40"/>
+              <w:left w:type="dxa" w:w="80"/>
+              <w:bottom w:type="dxa" w:w="40"/>
+              <w:right w:type="dxa" w:w="80"/>
+            </w:tcMar>
+            <w:vAlign w:val="center"/>
+          </w:tcPr>
+          <w:p>
+            <w:pPr>
+              <w:jc w:val="center"/>
+            </w:pPr>
+            <w:r>
+              <w:rPr>
+                <w:rFonts w:ascii="Arial" w:cs="Arial" w:eastAsia="Arial" w:hAnsi="Arial"/>
+                <w:color w:val="6B6B6B"/>
+                <w:sz w:val="15"/>
+                <w:szCs w:val="15"/>
+              </w:rPr>
+              <w:t xml:space="preserve">2-1-2</w:t>
+            </w:r>
+          </w:p>
+        </w:tc>
+        <w:tc>
+          <w:tcPr>
+            <w:tcW w:type="dxa" w:w="440"/>
+            <w:tcBorders>
+              <w:top w:val="none" w:color="FFFFFF" w:sz="0"/>
+              <w:left w:val="none" w:color="FFFFFF" w:sz="0"/>
+              <w:bottom w:val="none" w:color="FFFFFF" w:sz="0"/>
+              <w:right w:val="none" w:color="FFFFFF" w:sz="0"/>
+            </w:tcBorders>
+            <w:shd w:fill="F1F8F2" w:color="auto" w:val="clear"/>
+            <w:tcMar>
+              <w:top w:type="dxa" w:w="40"/>
+              <w:left w:type="dxa" w:w="80"/>
+              <w:bottom w:type="dxa" w:w="40"/>
+              <w:right w:type="dxa" w:w="80"/>
+            </w:tcMar>
+            <w:vAlign w:val="center"/>
+          </w:tcPr>
+          <w:p>
+            <w:pPr>
+              <w:jc w:val="center"/>
+            </w:pPr>
+            <w:r>
+              <w:rPr>
+                <w:rFonts w:ascii="Arial" w:cs="Arial" w:eastAsia="Arial" w:hAnsi="Arial"/>
+                <w:color w:val="6B6B6B"/>
+                <w:sz w:val="15"/>
+                <w:szCs w:val="15"/>
+              </w:rPr>
+              <w:t xml:space="preserve">60s</w:t>
+            </w:r>
+          </w:p>
+        </w:tc>
+        <w:tc>
+          <w:tcPr>
+            <w:tcW w:type="dxa" w:w="5580"/>
+            <w:tcBorders>
+              <w:top w:val="none" w:color="FFFFFF" w:sz="0"/>
+              <w:left w:val="none" w:color="FFFFFF" w:sz="0"/>
+              <w:bottom w:val="none" w:color="FFFFFF" w:sz="0"/>
+              <w:right w:val="none" w:color="FFFFFF" w:sz="0"/>
+            </w:tcBorders>
+            <w:shd w:fill="F1F8F2" w:color="auto" w:val="clear"/>
+            <w:tcMar>
+              <w:top w:type="dxa" w:w="40"/>
+              <w:left w:type="dxa" w:w="80"/>
+              <w:bottom w:type="dxa" w:w="40"/>
+              <w:right w:type="dxa" w:w="80"/>
+            </w:tcMar>
+            <w:vAlign w:val="center"/>
+          </w:tcPr>
+          <w:p>
+            <w:r>
+              <w:rPr>
+                <w:rFonts w:ascii="Arial" w:cs="Arial" w:eastAsia="Arial" w:hAnsi="Arial"/>
+                <w:color w:val="6B6B6B"/>
+                <w:sz w:val="17"/>
+                <w:szCs w:val="17"/>
+              </w:rPr>
+              <w:t xml:space="preserve">Scap-friendly unilateral press — the landmine angle reduces shoulder impingement risk vs. a straight vertical press.</w:t>
+            </w:r>
+          </w:p>
+        </w:tc>
+      </w:tr>
+      <w:tr>
+        <w:tc>
+          <w:tcPr>
+            <w:tcW w:type="dxa" w:w="2400"/>
+            <w:tcBorders>
+              <w:top w:val="none" w:color="FFFFFF" w:sz="0"/>
+              <w:left w:val="none" w:color="FFFFFF" w:sz="0"/>
+              <w:bottom w:val="none" w:color="FFFFFF" w:sz="0"/>
+              <w:right w:val="none" w:color="FFFFFF" w:sz="0"/>
+            </w:tcBorders>
+            <w:shd w:fill="FFFFFF" w:color="auto" w:val="clear"/>
+            <w:tcMar>
+              <w:top w:type="dxa" w:w="40"/>
+              <w:left w:type="dxa" w:w="80"/>
+              <w:bottom w:type="dxa" w:w="40"/>
+              <w:right w:type="dxa" w:w="80"/>
+            </w:tcMar>
+            <w:vAlign w:val="center"/>
+          </w:tcPr>
+          <w:p>
+            <w:r>
+              <w:rPr>
+                <w:rFonts w:ascii="Arial" w:cs="Arial" w:eastAsia="Arial" w:hAnsi="Arial"/>
+                <w:b/>
+                <w:bCs/>
+                <w:color w:val="2C2C2C"/>
+                <w:sz w:val="18"/>
+                <w:szCs w:val="18"/>
+              </w:rPr>
+              <w:t xml:space="preserve">DB Deadlift → Farmer Carry Combo</w:t>
+            </w:r>
+          </w:p>
+          <w:p>
+            <w:r>
+              <w:rPr>
+                <w:rFonts w:ascii="Arial" w:cs="Arial" w:eastAsia="Arial" w:hAnsi="Arial"/>
+                <w:i/>
+                <w:iCs/>
+                <w:color w:val="6B6B6B"/>
+                <w:sz w:val="14"/>
+                <w:szCs w:val="14"/>
+              </w:rPr>
+              <w:t xml:space="preserve">Hinge + loaded-carry combination targets the same grip, gait, and core-stability qualities that support running mechanics.</w:t>
+            </w:r>
+          </w:p>
+        </w:tc>
+        <w:tc>
+          <w:tcPr>
+            <w:tcW w:type="dxa" w:w="380"/>
+            <w:tcBorders>
+              <w:top w:val="none" w:color="FFFFFF" w:sz="0"/>
+              <w:left w:val="none" w:color="FFFFFF" w:sz="0"/>
+              <w:bottom w:val="none" w:color="FFFFFF" w:sz="0"/>
+              <w:right w:val="none" w:color="FFFFFF" w:sz="0"/>
+            </w:tcBorders>
+            <w:shd w:fill="FFFFFF" w:color="auto" w:val="clear"/>
+            <w:tcMar>
+              <w:top w:type="dxa" w:w="40"/>
+              <w:left w:type="dxa" w:w="80"/>
+              <w:bottom w:type="dxa" w:w="40"/>
+              <w:right w:type="dxa" w:w="80"/>
+            </w:tcMar>
+            <w:vAlign w:val="center"/>
+          </w:tcPr>
+          <w:p>
+            <w:pPr>
+              <w:jc w:val="center"/>
+            </w:pPr>
+            <w:r>
+              <w:rPr>
+                <w:rFonts w:ascii="Arial" w:cs="Arial" w:eastAsia="Arial" w:hAnsi="Arial"/>
+                <w:color w:val="6B6B6B"/>
+                <w:sz w:val="15"/>
+                <w:szCs w:val="15"/>
+              </w:rPr>
+              <w:t xml:space="preserve">3</w:t>
+            </w:r>
+          </w:p>
+        </w:tc>
+        <w:tc>
+          <w:tcPr>
+            <w:tcW w:type="dxa" w:w="420"/>
+            <w:tcBorders>
+              <w:top w:val="none" w:color="FFFFFF" w:sz="0"/>
+              <w:left w:val="none" w:color="FFFFFF" w:sz="0"/>
+              <w:bottom w:val="none" w:color="FFFFFF" w:sz="0"/>
+              <w:right w:val="none" w:color="FFFFFF" w:sz="0"/>
+            </w:tcBorders>
+            <w:shd w:fill="FFFFFF" w:color="auto" w:val="clear"/>
+            <w:tcMar>
+              <w:top w:type="dxa" w:w="40"/>
+              <w:left w:type="dxa" w:w="80"/>
+              <w:bottom w:type="dxa" w:w="40"/>
+              <w:right w:type="dxa" w:w="80"/>
+            </w:tcMar>
+            <w:vAlign w:val="center"/>
+          </w:tcPr>
+          <w:p>
+            <w:pPr>
+              <w:jc w:val="center"/>
+            </w:pPr>
+            <w:r>
+              <w:rPr>
+                <w:rFonts w:ascii="Arial" w:cs="Arial" w:eastAsia="Arial" w:hAnsi="Arial"/>
+                <w:color w:val="6B6B6B"/>
+                <w:sz w:val="15"/>
+                <w:szCs w:val="15"/>
+              </w:rPr>
+              <w:t xml:space="preserve">6-8 DL into 20-30 yd carry</w:t>
+            </w:r>
+          </w:p>
+        </w:tc>
+        <w:tc>
+          <w:tcPr>
+            <w:tcW w:type="dxa" w:w="680"/>
+            <w:tcBorders>
+              <w:top w:val="none" w:color="FFFFFF" w:sz="0"/>
+              <w:left w:val="none" w:color="FFFFFF" w:sz="0"/>
+              <w:bottom w:val="none" w:color="FFFFFF" w:sz="0"/>
+              <w:right w:val="none" w:color="FFFFFF" w:sz="0"/>
+            </w:tcBorders>
+            <w:shd w:fill="FFFFFF" w:color="auto" w:val="clear"/>
+            <w:tcMar>
+              <w:top w:type="dxa" w:w="40"/>
+              <w:left w:type="dxa" w:w="80"/>
+              <w:bottom w:type="dxa" w:w="40"/>
+              <w:right w:type="dxa" w:w="80"/>
+            </w:tcMar>
+            <w:vAlign w:val="center"/>
+          </w:tcPr>
+          <w:p>
+            <w:pPr>
+              <w:jc w:val="center"/>
+            </w:pPr>
+            <w:r>
+              <w:rPr>
+                <w:rFonts w:ascii="Arial" w:cs="Arial" w:eastAsia="Arial" w:hAnsi="Arial"/>
+                <w:color w:val="6B6B6B"/>
+                <w:sz w:val="15"/>
+                <w:szCs w:val="15"/>
+              </w:rPr>
+              <w:t xml:space="preserve">moderate — coach discretion</w:t>
+            </w:r>
+          </w:p>
+        </w:tc>
+        <w:tc>
+          <w:tcPr>
+            <w:tcW w:type="dxa" w:w="540"/>
+            <w:tcBorders>
+              <w:top w:val="none" w:color="FFFFFF" w:sz="0"/>
+              <w:left w:val="none" w:color="FFFFFF" w:sz="0"/>
+              <w:bottom w:val="none" w:color="FFFFFF" w:sz="0"/>
+              <w:right w:val="none" w:color="FFFFFF" w:sz="0"/>
+            </w:tcBorders>
+            <w:shd w:fill="FFFFFF" w:color="auto" w:val="clear"/>
+            <w:tcMar>
+              <w:top w:type="dxa" w:w="40"/>
+              <w:left w:type="dxa" w:w="80"/>
+              <w:bottom w:type="dxa" w:w="40"/>
+              <w:right w:type="dxa" w:w="80"/>
+            </w:tcMar>
+            <w:vAlign w:val="center"/>
+          </w:tcPr>
+          <w:p>
+            <w:pPr>
+              <w:jc w:val="center"/>
+            </w:pPr>
+            <w:r>
+              <w:rPr>
+                <w:rFonts w:ascii="Arial" w:cs="Arial" w:eastAsia="Arial" w:hAnsi="Arial"/>
+                <w:color w:val="6B6B6B"/>
+                <w:sz w:val="15"/>
+                <w:szCs w:val="15"/>
+              </w:rPr>
+              <w:t xml:space="preserve">controlled</w:t>
+            </w:r>
+          </w:p>
+        </w:tc>
+        <w:tc>
+          <w:tcPr>
+            <w:tcW w:type="dxa" w:w="440"/>
+            <w:tcBorders>
+              <w:top w:val="none" w:color="FFFFFF" w:sz="0"/>
+              <w:left w:val="none" w:color="FFFFFF" w:sz="0"/>
+              <w:bottom w:val="none" w:color="FFFFFF" w:sz="0"/>
+              <w:right w:val="none" w:color="FFFFFF" w:sz="0"/>
+            </w:tcBorders>
+            <w:shd w:fill="FFFFFF" w:color="auto" w:val="clear"/>
+            <w:tcMar>
+              <w:top w:type="dxa" w:w="40"/>
+              <w:left w:type="dxa" w:w="80"/>
+              <w:bottom w:type="dxa" w:w="40"/>
+              <w:right w:type="dxa" w:w="80"/>
+            </w:tcMar>
+            <w:vAlign w:val="center"/>
+          </w:tcPr>
+          <w:p>
+            <w:pPr>
+              <w:jc w:val="center"/>
+            </w:pPr>
+            <w:r>
+              <w:rPr>
+                <w:rFonts w:ascii="Arial" w:cs="Arial" w:eastAsia="Arial" w:hAnsi="Arial"/>
+                <w:color w:val="6B6B6B"/>
+                <w:sz w:val="15"/>
+                <w:szCs w:val="15"/>
+              </w:rPr>
+              <w:t xml:space="preserve">75s</w:t>
+            </w:r>
+          </w:p>
+        </w:tc>
+        <w:tc>
+          <w:tcPr>
+            <w:tcW w:type="dxa" w:w="5580"/>
+            <w:tcBorders>
+              <w:top w:val="none" w:color="FFFFFF" w:sz="0"/>
+              <w:left w:val="none" w:color="FFFFFF" w:sz="0"/>
+              <w:bottom w:val="none" w:color="FFFFFF" w:sz="0"/>
+              <w:right w:val="none" w:color="FFFFFF" w:sz="0"/>
+            </w:tcBorders>
+            <w:shd w:fill="FFFFFF" w:color="auto" w:val="clear"/>
+            <w:tcMar>
+              <w:top w:type="dxa" w:w="40"/>
+              <w:left w:type="dxa" w:w="80"/>
+              <w:bottom w:type="dxa" w:w="40"/>
+              <w:right w:type="dxa" w:w="80"/>
+            </w:tcMar>
+            <w:vAlign w:val="center"/>
+          </w:tcPr>
+          <w:p>
+            <w:r>
+              <w:rPr>
+                <w:rFonts w:ascii="Arial" w:cs="Arial" w:eastAsia="Arial" w:hAnsi="Arial"/>
+                <w:color w:val="6B6B6B"/>
+                <w:sz w:val="17"/>
+                <w:szCs w:val="17"/>
+              </w:rPr>
+              <w:t xml:space="preserve">Hinge into an immediate loaded carry — grip, gait, and anti-lateral-flexion core demand in one continuous drill.</w:t>
+            </w:r>
+          </w:p>
+        </w:tc>
+      </w:tr>
+      <w:tr>
+        <w:tc>
+          <w:tcPr>
+            <w:tcW w:type="dxa" w:w="2400"/>
+            <w:tcBorders>
+              <w:top w:val="none" w:color="FFFFFF" w:sz="0"/>
+              <w:left w:val="none" w:color="FFFFFF" w:sz="0"/>
+              <w:bottom w:val="none" w:color="FFFFFF" w:sz="0"/>
+              <w:right w:val="none" w:color="FFFFFF" w:sz="0"/>
+            </w:tcBorders>
+            <w:shd w:fill="F1F8F2" w:color="auto" w:val="clear"/>
+            <w:tcMar>
+              <w:top w:type="dxa" w:w="40"/>
+              <w:left w:type="dxa" w:w="80"/>
+              <w:bottom w:type="dxa" w:w="40"/>
+              <w:right w:type="dxa" w:w="80"/>
+            </w:tcMar>
+            <w:vAlign w:val="center"/>
+          </w:tcPr>
+          <w:p>
+            <w:r>
+              <w:rPr>
+                <w:rFonts w:ascii="Arial" w:cs="Arial" w:eastAsia="Arial" w:hAnsi="Arial"/>
+                <w:b/>
+                <w:bCs/>
+                <w:color w:val="2C2C2C"/>
+                <w:sz w:val="18"/>
+                <w:szCs w:val="18"/>
+              </w:rPr>
+              <w:t xml:space="preserve">Static Overhead DB Hold (Walking)</w:t>
+            </w:r>
+          </w:p>
+        </w:tc>
+        <w:tc>
+          <w:tcPr>
+            <w:tcW w:type="dxa" w:w="380"/>
+            <w:tcBorders>
+              <w:top w:val="none" w:color="FFFFFF" w:sz="0"/>
+              <w:left w:val="none" w:color="FFFFFF" w:sz="0"/>
+              <w:bottom w:val="none" w:color="FFFFFF" w:sz="0"/>
+              <w:right w:val="none" w:color="FFFFFF" w:sz="0"/>
+            </w:tcBorders>
+            <w:shd w:fill="F1F8F2" w:color="auto" w:val="clear"/>
+            <w:tcMar>
+              <w:top w:type="dxa" w:w="40"/>
+              <w:left w:type="dxa" w:w="80"/>
+              <w:bottom w:type="dxa" w:w="40"/>
+              <w:right w:type="dxa" w:w="80"/>
+            </w:tcMar>
+            <w:vAlign w:val="center"/>
+          </w:tcPr>
+          <w:p>
+            <w:pPr>
+              <w:jc w:val="center"/>
+            </w:pPr>
+            <w:r>
+              <w:rPr>
+                <w:rFonts w:ascii="Arial" w:cs="Arial" w:eastAsia="Arial" w:hAnsi="Arial"/>
+                <w:color w:val="6B6B6B"/>
+                <w:sz w:val="15"/>
+                <w:szCs w:val="15"/>
+              </w:rPr>
+              <w:t xml:space="preserve">2-3</w:t>
+            </w:r>
+          </w:p>
+        </w:tc>
+        <w:tc>
+          <w:tcPr>
+            <w:tcW w:type="dxa" w:w="420"/>
+            <w:tcBorders>
+              <w:top w:val="none" w:color="FFFFFF" w:sz="0"/>
+              <w:left w:val="none" w:color="FFFFFF" w:sz="0"/>
+              <w:bottom w:val="none" w:color="FFFFFF" w:sz="0"/>
+              <w:right w:val="none" w:color="FFFFFF" w:sz="0"/>
+            </w:tcBorders>
+            <w:shd w:fill="F1F8F2" w:color="auto" w:val="clear"/>
+            <w:tcMar>
+              <w:top w:type="dxa" w:w="40"/>
+              <w:left w:type="dxa" w:w="80"/>
+              <w:bottom w:type="dxa" w:w="40"/>
+              <w:right w:type="dxa" w:w="80"/>
+            </w:tcMar>
+            <w:vAlign w:val="center"/>
+          </w:tcPr>
+          <w:p>
+            <w:pPr>
+              <w:jc w:val="center"/>
+            </w:pPr>
+            <w:r>
+              <w:rPr>
+                <w:rFonts w:ascii="Arial" w:cs="Arial" w:eastAsia="Arial" w:hAnsi="Arial"/>
+                <w:color w:val="6B6B6B"/>
+                <w:sz w:val="15"/>
+                <w:szCs w:val="15"/>
+              </w:rPr>
+              <w:t xml:space="preserve">20-30 yd</w:t>
+            </w:r>
+          </w:p>
+        </w:tc>
+        <w:tc>
+          <w:tcPr>
+            <w:tcW w:type="dxa" w:w="680"/>
+            <w:tcBorders>
+              <w:top w:val="none" w:color="FFFFFF" w:sz="0"/>
+              <w:left w:val="none" w:color="FFFFFF" w:sz="0"/>
+              <w:bottom w:val="none" w:color="FFFFFF" w:sz="0"/>
+              <w:right w:val="none" w:color="FFFFFF" w:sz="0"/>
+            </w:tcBorders>
+            <w:shd w:fill="F1F8F2" w:color="auto" w:val="clear"/>
+            <w:tcMar>
+              <w:top w:type="dxa" w:w="40"/>
+              <w:left w:type="dxa" w:w="80"/>
+              <w:bottom w:type="dxa" w:w="40"/>
+              <w:right w:type="dxa" w:w="80"/>
+            </w:tcMar>
+            <w:vAlign w:val="center"/>
+          </w:tcPr>
+          <w:p>
+            <w:pPr>
+              <w:jc w:val="center"/>
+            </w:pPr>
+            <w:r>
+              <w:rPr>
+                <w:rFonts w:ascii="Arial" w:cs="Arial" w:eastAsia="Arial" w:hAnsi="Arial"/>
+                <w:color w:val="6B6B6B"/>
+                <w:sz w:val="15"/>
+                <w:szCs w:val="15"/>
+              </w:rPr>
+              <w:t xml:space="preserve">light-mod DB — coach discretion</w:t>
+            </w:r>
+          </w:p>
+        </w:tc>
+        <w:tc>
+          <w:tcPr>
+            <w:tcW w:type="dxa" w:w="540"/>
+            <w:tcBorders>
+              <w:top w:val="none" w:color="FFFFFF" w:sz="0"/>
+              <w:left w:val="none" w:color="FFFFFF" w:sz="0"/>
+              <w:bottom w:val="none" w:color="FFFFFF" w:sz="0"/>
+              <w:right w:val="none" w:color="FFFFFF" w:sz="0"/>
+            </w:tcBorders>
+            <w:shd w:fill="F1F8F2" w:color="auto" w:val="clear"/>
+            <w:tcMar>
+              <w:top w:type="dxa" w:w="40"/>
+              <w:left w:type="dxa" w:w="80"/>
+              <w:bottom w:type="dxa" w:w="40"/>
+              <w:right w:type="dxa" w:w="80"/>
+            </w:tcMar>
+            <w:vAlign w:val="center"/>
+          </w:tcPr>
+          <w:p>
+            <w:pPr>
+              <w:jc w:val="center"/>
+            </w:pPr>
+            <w:r>
+              <w:rPr>
+                <w:rFonts w:ascii="Arial" w:cs="Arial" w:eastAsia="Arial" w:hAnsi="Arial"/>
+                <w:color w:val="6B6B6B"/>
+                <w:sz w:val="15"/>
+                <w:szCs w:val="15"/>
+              </w:rPr>
+              <w:t xml:space="preserve">controlled walk</w:t>
+            </w:r>
+          </w:p>
+        </w:tc>
+        <w:tc>
+          <w:tcPr>
+            <w:tcW w:type="dxa" w:w="440"/>
+            <w:tcBorders>
+              <w:top w:val="none" w:color="FFFFFF" w:sz="0"/>
+              <w:left w:val="none" w:color="FFFFFF" w:sz="0"/>
+              <w:bottom w:val="none" w:color="FFFFFF" w:sz="0"/>
+              <w:right w:val="none" w:color="FFFFFF" w:sz="0"/>
+            </w:tcBorders>
+            <w:shd w:fill="F1F8F2" w:color="auto" w:val="clear"/>
+            <w:tcMar>
+              <w:top w:type="dxa" w:w="40"/>
+              <w:left w:type="dxa" w:w="80"/>
+              <w:bottom w:type="dxa" w:w="40"/>
+              <w:right w:type="dxa" w:w="80"/>
+            </w:tcMar>
+            <w:vAlign w:val="center"/>
+          </w:tcPr>
+          <w:p>
+            <w:pPr>
+              <w:jc w:val="center"/>
+            </w:pPr>
+            <w:r>
+              <w:rPr>
+                <w:rFonts w:ascii="Arial" w:cs="Arial" w:eastAsia="Arial" w:hAnsi="Arial"/>
+                <w:color w:val="6B6B6B"/>
+                <w:sz w:val="15"/>
+                <w:szCs w:val="15"/>
+              </w:rPr>
+              <w:t xml:space="preserve">60s</w:t>
+            </w:r>
+          </w:p>
+        </w:tc>
+        <w:tc>
+          <w:tcPr>
+            <w:tcW w:type="dxa" w:w="5580"/>
+            <w:tcBorders>
+              <w:top w:val="none" w:color="FFFFFF" w:sz="0"/>
+              <w:left w:val="none" w:color="FFFFFF" w:sz="0"/>
+              <w:bottom w:val="none" w:color="FFFFFF" w:sz="0"/>
+              <w:right w:val="none" w:color="FFFFFF" w:sz="0"/>
+            </w:tcBorders>
+            <w:shd w:fill="F1F8F2" w:color="auto" w:val="clear"/>
+            <w:tcMar>
+              <w:top w:type="dxa" w:w="40"/>
+              <w:left w:type="dxa" w:w="80"/>
+              <w:bottom w:type="dxa" w:w="40"/>
+              <w:right w:type="dxa" w:w="80"/>
+            </w:tcMar>
+            <w:vAlign w:val="center"/>
+          </w:tcPr>
+          <w:p>
+            <w:r>
+              <w:rPr>
+                <w:rFonts w:ascii="Arial" w:cs="Arial" w:eastAsia="Arial" w:hAnsi="Arial"/>
+                <w:color w:val="6B6B6B"/>
+                <w:sz w:val="17"/>
+                <w:szCs w:val="17"/>
+              </w:rPr>
+              <w:t xml:space="preserve">Overhead isometric hold while walking — shoulder stability, thoracic extension, core anti-extension, and gait control combined.</w:t>
+            </w:r>
+          </w:p>
+        </w:tc>
+      </w:tr>
+    </w:tbl>
+    <w:p>
+      <w:pPr>
+        <w:spacing w:after="100"/>
+      </w:pPr>
+    </w:p>
+    <w:p>
+      <w:pPr>
+        <w:spacing w:after="60" w:before="120"/>
+      </w:pPr>
+      <w:r>
+        <w:rPr>
+          <w:rFonts w:ascii="Arial" w:cs="Arial" w:eastAsia="Arial" w:hAnsi="Arial"/>
+          <w:b/>
+          <w:bCs/>
+          <w:color w:val="00695C"/>
+          <w:sz w:val="17"/>
+          <w:szCs w:val="17"/>
+        </w:rPr>
+        <w:t xml:space="preserve">D — Secondary Compound — Single-Arm Row</w:t>
+      </w:r>
+    </w:p>
+    <w:p>
+      <w:pPr>
+        <w:spacing w:after="80"/>
+      </w:pPr>
+      <w:r>
+        <w:rPr>
+          <w:rFonts w:ascii="Arial" w:cs="Arial" w:eastAsia="Arial" w:hAnsi="Arial"/>
+          <w:b/>
+          <w:bCs/>
+          <w:color w:val="00695C"/>
+          <w:sz w:val="17"/>
+          <w:szCs w:val="17"/>
+        </w:rPr>
+        <w:t xml:space="preserve">Load Target:  </w:t>
+      </w:r>
+      <w:r>
+        <w:rPr>
+          <w:rFonts w:ascii="Arial" w:cs="Arial" w:eastAsia="Arial" w:hAnsi="Arial"/>
+          <w:color w:val="2C2C2C"/>
+          <w:sz w:val="17"/>
+          <w:szCs w:val="17"/>
+        </w:rPr>
+        <w:t xml:space="preserve">The day's second compound pattern — pulling, rotating off the pressing work above. Loads build directly off the tested baseline (30 lbs x10, Epley 1RM ≈40 lbs). If the day calls for a variation, rotate between: a chest-supported row, a Kieser row, or a bent-over barbell row. The single-arm row stays the lift we track and retest.</w:t>
+      </w:r>
+    </w:p>
+    <w:tbl>
+      <w:tblPr>
+        <w:tblW w:type="dxa" w:w="10440"/>
+        <w:tblBorders>
+          <w:top w:val="none" w:color="FFFFFF" w:sz="0"/>
+          <w:left w:val="none" w:color="FFFFFF" w:sz="0"/>
+          <w:bottom w:val="none" w:color="FFFFFF" w:sz="0"/>
+          <w:right w:val="none" w:color="FFFFFF" w:sz="0"/>
+          <w:insideH w:val="single" w:color="auto" w:sz="4"/>
+          <w:insideV w:val="single" w:color="auto" w:sz="4"/>
+        </w:tblBorders>
+      </w:tblPr>
+      <w:tblGrid>
+        <w:gridCol w:w="2400"/>
+        <w:gridCol w:w="380"/>
+        <w:gridCol w:w="420"/>
+        <w:gridCol w:w="680"/>
+        <w:gridCol w:w="540"/>
+        <w:gridCol w:w="440"/>
+        <w:gridCol w:w="5580"/>
+      </w:tblGrid>
+      <w:tr>
+        <w:tc>
+          <w:tcPr>
+            <w:tcW w:type="dxa" w:w="2400"/>
+            <w:tcBorders>
+              <w:top w:val="none" w:color="FFFFFF" w:sz="0"/>
+              <w:left w:val="none" w:color="FFFFFF" w:sz="0"/>
+              <w:bottom w:val="none" w:color="FFFFFF" w:sz="0"/>
+              <w:right w:val="none" w:color="FFFFFF" w:sz="0"/>
+            </w:tcBorders>
+            <w:shd w:fill="E0F2F1" w:color="auto" w:val="clear"/>
+            <w:tcMar>
+              <w:top w:type="dxa" w:w="40"/>
+              <w:left w:type="dxa" w:w="80"/>
+              <w:bottom w:type="dxa" w:w="40"/>
+              <w:right w:type="dxa" w:w="80"/>
+            </w:tcMar>
+            <w:vAlign w:val="center"/>
+          </w:tcPr>
+          <w:p>
+            <w:pPr>
+              <w:jc w:val="left"/>
+            </w:pPr>
+            <w:r>
+              <w:rPr>
+                <w:rFonts w:ascii="Arial" w:cs="Arial" w:eastAsia="Arial" w:hAnsi="Arial"/>
+                <w:b/>
+                <w:bCs/>
+                <w:color w:val="00695C"/>
+                <w:sz w:val="15"/>
+                <w:szCs w:val="15"/>
+              </w:rPr>
+              <w:t xml:space="preserve">EXERCISE</w:t>
+            </w:r>
+          </w:p>
+        </w:tc>
+        <w:tc>
+          <w:tcPr>
+            <w:tcW w:type="dxa" w:w="380"/>
+            <w:tcBorders>
+              <w:top w:val="none" w:color="FFFFFF" w:sz="0"/>
+              <w:left w:val="none" w:color="FFFFFF" w:sz="0"/>
+              <w:bottom w:val="none" w:color="FFFFFF" w:sz="0"/>
+              <w:right w:val="none" w:color="FFFFFF" w:sz="0"/>
+            </w:tcBorders>
+            <w:shd w:fill="E0F2F1" w:color="auto" w:val="clear"/>
+            <w:tcMar>
+              <w:top w:type="dxa" w:w="40"/>
+              <w:left w:type="dxa" w:w="80"/>
+              <w:bottom w:type="dxa" w:w="40"/>
+              <w:right w:type="dxa" w:w="80"/>
+            </w:tcMar>
+            <w:vAlign w:val="center"/>
+          </w:tcPr>
+          <w:p>
+            <w:pPr>
+              <w:jc w:val="center"/>
+            </w:pPr>
+            <w:r>
+              <w:rPr>
+                <w:rFonts w:ascii="Arial" w:cs="Arial" w:eastAsia="Arial" w:hAnsi="Arial"/>
+                <w:b/>
+                <w:bCs/>
+                <w:color w:val="00695C"/>
+                <w:sz w:val="13"/>
+                <w:szCs w:val="13"/>
+              </w:rPr>
+              <w:t xml:space="preserve">SETS</w:t>
+            </w:r>
+          </w:p>
+        </w:tc>
+        <w:tc>
+          <w:tcPr>
+            <w:tcW w:type="dxa" w:w="420"/>
+            <w:tcBorders>
+              <w:top w:val="none" w:color="FFFFFF" w:sz="0"/>
+              <w:left w:val="none" w:color="FFFFFF" w:sz="0"/>
+              <w:bottom w:val="none" w:color="FFFFFF" w:sz="0"/>
+              <w:right w:val="none" w:color="FFFFFF" w:sz="0"/>
+            </w:tcBorders>
+            <w:shd w:fill="E0F2F1" w:color="auto" w:val="clear"/>
+            <w:tcMar>
+              <w:top w:type="dxa" w:w="40"/>
+              <w:left w:type="dxa" w:w="80"/>
+              <w:bottom w:type="dxa" w:w="40"/>
+              <w:right w:type="dxa" w:w="80"/>
+            </w:tcMar>
+            <w:vAlign w:val="center"/>
+          </w:tcPr>
+          <w:p>
+            <w:pPr>
+              <w:jc w:val="center"/>
+            </w:pPr>
+            <w:r>
+              <w:rPr>
+                <w:rFonts w:ascii="Arial" w:cs="Arial" w:eastAsia="Arial" w:hAnsi="Arial"/>
+                <w:b/>
+                <w:bCs/>
+                <w:color w:val="00695C"/>
+                <w:sz w:val="13"/>
+                <w:szCs w:val="13"/>
+              </w:rPr>
+              <w:t xml:space="preserve">REPS</w:t>
+            </w:r>
+          </w:p>
+        </w:tc>
+        <w:tc>
+          <w:tcPr>
+            <w:tcW w:type="dxa" w:w="680"/>
+            <w:tcBorders>
+              <w:top w:val="none" w:color="FFFFFF" w:sz="0"/>
+              <w:left w:val="none" w:color="FFFFFF" w:sz="0"/>
+              <w:bottom w:val="none" w:color="FFFFFF" w:sz="0"/>
+              <w:right w:val="none" w:color="FFFFFF" w:sz="0"/>
+            </w:tcBorders>
+            <w:shd w:fill="E0F2F1" w:color="auto" w:val="clear"/>
+            <w:tcMar>
+              <w:top w:type="dxa" w:w="40"/>
+              <w:left w:type="dxa" w:w="80"/>
+              <w:bottom w:type="dxa" w:w="40"/>
+              <w:right w:type="dxa" w:w="80"/>
+            </w:tcMar>
+            <w:vAlign w:val="center"/>
+          </w:tcPr>
+          <w:p>
+            <w:pPr>
+              <w:jc w:val="center"/>
+            </w:pPr>
+            <w:r>
+              <w:rPr>
+                <w:rFonts w:ascii="Arial" w:cs="Arial" w:eastAsia="Arial" w:hAnsi="Arial"/>
+                <w:b/>
+                <w:bCs/>
+                <w:color w:val="00695C"/>
+                <w:sz w:val="13"/>
+                <w:szCs w:val="13"/>
+              </w:rPr>
+              <w:t xml:space="preserve">LOAD</w:t>
+            </w:r>
+          </w:p>
+        </w:tc>
+        <w:tc>
+          <w:tcPr>
+            <w:tcW w:type="dxa" w:w="540"/>
+            <w:tcBorders>
+              <w:top w:val="none" w:color="FFFFFF" w:sz="0"/>
+              <w:left w:val="none" w:color="FFFFFF" w:sz="0"/>
+              <w:bottom w:val="none" w:color="FFFFFF" w:sz="0"/>
+              <w:right w:val="none" w:color="FFFFFF" w:sz="0"/>
+            </w:tcBorders>
+            <w:shd w:fill="E0F2F1" w:color="auto" w:val="clear"/>
+            <w:tcMar>
+              <w:top w:type="dxa" w:w="40"/>
+              <w:left w:type="dxa" w:w="80"/>
+              <w:bottom w:type="dxa" w:w="40"/>
+              <w:right w:type="dxa" w:w="80"/>
+            </w:tcMar>
+            <w:vAlign w:val="center"/>
+          </w:tcPr>
+          <w:p>
+            <w:pPr>
+              <w:jc w:val="center"/>
+            </w:pPr>
+            <w:r>
+              <w:rPr>
+                <w:rFonts w:ascii="Arial" w:cs="Arial" w:eastAsia="Arial" w:hAnsi="Arial"/>
+                <w:b/>
+                <w:bCs/>
+                <w:color w:val="00695C"/>
+                <w:sz w:val="13"/>
+                <w:szCs w:val="13"/>
+              </w:rPr>
+              <w:t xml:space="preserve">TEMPO</w:t>
+            </w:r>
+          </w:p>
+        </w:tc>
+        <w:tc>
+          <w:tcPr>
+            <w:tcW w:type="dxa" w:w="440"/>
+            <w:tcBorders>
+              <w:top w:val="none" w:color="FFFFFF" w:sz="0"/>
+              <w:left w:val="none" w:color="FFFFFF" w:sz="0"/>
+              <w:bottom w:val="none" w:color="FFFFFF" w:sz="0"/>
+              <w:right w:val="none" w:color="FFFFFF" w:sz="0"/>
+            </w:tcBorders>
+            <w:shd w:fill="E0F2F1" w:color="auto" w:val="clear"/>
+            <w:tcMar>
+              <w:top w:type="dxa" w:w="40"/>
+              <w:left w:type="dxa" w:w="80"/>
+              <w:bottom w:type="dxa" w:w="40"/>
+              <w:right w:type="dxa" w:w="80"/>
+            </w:tcMar>
+            <w:vAlign w:val="center"/>
+          </w:tcPr>
+          <w:p>
+            <w:pPr>
+              <w:jc w:val="center"/>
+            </w:pPr>
+            <w:r>
+              <w:rPr>
+                <w:rFonts w:ascii="Arial" w:cs="Arial" w:eastAsia="Arial" w:hAnsi="Arial"/>
+                <w:b/>
+                <w:bCs/>
+                <w:color w:val="00695C"/>
+                <w:sz w:val="13"/>
+                <w:szCs w:val="13"/>
+              </w:rPr>
+              <w:t xml:space="preserve">REST</w:t>
+            </w:r>
+          </w:p>
+        </w:tc>
+        <w:tc>
+          <w:tcPr>
+            <w:tcW w:type="dxa" w:w="5580"/>
+            <w:tcBorders>
+              <w:top w:val="none" w:color="FFFFFF" w:sz="0"/>
+              <w:left w:val="none" w:color="FFFFFF" w:sz="0"/>
+              <w:bottom w:val="none" w:color="FFFFFF" w:sz="0"/>
+              <w:right w:val="none" w:color="FFFFFF" w:sz="0"/>
+            </w:tcBorders>
+            <w:shd w:fill="E0F2F1" w:color="auto" w:val="clear"/>
+            <w:tcMar>
+              <w:top w:type="dxa" w:w="40"/>
+              <w:left w:type="dxa" w:w="80"/>
+              <w:bottom w:type="dxa" w:w="40"/>
+              <w:right w:type="dxa" w:w="80"/>
+            </w:tcMar>
+            <w:vAlign w:val="center"/>
+          </w:tcPr>
+          <w:p>
+            <w:pPr>
+              <w:jc w:val="left"/>
+            </w:pPr>
+            <w:r>
+              <w:rPr>
+                <w:rFonts w:ascii="Arial" w:cs="Arial" w:eastAsia="Arial" w:hAnsi="Arial"/>
+                <w:b/>
+                <w:bCs/>
+                <w:color w:val="00695C"/>
+                <w:sz w:val="15"/>
+                <w:szCs w:val="15"/>
+              </w:rPr>
+              <w:t xml:space="preserve">COACHING CUE</w:t>
+            </w:r>
+          </w:p>
+        </w:tc>
+      </w:tr>
+      <w:tr>
+        <w:tc>
+          <w:tcPr>
+            <w:tcW w:type="dxa" w:w="2400"/>
+            <w:tcBorders>
+              <w:top w:val="none" w:color="FFFFFF" w:sz="0"/>
+              <w:left w:val="none" w:color="FFFFFF" w:sz="0"/>
+              <w:bottom w:val="none" w:color="FFFFFF" w:sz="0"/>
+              <w:right w:val="none" w:color="FFFFFF" w:sz="0"/>
+            </w:tcBorders>
+            <w:shd w:fill="F0FAFA" w:color="auto" w:val="clear"/>
+            <w:tcMar>
+              <w:top w:type="dxa" w:w="40"/>
+              <w:left w:type="dxa" w:w="80"/>
+              <w:bottom w:type="dxa" w:w="40"/>
+              <w:right w:type="dxa" w:w="80"/>
+            </w:tcMar>
+            <w:vAlign w:val="center"/>
+          </w:tcPr>
+          <w:p>
+            <w:r>
+              <w:rPr>
+                <w:rFonts w:ascii="Arial" w:cs="Arial" w:eastAsia="Arial" w:hAnsi="Arial"/>
+                <w:b/>
+                <w:bCs/>
+                <w:color w:val="2C2C2C"/>
+                <w:sz w:val="18"/>
+                <w:szCs w:val="18"/>
+              </w:rPr>
+              <w:t xml:space="preserve">Single-Arm Row</w:t>
+            </w:r>
+          </w:p>
+        </w:tc>
+        <w:tc>
+          <w:tcPr>
+            <w:tcW w:type="dxa" w:w="380"/>
+            <w:tcBorders>
+              <w:top w:val="none" w:color="FFFFFF" w:sz="0"/>
+              <w:left w:val="none" w:color="FFFFFF" w:sz="0"/>
+              <w:bottom w:val="none" w:color="FFFFFF" w:sz="0"/>
+              <w:right w:val="none" w:color="FFFFFF" w:sz="0"/>
+            </w:tcBorders>
+            <w:shd w:fill="F0FAFA" w:color="auto" w:val="clear"/>
+            <w:tcMar>
+              <w:top w:type="dxa" w:w="40"/>
+              <w:left w:type="dxa" w:w="80"/>
+              <w:bottom w:type="dxa" w:w="40"/>
+              <w:right w:type="dxa" w:w="80"/>
+            </w:tcMar>
+            <w:vAlign w:val="center"/>
+          </w:tcPr>
+          <w:p>
+            <w:pPr>
+              <w:jc w:val="center"/>
+            </w:pPr>
+            <w:r>
+              <w:rPr>
+                <w:rFonts w:ascii="Arial" w:cs="Arial" w:eastAsia="Arial" w:hAnsi="Arial"/>
+                <w:color w:val="6B6B6B"/>
+                <w:sz w:val="15"/>
+                <w:szCs w:val="15"/>
+              </w:rPr>
+              <w:t xml:space="preserve">4</w:t>
+            </w:r>
+          </w:p>
+        </w:tc>
+        <w:tc>
+          <w:tcPr>
+            <w:tcW w:type="dxa" w:w="420"/>
+            <w:tcBorders>
+              <w:top w:val="none" w:color="FFFFFF" w:sz="0"/>
+              <w:left w:val="none" w:color="FFFFFF" w:sz="0"/>
+              <w:bottom w:val="none" w:color="FFFFFF" w:sz="0"/>
+              <w:right w:val="none" w:color="FFFFFF" w:sz="0"/>
+            </w:tcBorders>
+            <w:shd w:fill="F0FAFA" w:color="auto" w:val="clear"/>
+            <w:tcMar>
+              <w:top w:type="dxa" w:w="40"/>
+              <w:left w:type="dxa" w:w="80"/>
+              <w:bottom w:type="dxa" w:w="40"/>
+              <w:right w:type="dxa" w:w="80"/>
+            </w:tcMar>
+            <w:vAlign w:val="center"/>
+          </w:tcPr>
+          <w:p>
+            <w:pPr>
+              <w:jc w:val="center"/>
+            </w:pPr>
+            <w:r>
+              <w:rPr>
+                <w:rFonts w:ascii="Arial" w:cs="Arial" w:eastAsia="Arial" w:hAnsi="Arial"/>
+                <w:color w:val="6B6B6B"/>
+                <w:sz w:val="15"/>
+                <w:szCs w:val="15"/>
+              </w:rPr>
+              <w:t xml:space="preserve">8 each</w:t>
+            </w:r>
+          </w:p>
+        </w:tc>
+        <w:tc>
+          <w:tcPr>
+            <w:tcW w:type="dxa" w:w="680"/>
+            <w:tcBorders>
+              <w:top w:val="none" w:color="FFFFFF" w:sz="0"/>
+              <w:left w:val="none" w:color="FFFFFF" w:sz="0"/>
+              <w:bottom w:val="none" w:color="FFFFFF" w:sz="0"/>
+              <w:right w:val="none" w:color="FFFFFF" w:sz="0"/>
+            </w:tcBorders>
+            <w:shd w:fill="F0FAFA" w:color="auto" w:val="clear"/>
+            <w:tcMar>
+              <w:top w:type="dxa" w:w="40"/>
+              <w:left w:type="dxa" w:w="80"/>
+              <w:bottom w:type="dxa" w:w="40"/>
+              <w:right w:type="dxa" w:w="80"/>
+            </w:tcMar>
+            <w:vAlign w:val="center"/>
+          </w:tcPr>
+          <w:p>
+            <w:pPr>
+              <w:jc w:val="center"/>
+            </w:pPr>
+            <w:r>
+              <w:rPr>
+                <w:rFonts w:ascii="Arial" w:cs="Arial" w:eastAsia="Arial" w:hAnsi="Arial"/>
+                <w:color w:val="6B6B6B"/>
+                <w:sz w:val="15"/>
+                <w:szCs w:val="15"/>
+              </w:rPr>
+              <w:t xml:space="preserve">Wk1: 30 lbs → Wk4: 35 lbs</w:t>
+            </w:r>
+          </w:p>
+        </w:tc>
+        <w:tc>
+          <w:tcPr>
+            <w:tcW w:type="dxa" w:w="540"/>
+            <w:tcBorders>
+              <w:top w:val="none" w:color="FFFFFF" w:sz="0"/>
+              <w:left w:val="none" w:color="FFFFFF" w:sz="0"/>
+              <w:bottom w:val="none" w:color="FFFFFF" w:sz="0"/>
+              <w:right w:val="none" w:color="FFFFFF" w:sz="0"/>
+            </w:tcBorders>
+            <w:shd w:fill="F0FAFA" w:color="auto" w:val="clear"/>
+            <w:tcMar>
+              <w:top w:type="dxa" w:w="40"/>
+              <w:left w:type="dxa" w:w="80"/>
+              <w:bottom w:type="dxa" w:w="40"/>
+              <w:right w:type="dxa" w:w="80"/>
+            </w:tcMar>
+            <w:vAlign w:val="center"/>
+          </w:tcPr>
+          <w:p>
+            <w:pPr>
+              <w:jc w:val="center"/>
+            </w:pPr>
+            <w:r>
+              <w:rPr>
+                <w:rFonts w:ascii="Arial" w:cs="Arial" w:eastAsia="Arial" w:hAnsi="Arial"/>
+                <w:color w:val="6B6B6B"/>
+                <w:sz w:val="15"/>
+                <w:szCs w:val="15"/>
+              </w:rPr>
+              <w:t xml:space="preserve">2-0-1</w:t>
+            </w:r>
+          </w:p>
+        </w:tc>
+        <w:tc>
+          <w:tcPr>
+            <w:tcW w:type="dxa" w:w="440"/>
+            <w:tcBorders>
+              <w:top w:val="none" w:color="FFFFFF" w:sz="0"/>
+              <w:left w:val="none" w:color="FFFFFF" w:sz="0"/>
+              <w:bottom w:val="none" w:color="FFFFFF" w:sz="0"/>
+              <w:right w:val="none" w:color="FFFFFF" w:sz="0"/>
+            </w:tcBorders>
+            <w:shd w:fill="F0FAFA" w:color="auto" w:val="clear"/>
+            <w:tcMar>
+              <w:top w:type="dxa" w:w="40"/>
+              <w:left w:type="dxa" w:w="80"/>
+              <w:bottom w:type="dxa" w:w="40"/>
+              <w:right w:type="dxa" w:w="80"/>
+            </w:tcMar>
+            <w:vAlign w:val="center"/>
+          </w:tcPr>
+          <w:p>
+            <w:pPr>
+              <w:jc w:val="center"/>
+            </w:pPr>
+            <w:r>
+              <w:rPr>
+                <w:rFonts w:ascii="Arial" w:cs="Arial" w:eastAsia="Arial" w:hAnsi="Arial"/>
+                <w:color w:val="6B6B6B"/>
+                <w:sz w:val="15"/>
+                <w:szCs w:val="15"/>
+              </w:rPr>
+              <w:t xml:space="preserve">60s</w:t>
+            </w:r>
+          </w:p>
+        </w:tc>
+        <w:tc>
+          <w:tcPr>
+            <w:tcW w:type="dxa" w:w="5580"/>
+            <w:tcBorders>
+              <w:top w:val="none" w:color="FFFFFF" w:sz="0"/>
+              <w:left w:val="none" w:color="FFFFFF" w:sz="0"/>
+              <w:bottom w:val="none" w:color="FFFFFF" w:sz="0"/>
+              <w:right w:val="none" w:color="FFFFFF" w:sz="0"/>
+            </w:tcBorders>
+            <w:shd w:fill="F0FAFA" w:color="auto" w:val="clear"/>
+            <w:tcMar>
+              <w:top w:type="dxa" w:w="40"/>
+              <w:left w:type="dxa" w:w="80"/>
+              <w:bottom w:type="dxa" w:w="40"/>
+              <w:right w:type="dxa" w:w="80"/>
+            </w:tcMar>
+            <w:vAlign w:val="center"/>
+          </w:tcPr>
+          <w:p>
+            <w:r>
+              <w:rPr>
+                <w:rFonts w:ascii="Arial" w:cs="Arial" w:eastAsia="Arial" w:hAnsi="Arial"/>
+                <w:color w:val="6B6B6B"/>
+                <w:sz w:val="17"/>
+                <w:szCs w:val="17"/>
+              </w:rPr>
+              <w:t xml:space="preserve">Pull to the hip; maintain neutral spine</w:t>
             </w:r>
           </w:p>
         </w:tc>
@@ -6554,7 +9348,7 @@
           <w:sz w:val="17"/>
           <w:szCs w:val="17"/>
         </w:rPr>
-        <w:t xml:space="preserve">B — Accessory</w:t>
+        <w:t xml:space="preserve">E — Full-Body Integration — Farmer Carry</w:t>
       </w:r>
     </w:p>
     <w:p>
@@ -6579,7 +9373,7 @@
           <w:sz w:val="17"/>
           <w:szCs w:val="17"/>
         </w:rPr>
-        <w:t xml:space="preserve">Face Pulls lead for rear-delt/rotator health. DB Deadlift → Farmer Carry Combo and Static Overhead DB Hold (Walking) are added this update — both explicitly framed by the PT as direct running-economy transfer, given Nancy's documented running-knee-health goal: grip, gait, and anti-lateral-flexion core demand under load carry over directly to running mechanics. Landmine Shoulder Press is sequenced between the two carry-pattern additions to avoid stacking 3 consecutive loaded-carry exercises in a row (Antagonist Rotation Rule).</w:t>
+        <w:t xml:space="preserve">The session's closing compound — the day's pressing posture, pulling strength, and core control held together under gait. Distance and movement quality govern this work, not a rep count. A suitcase carry (alternating sides evenly) or a goblet carry covers the same closing ground when variety suits the day.</w:t>
       </w:r>
     </w:p>
     <w:tbl>
@@ -6879,7 +9673,7 @@
                 <w:sz w:val="18"/>
                 <w:szCs w:val="18"/>
               </w:rPr>
-              <w:t xml:space="preserve">Face Pulls</w:t>
+              <w:t xml:space="preserve">Farmer Carry</w:t>
             </w:r>
           </w:p>
         </w:tc>
@@ -6945,7 +9739,7 @@
                 <w:sz w:val="15"/>
                 <w:szCs w:val="15"/>
               </w:rPr>
-              <w:t xml:space="preserve">15</w:t>
+              <w:t xml:space="preserve">30s</w:t>
             </w:r>
           </w:p>
         </w:tc>
@@ -6978,7 +9772,7 @@
                 <w:sz w:val="15"/>
                 <w:szCs w:val="15"/>
               </w:rPr>
-              <w:t xml:space="preserve">band</w:t>
+              <w:t xml:space="preserve">Establish working load at first session — record</w:t>
             </w:r>
           </w:p>
         </w:tc>
@@ -7011,7 +9805,7 @@
                 <w:sz w:val="15"/>
                 <w:szCs w:val="15"/>
               </w:rPr>
-              <w:t xml:space="preserve">2-0-1</w:t>
+              <w:t xml:space="preserve">—</w:t>
             </w:r>
           </w:p>
         </w:tc>
@@ -7044,7 +9838,7 @@
                 <w:sz w:val="15"/>
                 <w:szCs w:val="15"/>
               </w:rPr>
-              <w:t xml:space="preserve">45s</w:t>
+              <w:t xml:space="preserve">60s</w:t>
             </w:r>
           </w:p>
         </w:tc>
@@ -7074,936 +9868,18 @@
                 <w:sz w:val="17"/>
                 <w:szCs w:val="17"/>
               </w:rPr>
-              <w:t xml:space="preserve">High elbows; squeeze rear delts</w:t>
-            </w:r>
-          </w:p>
-        </w:tc>
-      </w:tr>
-      <w:tr>
-        <w:tc>
-          <w:tcPr>
-            <w:tcW w:type="dxa" w:w="2400"/>
-            <w:tcBorders>
-              <w:top w:val="none" w:color="FFFFFF" w:sz="0"/>
-              <w:left w:val="none" w:color="FFFFFF" w:sz="0"/>
-              <w:bottom w:val="none" w:color="FFFFFF" w:sz="0"/>
-              <w:right w:val="none" w:color="FFFFFF" w:sz="0"/>
-            </w:tcBorders>
-            <w:shd w:fill="FFFFFF" w:color="auto" w:val="clear"/>
-            <w:tcMar>
-              <w:top w:type="dxa" w:w="40"/>
-              <w:left w:type="dxa" w:w="80"/>
-              <w:bottom w:type="dxa" w:w="40"/>
-              <w:right w:type="dxa" w:w="80"/>
-            </w:tcMar>
-            <w:vAlign w:val="center"/>
-          </w:tcPr>
-          <w:p>
-            <w:r>
-              <w:rPr>
-                <w:rFonts w:ascii="Arial" w:cs="Arial" w:eastAsia="Arial" w:hAnsi="Arial"/>
-                <w:b/>
-                <w:bCs/>
-                <w:color w:val="2C2C2C"/>
-                <w:sz w:val="18"/>
-                <w:szCs w:val="18"/>
-              </w:rPr>
-              <w:t xml:space="preserve">Farmer Carry</w:t>
-            </w:r>
-          </w:p>
-        </w:tc>
-        <w:tc>
-          <w:tcPr>
-            <w:tcW w:type="dxa" w:w="380"/>
-            <w:tcBorders>
-              <w:top w:val="none" w:color="FFFFFF" w:sz="0"/>
-              <w:left w:val="none" w:color="FFFFFF" w:sz="0"/>
-              <w:bottom w:val="none" w:color="FFFFFF" w:sz="0"/>
-              <w:right w:val="none" w:color="FFFFFF" w:sz="0"/>
-            </w:tcBorders>
-            <w:shd w:fill="FFFFFF" w:color="auto" w:val="clear"/>
-            <w:tcMar>
-              <w:top w:type="dxa" w:w="40"/>
-              <w:left w:type="dxa" w:w="80"/>
-              <w:bottom w:type="dxa" w:w="40"/>
-              <w:right w:type="dxa" w:w="80"/>
-            </w:tcMar>
-            <w:vAlign w:val="center"/>
-          </w:tcPr>
-          <w:p>
-            <w:pPr>
-              <w:jc w:val="center"/>
-            </w:pPr>
-            <w:r>
-              <w:rPr>
-                <w:rFonts w:ascii="Arial" w:cs="Arial" w:eastAsia="Arial" w:hAnsi="Arial"/>
-                <w:color w:val="6B6B6B"/>
-                <w:sz w:val="15"/>
-                <w:szCs w:val="15"/>
-              </w:rPr>
-              <w:t xml:space="preserve">3</w:t>
-            </w:r>
-          </w:p>
-        </w:tc>
-        <w:tc>
-          <w:tcPr>
-            <w:tcW w:type="dxa" w:w="420"/>
-            <w:tcBorders>
-              <w:top w:val="none" w:color="FFFFFF" w:sz="0"/>
-              <w:left w:val="none" w:color="FFFFFF" w:sz="0"/>
-              <w:bottom w:val="none" w:color="FFFFFF" w:sz="0"/>
-              <w:right w:val="none" w:color="FFFFFF" w:sz="0"/>
-            </w:tcBorders>
-            <w:shd w:fill="FFFFFF" w:color="auto" w:val="clear"/>
-            <w:tcMar>
-              <w:top w:type="dxa" w:w="40"/>
-              <w:left w:type="dxa" w:w="80"/>
-              <w:bottom w:type="dxa" w:w="40"/>
-              <w:right w:type="dxa" w:w="80"/>
-            </w:tcMar>
-            <w:vAlign w:val="center"/>
-          </w:tcPr>
-          <w:p>
-            <w:pPr>
-              <w:jc w:val="center"/>
-            </w:pPr>
-            <w:r>
-              <w:rPr>
-                <w:rFonts w:ascii="Arial" w:cs="Arial" w:eastAsia="Arial" w:hAnsi="Arial"/>
-                <w:color w:val="6B6B6B"/>
-                <w:sz w:val="15"/>
-                <w:szCs w:val="15"/>
-              </w:rPr>
-              <w:t xml:space="preserve">30s</w:t>
-            </w:r>
-          </w:p>
-        </w:tc>
-        <w:tc>
-          <w:tcPr>
-            <w:tcW w:type="dxa" w:w="680"/>
-            <w:tcBorders>
-              <w:top w:val="none" w:color="FFFFFF" w:sz="0"/>
-              <w:left w:val="none" w:color="FFFFFF" w:sz="0"/>
-              <w:bottom w:val="none" w:color="FFFFFF" w:sz="0"/>
-              <w:right w:val="none" w:color="FFFFFF" w:sz="0"/>
-            </w:tcBorders>
-            <w:shd w:fill="FFFFFF" w:color="auto" w:val="clear"/>
-            <w:tcMar>
-              <w:top w:type="dxa" w:w="40"/>
-              <w:left w:type="dxa" w:w="80"/>
-              <w:bottom w:type="dxa" w:w="40"/>
-              <w:right w:type="dxa" w:w="80"/>
-            </w:tcMar>
-            <w:vAlign w:val="center"/>
-          </w:tcPr>
-          <w:p>
-            <w:pPr>
-              <w:jc w:val="center"/>
-            </w:pPr>
-            <w:r>
-              <w:rPr>
-                <w:rFonts w:ascii="Arial" w:cs="Arial" w:eastAsia="Arial" w:hAnsi="Arial"/>
-                <w:color w:val="6B6B6B"/>
-                <w:sz w:val="15"/>
-                <w:szCs w:val="15"/>
-              </w:rPr>
-              <w:t xml:space="preserve">moderate</w:t>
-            </w:r>
-          </w:p>
-        </w:tc>
-        <w:tc>
-          <w:tcPr>
-            <w:tcW w:type="dxa" w:w="540"/>
-            <w:tcBorders>
-              <w:top w:val="none" w:color="FFFFFF" w:sz="0"/>
-              <w:left w:val="none" w:color="FFFFFF" w:sz="0"/>
-              <w:bottom w:val="none" w:color="FFFFFF" w:sz="0"/>
-              <w:right w:val="none" w:color="FFFFFF" w:sz="0"/>
-            </w:tcBorders>
-            <w:shd w:fill="FFFFFF" w:color="auto" w:val="clear"/>
-            <w:tcMar>
-              <w:top w:type="dxa" w:w="40"/>
-              <w:left w:type="dxa" w:w="80"/>
-              <w:bottom w:type="dxa" w:w="40"/>
-              <w:right w:type="dxa" w:w="80"/>
-            </w:tcMar>
-            <w:vAlign w:val="center"/>
-          </w:tcPr>
-          <w:p>
-            <w:pPr>
-              <w:jc w:val="center"/>
-            </w:pPr>
-            <w:r>
-              <w:rPr>
-                <w:rFonts w:ascii="Arial" w:cs="Arial" w:eastAsia="Arial" w:hAnsi="Arial"/>
-                <w:color w:val="6B6B6B"/>
-                <w:sz w:val="15"/>
-                <w:szCs w:val="15"/>
-              </w:rPr>
-              <w:t xml:space="preserve">—</w:t>
-            </w:r>
-          </w:p>
-        </w:tc>
-        <w:tc>
-          <w:tcPr>
-            <w:tcW w:type="dxa" w:w="440"/>
-            <w:tcBorders>
-              <w:top w:val="none" w:color="FFFFFF" w:sz="0"/>
-              <w:left w:val="none" w:color="FFFFFF" w:sz="0"/>
-              <w:bottom w:val="none" w:color="FFFFFF" w:sz="0"/>
-              <w:right w:val="none" w:color="FFFFFF" w:sz="0"/>
-            </w:tcBorders>
-            <w:shd w:fill="FFFFFF" w:color="auto" w:val="clear"/>
-            <w:tcMar>
-              <w:top w:type="dxa" w:w="40"/>
-              <w:left w:type="dxa" w:w="80"/>
-              <w:bottom w:type="dxa" w:w="40"/>
-              <w:right w:type="dxa" w:w="80"/>
-            </w:tcMar>
-            <w:vAlign w:val="center"/>
-          </w:tcPr>
-          <w:p>
-            <w:pPr>
-              <w:jc w:val="center"/>
-            </w:pPr>
-            <w:r>
-              <w:rPr>
-                <w:rFonts w:ascii="Arial" w:cs="Arial" w:eastAsia="Arial" w:hAnsi="Arial"/>
-                <w:color w:val="6B6B6B"/>
-                <w:sz w:val="15"/>
-                <w:szCs w:val="15"/>
-              </w:rPr>
-              <w:t xml:space="preserve">60s</w:t>
-            </w:r>
-          </w:p>
-        </w:tc>
-        <w:tc>
-          <w:tcPr>
-            <w:tcW w:type="dxa" w:w="5580"/>
-            <w:tcBorders>
-              <w:top w:val="none" w:color="FFFFFF" w:sz="0"/>
-              <w:left w:val="none" w:color="FFFFFF" w:sz="0"/>
-              <w:bottom w:val="none" w:color="FFFFFF" w:sz="0"/>
-              <w:right w:val="none" w:color="FFFFFF" w:sz="0"/>
-            </w:tcBorders>
-            <w:shd w:fill="FFFFFF" w:color="auto" w:val="clear"/>
-            <w:tcMar>
-              <w:top w:type="dxa" w:w="40"/>
-              <w:left w:type="dxa" w:w="80"/>
-              <w:bottom w:type="dxa" w:w="40"/>
-              <w:right w:type="dxa" w:w="80"/>
-            </w:tcMar>
-            <w:vAlign w:val="center"/>
-          </w:tcPr>
-          <w:p>
-            <w:r>
-              <w:rPr>
-                <w:rFonts w:ascii="Arial" w:cs="Arial" w:eastAsia="Arial" w:hAnsi="Arial"/>
-                <w:color w:val="6B6B6B"/>
-                <w:sz w:val="17"/>
-                <w:szCs w:val="17"/>
-              </w:rPr>
-              <w:t xml:space="preserve">Tall posture; tight core</w:t>
-            </w:r>
-          </w:p>
-        </w:tc>
-      </w:tr>
-      <w:tr>
-        <w:tc>
-          <w:tcPr>
-            <w:tcW w:type="dxa" w:w="2400"/>
-            <w:tcBorders>
-              <w:top w:val="none" w:color="FFFFFF" w:sz="0"/>
-              <w:left w:val="none" w:color="FFFFFF" w:sz="0"/>
-              <w:bottom w:val="none" w:color="FFFFFF" w:sz="0"/>
-              <w:right w:val="none" w:color="FFFFFF" w:sz="0"/>
-            </w:tcBorders>
-            <w:shd w:fill="FAF3E0" w:color="auto" w:val="clear"/>
-            <w:tcMar>
-              <w:top w:type="dxa" w:w="40"/>
-              <w:left w:type="dxa" w:w="80"/>
-              <w:bottom w:type="dxa" w:w="40"/>
-              <w:right w:type="dxa" w:w="80"/>
-            </w:tcMar>
-            <w:vAlign w:val="center"/>
-          </w:tcPr>
-          <w:p>
-            <w:r>
-              <w:rPr>
-                <w:rFonts w:ascii="Arial" w:cs="Arial" w:eastAsia="Arial" w:hAnsi="Arial"/>
-                <w:b/>
-                <w:bCs/>
-                <w:color w:val="2C2C2C"/>
-                <w:sz w:val="18"/>
-                <w:szCs w:val="18"/>
-              </w:rPr>
-              <w:t xml:space="preserve">Landmine Shoulder Press</w:t>
-            </w:r>
-          </w:p>
-        </w:tc>
-        <w:tc>
-          <w:tcPr>
-            <w:tcW w:type="dxa" w:w="380"/>
-            <w:tcBorders>
-              <w:top w:val="none" w:color="FFFFFF" w:sz="0"/>
-              <w:left w:val="none" w:color="FFFFFF" w:sz="0"/>
-              <w:bottom w:val="none" w:color="FFFFFF" w:sz="0"/>
-              <w:right w:val="none" w:color="FFFFFF" w:sz="0"/>
-            </w:tcBorders>
-            <w:shd w:fill="FAF3E0" w:color="auto" w:val="clear"/>
-            <w:tcMar>
-              <w:top w:type="dxa" w:w="40"/>
-              <w:left w:type="dxa" w:w="80"/>
-              <w:bottom w:type="dxa" w:w="40"/>
-              <w:right w:type="dxa" w:w="80"/>
-            </w:tcMar>
-            <w:vAlign w:val="center"/>
-          </w:tcPr>
-          <w:p>
-            <w:pPr>
-              <w:jc w:val="center"/>
-            </w:pPr>
-            <w:r>
-              <w:rPr>
-                <w:rFonts w:ascii="Arial" w:cs="Arial" w:eastAsia="Arial" w:hAnsi="Arial"/>
-                <w:color w:val="6B6B6B"/>
-                <w:sz w:val="15"/>
-                <w:szCs w:val="15"/>
-              </w:rPr>
-              <w:t xml:space="preserve">3</w:t>
-            </w:r>
-          </w:p>
-        </w:tc>
-        <w:tc>
-          <w:tcPr>
-            <w:tcW w:type="dxa" w:w="420"/>
-            <w:tcBorders>
-              <w:top w:val="none" w:color="FFFFFF" w:sz="0"/>
-              <w:left w:val="none" w:color="FFFFFF" w:sz="0"/>
-              <w:bottom w:val="none" w:color="FFFFFF" w:sz="0"/>
-              <w:right w:val="none" w:color="FFFFFF" w:sz="0"/>
-            </w:tcBorders>
-            <w:shd w:fill="FAF3E0" w:color="auto" w:val="clear"/>
-            <w:tcMar>
-              <w:top w:type="dxa" w:w="40"/>
-              <w:left w:type="dxa" w:w="80"/>
-              <w:bottom w:type="dxa" w:w="40"/>
-              <w:right w:type="dxa" w:w="80"/>
-            </w:tcMar>
-            <w:vAlign w:val="center"/>
-          </w:tcPr>
-          <w:p>
-            <w:pPr>
-              <w:jc w:val="center"/>
-            </w:pPr>
-            <w:r>
-              <w:rPr>
-                <w:rFonts w:ascii="Arial" w:cs="Arial" w:eastAsia="Arial" w:hAnsi="Arial"/>
-                <w:color w:val="6B6B6B"/>
-                <w:sz w:val="15"/>
-                <w:szCs w:val="15"/>
-              </w:rPr>
-              <w:t xml:space="preserve">8-10/side</w:t>
-            </w:r>
-          </w:p>
-        </w:tc>
-        <w:tc>
-          <w:tcPr>
-            <w:tcW w:type="dxa" w:w="680"/>
-            <w:tcBorders>
-              <w:top w:val="none" w:color="FFFFFF" w:sz="0"/>
-              <w:left w:val="none" w:color="FFFFFF" w:sz="0"/>
-              <w:bottom w:val="none" w:color="FFFFFF" w:sz="0"/>
-              <w:right w:val="none" w:color="FFFFFF" w:sz="0"/>
-            </w:tcBorders>
-            <w:shd w:fill="FAF3E0" w:color="auto" w:val="clear"/>
-            <w:tcMar>
-              <w:top w:type="dxa" w:w="40"/>
-              <w:left w:type="dxa" w:w="80"/>
-              <w:bottom w:type="dxa" w:w="40"/>
-              <w:right w:type="dxa" w:w="80"/>
-            </w:tcMar>
-            <w:vAlign w:val="center"/>
-          </w:tcPr>
-          <w:p>
-            <w:pPr>
-              <w:jc w:val="center"/>
-            </w:pPr>
-            <w:r>
-              <w:rPr>
-                <w:rFonts w:ascii="Arial" w:cs="Arial" w:eastAsia="Arial" w:hAnsi="Arial"/>
-                <w:color w:val="6B6B6B"/>
-                <w:sz w:val="15"/>
-                <w:szCs w:val="15"/>
-              </w:rPr>
-              <w:t xml:space="preserve">light-mod — coach discretion</w:t>
-            </w:r>
-          </w:p>
-        </w:tc>
-        <w:tc>
-          <w:tcPr>
-            <w:tcW w:type="dxa" w:w="540"/>
-            <w:tcBorders>
-              <w:top w:val="none" w:color="FFFFFF" w:sz="0"/>
-              <w:left w:val="none" w:color="FFFFFF" w:sz="0"/>
-              <w:bottom w:val="none" w:color="FFFFFF" w:sz="0"/>
-              <w:right w:val="none" w:color="FFFFFF" w:sz="0"/>
-            </w:tcBorders>
-            <w:shd w:fill="FAF3E0" w:color="auto" w:val="clear"/>
-            <w:tcMar>
-              <w:top w:type="dxa" w:w="40"/>
-              <w:left w:type="dxa" w:w="80"/>
-              <w:bottom w:type="dxa" w:w="40"/>
-              <w:right w:type="dxa" w:w="80"/>
-            </w:tcMar>
-            <w:vAlign w:val="center"/>
-          </w:tcPr>
-          <w:p>
-            <w:pPr>
-              <w:jc w:val="center"/>
-            </w:pPr>
-            <w:r>
-              <w:rPr>
-                <w:rFonts w:ascii="Arial" w:cs="Arial" w:eastAsia="Arial" w:hAnsi="Arial"/>
-                <w:color w:val="6B6B6B"/>
-                <w:sz w:val="15"/>
-                <w:szCs w:val="15"/>
-              </w:rPr>
-              <w:t xml:space="preserve">2-1-2</w:t>
-            </w:r>
-          </w:p>
-        </w:tc>
-        <w:tc>
-          <w:tcPr>
-            <w:tcW w:type="dxa" w:w="440"/>
-            <w:tcBorders>
-              <w:top w:val="none" w:color="FFFFFF" w:sz="0"/>
-              <w:left w:val="none" w:color="FFFFFF" w:sz="0"/>
-              <w:bottom w:val="none" w:color="FFFFFF" w:sz="0"/>
-              <w:right w:val="none" w:color="FFFFFF" w:sz="0"/>
-            </w:tcBorders>
-            <w:shd w:fill="FAF3E0" w:color="auto" w:val="clear"/>
-            <w:tcMar>
-              <w:top w:type="dxa" w:w="40"/>
-              <w:left w:type="dxa" w:w="80"/>
-              <w:bottom w:type="dxa" w:w="40"/>
-              <w:right w:type="dxa" w:w="80"/>
-            </w:tcMar>
-            <w:vAlign w:val="center"/>
-          </w:tcPr>
-          <w:p>
-            <w:pPr>
-              <w:jc w:val="center"/>
-            </w:pPr>
-            <w:r>
-              <w:rPr>
-                <w:rFonts w:ascii="Arial" w:cs="Arial" w:eastAsia="Arial" w:hAnsi="Arial"/>
-                <w:color w:val="6B6B6B"/>
-                <w:sz w:val="15"/>
-                <w:szCs w:val="15"/>
-              </w:rPr>
-              <w:t xml:space="preserve">60s</w:t>
-            </w:r>
-          </w:p>
-        </w:tc>
-        <w:tc>
-          <w:tcPr>
-            <w:tcW w:type="dxa" w:w="5580"/>
-            <w:tcBorders>
-              <w:top w:val="none" w:color="FFFFFF" w:sz="0"/>
-              <w:left w:val="none" w:color="FFFFFF" w:sz="0"/>
-              <w:bottom w:val="none" w:color="FFFFFF" w:sz="0"/>
-              <w:right w:val="none" w:color="FFFFFF" w:sz="0"/>
-            </w:tcBorders>
-            <w:shd w:fill="FAF3E0" w:color="auto" w:val="clear"/>
-            <w:tcMar>
-              <w:top w:type="dxa" w:w="40"/>
-              <w:left w:type="dxa" w:w="80"/>
-              <w:bottom w:type="dxa" w:w="40"/>
-              <w:right w:type="dxa" w:w="80"/>
-            </w:tcMar>
-            <w:vAlign w:val="center"/>
-          </w:tcPr>
-          <w:p>
-            <w:r>
-              <w:rPr>
-                <w:rFonts w:ascii="Arial" w:cs="Arial" w:eastAsia="Arial" w:hAnsi="Arial"/>
-                <w:color w:val="6B6B6B"/>
-                <w:sz w:val="17"/>
-                <w:szCs w:val="17"/>
-              </w:rPr>
-              <w:t xml:space="preserve">New this update. Scap-friendly unilateral press — landmine angle reduces shoulder impingement risk vs. a straight vertical press.</w:t>
-            </w:r>
-          </w:p>
-        </w:tc>
-      </w:tr>
-      <w:tr>
-        <w:tc>
-          <w:tcPr>
-            <w:tcW w:type="dxa" w:w="2400"/>
-            <w:tcBorders>
-              <w:top w:val="none" w:color="FFFFFF" w:sz="0"/>
-              <w:left w:val="none" w:color="FFFFFF" w:sz="0"/>
-              <w:bottom w:val="none" w:color="FFFFFF" w:sz="0"/>
-              <w:right w:val="none" w:color="FFFFFF" w:sz="0"/>
-            </w:tcBorders>
-            <w:shd w:fill="FFFFFF" w:color="auto" w:val="clear"/>
-            <w:tcMar>
-              <w:top w:type="dxa" w:w="40"/>
-              <w:left w:type="dxa" w:w="80"/>
-              <w:bottom w:type="dxa" w:w="40"/>
-              <w:right w:type="dxa" w:w="80"/>
-            </w:tcMar>
-            <w:vAlign w:val="center"/>
-          </w:tcPr>
-          <w:p>
-            <w:r>
-              <w:rPr>
-                <w:rFonts w:ascii="Arial" w:cs="Arial" w:eastAsia="Arial" w:hAnsi="Arial"/>
-                <w:b/>
-                <w:bCs/>
-                <w:color w:val="2C2C2C"/>
-                <w:sz w:val="18"/>
-                <w:szCs w:val="18"/>
-              </w:rPr>
-              <w:t xml:space="preserve">DB Deadlift → Farmer Carry Combo</w:t>
-            </w:r>
-          </w:p>
-          <w:p>
+              <w:t xml:space="preserve">Tall posture; tight core. Add load only when every step stays tall and level.</w:t>
+            </w:r>
             <w:r>
               <w:rPr>
                 <w:rFonts w:ascii="Arial" w:cs="Arial" w:eastAsia="Arial" w:hAnsi="Arial"/>
                 <w:i/>
                 <w:iCs/>
-                <w:color w:val="6B6B6B"/>
+                <w:color w:val="00695C"/>
                 <w:sz w:val="14"/>
                 <w:szCs w:val="14"/>
               </w:rPr>
-              <w:t xml:space="preserve">Running-economy transfer, per the 8/12 PT session — hinge + loaded-carry combination targets the same grip/gait/core-stability qualities that support running mechanics.</w:t>
-            </w:r>
-          </w:p>
-        </w:tc>
-        <w:tc>
-          <w:tcPr>
-            <w:tcW w:type="dxa" w:w="380"/>
-            <w:tcBorders>
-              <w:top w:val="none" w:color="FFFFFF" w:sz="0"/>
-              <w:left w:val="none" w:color="FFFFFF" w:sz="0"/>
-              <w:bottom w:val="none" w:color="FFFFFF" w:sz="0"/>
-              <w:right w:val="none" w:color="FFFFFF" w:sz="0"/>
-            </w:tcBorders>
-            <w:shd w:fill="FFFFFF" w:color="auto" w:val="clear"/>
-            <w:tcMar>
-              <w:top w:type="dxa" w:w="40"/>
-              <w:left w:type="dxa" w:w="80"/>
-              <w:bottom w:type="dxa" w:w="40"/>
-              <w:right w:type="dxa" w:w="80"/>
-            </w:tcMar>
-            <w:vAlign w:val="center"/>
-          </w:tcPr>
-          <w:p>
-            <w:pPr>
-              <w:jc w:val="center"/>
-            </w:pPr>
-            <w:r>
-              <w:rPr>
-                <w:rFonts w:ascii="Arial" w:cs="Arial" w:eastAsia="Arial" w:hAnsi="Arial"/>
-                <w:color w:val="6B6B6B"/>
-                <w:sz w:val="15"/>
-                <w:szCs w:val="15"/>
-              </w:rPr>
-              <w:t xml:space="preserve">3</w:t>
-            </w:r>
-          </w:p>
-        </w:tc>
-        <w:tc>
-          <w:tcPr>
-            <w:tcW w:type="dxa" w:w="420"/>
-            <w:tcBorders>
-              <w:top w:val="none" w:color="FFFFFF" w:sz="0"/>
-              <w:left w:val="none" w:color="FFFFFF" w:sz="0"/>
-              <w:bottom w:val="none" w:color="FFFFFF" w:sz="0"/>
-              <w:right w:val="none" w:color="FFFFFF" w:sz="0"/>
-            </w:tcBorders>
-            <w:shd w:fill="FFFFFF" w:color="auto" w:val="clear"/>
-            <w:tcMar>
-              <w:top w:type="dxa" w:w="40"/>
-              <w:left w:type="dxa" w:w="80"/>
-              <w:bottom w:type="dxa" w:w="40"/>
-              <w:right w:type="dxa" w:w="80"/>
-            </w:tcMar>
-            <w:vAlign w:val="center"/>
-          </w:tcPr>
-          <w:p>
-            <w:pPr>
-              <w:jc w:val="center"/>
-            </w:pPr>
-            <w:r>
-              <w:rPr>
-                <w:rFonts w:ascii="Arial" w:cs="Arial" w:eastAsia="Arial" w:hAnsi="Arial"/>
-                <w:color w:val="6B6B6B"/>
-                <w:sz w:val="15"/>
-                <w:szCs w:val="15"/>
-              </w:rPr>
-              <w:t xml:space="preserve">6-8 DL into 20-30 yd carry</w:t>
-            </w:r>
-          </w:p>
-        </w:tc>
-        <w:tc>
-          <w:tcPr>
-            <w:tcW w:type="dxa" w:w="680"/>
-            <w:tcBorders>
-              <w:top w:val="none" w:color="FFFFFF" w:sz="0"/>
-              <w:left w:val="none" w:color="FFFFFF" w:sz="0"/>
-              <w:bottom w:val="none" w:color="FFFFFF" w:sz="0"/>
-              <w:right w:val="none" w:color="FFFFFF" w:sz="0"/>
-            </w:tcBorders>
-            <w:shd w:fill="FFFFFF" w:color="auto" w:val="clear"/>
-            <w:tcMar>
-              <w:top w:type="dxa" w:w="40"/>
-              <w:left w:type="dxa" w:w="80"/>
-              <w:bottom w:type="dxa" w:w="40"/>
-              <w:right w:type="dxa" w:w="80"/>
-            </w:tcMar>
-            <w:vAlign w:val="center"/>
-          </w:tcPr>
-          <w:p>
-            <w:pPr>
-              <w:jc w:val="center"/>
-            </w:pPr>
-            <w:r>
-              <w:rPr>
-                <w:rFonts w:ascii="Arial" w:cs="Arial" w:eastAsia="Arial" w:hAnsi="Arial"/>
-                <w:color w:val="6B6B6B"/>
-                <w:sz w:val="15"/>
-                <w:szCs w:val="15"/>
-              </w:rPr>
-              <w:t xml:space="preserve">moderate — coach discretion</w:t>
-            </w:r>
-          </w:p>
-        </w:tc>
-        <w:tc>
-          <w:tcPr>
-            <w:tcW w:type="dxa" w:w="540"/>
-            <w:tcBorders>
-              <w:top w:val="none" w:color="FFFFFF" w:sz="0"/>
-              <w:left w:val="none" w:color="FFFFFF" w:sz="0"/>
-              <w:bottom w:val="none" w:color="FFFFFF" w:sz="0"/>
-              <w:right w:val="none" w:color="FFFFFF" w:sz="0"/>
-            </w:tcBorders>
-            <w:shd w:fill="FFFFFF" w:color="auto" w:val="clear"/>
-            <w:tcMar>
-              <w:top w:type="dxa" w:w="40"/>
-              <w:left w:type="dxa" w:w="80"/>
-              <w:bottom w:type="dxa" w:w="40"/>
-              <w:right w:type="dxa" w:w="80"/>
-            </w:tcMar>
-            <w:vAlign w:val="center"/>
-          </w:tcPr>
-          <w:p>
-            <w:pPr>
-              <w:jc w:val="center"/>
-            </w:pPr>
-            <w:r>
-              <w:rPr>
-                <w:rFonts w:ascii="Arial" w:cs="Arial" w:eastAsia="Arial" w:hAnsi="Arial"/>
-                <w:color w:val="6B6B6B"/>
-                <w:sz w:val="15"/>
-                <w:szCs w:val="15"/>
-              </w:rPr>
-              <w:t xml:space="preserve">controlled</w:t>
-            </w:r>
-          </w:p>
-        </w:tc>
-        <w:tc>
-          <w:tcPr>
-            <w:tcW w:type="dxa" w:w="440"/>
-            <w:tcBorders>
-              <w:top w:val="none" w:color="FFFFFF" w:sz="0"/>
-              <w:left w:val="none" w:color="FFFFFF" w:sz="0"/>
-              <w:bottom w:val="none" w:color="FFFFFF" w:sz="0"/>
-              <w:right w:val="none" w:color="FFFFFF" w:sz="0"/>
-            </w:tcBorders>
-            <w:shd w:fill="FFFFFF" w:color="auto" w:val="clear"/>
-            <w:tcMar>
-              <w:top w:type="dxa" w:w="40"/>
-              <w:left w:type="dxa" w:w="80"/>
-              <w:bottom w:type="dxa" w:w="40"/>
-              <w:right w:type="dxa" w:w="80"/>
-            </w:tcMar>
-            <w:vAlign w:val="center"/>
-          </w:tcPr>
-          <w:p>
-            <w:pPr>
-              <w:jc w:val="center"/>
-            </w:pPr>
-            <w:r>
-              <w:rPr>
-                <w:rFonts w:ascii="Arial" w:cs="Arial" w:eastAsia="Arial" w:hAnsi="Arial"/>
-                <w:color w:val="6B6B6B"/>
-                <w:sz w:val="15"/>
-                <w:szCs w:val="15"/>
-              </w:rPr>
-              <w:t xml:space="preserve">75s</w:t>
-            </w:r>
-          </w:p>
-        </w:tc>
-        <w:tc>
-          <w:tcPr>
-            <w:tcW w:type="dxa" w:w="5580"/>
-            <w:tcBorders>
-              <w:top w:val="none" w:color="FFFFFF" w:sz="0"/>
-              <w:left w:val="none" w:color="FFFFFF" w:sz="0"/>
-              <w:bottom w:val="none" w:color="FFFFFF" w:sz="0"/>
-              <w:right w:val="none" w:color="FFFFFF" w:sz="0"/>
-            </w:tcBorders>
-            <w:shd w:fill="FFFFFF" w:color="auto" w:val="clear"/>
-            <w:tcMar>
-              <w:top w:type="dxa" w:w="40"/>
-              <w:left w:type="dxa" w:w="80"/>
-              <w:bottom w:type="dxa" w:w="40"/>
-              <w:right w:type="dxa" w:w="80"/>
-            </w:tcMar>
-            <w:vAlign w:val="center"/>
-          </w:tcPr>
-          <w:p>
-            <w:r>
-              <w:rPr>
-                <w:rFonts w:ascii="Arial" w:cs="Arial" w:eastAsia="Arial" w:hAnsi="Arial"/>
-                <w:color w:val="6B6B6B"/>
-                <w:sz w:val="17"/>
-                <w:szCs w:val="17"/>
-              </w:rPr>
-              <w:t xml:space="preserve">New this update. Hinge into an immediate loaded carry — grip, gait, and anti-lateral-flexion core demand in one continuous drill. PT-framed as direct running-economy transfer.</w:t>
-            </w:r>
-          </w:p>
-        </w:tc>
-      </w:tr>
-      <w:tr>
-        <w:tc>
-          <w:tcPr>
-            <w:tcW w:type="dxa" w:w="2400"/>
-            <w:tcBorders>
-              <w:top w:val="none" w:color="FFFFFF" w:sz="0"/>
-              <w:left w:val="none" w:color="FFFFFF" w:sz="0"/>
-              <w:bottom w:val="none" w:color="FFFFFF" w:sz="0"/>
-              <w:right w:val="none" w:color="FFFFFF" w:sz="0"/>
-            </w:tcBorders>
-            <w:shd w:fill="FAF3E0" w:color="auto" w:val="clear"/>
-            <w:tcMar>
-              <w:top w:type="dxa" w:w="40"/>
-              <w:left w:type="dxa" w:w="80"/>
-              <w:bottom w:type="dxa" w:w="40"/>
-              <w:right w:type="dxa" w:w="80"/>
-            </w:tcMar>
-            <w:vAlign w:val="center"/>
-          </w:tcPr>
-          <w:p>
-            <w:r>
-              <w:rPr>
-                <w:rFonts w:ascii="Arial" w:cs="Arial" w:eastAsia="Arial" w:hAnsi="Arial"/>
-                <w:b/>
-                <w:bCs/>
-                <w:color w:val="2C2C2C"/>
-                <w:sz w:val="18"/>
-                <w:szCs w:val="18"/>
-              </w:rPr>
-              <w:t xml:space="preserve">Static Overhead DB Hold (Walking)</w:t>
-            </w:r>
-          </w:p>
-        </w:tc>
-        <w:tc>
-          <w:tcPr>
-            <w:tcW w:type="dxa" w:w="380"/>
-            <w:tcBorders>
-              <w:top w:val="none" w:color="FFFFFF" w:sz="0"/>
-              <w:left w:val="none" w:color="FFFFFF" w:sz="0"/>
-              <w:bottom w:val="none" w:color="FFFFFF" w:sz="0"/>
-              <w:right w:val="none" w:color="FFFFFF" w:sz="0"/>
-            </w:tcBorders>
-            <w:shd w:fill="FAF3E0" w:color="auto" w:val="clear"/>
-            <w:tcMar>
-              <w:top w:type="dxa" w:w="40"/>
-              <w:left w:type="dxa" w:w="80"/>
-              <w:bottom w:type="dxa" w:w="40"/>
-              <w:right w:type="dxa" w:w="80"/>
-            </w:tcMar>
-            <w:vAlign w:val="center"/>
-          </w:tcPr>
-          <w:p>
-            <w:pPr>
-              <w:jc w:val="center"/>
-            </w:pPr>
-            <w:r>
-              <w:rPr>
-                <w:rFonts w:ascii="Arial" w:cs="Arial" w:eastAsia="Arial" w:hAnsi="Arial"/>
-                <w:color w:val="6B6B6B"/>
-                <w:sz w:val="15"/>
-                <w:szCs w:val="15"/>
-              </w:rPr>
-              <w:t xml:space="preserve">2-3</w:t>
-            </w:r>
-          </w:p>
-        </w:tc>
-        <w:tc>
-          <w:tcPr>
-            <w:tcW w:type="dxa" w:w="420"/>
-            <w:tcBorders>
-              <w:top w:val="none" w:color="FFFFFF" w:sz="0"/>
-              <w:left w:val="none" w:color="FFFFFF" w:sz="0"/>
-              <w:bottom w:val="none" w:color="FFFFFF" w:sz="0"/>
-              <w:right w:val="none" w:color="FFFFFF" w:sz="0"/>
-            </w:tcBorders>
-            <w:shd w:fill="FAF3E0" w:color="auto" w:val="clear"/>
-            <w:tcMar>
-              <w:top w:type="dxa" w:w="40"/>
-              <w:left w:type="dxa" w:w="80"/>
-              <w:bottom w:type="dxa" w:w="40"/>
-              <w:right w:type="dxa" w:w="80"/>
-            </w:tcMar>
-            <w:vAlign w:val="center"/>
-          </w:tcPr>
-          <w:p>
-            <w:pPr>
-              <w:jc w:val="center"/>
-            </w:pPr>
-            <w:r>
-              <w:rPr>
-                <w:rFonts w:ascii="Arial" w:cs="Arial" w:eastAsia="Arial" w:hAnsi="Arial"/>
-                <w:color w:val="6B6B6B"/>
-                <w:sz w:val="15"/>
-                <w:szCs w:val="15"/>
-              </w:rPr>
-              <w:t xml:space="preserve">20-30 yd</w:t>
-            </w:r>
-          </w:p>
-        </w:tc>
-        <w:tc>
-          <w:tcPr>
-            <w:tcW w:type="dxa" w:w="680"/>
-            <w:tcBorders>
-              <w:top w:val="none" w:color="FFFFFF" w:sz="0"/>
-              <w:left w:val="none" w:color="FFFFFF" w:sz="0"/>
-              <w:bottom w:val="none" w:color="FFFFFF" w:sz="0"/>
-              <w:right w:val="none" w:color="FFFFFF" w:sz="0"/>
-            </w:tcBorders>
-            <w:shd w:fill="FAF3E0" w:color="auto" w:val="clear"/>
-            <w:tcMar>
-              <w:top w:type="dxa" w:w="40"/>
-              <w:left w:type="dxa" w:w="80"/>
-              <w:bottom w:type="dxa" w:w="40"/>
-              <w:right w:type="dxa" w:w="80"/>
-            </w:tcMar>
-            <w:vAlign w:val="center"/>
-          </w:tcPr>
-          <w:p>
-            <w:pPr>
-              <w:jc w:val="center"/>
-            </w:pPr>
-            <w:r>
-              <w:rPr>
-                <w:rFonts w:ascii="Arial" w:cs="Arial" w:eastAsia="Arial" w:hAnsi="Arial"/>
-                <w:color w:val="6B6B6B"/>
-                <w:sz w:val="15"/>
-                <w:szCs w:val="15"/>
-              </w:rPr>
-              <w:t xml:space="preserve">light-mod DB — coach discretion</w:t>
-            </w:r>
-          </w:p>
-        </w:tc>
-        <w:tc>
-          <w:tcPr>
-            <w:tcW w:type="dxa" w:w="540"/>
-            <w:tcBorders>
-              <w:top w:val="none" w:color="FFFFFF" w:sz="0"/>
-              <w:left w:val="none" w:color="FFFFFF" w:sz="0"/>
-              <w:bottom w:val="none" w:color="FFFFFF" w:sz="0"/>
-              <w:right w:val="none" w:color="FFFFFF" w:sz="0"/>
-            </w:tcBorders>
-            <w:shd w:fill="FAF3E0" w:color="auto" w:val="clear"/>
-            <w:tcMar>
-              <w:top w:type="dxa" w:w="40"/>
-              <w:left w:type="dxa" w:w="80"/>
-              <w:bottom w:type="dxa" w:w="40"/>
-              <w:right w:type="dxa" w:w="80"/>
-            </w:tcMar>
-            <w:vAlign w:val="center"/>
-          </w:tcPr>
-          <w:p>
-            <w:pPr>
-              <w:jc w:val="center"/>
-            </w:pPr>
-            <w:r>
-              <w:rPr>
-                <w:rFonts w:ascii="Arial" w:cs="Arial" w:eastAsia="Arial" w:hAnsi="Arial"/>
-                <w:color w:val="6B6B6B"/>
-                <w:sz w:val="15"/>
-                <w:szCs w:val="15"/>
-              </w:rPr>
-              <w:t xml:space="preserve">controlled walk</w:t>
-            </w:r>
-          </w:p>
-        </w:tc>
-        <w:tc>
-          <w:tcPr>
-            <w:tcW w:type="dxa" w:w="440"/>
-            <w:tcBorders>
-              <w:top w:val="none" w:color="FFFFFF" w:sz="0"/>
-              <w:left w:val="none" w:color="FFFFFF" w:sz="0"/>
-              <w:bottom w:val="none" w:color="FFFFFF" w:sz="0"/>
-              <w:right w:val="none" w:color="FFFFFF" w:sz="0"/>
-            </w:tcBorders>
-            <w:shd w:fill="FAF3E0" w:color="auto" w:val="clear"/>
-            <w:tcMar>
-              <w:top w:type="dxa" w:w="40"/>
-              <w:left w:type="dxa" w:w="80"/>
-              <w:bottom w:type="dxa" w:w="40"/>
-              <w:right w:type="dxa" w:w="80"/>
-            </w:tcMar>
-            <w:vAlign w:val="center"/>
-          </w:tcPr>
-          <w:p>
-            <w:pPr>
-              <w:jc w:val="center"/>
-            </w:pPr>
-            <w:r>
-              <w:rPr>
-                <w:rFonts w:ascii="Arial" w:cs="Arial" w:eastAsia="Arial" w:hAnsi="Arial"/>
-                <w:color w:val="6B6B6B"/>
-                <w:sz w:val="15"/>
-                <w:szCs w:val="15"/>
-              </w:rPr>
-              <w:t xml:space="preserve">60s</w:t>
-            </w:r>
-          </w:p>
-        </w:tc>
-        <w:tc>
-          <w:tcPr>
-            <w:tcW w:type="dxa" w:w="5580"/>
-            <w:tcBorders>
-              <w:top w:val="none" w:color="FFFFFF" w:sz="0"/>
-              <w:left w:val="none" w:color="FFFFFF" w:sz="0"/>
-              <w:bottom w:val="none" w:color="FFFFFF" w:sz="0"/>
-              <w:right w:val="none" w:color="FFFFFF" w:sz="0"/>
-            </w:tcBorders>
-            <w:shd w:fill="FAF3E0" w:color="auto" w:val="clear"/>
-            <w:tcMar>
-              <w:top w:type="dxa" w:w="40"/>
-              <w:left w:type="dxa" w:w="80"/>
-              <w:bottom w:type="dxa" w:w="40"/>
-              <w:right w:type="dxa" w:w="80"/>
-            </w:tcMar>
-            <w:vAlign w:val="center"/>
-          </w:tcPr>
-          <w:p>
-            <w:r>
-              <w:rPr>
-                <w:rFonts w:ascii="Arial" w:cs="Arial" w:eastAsia="Arial" w:hAnsi="Arial"/>
-                <w:color w:val="6B6B6B"/>
-                <w:sz w:val="17"/>
-                <w:szCs w:val="17"/>
-              </w:rPr>
-              <w:t xml:space="preserve">New this update. Overhead isometric hold while walking — shoulder stability, thoracic extension, core anti-extension, and gait control combined. PT-framed as direct running-economy transfer.</w:t>
+              <w:t xml:space="preserve">  Distance &amp; quality governed — no RIR target</w:t>
             </w:r>
           </w:p>
         </w:tc>
@@ -8061,7 +9937,7 @@
           <w:sz w:val="17"/>
           <w:szCs w:val="17"/>
         </w:rPr>
-        <w:t xml:space="preserve">Use this session to improve movement quality and recovery.</w:t>
+        <w:t xml:space="preserve">Use this session to improve movement quality and recovery. The PT-led circuit is direct running-economy work, not filler — treat its quality bar the same as the main lifts.</w:t>
       </w:r>
     </w:p>
     <w:p>
@@ -8903,7 +10779,7 @@
           <w:sz w:val="17"/>
           <w:szCs w:val="17"/>
         </w:rPr>
-        <w:t xml:space="preserve">B — Strength Core</w:t>
+        <w:t xml:space="preserve">B — Primary Compound — Back Squat</w:t>
       </w:r>
     </w:p>
     <w:p>
@@ -8928,7 +10804,7 @@
           <w:sz w:val="17"/>
           <w:szCs w:val="17"/>
         </w:rPr>
-        <w:t xml:space="preserve">Back Squat tested at 95 lbs x8 (Epley 1RM ≈120 lbs) — Week 1 trains at 90 lbs, climbing to 100 lbs by Week 4. Weighted Step-Up Week 1 load is informed by the DB Split Squat baseline (17.5 lbs/hand).</w:t>
+        <w:t xml:space="preserve">Back Squat tested at 95 lbs x8 (Epley 1RM ≈120 lbs) — Week 1 trains at 90 lbs, climbing to 100 lbs by Week 4. If the day calls for a variation, rotate between: a box squat (depth set by the box, already the built-in alternate), a goblet squat at its own Day 1 working loads, or a supported split-stance squat (left leg leads). The back squat stays the lift we track and retest.</w:t>
       </w:r>
     </w:p>
     <w:tbl>
@@ -9439,235 +11315,6 @@
           </w:p>
         </w:tc>
       </w:tr>
-      <w:tr>
-        <w:tc>
-          <w:tcPr>
-            <w:tcW w:type="dxa" w:w="2400"/>
-            <w:tcBorders>
-              <w:top w:val="none" w:color="FFFFFF" w:sz="0"/>
-              <w:left w:val="none" w:color="FFFFFF" w:sz="0"/>
-              <w:bottom w:val="none" w:color="FFFFFF" w:sz="0"/>
-              <w:right w:val="none" w:color="FFFFFF" w:sz="0"/>
-            </w:tcBorders>
-            <w:shd w:fill="FFFFFF" w:color="auto" w:val="clear"/>
-            <w:tcMar>
-              <w:top w:type="dxa" w:w="40"/>
-              <w:left w:type="dxa" w:w="80"/>
-              <w:bottom w:type="dxa" w:w="40"/>
-              <w:right w:type="dxa" w:w="80"/>
-            </w:tcMar>
-            <w:vAlign w:val="center"/>
-          </w:tcPr>
-          <w:p>
-            <w:r>
-              <w:rPr>
-                <w:rFonts w:ascii="Arial" w:cs="Arial" w:eastAsia="Arial" w:hAnsi="Arial"/>
-                <w:b/>
-                <w:bCs/>
-                <w:color w:val="2C2C2C"/>
-                <w:sz w:val="18"/>
-                <w:szCs w:val="18"/>
-              </w:rPr>
-              <w:t xml:space="preserve">Weighted Step-Up</w:t>
-            </w:r>
-          </w:p>
-        </w:tc>
-        <w:tc>
-          <w:tcPr>
-            <w:tcW w:type="dxa" w:w="380"/>
-            <w:tcBorders>
-              <w:top w:val="none" w:color="FFFFFF" w:sz="0"/>
-              <w:left w:val="none" w:color="FFFFFF" w:sz="0"/>
-              <w:bottom w:val="none" w:color="FFFFFF" w:sz="0"/>
-              <w:right w:val="none" w:color="FFFFFF" w:sz="0"/>
-            </w:tcBorders>
-            <w:shd w:fill="FFFFFF" w:color="auto" w:val="clear"/>
-            <w:tcMar>
-              <w:top w:type="dxa" w:w="40"/>
-              <w:left w:type="dxa" w:w="80"/>
-              <w:bottom w:type="dxa" w:w="40"/>
-              <w:right w:type="dxa" w:w="80"/>
-            </w:tcMar>
-            <w:vAlign w:val="center"/>
-          </w:tcPr>
-          <w:p>
-            <w:pPr>
-              <w:jc w:val="center"/>
-            </w:pPr>
-            <w:r>
-              <w:rPr>
-                <w:rFonts w:ascii="Arial" w:cs="Arial" w:eastAsia="Arial" w:hAnsi="Arial"/>
-                <w:color w:val="6B6B6B"/>
-                <w:sz w:val="15"/>
-                <w:szCs w:val="15"/>
-              </w:rPr>
-              <w:t xml:space="preserve">3</w:t>
-            </w:r>
-          </w:p>
-        </w:tc>
-        <w:tc>
-          <w:tcPr>
-            <w:tcW w:type="dxa" w:w="420"/>
-            <w:tcBorders>
-              <w:top w:val="none" w:color="FFFFFF" w:sz="0"/>
-              <w:left w:val="none" w:color="FFFFFF" w:sz="0"/>
-              <w:bottom w:val="none" w:color="FFFFFF" w:sz="0"/>
-              <w:right w:val="none" w:color="FFFFFF" w:sz="0"/>
-            </w:tcBorders>
-            <w:shd w:fill="FFFFFF" w:color="auto" w:val="clear"/>
-            <w:tcMar>
-              <w:top w:type="dxa" w:w="40"/>
-              <w:left w:type="dxa" w:w="80"/>
-              <w:bottom w:type="dxa" w:w="40"/>
-              <w:right w:type="dxa" w:w="80"/>
-            </w:tcMar>
-            <w:vAlign w:val="center"/>
-          </w:tcPr>
-          <w:p>
-            <w:pPr>
-              <w:jc w:val="center"/>
-            </w:pPr>
-            <w:r>
-              <w:rPr>
-                <w:rFonts w:ascii="Arial" w:cs="Arial" w:eastAsia="Arial" w:hAnsi="Arial"/>
-                <w:color w:val="6B6B6B"/>
-                <w:sz w:val="15"/>
-                <w:szCs w:val="15"/>
-              </w:rPr>
-              <w:t xml:space="preserve">6 each</w:t>
-            </w:r>
-          </w:p>
-        </w:tc>
-        <w:tc>
-          <w:tcPr>
-            <w:tcW w:type="dxa" w:w="680"/>
-            <w:tcBorders>
-              <w:top w:val="none" w:color="FFFFFF" w:sz="0"/>
-              <w:left w:val="none" w:color="FFFFFF" w:sz="0"/>
-              <w:bottom w:val="none" w:color="FFFFFF" w:sz="0"/>
-              <w:right w:val="none" w:color="FFFFFF" w:sz="0"/>
-            </w:tcBorders>
-            <w:shd w:fill="FFFFFF" w:color="auto" w:val="clear"/>
-            <w:tcMar>
-              <w:top w:type="dxa" w:w="40"/>
-              <w:left w:type="dxa" w:w="80"/>
-              <w:bottom w:type="dxa" w:w="40"/>
-              <w:right w:type="dxa" w:w="80"/>
-            </w:tcMar>
-            <w:vAlign w:val="center"/>
-          </w:tcPr>
-          <w:p>
-            <w:pPr>
-              <w:jc w:val="center"/>
-            </w:pPr>
-            <w:r>
-              <w:rPr>
-                <w:rFonts w:ascii="Arial" w:cs="Arial" w:eastAsia="Arial" w:hAnsi="Arial"/>
-                <w:color w:val="6B6B6B"/>
-                <w:sz w:val="15"/>
-                <w:szCs w:val="15"/>
-              </w:rPr>
-              <w:t xml:space="preserve">Wk1: 17.5 lbs/hand → Wk4: 20 lbs/hand</w:t>
-            </w:r>
-          </w:p>
-        </w:tc>
-        <w:tc>
-          <w:tcPr>
-            <w:tcW w:type="dxa" w:w="540"/>
-            <w:tcBorders>
-              <w:top w:val="none" w:color="FFFFFF" w:sz="0"/>
-              <w:left w:val="none" w:color="FFFFFF" w:sz="0"/>
-              <w:bottom w:val="none" w:color="FFFFFF" w:sz="0"/>
-              <w:right w:val="none" w:color="FFFFFF" w:sz="0"/>
-            </w:tcBorders>
-            <w:shd w:fill="FFFFFF" w:color="auto" w:val="clear"/>
-            <w:tcMar>
-              <w:top w:type="dxa" w:w="40"/>
-              <w:left w:type="dxa" w:w="80"/>
-              <w:bottom w:type="dxa" w:w="40"/>
-              <w:right w:type="dxa" w:w="80"/>
-            </w:tcMar>
-            <w:vAlign w:val="center"/>
-          </w:tcPr>
-          <w:p>
-            <w:pPr>
-              <w:jc w:val="center"/>
-            </w:pPr>
-            <w:r>
-              <w:rPr>
-                <w:rFonts w:ascii="Arial" w:cs="Arial" w:eastAsia="Arial" w:hAnsi="Arial"/>
-                <w:color w:val="6B6B6B"/>
-                <w:sz w:val="15"/>
-                <w:szCs w:val="15"/>
-              </w:rPr>
-              <w:t xml:space="preserve">2-0-1</w:t>
-            </w:r>
-          </w:p>
-        </w:tc>
-        <w:tc>
-          <w:tcPr>
-            <w:tcW w:type="dxa" w:w="440"/>
-            <w:tcBorders>
-              <w:top w:val="none" w:color="FFFFFF" w:sz="0"/>
-              <w:left w:val="none" w:color="FFFFFF" w:sz="0"/>
-              <w:bottom w:val="none" w:color="FFFFFF" w:sz="0"/>
-              <w:right w:val="none" w:color="FFFFFF" w:sz="0"/>
-            </w:tcBorders>
-            <w:shd w:fill="FFFFFF" w:color="auto" w:val="clear"/>
-            <w:tcMar>
-              <w:top w:type="dxa" w:w="40"/>
-              <w:left w:type="dxa" w:w="80"/>
-              <w:bottom w:type="dxa" w:w="40"/>
-              <w:right w:type="dxa" w:w="80"/>
-            </w:tcMar>
-            <w:vAlign w:val="center"/>
-          </w:tcPr>
-          <w:p>
-            <w:pPr>
-              <w:jc w:val="center"/>
-            </w:pPr>
-            <w:r>
-              <w:rPr>
-                <w:rFonts w:ascii="Arial" w:cs="Arial" w:eastAsia="Arial" w:hAnsi="Arial"/>
-                <w:color w:val="6B6B6B"/>
-                <w:sz w:val="15"/>
-                <w:szCs w:val="15"/>
-              </w:rPr>
-              <w:t xml:space="preserve">90s</w:t>
-            </w:r>
-          </w:p>
-        </w:tc>
-        <w:tc>
-          <w:tcPr>
-            <w:tcW w:type="dxa" w:w="5580"/>
-            <w:tcBorders>
-              <w:top w:val="none" w:color="FFFFFF" w:sz="0"/>
-              <w:left w:val="none" w:color="FFFFFF" w:sz="0"/>
-              <w:bottom w:val="none" w:color="FFFFFF" w:sz="0"/>
-              <w:right w:val="none" w:color="FFFFFF" w:sz="0"/>
-            </w:tcBorders>
-            <w:shd w:fill="FFFFFF" w:color="auto" w:val="clear"/>
-            <w:tcMar>
-              <w:top w:type="dxa" w:w="40"/>
-              <w:left w:type="dxa" w:w="80"/>
-              <w:bottom w:type="dxa" w:w="40"/>
-              <w:right w:type="dxa" w:w="80"/>
-            </w:tcMar>
-            <w:vAlign w:val="center"/>
-          </w:tcPr>
-          <w:p>
-            <w:r>
-              <w:rPr>
-                <w:rFonts w:ascii="Arial" w:cs="Arial" w:eastAsia="Arial" w:hAnsi="Arial"/>
-                <w:color w:val="6B6B6B"/>
-                <w:sz w:val="17"/>
-                <w:szCs w:val="17"/>
-              </w:rPr>
-              <w:t xml:space="preserve">Drive through heel; control descent</w:t>
-            </w:r>
-          </w:p>
-        </w:tc>
-      </w:tr>
     </w:tbl>
     <w:p>
       <w:pPr>
@@ -9687,7 +11334,32 @@
           <w:sz w:val="17"/>
           <w:szCs w:val="17"/>
         </w:rPr>
-        <w:t xml:space="preserve">C — Posterior Chain</w:t>
+        <w:t xml:space="preserve">C — Accessory — Weighted Step-Up</w:t>
+      </w:r>
+    </w:p>
+    <w:p>
+      <w:pPr>
+        <w:spacing w:after="80"/>
+      </w:pPr>
+      <w:r>
+        <w:rPr>
+          <w:rFonts w:ascii="Arial" w:cs="Arial" w:eastAsia="Arial" w:hAnsi="Arial"/>
+          <w:b/>
+          <w:bCs/>
+          <w:color w:val="C9A227"/>
+          <w:sz w:val="17"/>
+          <w:szCs w:val="17"/>
+        </w:rPr>
+        <w:t xml:space="preserve">Load Target:  </w:t>
+      </w:r>
+      <w:r>
+        <w:rPr>
+          <w:rFonts w:ascii="Arial" w:cs="Arial" w:eastAsia="Arial" w:hAnsi="Arial"/>
+          <w:color w:val="2C2C2C"/>
+          <w:sz w:val="17"/>
+          <w:szCs w:val="17"/>
+        </w:rPr>
+        <w:t xml:space="preserve">The unilateral accessory behind the squat. Week 1 load is informed by the DB Split Squat baseline (17.5 lbs/hand). A DB split squat (the tested pattern itself) or a reverse lunge (left leg leads) rotates in cleanly when the day calls for it.</w:t>
       </w:r>
     </w:p>
     <w:tbl>
@@ -9987,7 +11659,7 @@
                 <w:sz w:val="18"/>
                 <w:szCs w:val="18"/>
               </w:rPr>
-              <w:t xml:space="preserve">Hip Thrust</w:t>
+              <w:t xml:space="preserve">Weighted Step-Up</w:t>
             </w:r>
           </w:p>
         </w:tc>
@@ -10020,7 +11692,7 @@
                 <w:sz w:val="15"/>
                 <w:szCs w:val="15"/>
               </w:rPr>
-              <w:t xml:space="preserve">4</w:t>
+              <w:t xml:space="preserve">3</w:t>
             </w:r>
           </w:p>
         </w:tc>
@@ -10053,7 +11725,7 @@
                 <w:sz w:val="15"/>
                 <w:szCs w:val="15"/>
               </w:rPr>
-              <w:t xml:space="preserve">8</w:t>
+              <w:t xml:space="preserve">6 each</w:t>
             </w:r>
           </w:p>
         </w:tc>
@@ -10086,7 +11758,7 @@
                 <w:sz w:val="15"/>
                 <w:szCs w:val="15"/>
               </w:rPr>
-              <w:t xml:space="preserve">moderate-heavy</w:t>
+              <w:t xml:space="preserve">Wk1: 17.5 lbs/hand → Wk4: 20 lbs/hand</w:t>
             </w:r>
           </w:p>
         </w:tc>
@@ -10182,236 +11854,7 @@
                 <w:sz w:val="17"/>
                 <w:szCs w:val="17"/>
               </w:rPr>
-              <w:t xml:space="preserve">Full hip extension; hold 1s top</w:t>
-            </w:r>
-          </w:p>
-        </w:tc>
-      </w:tr>
-      <w:tr>
-        <w:tc>
-          <w:tcPr>
-            <w:tcW w:type="dxa" w:w="2400"/>
-            <w:tcBorders>
-              <w:top w:val="none" w:color="FFFFFF" w:sz="0"/>
-              <w:left w:val="none" w:color="FFFFFF" w:sz="0"/>
-              <w:bottom w:val="none" w:color="FFFFFF" w:sz="0"/>
-              <w:right w:val="none" w:color="FFFFFF" w:sz="0"/>
-            </w:tcBorders>
-            <w:shd w:fill="FFFFFF" w:color="auto" w:val="clear"/>
-            <w:tcMar>
-              <w:top w:type="dxa" w:w="40"/>
-              <w:left w:type="dxa" w:w="80"/>
-              <w:bottom w:type="dxa" w:w="40"/>
-              <w:right w:type="dxa" w:w="80"/>
-            </w:tcMar>
-            <w:vAlign w:val="center"/>
-          </w:tcPr>
-          <w:p>
-            <w:r>
-              <w:rPr>
-                <w:rFonts w:ascii="Arial" w:cs="Arial" w:eastAsia="Arial" w:hAnsi="Arial"/>
-                <w:b/>
-                <w:bCs/>
-                <w:color w:val="2C2C2C"/>
-                <w:sz w:val="18"/>
-                <w:szCs w:val="18"/>
-              </w:rPr>
-              <w:t xml:space="preserve">Nordic Hamstring (Assisted)</w:t>
-            </w:r>
-          </w:p>
-        </w:tc>
-        <w:tc>
-          <w:tcPr>
-            <w:tcW w:type="dxa" w:w="380"/>
-            <w:tcBorders>
-              <w:top w:val="none" w:color="FFFFFF" w:sz="0"/>
-              <w:left w:val="none" w:color="FFFFFF" w:sz="0"/>
-              <w:bottom w:val="none" w:color="FFFFFF" w:sz="0"/>
-              <w:right w:val="none" w:color="FFFFFF" w:sz="0"/>
-            </w:tcBorders>
-            <w:shd w:fill="FFFFFF" w:color="auto" w:val="clear"/>
-            <w:tcMar>
-              <w:top w:type="dxa" w:w="40"/>
-              <w:left w:type="dxa" w:w="80"/>
-              <w:bottom w:type="dxa" w:w="40"/>
-              <w:right w:type="dxa" w:w="80"/>
-            </w:tcMar>
-            <w:vAlign w:val="center"/>
-          </w:tcPr>
-          <w:p>
-            <w:pPr>
-              <w:jc w:val="center"/>
-            </w:pPr>
-            <w:r>
-              <w:rPr>
-                <w:rFonts w:ascii="Arial" w:cs="Arial" w:eastAsia="Arial" w:hAnsi="Arial"/>
-                <w:color w:val="6B6B6B"/>
-                <w:sz w:val="15"/>
-                <w:szCs w:val="15"/>
-              </w:rPr>
-              <w:t xml:space="preserve">3</w:t>
-            </w:r>
-          </w:p>
-        </w:tc>
-        <w:tc>
-          <w:tcPr>
-            <w:tcW w:type="dxa" w:w="420"/>
-            <w:tcBorders>
-              <w:top w:val="none" w:color="FFFFFF" w:sz="0"/>
-              <w:left w:val="none" w:color="FFFFFF" w:sz="0"/>
-              <w:bottom w:val="none" w:color="FFFFFF" w:sz="0"/>
-              <w:right w:val="none" w:color="FFFFFF" w:sz="0"/>
-            </w:tcBorders>
-            <w:shd w:fill="FFFFFF" w:color="auto" w:val="clear"/>
-            <w:tcMar>
-              <w:top w:type="dxa" w:w="40"/>
-              <w:left w:type="dxa" w:w="80"/>
-              <w:bottom w:type="dxa" w:w="40"/>
-              <w:right w:type="dxa" w:w="80"/>
-            </w:tcMar>
-            <w:vAlign w:val="center"/>
-          </w:tcPr>
-          <w:p>
-            <w:pPr>
-              <w:jc w:val="center"/>
-            </w:pPr>
-            <w:r>
-              <w:rPr>
-                <w:rFonts w:ascii="Arial" w:cs="Arial" w:eastAsia="Arial" w:hAnsi="Arial"/>
-                <w:color w:val="6B6B6B"/>
-                <w:sz w:val="15"/>
-                <w:szCs w:val="15"/>
-              </w:rPr>
-              <w:t xml:space="preserve">6-8</w:t>
-            </w:r>
-          </w:p>
-        </w:tc>
-        <w:tc>
-          <w:tcPr>
-            <w:tcW w:type="dxa" w:w="680"/>
-            <w:tcBorders>
-              <w:top w:val="none" w:color="FFFFFF" w:sz="0"/>
-              <w:left w:val="none" w:color="FFFFFF" w:sz="0"/>
-              <w:bottom w:val="none" w:color="FFFFFF" w:sz="0"/>
-              <w:right w:val="none" w:color="FFFFFF" w:sz="0"/>
-            </w:tcBorders>
-            <w:shd w:fill="FFFFFF" w:color="auto" w:val="clear"/>
-            <w:tcMar>
-              <w:top w:type="dxa" w:w="40"/>
-              <w:left w:type="dxa" w:w="80"/>
-              <w:bottom w:type="dxa" w:w="40"/>
-              <w:right w:type="dxa" w:w="80"/>
-            </w:tcMar>
-            <w:vAlign w:val="center"/>
-          </w:tcPr>
-          <w:p>
-            <w:pPr>
-              <w:jc w:val="center"/>
-            </w:pPr>
-            <w:r>
-              <w:rPr>
-                <w:rFonts w:ascii="Arial" w:cs="Arial" w:eastAsia="Arial" w:hAnsi="Arial"/>
-                <w:color w:val="6B6B6B"/>
-                <w:sz w:val="15"/>
-                <w:szCs w:val="15"/>
-              </w:rPr>
-              <w:t xml:space="preserve">bodyweight</w:t>
-            </w:r>
-          </w:p>
-        </w:tc>
-        <w:tc>
-          <w:tcPr>
-            <w:tcW w:type="dxa" w:w="540"/>
-            <w:tcBorders>
-              <w:top w:val="none" w:color="FFFFFF" w:sz="0"/>
-              <w:left w:val="none" w:color="FFFFFF" w:sz="0"/>
-              <w:bottom w:val="none" w:color="FFFFFF" w:sz="0"/>
-              <w:right w:val="none" w:color="FFFFFF" w:sz="0"/>
-            </w:tcBorders>
-            <w:shd w:fill="FFFFFF" w:color="auto" w:val="clear"/>
-            <w:tcMar>
-              <w:top w:type="dxa" w:w="40"/>
-              <w:left w:type="dxa" w:w="80"/>
-              <w:bottom w:type="dxa" w:w="40"/>
-              <w:right w:type="dxa" w:w="80"/>
-            </w:tcMar>
-            <w:vAlign w:val="center"/>
-          </w:tcPr>
-          <w:p>
-            <w:pPr>
-              <w:jc w:val="center"/>
-            </w:pPr>
-            <w:r>
-              <w:rPr>
-                <w:rFonts w:ascii="Arial" w:cs="Arial" w:eastAsia="Arial" w:hAnsi="Arial"/>
-                <w:color w:val="6B6B6B"/>
-                <w:sz w:val="15"/>
-                <w:szCs w:val="15"/>
-              </w:rPr>
-              <w:t xml:space="preserve">2-0-2</w:t>
-            </w:r>
-          </w:p>
-        </w:tc>
-        <w:tc>
-          <w:tcPr>
-            <w:tcW w:type="dxa" w:w="440"/>
-            <w:tcBorders>
-              <w:top w:val="none" w:color="FFFFFF" w:sz="0"/>
-              <w:left w:val="none" w:color="FFFFFF" w:sz="0"/>
-              <w:bottom w:val="none" w:color="FFFFFF" w:sz="0"/>
-              <w:right w:val="none" w:color="FFFFFF" w:sz="0"/>
-            </w:tcBorders>
-            <w:shd w:fill="FFFFFF" w:color="auto" w:val="clear"/>
-            <w:tcMar>
-              <w:top w:type="dxa" w:w="40"/>
-              <w:left w:type="dxa" w:w="80"/>
-              <w:bottom w:type="dxa" w:w="40"/>
-              <w:right w:type="dxa" w:w="80"/>
-            </w:tcMar>
-            <w:vAlign w:val="center"/>
-          </w:tcPr>
-          <w:p>
-            <w:pPr>
-              <w:jc w:val="center"/>
-            </w:pPr>
-            <w:r>
-              <w:rPr>
-                <w:rFonts w:ascii="Arial" w:cs="Arial" w:eastAsia="Arial" w:hAnsi="Arial"/>
-                <w:color w:val="6B6B6B"/>
-                <w:sz w:val="15"/>
-                <w:szCs w:val="15"/>
-              </w:rPr>
-              <w:t xml:space="preserve">90s</w:t>
-            </w:r>
-          </w:p>
-        </w:tc>
-        <w:tc>
-          <w:tcPr>
-            <w:tcW w:type="dxa" w:w="5580"/>
-            <w:tcBorders>
-              <w:top w:val="none" w:color="FFFFFF" w:sz="0"/>
-              <w:left w:val="none" w:color="FFFFFF" w:sz="0"/>
-              <w:bottom w:val="none" w:color="FFFFFF" w:sz="0"/>
-              <w:right w:val="none" w:color="FFFFFF" w:sz="0"/>
-            </w:tcBorders>
-            <w:shd w:fill="FFFFFF" w:color="auto" w:val="clear"/>
-            <w:tcMar>
-              <w:top w:type="dxa" w:w="40"/>
-              <w:left w:type="dxa" w:w="80"/>
-              <w:bottom w:type="dxa" w:w="40"/>
-              <w:right w:type="dxa" w:w="80"/>
-            </w:tcMar>
-            <w:vAlign w:val="center"/>
-          </w:tcPr>
-          <w:p>
-            <w:r>
-              <w:rPr>
-                <w:rFonts w:ascii="Arial" w:cs="Arial" w:eastAsia="Arial" w:hAnsi="Arial"/>
-                <w:color w:val="6B6B6B"/>
-                <w:sz w:val="17"/>
-                <w:szCs w:val="17"/>
-              </w:rPr>
-              <w:t xml:space="preserve">Slow eccentric; control</w:t>
+              <w:t xml:space="preserve">Drive through heel; control descent</w:t>
             </w:r>
           </w:p>
         </w:tc>
@@ -10431,11 +11874,36 @@
           <w:rFonts w:ascii="Arial" w:cs="Arial" w:eastAsia="Arial" w:hAnsi="Arial"/>
           <w:b/>
           <w:bCs/>
-          <w:color w:val="E53935"/>
+          <w:color w:val="C9A227"/>
           <w:sz w:val="17"/>
           <w:szCs w:val="17"/>
         </w:rPr>
-        <w:t xml:space="preserve">D — Left-Side Volume Finishers</w:t>
+        <w:t xml:space="preserve">D — Secondary Compound — Hip Thrust &amp; Posterior Chain</w:t>
+      </w:r>
+    </w:p>
+    <w:p>
+      <w:pPr>
+        <w:spacing w:after="80"/>
+      </w:pPr>
+      <w:r>
+        <w:rPr>
+          <w:rFonts w:ascii="Arial" w:cs="Arial" w:eastAsia="Arial" w:hAnsi="Arial"/>
+          <w:b/>
+          <w:bCs/>
+          <w:color w:val="C9A227"/>
+          <w:sz w:val="17"/>
+          <w:szCs w:val="17"/>
+        </w:rPr>
+        <w:t xml:space="preserve">Load Target:  </w:t>
+      </w:r>
+      <w:r>
+        <w:rPr>
+          <w:rFonts w:ascii="Arial" w:cs="Arial" w:eastAsia="Arial" w:hAnsi="Arial"/>
+          <w:color w:val="2C2C2C"/>
+          <w:sz w:val="17"/>
+          <w:szCs w:val="17"/>
+        </w:rPr>
+        <w:t xml:space="preserve">The day's second compound pattern — hip extension, rotating off the knee-dominant work above. Hip thrust was not part of the tested battery: set its Week 1 load at the first session and record it. If the day calls for a variation, rotate between: a glute bridge (floor), a single-leg glute bridge (left leg leads), or a B-stance hip thrust (left leg takes the working share). The hip thrust stays the lift we track.</w:t>
       </w:r>
     </w:p>
     <w:tbl>
@@ -10469,6 +11937,765 @@
               <w:bottom w:val="none" w:color="FFFFFF" w:sz="0"/>
               <w:right w:val="none" w:color="FFFFFF" w:sz="0"/>
             </w:tcBorders>
+            <w:shd w:fill="F5E8C0" w:color="auto" w:val="clear"/>
+            <w:tcMar>
+              <w:top w:type="dxa" w:w="40"/>
+              <w:left w:type="dxa" w:w="80"/>
+              <w:bottom w:type="dxa" w:w="40"/>
+              <w:right w:type="dxa" w:w="80"/>
+            </w:tcMar>
+            <w:vAlign w:val="center"/>
+          </w:tcPr>
+          <w:p>
+            <w:pPr>
+              <w:jc w:val="left"/>
+            </w:pPr>
+            <w:r>
+              <w:rPr>
+                <w:rFonts w:ascii="Arial" w:cs="Arial" w:eastAsia="Arial" w:hAnsi="Arial"/>
+                <w:b/>
+                <w:bCs/>
+                <w:color w:val="C9A227"/>
+                <w:sz w:val="15"/>
+                <w:szCs w:val="15"/>
+              </w:rPr>
+              <w:t xml:space="preserve">EXERCISE</w:t>
+            </w:r>
+          </w:p>
+        </w:tc>
+        <w:tc>
+          <w:tcPr>
+            <w:tcW w:type="dxa" w:w="380"/>
+            <w:tcBorders>
+              <w:top w:val="none" w:color="FFFFFF" w:sz="0"/>
+              <w:left w:val="none" w:color="FFFFFF" w:sz="0"/>
+              <w:bottom w:val="none" w:color="FFFFFF" w:sz="0"/>
+              <w:right w:val="none" w:color="FFFFFF" w:sz="0"/>
+            </w:tcBorders>
+            <w:shd w:fill="F5E8C0" w:color="auto" w:val="clear"/>
+            <w:tcMar>
+              <w:top w:type="dxa" w:w="40"/>
+              <w:left w:type="dxa" w:w="80"/>
+              <w:bottom w:type="dxa" w:w="40"/>
+              <w:right w:type="dxa" w:w="80"/>
+            </w:tcMar>
+            <w:vAlign w:val="center"/>
+          </w:tcPr>
+          <w:p>
+            <w:pPr>
+              <w:jc w:val="center"/>
+            </w:pPr>
+            <w:r>
+              <w:rPr>
+                <w:rFonts w:ascii="Arial" w:cs="Arial" w:eastAsia="Arial" w:hAnsi="Arial"/>
+                <w:b/>
+                <w:bCs/>
+                <w:color w:val="C9A227"/>
+                <w:sz w:val="13"/>
+                <w:szCs w:val="13"/>
+              </w:rPr>
+              <w:t xml:space="preserve">SETS</w:t>
+            </w:r>
+          </w:p>
+        </w:tc>
+        <w:tc>
+          <w:tcPr>
+            <w:tcW w:type="dxa" w:w="420"/>
+            <w:tcBorders>
+              <w:top w:val="none" w:color="FFFFFF" w:sz="0"/>
+              <w:left w:val="none" w:color="FFFFFF" w:sz="0"/>
+              <w:bottom w:val="none" w:color="FFFFFF" w:sz="0"/>
+              <w:right w:val="none" w:color="FFFFFF" w:sz="0"/>
+            </w:tcBorders>
+            <w:shd w:fill="F5E8C0" w:color="auto" w:val="clear"/>
+            <w:tcMar>
+              <w:top w:type="dxa" w:w="40"/>
+              <w:left w:type="dxa" w:w="80"/>
+              <w:bottom w:type="dxa" w:w="40"/>
+              <w:right w:type="dxa" w:w="80"/>
+            </w:tcMar>
+            <w:vAlign w:val="center"/>
+          </w:tcPr>
+          <w:p>
+            <w:pPr>
+              <w:jc w:val="center"/>
+            </w:pPr>
+            <w:r>
+              <w:rPr>
+                <w:rFonts w:ascii="Arial" w:cs="Arial" w:eastAsia="Arial" w:hAnsi="Arial"/>
+                <w:b/>
+                <w:bCs/>
+                <w:color w:val="C9A227"/>
+                <w:sz w:val="13"/>
+                <w:szCs w:val="13"/>
+              </w:rPr>
+              <w:t xml:space="preserve">REPS</w:t>
+            </w:r>
+          </w:p>
+        </w:tc>
+        <w:tc>
+          <w:tcPr>
+            <w:tcW w:type="dxa" w:w="680"/>
+            <w:tcBorders>
+              <w:top w:val="none" w:color="FFFFFF" w:sz="0"/>
+              <w:left w:val="none" w:color="FFFFFF" w:sz="0"/>
+              <w:bottom w:val="none" w:color="FFFFFF" w:sz="0"/>
+              <w:right w:val="none" w:color="FFFFFF" w:sz="0"/>
+            </w:tcBorders>
+            <w:shd w:fill="F5E8C0" w:color="auto" w:val="clear"/>
+            <w:tcMar>
+              <w:top w:type="dxa" w:w="40"/>
+              <w:left w:type="dxa" w:w="80"/>
+              <w:bottom w:type="dxa" w:w="40"/>
+              <w:right w:type="dxa" w:w="80"/>
+            </w:tcMar>
+            <w:vAlign w:val="center"/>
+          </w:tcPr>
+          <w:p>
+            <w:pPr>
+              <w:jc w:val="center"/>
+            </w:pPr>
+            <w:r>
+              <w:rPr>
+                <w:rFonts w:ascii="Arial" w:cs="Arial" w:eastAsia="Arial" w:hAnsi="Arial"/>
+                <w:b/>
+                <w:bCs/>
+                <w:color w:val="C9A227"/>
+                <w:sz w:val="13"/>
+                <w:szCs w:val="13"/>
+              </w:rPr>
+              <w:t xml:space="preserve">LOAD</w:t>
+            </w:r>
+          </w:p>
+        </w:tc>
+        <w:tc>
+          <w:tcPr>
+            <w:tcW w:type="dxa" w:w="540"/>
+            <w:tcBorders>
+              <w:top w:val="none" w:color="FFFFFF" w:sz="0"/>
+              <w:left w:val="none" w:color="FFFFFF" w:sz="0"/>
+              <w:bottom w:val="none" w:color="FFFFFF" w:sz="0"/>
+              <w:right w:val="none" w:color="FFFFFF" w:sz="0"/>
+            </w:tcBorders>
+            <w:shd w:fill="F5E8C0" w:color="auto" w:val="clear"/>
+            <w:tcMar>
+              <w:top w:type="dxa" w:w="40"/>
+              <w:left w:type="dxa" w:w="80"/>
+              <w:bottom w:type="dxa" w:w="40"/>
+              <w:right w:type="dxa" w:w="80"/>
+            </w:tcMar>
+            <w:vAlign w:val="center"/>
+          </w:tcPr>
+          <w:p>
+            <w:pPr>
+              <w:jc w:val="center"/>
+            </w:pPr>
+            <w:r>
+              <w:rPr>
+                <w:rFonts w:ascii="Arial" w:cs="Arial" w:eastAsia="Arial" w:hAnsi="Arial"/>
+                <w:b/>
+                <w:bCs/>
+                <w:color w:val="C9A227"/>
+                <w:sz w:val="13"/>
+                <w:szCs w:val="13"/>
+              </w:rPr>
+              <w:t xml:space="preserve">TEMPO</w:t>
+            </w:r>
+          </w:p>
+        </w:tc>
+        <w:tc>
+          <w:tcPr>
+            <w:tcW w:type="dxa" w:w="440"/>
+            <w:tcBorders>
+              <w:top w:val="none" w:color="FFFFFF" w:sz="0"/>
+              <w:left w:val="none" w:color="FFFFFF" w:sz="0"/>
+              <w:bottom w:val="none" w:color="FFFFFF" w:sz="0"/>
+              <w:right w:val="none" w:color="FFFFFF" w:sz="0"/>
+            </w:tcBorders>
+            <w:shd w:fill="F5E8C0" w:color="auto" w:val="clear"/>
+            <w:tcMar>
+              <w:top w:type="dxa" w:w="40"/>
+              <w:left w:type="dxa" w:w="80"/>
+              <w:bottom w:type="dxa" w:w="40"/>
+              <w:right w:type="dxa" w:w="80"/>
+            </w:tcMar>
+            <w:vAlign w:val="center"/>
+          </w:tcPr>
+          <w:p>
+            <w:pPr>
+              <w:jc w:val="center"/>
+            </w:pPr>
+            <w:r>
+              <w:rPr>
+                <w:rFonts w:ascii="Arial" w:cs="Arial" w:eastAsia="Arial" w:hAnsi="Arial"/>
+                <w:b/>
+                <w:bCs/>
+                <w:color w:val="C9A227"/>
+                <w:sz w:val="13"/>
+                <w:szCs w:val="13"/>
+              </w:rPr>
+              <w:t xml:space="preserve">REST</w:t>
+            </w:r>
+          </w:p>
+        </w:tc>
+        <w:tc>
+          <w:tcPr>
+            <w:tcW w:type="dxa" w:w="5580"/>
+            <w:tcBorders>
+              <w:top w:val="none" w:color="FFFFFF" w:sz="0"/>
+              <w:left w:val="none" w:color="FFFFFF" w:sz="0"/>
+              <w:bottom w:val="none" w:color="FFFFFF" w:sz="0"/>
+              <w:right w:val="none" w:color="FFFFFF" w:sz="0"/>
+            </w:tcBorders>
+            <w:shd w:fill="F5E8C0" w:color="auto" w:val="clear"/>
+            <w:tcMar>
+              <w:top w:type="dxa" w:w="40"/>
+              <w:left w:type="dxa" w:w="80"/>
+              <w:bottom w:type="dxa" w:w="40"/>
+              <w:right w:type="dxa" w:w="80"/>
+            </w:tcMar>
+            <w:vAlign w:val="center"/>
+          </w:tcPr>
+          <w:p>
+            <w:pPr>
+              <w:jc w:val="left"/>
+            </w:pPr>
+            <w:r>
+              <w:rPr>
+                <w:rFonts w:ascii="Arial" w:cs="Arial" w:eastAsia="Arial" w:hAnsi="Arial"/>
+                <w:b/>
+                <w:bCs/>
+                <w:color w:val="C9A227"/>
+                <w:sz w:val="15"/>
+                <w:szCs w:val="15"/>
+              </w:rPr>
+              <w:t xml:space="preserve">COACHING CUE</w:t>
+            </w:r>
+          </w:p>
+        </w:tc>
+      </w:tr>
+      <w:tr>
+        <w:tc>
+          <w:tcPr>
+            <w:tcW w:type="dxa" w:w="2400"/>
+            <w:tcBorders>
+              <w:top w:val="none" w:color="FFFFFF" w:sz="0"/>
+              <w:left w:val="none" w:color="FFFFFF" w:sz="0"/>
+              <w:bottom w:val="none" w:color="FFFFFF" w:sz="0"/>
+              <w:right w:val="none" w:color="FFFFFF" w:sz="0"/>
+            </w:tcBorders>
+            <w:shd w:fill="FAF3E0" w:color="auto" w:val="clear"/>
+            <w:tcMar>
+              <w:top w:type="dxa" w:w="40"/>
+              <w:left w:type="dxa" w:w="80"/>
+              <w:bottom w:type="dxa" w:w="40"/>
+              <w:right w:type="dxa" w:w="80"/>
+            </w:tcMar>
+            <w:vAlign w:val="center"/>
+          </w:tcPr>
+          <w:p>
+            <w:r>
+              <w:rPr>
+                <w:rFonts w:ascii="Arial" w:cs="Arial" w:eastAsia="Arial" w:hAnsi="Arial"/>
+                <w:b/>
+                <w:bCs/>
+                <w:color w:val="2C2C2C"/>
+                <w:sz w:val="18"/>
+                <w:szCs w:val="18"/>
+              </w:rPr>
+              <w:t xml:space="preserve">Hip Thrust</w:t>
+            </w:r>
+          </w:p>
+        </w:tc>
+        <w:tc>
+          <w:tcPr>
+            <w:tcW w:type="dxa" w:w="380"/>
+            <w:tcBorders>
+              <w:top w:val="none" w:color="FFFFFF" w:sz="0"/>
+              <w:left w:val="none" w:color="FFFFFF" w:sz="0"/>
+              <w:bottom w:val="none" w:color="FFFFFF" w:sz="0"/>
+              <w:right w:val="none" w:color="FFFFFF" w:sz="0"/>
+            </w:tcBorders>
+            <w:shd w:fill="FAF3E0" w:color="auto" w:val="clear"/>
+            <w:tcMar>
+              <w:top w:type="dxa" w:w="40"/>
+              <w:left w:type="dxa" w:w="80"/>
+              <w:bottom w:type="dxa" w:w="40"/>
+              <w:right w:type="dxa" w:w="80"/>
+            </w:tcMar>
+            <w:vAlign w:val="center"/>
+          </w:tcPr>
+          <w:p>
+            <w:pPr>
+              <w:jc w:val="center"/>
+            </w:pPr>
+            <w:r>
+              <w:rPr>
+                <w:rFonts w:ascii="Arial" w:cs="Arial" w:eastAsia="Arial" w:hAnsi="Arial"/>
+                <w:color w:val="6B6B6B"/>
+                <w:sz w:val="15"/>
+                <w:szCs w:val="15"/>
+              </w:rPr>
+              <w:t xml:space="preserve">4</w:t>
+            </w:r>
+          </w:p>
+        </w:tc>
+        <w:tc>
+          <w:tcPr>
+            <w:tcW w:type="dxa" w:w="420"/>
+            <w:tcBorders>
+              <w:top w:val="none" w:color="FFFFFF" w:sz="0"/>
+              <w:left w:val="none" w:color="FFFFFF" w:sz="0"/>
+              <w:bottom w:val="none" w:color="FFFFFF" w:sz="0"/>
+              <w:right w:val="none" w:color="FFFFFF" w:sz="0"/>
+            </w:tcBorders>
+            <w:shd w:fill="FAF3E0" w:color="auto" w:val="clear"/>
+            <w:tcMar>
+              <w:top w:type="dxa" w:w="40"/>
+              <w:left w:type="dxa" w:w="80"/>
+              <w:bottom w:type="dxa" w:w="40"/>
+              <w:right w:type="dxa" w:w="80"/>
+            </w:tcMar>
+            <w:vAlign w:val="center"/>
+          </w:tcPr>
+          <w:p>
+            <w:pPr>
+              <w:jc w:val="center"/>
+            </w:pPr>
+            <w:r>
+              <w:rPr>
+                <w:rFonts w:ascii="Arial" w:cs="Arial" w:eastAsia="Arial" w:hAnsi="Arial"/>
+                <w:color w:val="6B6B6B"/>
+                <w:sz w:val="15"/>
+                <w:szCs w:val="15"/>
+              </w:rPr>
+              <w:t xml:space="preserve">8</w:t>
+            </w:r>
+          </w:p>
+        </w:tc>
+        <w:tc>
+          <w:tcPr>
+            <w:tcW w:type="dxa" w:w="680"/>
+            <w:tcBorders>
+              <w:top w:val="none" w:color="FFFFFF" w:sz="0"/>
+              <w:left w:val="none" w:color="FFFFFF" w:sz="0"/>
+              <w:bottom w:val="none" w:color="FFFFFF" w:sz="0"/>
+              <w:right w:val="none" w:color="FFFFFF" w:sz="0"/>
+            </w:tcBorders>
+            <w:shd w:fill="FAF3E0" w:color="auto" w:val="clear"/>
+            <w:tcMar>
+              <w:top w:type="dxa" w:w="40"/>
+              <w:left w:type="dxa" w:w="80"/>
+              <w:bottom w:type="dxa" w:w="40"/>
+              <w:right w:type="dxa" w:w="80"/>
+            </w:tcMar>
+            <w:vAlign w:val="center"/>
+          </w:tcPr>
+          <w:p>
+            <w:pPr>
+              <w:jc w:val="center"/>
+            </w:pPr>
+            <w:r>
+              <w:rPr>
+                <w:rFonts w:ascii="Arial" w:cs="Arial" w:eastAsia="Arial" w:hAnsi="Arial"/>
+                <w:color w:val="6B6B6B"/>
+                <w:sz w:val="15"/>
+                <w:szCs w:val="15"/>
+              </w:rPr>
+              <w:t xml:space="preserve">Establish Wk1 load at first session — record</w:t>
+            </w:r>
+          </w:p>
+        </w:tc>
+        <w:tc>
+          <w:tcPr>
+            <w:tcW w:type="dxa" w:w="540"/>
+            <w:tcBorders>
+              <w:top w:val="none" w:color="FFFFFF" w:sz="0"/>
+              <w:left w:val="none" w:color="FFFFFF" w:sz="0"/>
+              <w:bottom w:val="none" w:color="FFFFFF" w:sz="0"/>
+              <w:right w:val="none" w:color="FFFFFF" w:sz="0"/>
+            </w:tcBorders>
+            <w:shd w:fill="FAF3E0" w:color="auto" w:val="clear"/>
+            <w:tcMar>
+              <w:top w:type="dxa" w:w="40"/>
+              <w:left w:type="dxa" w:w="80"/>
+              <w:bottom w:type="dxa" w:w="40"/>
+              <w:right w:type="dxa" w:w="80"/>
+            </w:tcMar>
+            <w:vAlign w:val="center"/>
+          </w:tcPr>
+          <w:p>
+            <w:pPr>
+              <w:jc w:val="center"/>
+            </w:pPr>
+            <w:r>
+              <w:rPr>
+                <w:rFonts w:ascii="Arial" w:cs="Arial" w:eastAsia="Arial" w:hAnsi="Arial"/>
+                <w:color w:val="6B6B6B"/>
+                <w:sz w:val="15"/>
+                <w:szCs w:val="15"/>
+              </w:rPr>
+              <w:t xml:space="preserve">2-0-1</w:t>
+            </w:r>
+          </w:p>
+        </w:tc>
+        <w:tc>
+          <w:tcPr>
+            <w:tcW w:type="dxa" w:w="440"/>
+            <w:tcBorders>
+              <w:top w:val="none" w:color="FFFFFF" w:sz="0"/>
+              <w:left w:val="none" w:color="FFFFFF" w:sz="0"/>
+              <w:bottom w:val="none" w:color="FFFFFF" w:sz="0"/>
+              <w:right w:val="none" w:color="FFFFFF" w:sz="0"/>
+            </w:tcBorders>
+            <w:shd w:fill="FAF3E0" w:color="auto" w:val="clear"/>
+            <w:tcMar>
+              <w:top w:type="dxa" w:w="40"/>
+              <w:left w:type="dxa" w:w="80"/>
+              <w:bottom w:type="dxa" w:w="40"/>
+              <w:right w:type="dxa" w:w="80"/>
+            </w:tcMar>
+            <w:vAlign w:val="center"/>
+          </w:tcPr>
+          <w:p>
+            <w:pPr>
+              <w:jc w:val="center"/>
+            </w:pPr>
+            <w:r>
+              <w:rPr>
+                <w:rFonts w:ascii="Arial" w:cs="Arial" w:eastAsia="Arial" w:hAnsi="Arial"/>
+                <w:color w:val="6B6B6B"/>
+                <w:sz w:val="15"/>
+                <w:szCs w:val="15"/>
+              </w:rPr>
+              <w:t xml:space="preserve">90s</w:t>
+            </w:r>
+          </w:p>
+        </w:tc>
+        <w:tc>
+          <w:tcPr>
+            <w:tcW w:type="dxa" w:w="5580"/>
+            <w:tcBorders>
+              <w:top w:val="none" w:color="FFFFFF" w:sz="0"/>
+              <w:left w:val="none" w:color="FFFFFF" w:sz="0"/>
+              <w:bottom w:val="none" w:color="FFFFFF" w:sz="0"/>
+              <w:right w:val="none" w:color="FFFFFF" w:sz="0"/>
+            </w:tcBorders>
+            <w:shd w:fill="FAF3E0" w:color="auto" w:val="clear"/>
+            <w:tcMar>
+              <w:top w:type="dxa" w:w="40"/>
+              <w:left w:type="dxa" w:w="80"/>
+              <w:bottom w:type="dxa" w:w="40"/>
+              <w:right w:type="dxa" w:w="80"/>
+            </w:tcMar>
+            <w:vAlign w:val="center"/>
+          </w:tcPr>
+          <w:p>
+            <w:r>
+              <w:rPr>
+                <w:rFonts w:ascii="Arial" w:cs="Arial" w:eastAsia="Arial" w:hAnsi="Arial"/>
+                <w:color w:val="6B6B6B"/>
+                <w:sz w:val="17"/>
+                <w:szCs w:val="17"/>
+              </w:rPr>
+              <w:t xml:space="preserve">Full hip extension; hold 1s top</w:t>
+            </w:r>
+            <w:r>
+              <w:rPr>
+                <w:rFonts w:ascii="Arial" w:cs="Arial" w:eastAsia="Arial" w:hAnsi="Arial"/>
+                <w:i/>
+                <w:iCs/>
+                <w:color w:val="00695C"/>
+                <w:sz w:val="14"/>
+                <w:szCs w:val="14"/>
+              </w:rPr>
+              <w:t xml:space="preserve">  2 RIR — use to set Wk1 load</w:t>
+            </w:r>
+          </w:p>
+        </w:tc>
+      </w:tr>
+      <w:tr>
+        <w:tc>
+          <w:tcPr>
+            <w:tcW w:type="dxa" w:w="2400"/>
+            <w:tcBorders>
+              <w:top w:val="none" w:color="FFFFFF" w:sz="0"/>
+              <w:left w:val="none" w:color="FFFFFF" w:sz="0"/>
+              <w:bottom w:val="none" w:color="FFFFFF" w:sz="0"/>
+              <w:right w:val="none" w:color="FFFFFF" w:sz="0"/>
+            </w:tcBorders>
+            <w:shd w:fill="FFFFFF" w:color="auto" w:val="clear"/>
+            <w:tcMar>
+              <w:top w:type="dxa" w:w="40"/>
+              <w:left w:type="dxa" w:w="80"/>
+              <w:bottom w:type="dxa" w:w="40"/>
+              <w:right w:type="dxa" w:w="80"/>
+            </w:tcMar>
+            <w:vAlign w:val="center"/>
+          </w:tcPr>
+          <w:p>
+            <w:r>
+              <w:rPr>
+                <w:rFonts w:ascii="Arial" w:cs="Arial" w:eastAsia="Arial" w:hAnsi="Arial"/>
+                <w:b/>
+                <w:bCs/>
+                <w:color w:val="2C2C2C"/>
+                <w:sz w:val="18"/>
+                <w:szCs w:val="18"/>
+              </w:rPr>
+              <w:t xml:space="preserve">Nordic Hamstring (Assisted)</w:t>
+            </w:r>
+          </w:p>
+        </w:tc>
+        <w:tc>
+          <w:tcPr>
+            <w:tcW w:type="dxa" w:w="380"/>
+            <w:tcBorders>
+              <w:top w:val="none" w:color="FFFFFF" w:sz="0"/>
+              <w:left w:val="none" w:color="FFFFFF" w:sz="0"/>
+              <w:bottom w:val="none" w:color="FFFFFF" w:sz="0"/>
+              <w:right w:val="none" w:color="FFFFFF" w:sz="0"/>
+            </w:tcBorders>
+            <w:shd w:fill="FFFFFF" w:color="auto" w:val="clear"/>
+            <w:tcMar>
+              <w:top w:type="dxa" w:w="40"/>
+              <w:left w:type="dxa" w:w="80"/>
+              <w:bottom w:type="dxa" w:w="40"/>
+              <w:right w:type="dxa" w:w="80"/>
+            </w:tcMar>
+            <w:vAlign w:val="center"/>
+          </w:tcPr>
+          <w:p>
+            <w:pPr>
+              <w:jc w:val="center"/>
+            </w:pPr>
+            <w:r>
+              <w:rPr>
+                <w:rFonts w:ascii="Arial" w:cs="Arial" w:eastAsia="Arial" w:hAnsi="Arial"/>
+                <w:color w:val="6B6B6B"/>
+                <w:sz w:val="15"/>
+                <w:szCs w:val="15"/>
+              </w:rPr>
+              <w:t xml:space="preserve">3</w:t>
+            </w:r>
+          </w:p>
+        </w:tc>
+        <w:tc>
+          <w:tcPr>
+            <w:tcW w:type="dxa" w:w="420"/>
+            <w:tcBorders>
+              <w:top w:val="none" w:color="FFFFFF" w:sz="0"/>
+              <w:left w:val="none" w:color="FFFFFF" w:sz="0"/>
+              <w:bottom w:val="none" w:color="FFFFFF" w:sz="0"/>
+              <w:right w:val="none" w:color="FFFFFF" w:sz="0"/>
+            </w:tcBorders>
+            <w:shd w:fill="FFFFFF" w:color="auto" w:val="clear"/>
+            <w:tcMar>
+              <w:top w:type="dxa" w:w="40"/>
+              <w:left w:type="dxa" w:w="80"/>
+              <w:bottom w:type="dxa" w:w="40"/>
+              <w:right w:type="dxa" w:w="80"/>
+            </w:tcMar>
+            <w:vAlign w:val="center"/>
+          </w:tcPr>
+          <w:p>
+            <w:pPr>
+              <w:jc w:val="center"/>
+            </w:pPr>
+            <w:r>
+              <w:rPr>
+                <w:rFonts w:ascii="Arial" w:cs="Arial" w:eastAsia="Arial" w:hAnsi="Arial"/>
+                <w:color w:val="6B6B6B"/>
+                <w:sz w:val="15"/>
+                <w:szCs w:val="15"/>
+              </w:rPr>
+              <w:t xml:space="preserve">6-8</w:t>
+            </w:r>
+          </w:p>
+        </w:tc>
+        <w:tc>
+          <w:tcPr>
+            <w:tcW w:type="dxa" w:w="680"/>
+            <w:tcBorders>
+              <w:top w:val="none" w:color="FFFFFF" w:sz="0"/>
+              <w:left w:val="none" w:color="FFFFFF" w:sz="0"/>
+              <w:bottom w:val="none" w:color="FFFFFF" w:sz="0"/>
+              <w:right w:val="none" w:color="FFFFFF" w:sz="0"/>
+            </w:tcBorders>
+            <w:shd w:fill="FFFFFF" w:color="auto" w:val="clear"/>
+            <w:tcMar>
+              <w:top w:type="dxa" w:w="40"/>
+              <w:left w:type="dxa" w:w="80"/>
+              <w:bottom w:type="dxa" w:w="40"/>
+              <w:right w:type="dxa" w:w="80"/>
+            </w:tcMar>
+            <w:vAlign w:val="center"/>
+          </w:tcPr>
+          <w:p>
+            <w:pPr>
+              <w:jc w:val="center"/>
+            </w:pPr>
+            <w:r>
+              <w:rPr>
+                <w:rFonts w:ascii="Arial" w:cs="Arial" w:eastAsia="Arial" w:hAnsi="Arial"/>
+                <w:color w:val="6B6B6B"/>
+                <w:sz w:val="15"/>
+                <w:szCs w:val="15"/>
+              </w:rPr>
+              <w:t xml:space="preserve">bodyweight</w:t>
+            </w:r>
+          </w:p>
+        </w:tc>
+        <w:tc>
+          <w:tcPr>
+            <w:tcW w:type="dxa" w:w="540"/>
+            <w:tcBorders>
+              <w:top w:val="none" w:color="FFFFFF" w:sz="0"/>
+              <w:left w:val="none" w:color="FFFFFF" w:sz="0"/>
+              <w:bottom w:val="none" w:color="FFFFFF" w:sz="0"/>
+              <w:right w:val="none" w:color="FFFFFF" w:sz="0"/>
+            </w:tcBorders>
+            <w:shd w:fill="FFFFFF" w:color="auto" w:val="clear"/>
+            <w:tcMar>
+              <w:top w:type="dxa" w:w="40"/>
+              <w:left w:type="dxa" w:w="80"/>
+              <w:bottom w:type="dxa" w:w="40"/>
+              <w:right w:type="dxa" w:w="80"/>
+            </w:tcMar>
+            <w:vAlign w:val="center"/>
+          </w:tcPr>
+          <w:p>
+            <w:pPr>
+              <w:jc w:val="center"/>
+            </w:pPr>
+            <w:r>
+              <w:rPr>
+                <w:rFonts w:ascii="Arial" w:cs="Arial" w:eastAsia="Arial" w:hAnsi="Arial"/>
+                <w:color w:val="6B6B6B"/>
+                <w:sz w:val="15"/>
+                <w:szCs w:val="15"/>
+              </w:rPr>
+              <w:t xml:space="preserve">2-0-2</w:t>
+            </w:r>
+          </w:p>
+        </w:tc>
+        <w:tc>
+          <w:tcPr>
+            <w:tcW w:type="dxa" w:w="440"/>
+            <w:tcBorders>
+              <w:top w:val="none" w:color="FFFFFF" w:sz="0"/>
+              <w:left w:val="none" w:color="FFFFFF" w:sz="0"/>
+              <w:bottom w:val="none" w:color="FFFFFF" w:sz="0"/>
+              <w:right w:val="none" w:color="FFFFFF" w:sz="0"/>
+            </w:tcBorders>
+            <w:shd w:fill="FFFFFF" w:color="auto" w:val="clear"/>
+            <w:tcMar>
+              <w:top w:type="dxa" w:w="40"/>
+              <w:left w:type="dxa" w:w="80"/>
+              <w:bottom w:type="dxa" w:w="40"/>
+              <w:right w:type="dxa" w:w="80"/>
+            </w:tcMar>
+            <w:vAlign w:val="center"/>
+          </w:tcPr>
+          <w:p>
+            <w:pPr>
+              <w:jc w:val="center"/>
+            </w:pPr>
+            <w:r>
+              <w:rPr>
+                <w:rFonts w:ascii="Arial" w:cs="Arial" w:eastAsia="Arial" w:hAnsi="Arial"/>
+                <w:color w:val="6B6B6B"/>
+                <w:sz w:val="15"/>
+                <w:szCs w:val="15"/>
+              </w:rPr>
+              <w:t xml:space="preserve">90s</w:t>
+            </w:r>
+          </w:p>
+        </w:tc>
+        <w:tc>
+          <w:tcPr>
+            <w:tcW w:type="dxa" w:w="5580"/>
+            <w:tcBorders>
+              <w:top w:val="none" w:color="FFFFFF" w:sz="0"/>
+              <w:left w:val="none" w:color="FFFFFF" w:sz="0"/>
+              <w:bottom w:val="none" w:color="FFFFFF" w:sz="0"/>
+              <w:right w:val="none" w:color="FFFFFF" w:sz="0"/>
+            </w:tcBorders>
+            <w:shd w:fill="FFFFFF" w:color="auto" w:val="clear"/>
+            <w:tcMar>
+              <w:top w:type="dxa" w:w="40"/>
+              <w:left w:type="dxa" w:w="80"/>
+              <w:bottom w:type="dxa" w:w="40"/>
+              <w:right w:type="dxa" w:w="80"/>
+            </w:tcMar>
+            <w:vAlign w:val="center"/>
+          </w:tcPr>
+          <w:p>
+            <w:r>
+              <w:rPr>
+                <w:rFonts w:ascii="Arial" w:cs="Arial" w:eastAsia="Arial" w:hAnsi="Arial"/>
+                <w:color w:val="6B6B6B"/>
+                <w:sz w:val="17"/>
+                <w:szCs w:val="17"/>
+              </w:rPr>
+              <w:t xml:space="preserve">Slow eccentric; control</w:t>
+            </w:r>
+          </w:p>
+        </w:tc>
+      </w:tr>
+    </w:tbl>
+    <w:p>
+      <w:pPr>
+        <w:spacing w:after="100"/>
+      </w:pPr>
+    </w:p>
+    <w:p>
+      <w:pPr>
+        <w:spacing w:after="60" w:before="120"/>
+      </w:pPr>
+      <w:r>
+        <w:rPr>
+          <w:rFonts w:ascii="Arial" w:cs="Arial" w:eastAsia="Arial" w:hAnsi="Arial"/>
+          <w:b/>
+          <w:bCs/>
+          <w:color w:val="E53935"/>
+          <w:sz w:val="17"/>
+          <w:szCs w:val="17"/>
+        </w:rPr>
+        <w:t xml:space="preserve">E — Left-Side Volume Finishers</w:t>
+      </w:r>
+    </w:p>
+    <w:tbl>
+      <w:tblPr>
+        <w:tblW w:type="dxa" w:w="10440"/>
+        <w:tblBorders>
+          <w:top w:val="none" w:color="FFFFFF" w:sz="0"/>
+          <w:left w:val="none" w:color="FFFFFF" w:sz="0"/>
+          <w:bottom w:val="none" w:color="FFFFFF" w:sz="0"/>
+          <w:right w:val="none" w:color="FFFFFF" w:sz="0"/>
+          <w:insideH w:val="single" w:color="auto" w:sz="4"/>
+          <w:insideV w:val="single" w:color="auto" w:sz="4"/>
+        </w:tblBorders>
+      </w:tblPr>
+      <w:tblGrid>
+        <w:gridCol w:w="2400"/>
+        <w:gridCol w:w="380"/>
+        <w:gridCol w:w="420"/>
+        <w:gridCol w:w="680"/>
+        <w:gridCol w:w="540"/>
+        <w:gridCol w:w="440"/>
+        <w:gridCol w:w="5580"/>
+      </w:tblGrid>
+      <w:tr>
+        <w:tc>
+          <w:tcPr>
+            <w:tcW w:type="dxa" w:w="2400"/>
+            <w:tcBorders>
+              <w:top w:val="none" w:color="FFFFFF" w:sz="0"/>
+              <w:left w:val="none" w:color="FFFFFF" w:sz="0"/>
+              <w:bottom w:val="none" w:color="FFFFFF" w:sz="0"/>
+              <w:right w:val="none" w:color="FFFFFF" w:sz="0"/>
+            </w:tcBorders>
             <w:shd w:fill="FFEBEE" w:color="auto" w:val="clear"/>
             <w:tcMar>
               <w:top w:type="dxa" w:w="40"/>
@@ -10735,7 +12962,7 @@
                 <w:sz w:val="18"/>
                 <w:szCs w:val="18"/>
               </w:rPr>
-              <w:t xml:space="preserve">Cable Hip Abduction (Left)</w:t>
+              <w:t xml:space="preserve">Hip Abduction — Kieser (Left)</w:t>
             </w:r>
           </w:p>
           <w:p>
@@ -10943,7 +13170,7 @@
                 <w:sz w:val="17"/>
                 <w:szCs w:val="17"/>
               </w:rPr>
-              <w:t xml:space="preserve">Slow control; add 2 extra reps on L</w:t>
+              <w:t xml:space="preserve">Kieser machine (or ankle band). Slow control; add 2 extra reps on L</w:t>
             </w:r>
           </w:p>
         </w:tc>
@@ -11173,6 +13400,561 @@
                 <w:szCs w:val="17"/>
               </w:rPr>
               <w:t xml:space="preserve">Focus on L glute drive</w:t>
+            </w:r>
+          </w:p>
+        </w:tc>
+      </w:tr>
+    </w:tbl>
+    <w:p>
+      <w:pPr>
+        <w:spacing w:after="100"/>
+      </w:pPr>
+    </w:p>
+    <w:p>
+      <w:pPr>
+        <w:spacing w:after="60" w:before="120"/>
+      </w:pPr>
+      <w:r>
+        <w:rPr>
+          <w:rFonts w:ascii="Arial" w:cs="Arial" w:eastAsia="Arial" w:hAnsi="Arial"/>
+          <w:b/>
+          <w:bCs/>
+          <w:color w:val="C9A227"/>
+          <w:sz w:val="17"/>
+          <w:szCs w:val="17"/>
+        </w:rPr>
+        <w:t xml:space="preserve">F — Full-Body Integration — Sled Push (Drive)</w:t>
+      </w:r>
+    </w:p>
+    <w:p>
+      <w:pPr>
+        <w:spacing w:after="80"/>
+      </w:pPr>
+      <w:r>
+        <w:rPr>
+          <w:rFonts w:ascii="Arial" w:cs="Arial" w:eastAsia="Arial" w:hAnsi="Arial"/>
+          <w:b/>
+          <w:bCs/>
+          <w:color w:val="C9A227"/>
+          <w:sz w:val="17"/>
+          <w:szCs w:val="17"/>
+        </w:rPr>
+        <w:t xml:space="preserve">Why:  </w:t>
+      </w:r>
+      <w:r>
+        <w:rPr>
+          <w:rFonts w:ascii="Arial" w:cs="Arial" w:eastAsia="Arial" w:hAnsi="Arial"/>
+          <w:color w:val="2C2C2C"/>
+          <w:sz w:val="17"/>
+          <w:szCs w:val="17"/>
+        </w:rPr>
+        <w:t xml:space="preserve">The session's closing compound — the day's squat, hinge, and hip-extension strength expressed as one full-body drive under gait. Loads build toward the tested 135 lb baseline by Week 4, never beyond it this block. Distance and movement quality govern this work, not a rep count. A loaded farmer carry covers the same closing ground when the sled is unavailable.</w:t>
+      </w:r>
+    </w:p>
+    <w:tbl>
+      <w:tblPr>
+        <w:tblW w:type="dxa" w:w="10440"/>
+        <w:tblBorders>
+          <w:top w:val="none" w:color="FFFFFF" w:sz="0"/>
+          <w:left w:val="none" w:color="FFFFFF" w:sz="0"/>
+          <w:bottom w:val="none" w:color="FFFFFF" w:sz="0"/>
+          <w:right w:val="none" w:color="FFFFFF" w:sz="0"/>
+          <w:insideH w:val="single" w:color="auto" w:sz="4"/>
+          <w:insideV w:val="single" w:color="auto" w:sz="4"/>
+        </w:tblBorders>
+      </w:tblPr>
+      <w:tblGrid>
+        <w:gridCol w:w="2400"/>
+        <w:gridCol w:w="380"/>
+        <w:gridCol w:w="420"/>
+        <w:gridCol w:w="680"/>
+        <w:gridCol w:w="540"/>
+        <w:gridCol w:w="440"/>
+        <w:gridCol w:w="5580"/>
+      </w:tblGrid>
+      <w:tr>
+        <w:tc>
+          <w:tcPr>
+            <w:tcW w:type="dxa" w:w="2400"/>
+            <w:tcBorders>
+              <w:top w:val="none" w:color="FFFFFF" w:sz="0"/>
+              <w:left w:val="none" w:color="FFFFFF" w:sz="0"/>
+              <w:bottom w:val="none" w:color="FFFFFF" w:sz="0"/>
+              <w:right w:val="none" w:color="FFFFFF" w:sz="0"/>
+            </w:tcBorders>
+            <w:shd w:fill="F5E8C0" w:color="auto" w:val="clear"/>
+            <w:tcMar>
+              <w:top w:type="dxa" w:w="40"/>
+              <w:left w:type="dxa" w:w="80"/>
+              <w:bottom w:type="dxa" w:w="40"/>
+              <w:right w:type="dxa" w:w="80"/>
+            </w:tcMar>
+            <w:vAlign w:val="center"/>
+          </w:tcPr>
+          <w:p>
+            <w:pPr>
+              <w:jc w:val="left"/>
+            </w:pPr>
+            <w:r>
+              <w:rPr>
+                <w:rFonts w:ascii="Arial" w:cs="Arial" w:eastAsia="Arial" w:hAnsi="Arial"/>
+                <w:b/>
+                <w:bCs/>
+                <w:color w:val="C9A227"/>
+                <w:sz w:val="15"/>
+                <w:szCs w:val="15"/>
+              </w:rPr>
+              <w:t xml:space="preserve">EXERCISE</w:t>
+            </w:r>
+          </w:p>
+        </w:tc>
+        <w:tc>
+          <w:tcPr>
+            <w:tcW w:type="dxa" w:w="380"/>
+            <w:tcBorders>
+              <w:top w:val="none" w:color="FFFFFF" w:sz="0"/>
+              <w:left w:val="none" w:color="FFFFFF" w:sz="0"/>
+              <w:bottom w:val="none" w:color="FFFFFF" w:sz="0"/>
+              <w:right w:val="none" w:color="FFFFFF" w:sz="0"/>
+            </w:tcBorders>
+            <w:shd w:fill="F5E8C0" w:color="auto" w:val="clear"/>
+            <w:tcMar>
+              <w:top w:type="dxa" w:w="40"/>
+              <w:left w:type="dxa" w:w="80"/>
+              <w:bottom w:type="dxa" w:w="40"/>
+              <w:right w:type="dxa" w:w="80"/>
+            </w:tcMar>
+            <w:vAlign w:val="center"/>
+          </w:tcPr>
+          <w:p>
+            <w:pPr>
+              <w:jc w:val="center"/>
+            </w:pPr>
+            <w:r>
+              <w:rPr>
+                <w:rFonts w:ascii="Arial" w:cs="Arial" w:eastAsia="Arial" w:hAnsi="Arial"/>
+                <w:b/>
+                <w:bCs/>
+                <w:color w:val="C9A227"/>
+                <w:sz w:val="13"/>
+                <w:szCs w:val="13"/>
+              </w:rPr>
+              <w:t xml:space="preserve">SETS</w:t>
+            </w:r>
+          </w:p>
+        </w:tc>
+        <w:tc>
+          <w:tcPr>
+            <w:tcW w:type="dxa" w:w="420"/>
+            <w:tcBorders>
+              <w:top w:val="none" w:color="FFFFFF" w:sz="0"/>
+              <w:left w:val="none" w:color="FFFFFF" w:sz="0"/>
+              <w:bottom w:val="none" w:color="FFFFFF" w:sz="0"/>
+              <w:right w:val="none" w:color="FFFFFF" w:sz="0"/>
+            </w:tcBorders>
+            <w:shd w:fill="F5E8C0" w:color="auto" w:val="clear"/>
+            <w:tcMar>
+              <w:top w:type="dxa" w:w="40"/>
+              <w:left w:type="dxa" w:w="80"/>
+              <w:bottom w:type="dxa" w:w="40"/>
+              <w:right w:type="dxa" w:w="80"/>
+            </w:tcMar>
+            <w:vAlign w:val="center"/>
+          </w:tcPr>
+          <w:p>
+            <w:pPr>
+              <w:jc w:val="center"/>
+            </w:pPr>
+            <w:r>
+              <w:rPr>
+                <w:rFonts w:ascii="Arial" w:cs="Arial" w:eastAsia="Arial" w:hAnsi="Arial"/>
+                <w:b/>
+                <w:bCs/>
+                <w:color w:val="C9A227"/>
+                <w:sz w:val="13"/>
+                <w:szCs w:val="13"/>
+              </w:rPr>
+              <w:t xml:space="preserve">REPS</w:t>
+            </w:r>
+          </w:p>
+        </w:tc>
+        <w:tc>
+          <w:tcPr>
+            <w:tcW w:type="dxa" w:w="680"/>
+            <w:tcBorders>
+              <w:top w:val="none" w:color="FFFFFF" w:sz="0"/>
+              <w:left w:val="none" w:color="FFFFFF" w:sz="0"/>
+              <w:bottom w:val="none" w:color="FFFFFF" w:sz="0"/>
+              <w:right w:val="none" w:color="FFFFFF" w:sz="0"/>
+            </w:tcBorders>
+            <w:shd w:fill="F5E8C0" w:color="auto" w:val="clear"/>
+            <w:tcMar>
+              <w:top w:type="dxa" w:w="40"/>
+              <w:left w:type="dxa" w:w="80"/>
+              <w:bottom w:type="dxa" w:w="40"/>
+              <w:right w:type="dxa" w:w="80"/>
+            </w:tcMar>
+            <w:vAlign w:val="center"/>
+          </w:tcPr>
+          <w:p>
+            <w:pPr>
+              <w:jc w:val="center"/>
+            </w:pPr>
+            <w:r>
+              <w:rPr>
+                <w:rFonts w:ascii="Arial" w:cs="Arial" w:eastAsia="Arial" w:hAnsi="Arial"/>
+                <w:b/>
+                <w:bCs/>
+                <w:color w:val="C9A227"/>
+                <w:sz w:val="13"/>
+                <w:szCs w:val="13"/>
+              </w:rPr>
+              <w:t xml:space="preserve">LOAD</w:t>
+            </w:r>
+          </w:p>
+        </w:tc>
+        <w:tc>
+          <w:tcPr>
+            <w:tcW w:type="dxa" w:w="540"/>
+            <w:tcBorders>
+              <w:top w:val="none" w:color="FFFFFF" w:sz="0"/>
+              <w:left w:val="none" w:color="FFFFFF" w:sz="0"/>
+              <w:bottom w:val="none" w:color="FFFFFF" w:sz="0"/>
+              <w:right w:val="none" w:color="FFFFFF" w:sz="0"/>
+            </w:tcBorders>
+            <w:shd w:fill="F5E8C0" w:color="auto" w:val="clear"/>
+            <w:tcMar>
+              <w:top w:type="dxa" w:w="40"/>
+              <w:left w:type="dxa" w:w="80"/>
+              <w:bottom w:type="dxa" w:w="40"/>
+              <w:right w:type="dxa" w:w="80"/>
+            </w:tcMar>
+            <w:vAlign w:val="center"/>
+          </w:tcPr>
+          <w:p>
+            <w:pPr>
+              <w:jc w:val="center"/>
+            </w:pPr>
+            <w:r>
+              <w:rPr>
+                <w:rFonts w:ascii="Arial" w:cs="Arial" w:eastAsia="Arial" w:hAnsi="Arial"/>
+                <w:b/>
+                <w:bCs/>
+                <w:color w:val="C9A227"/>
+                <w:sz w:val="13"/>
+                <w:szCs w:val="13"/>
+              </w:rPr>
+              <w:t xml:space="preserve">TEMPO</w:t>
+            </w:r>
+          </w:p>
+        </w:tc>
+        <w:tc>
+          <w:tcPr>
+            <w:tcW w:type="dxa" w:w="440"/>
+            <w:tcBorders>
+              <w:top w:val="none" w:color="FFFFFF" w:sz="0"/>
+              <w:left w:val="none" w:color="FFFFFF" w:sz="0"/>
+              <w:bottom w:val="none" w:color="FFFFFF" w:sz="0"/>
+              <w:right w:val="none" w:color="FFFFFF" w:sz="0"/>
+            </w:tcBorders>
+            <w:shd w:fill="F5E8C0" w:color="auto" w:val="clear"/>
+            <w:tcMar>
+              <w:top w:type="dxa" w:w="40"/>
+              <w:left w:type="dxa" w:w="80"/>
+              <w:bottom w:type="dxa" w:w="40"/>
+              <w:right w:type="dxa" w:w="80"/>
+            </w:tcMar>
+            <w:vAlign w:val="center"/>
+          </w:tcPr>
+          <w:p>
+            <w:pPr>
+              <w:jc w:val="center"/>
+            </w:pPr>
+            <w:r>
+              <w:rPr>
+                <w:rFonts w:ascii="Arial" w:cs="Arial" w:eastAsia="Arial" w:hAnsi="Arial"/>
+                <w:b/>
+                <w:bCs/>
+                <w:color w:val="C9A227"/>
+                <w:sz w:val="13"/>
+                <w:szCs w:val="13"/>
+              </w:rPr>
+              <w:t xml:space="preserve">REST</w:t>
+            </w:r>
+          </w:p>
+        </w:tc>
+        <w:tc>
+          <w:tcPr>
+            <w:tcW w:type="dxa" w:w="5580"/>
+            <w:tcBorders>
+              <w:top w:val="none" w:color="FFFFFF" w:sz="0"/>
+              <w:left w:val="none" w:color="FFFFFF" w:sz="0"/>
+              <w:bottom w:val="none" w:color="FFFFFF" w:sz="0"/>
+              <w:right w:val="none" w:color="FFFFFF" w:sz="0"/>
+            </w:tcBorders>
+            <w:shd w:fill="F5E8C0" w:color="auto" w:val="clear"/>
+            <w:tcMar>
+              <w:top w:type="dxa" w:w="40"/>
+              <w:left w:type="dxa" w:w="80"/>
+              <w:bottom w:type="dxa" w:w="40"/>
+              <w:right w:type="dxa" w:w="80"/>
+            </w:tcMar>
+            <w:vAlign w:val="center"/>
+          </w:tcPr>
+          <w:p>
+            <w:pPr>
+              <w:jc w:val="left"/>
+            </w:pPr>
+            <w:r>
+              <w:rPr>
+                <w:rFonts w:ascii="Arial" w:cs="Arial" w:eastAsia="Arial" w:hAnsi="Arial"/>
+                <w:b/>
+                <w:bCs/>
+                <w:color w:val="C9A227"/>
+                <w:sz w:val="15"/>
+                <w:szCs w:val="15"/>
+              </w:rPr>
+              <w:t xml:space="preserve">COACHING CUE</w:t>
+            </w:r>
+          </w:p>
+        </w:tc>
+      </w:tr>
+      <w:tr>
+        <w:tc>
+          <w:tcPr>
+            <w:tcW w:type="dxa" w:w="2400"/>
+            <w:tcBorders>
+              <w:top w:val="none" w:color="FFFFFF" w:sz="0"/>
+              <w:left w:val="none" w:color="FFFFFF" w:sz="0"/>
+              <w:bottom w:val="none" w:color="FFFFFF" w:sz="0"/>
+              <w:right w:val="none" w:color="FFFFFF" w:sz="0"/>
+            </w:tcBorders>
+            <w:shd w:fill="FAF3E0" w:color="auto" w:val="clear"/>
+            <w:tcMar>
+              <w:top w:type="dxa" w:w="40"/>
+              <w:left w:type="dxa" w:w="80"/>
+              <w:bottom w:type="dxa" w:w="40"/>
+              <w:right w:type="dxa" w:w="80"/>
+            </w:tcMar>
+            <w:vAlign w:val="center"/>
+          </w:tcPr>
+          <w:p>
+            <w:r>
+              <w:rPr>
+                <w:rFonts w:ascii="Arial" w:cs="Arial" w:eastAsia="Arial" w:hAnsi="Arial"/>
+                <w:b/>
+                <w:bCs/>
+                <w:color w:val="2C2C2C"/>
+                <w:sz w:val="18"/>
+                <w:szCs w:val="18"/>
+              </w:rPr>
+              <w:t xml:space="preserve">Sled Push (Drive)</w:t>
+            </w:r>
+          </w:p>
+        </w:tc>
+        <w:tc>
+          <w:tcPr>
+            <w:tcW w:type="dxa" w:w="380"/>
+            <w:tcBorders>
+              <w:top w:val="none" w:color="FFFFFF" w:sz="0"/>
+              <w:left w:val="none" w:color="FFFFFF" w:sz="0"/>
+              <w:bottom w:val="none" w:color="FFFFFF" w:sz="0"/>
+              <w:right w:val="none" w:color="FFFFFF" w:sz="0"/>
+            </w:tcBorders>
+            <w:shd w:fill="FAF3E0" w:color="auto" w:val="clear"/>
+            <w:tcMar>
+              <w:top w:type="dxa" w:w="40"/>
+              <w:left w:type="dxa" w:w="80"/>
+              <w:bottom w:type="dxa" w:w="40"/>
+              <w:right w:type="dxa" w:w="80"/>
+            </w:tcMar>
+            <w:vAlign w:val="center"/>
+          </w:tcPr>
+          <w:p>
+            <w:pPr>
+              <w:jc w:val="center"/>
+            </w:pPr>
+            <w:r>
+              <w:rPr>
+                <w:rFonts w:ascii="Arial" w:cs="Arial" w:eastAsia="Arial" w:hAnsi="Arial"/>
+                <w:color w:val="6B6B6B"/>
+                <w:sz w:val="15"/>
+                <w:szCs w:val="15"/>
+              </w:rPr>
+              <w:t xml:space="preserve">3</w:t>
+            </w:r>
+          </w:p>
+        </w:tc>
+        <w:tc>
+          <w:tcPr>
+            <w:tcW w:type="dxa" w:w="420"/>
+            <w:tcBorders>
+              <w:top w:val="none" w:color="FFFFFF" w:sz="0"/>
+              <w:left w:val="none" w:color="FFFFFF" w:sz="0"/>
+              <w:bottom w:val="none" w:color="FFFFFF" w:sz="0"/>
+              <w:right w:val="none" w:color="FFFFFF" w:sz="0"/>
+            </w:tcBorders>
+            <w:shd w:fill="FAF3E0" w:color="auto" w:val="clear"/>
+            <w:tcMar>
+              <w:top w:type="dxa" w:w="40"/>
+              <w:left w:type="dxa" w:w="80"/>
+              <w:bottom w:type="dxa" w:w="40"/>
+              <w:right w:type="dxa" w:w="80"/>
+            </w:tcMar>
+            <w:vAlign w:val="center"/>
+          </w:tcPr>
+          <w:p>
+            <w:pPr>
+              <w:jc w:val="center"/>
+            </w:pPr>
+            <w:r>
+              <w:rPr>
+                <w:rFonts w:ascii="Arial" w:cs="Arial" w:eastAsia="Arial" w:hAnsi="Arial"/>
+                <w:color w:val="6B6B6B"/>
+                <w:sz w:val="15"/>
+                <w:szCs w:val="15"/>
+              </w:rPr>
+              <w:t xml:space="preserve">15-20 yd</w:t>
+            </w:r>
+          </w:p>
+        </w:tc>
+        <w:tc>
+          <w:tcPr>
+            <w:tcW w:type="dxa" w:w="680"/>
+            <w:tcBorders>
+              <w:top w:val="none" w:color="FFFFFF" w:sz="0"/>
+              <w:left w:val="none" w:color="FFFFFF" w:sz="0"/>
+              <w:bottom w:val="none" w:color="FFFFFF" w:sz="0"/>
+              <w:right w:val="none" w:color="FFFFFF" w:sz="0"/>
+            </w:tcBorders>
+            <w:shd w:fill="FAF3E0" w:color="auto" w:val="clear"/>
+            <w:tcMar>
+              <w:top w:type="dxa" w:w="40"/>
+              <w:left w:type="dxa" w:w="80"/>
+              <w:bottom w:type="dxa" w:w="40"/>
+              <w:right w:type="dxa" w:w="80"/>
+            </w:tcMar>
+            <w:vAlign w:val="center"/>
+          </w:tcPr>
+          <w:p>
+            <w:pPr>
+              <w:jc w:val="center"/>
+            </w:pPr>
+            <w:r>
+              <w:rPr>
+                <w:rFonts w:ascii="Arial" w:cs="Arial" w:eastAsia="Arial" w:hAnsi="Arial"/>
+                <w:color w:val="6B6B6B"/>
+                <w:sz w:val="15"/>
+                <w:szCs w:val="15"/>
+              </w:rPr>
+              <w:t xml:space="preserve">Wk1: 105 lbs → Wk4: 135 lbs</w:t>
+            </w:r>
+          </w:p>
+        </w:tc>
+        <w:tc>
+          <w:tcPr>
+            <w:tcW w:type="dxa" w:w="540"/>
+            <w:tcBorders>
+              <w:top w:val="none" w:color="FFFFFF" w:sz="0"/>
+              <w:left w:val="none" w:color="FFFFFF" w:sz="0"/>
+              <w:bottom w:val="none" w:color="FFFFFF" w:sz="0"/>
+              <w:right w:val="none" w:color="FFFFFF" w:sz="0"/>
+            </w:tcBorders>
+            <w:shd w:fill="FAF3E0" w:color="auto" w:val="clear"/>
+            <w:tcMar>
+              <w:top w:type="dxa" w:w="40"/>
+              <w:left w:type="dxa" w:w="80"/>
+              <w:bottom w:type="dxa" w:w="40"/>
+              <w:right w:type="dxa" w:w="80"/>
+            </w:tcMar>
+            <w:vAlign w:val="center"/>
+          </w:tcPr>
+          <w:p>
+            <w:pPr>
+              <w:jc w:val="center"/>
+            </w:pPr>
+            <w:r>
+              <w:rPr>
+                <w:rFonts w:ascii="Arial" w:cs="Arial" w:eastAsia="Arial" w:hAnsi="Arial"/>
+                <w:color w:val="6B6B6B"/>
+                <w:sz w:val="15"/>
+                <w:szCs w:val="15"/>
+              </w:rPr>
+              <w:t xml:space="preserve">strong, controlled drive</w:t>
+            </w:r>
+          </w:p>
+        </w:tc>
+        <w:tc>
+          <w:tcPr>
+            <w:tcW w:type="dxa" w:w="440"/>
+            <w:tcBorders>
+              <w:top w:val="none" w:color="FFFFFF" w:sz="0"/>
+              <w:left w:val="none" w:color="FFFFFF" w:sz="0"/>
+              <w:bottom w:val="none" w:color="FFFFFF" w:sz="0"/>
+              <w:right w:val="none" w:color="FFFFFF" w:sz="0"/>
+            </w:tcBorders>
+            <w:shd w:fill="FAF3E0" w:color="auto" w:val="clear"/>
+            <w:tcMar>
+              <w:top w:type="dxa" w:w="40"/>
+              <w:left w:type="dxa" w:w="80"/>
+              <w:bottom w:type="dxa" w:w="40"/>
+              <w:right w:type="dxa" w:w="80"/>
+            </w:tcMar>
+            <w:vAlign w:val="center"/>
+          </w:tcPr>
+          <w:p>
+            <w:pPr>
+              <w:jc w:val="center"/>
+            </w:pPr>
+            <w:r>
+              <w:rPr>
+                <w:rFonts w:ascii="Arial" w:cs="Arial" w:eastAsia="Arial" w:hAnsi="Arial"/>
+                <w:color w:val="6B6B6B"/>
+                <w:sz w:val="15"/>
+                <w:szCs w:val="15"/>
+              </w:rPr>
+              <w:t xml:space="preserve">2 min</w:t>
+            </w:r>
+          </w:p>
+        </w:tc>
+        <w:tc>
+          <w:tcPr>
+            <w:tcW w:type="dxa" w:w="5580"/>
+            <w:tcBorders>
+              <w:top w:val="none" w:color="FFFFFF" w:sz="0"/>
+              <w:left w:val="none" w:color="FFFFFF" w:sz="0"/>
+              <w:bottom w:val="none" w:color="FFFFFF" w:sz="0"/>
+              <w:right w:val="none" w:color="FFFFFF" w:sz="0"/>
+            </w:tcBorders>
+            <w:shd w:fill="FAF3E0" w:color="auto" w:val="clear"/>
+            <w:tcMar>
+              <w:top w:type="dxa" w:w="40"/>
+              <w:left w:type="dxa" w:w="80"/>
+              <w:bottom w:type="dxa" w:w="40"/>
+              <w:right w:type="dxa" w:w="80"/>
+            </w:tcMar>
+            <w:vAlign w:val="center"/>
+          </w:tcPr>
+          <w:p>
+            <w:r>
+              <w:rPr>
+                <w:rFonts w:ascii="Arial" w:cs="Arial" w:eastAsia="Arial" w:hAnsi="Arial"/>
+                <w:color w:val="6B6B6B"/>
+                <w:sz w:val="17"/>
+                <w:szCs w:val="17"/>
+              </w:rPr>
+              <w:t xml:space="preserve">Tested 135 lbs. Low hips, arms long, drive the floor back — full recovery between pushes.</w:t>
+            </w:r>
+            <w:r>
+              <w:rPr>
+                <w:rFonts w:ascii="Arial" w:cs="Arial" w:eastAsia="Arial" w:hAnsi="Arial"/>
+                <w:i/>
+                <w:iCs/>
+                <w:color w:val="00695C"/>
+                <w:sz w:val="14"/>
+                <w:szCs w:val="14"/>
+              </w:rPr>
+              <w:t xml:space="preserve">  Distance &amp; quality governed — no RIR target</w:t>
             </w:r>
           </w:p>
         </w:tc>
@@ -11230,7 +14012,7 @@
           <w:sz w:val="17"/>
           <w:szCs w:val="17"/>
         </w:rPr>
-        <w:t xml:space="preserve">Push load on bilateral lifts but finish with unilateral sets focused on left quality.</w:t>
+        <w:t xml:space="preserve">Push load on bilateral lifts, finish the unilateral sets focused on left quality, then close with the sled drive — the strength built today expressed as one movement. Full recovery between sled pushes.</w:t>
       </w:r>
     </w:p>
     <w:p>
@@ -12103,7 +14885,7 @@
           <w:sz w:val="17"/>
           <w:szCs w:val="17"/>
         </w:rPr>
-        <w:t xml:space="preserve">Reduce asymmetry below 10% and increase left hip abduction force by 10-15%. Back Squat progressing toward 100+ lbs x5 at 1-2 RIR; Single-Arm Row toward 35 lbs x8.</w:t>
+        <w:t xml:space="preserve">Reduce asymmetry below 10% and increase left hip abduction force by 10-15%. Back Squat progressing toward 100+ lbs x5 at 1-2 RIR; Single-Arm Row toward 35 lbs x8; sled push at 105 lbs (Day 1) and 135 lbs (Day 3) with clean drive. Week 4 closes with the strength check; Week 5 that follows is the planned deload week — same exercises, reduced sets, loads held (see the deload note above) — before Weeks 6-8 rebuild.</w:t>
       </w:r>
     </w:p>
     <w:p>
@@ -12128,7 +14910,7 @@
           <w:sz w:val="17"/>
           <w:szCs w:val="17"/>
         </w:rPr>
-        <w:t xml:space="preserve">Symmetry within 5–8%; L and R hip abduction within 5%. Retest the 8/13/2026 strength battery — target measurable gains across Back Squat, Single-Arm DB Row, Goblet Squat, and DB Split Squat.</w:t>
+        <w:t xml:space="preserve">Symmetry within 5–8%; L and R hip abduction within 5%. Retest the 8/13/2026 strength battery at the end of the Weeks 6-8 rebuild — target measurable gains across Back Squat, Single-Arm DB Row, Goblet Squat, and DB Split Squat, plus first recorded RDL, Hip Thrust, and Farmer Carry working loads on file.</w:t>
       </w:r>
     </w:p>
     <w:p>
@@ -12153,7 +14935,7 @@
           <w:sz w:val="17"/>
           <w:szCs w:val="17"/>
         </w:rPr>
-        <w:t xml:space="preserve">Rescan with Styku in 8 weeks to assess asymmetry and lean mass changes. Continue left-focused progression if asymmetry persists. Re-run the full 8/13/2026 strength battery alongside the rescan to establish a real before/after on the newly-tested lifts.</w:t>
+        <w:t xml:space="preserve">Two clocks run here: strength is re-checked every 4 weeks (the Week 4 check, then the Week 8 full battery retest at the end of the rebuild that follows the planned Week 5 deload), while a Styku body-composition scan runs on its own 8-12-week cadence — book one in that window to assess asymmetry and lean-mass trends. Continue left-focused progression if the asymmetry persists.</w:t>
       </w:r>
     </w:p>
     <w:p>

--- a/clients/nancy_avitable/Nancy_Avitable_3Day_Training_Plan_Client_View.docx
+++ b/clients/nancy_avitable/Nancy_Avitable_3Day_Training_Plan_Client_View.docx
@@ -1383,7 +1383,7 @@
                 <w:sz w:val="16"/>
                 <w:szCs w:val="16"/>
               </w:rPr>
-              <w:t xml:space="preserve">Reference baseline only — no matching slot; NOT used to inform Romanian Deadlift (mechanically distinct lift, different load capacity). Revisit if a dedicated hex-bar deadlift slot is added.</w:t>
+              <w:t xml:space="preserve">Reference baseline only — deliberately NOT used to set the Romanian Deadlift load (mechanically distinct lift, different load capacity). Revisit if a dedicated hex-bar deadlift is added to the program.</w:t>
             </w:r>
           </w:p>
         </w:tc>
@@ -1525,7 +1525,7 @@
                 <w:sz w:val="16"/>
                 <w:szCs w:val="16"/>
               </w:rPr>
-              <w:t xml:space="preserve">Reference baseline only — no existing press slot beyond Incline DB Press; not force-fit as a 3rd pressing exercise.</w:t>
+              <w:t xml:space="preserve">Reference baseline only — Incline DB Press covers the week's pressing progression; a third pressing exercise is not force-fit in.</w:t>
             </w:r>
           </w:p>
         </w:tc>
@@ -1809,7 +1809,7 @@
                 <w:sz w:val="16"/>
                 <w:szCs w:val="16"/>
               </w:rPr>
-              <w:t xml:space="preserve">Reference baseline only — no plank slot in current 3-day structure.</w:t>
+              <w:t xml:space="preserve">Reference baseline only — not currently a programmed exercise in this 3-day plan.</w:t>
             </w:r>
           </w:p>
         </w:tc>
@@ -1951,7 +1951,7 @@
                 <w:sz w:val="16"/>
                 <w:szCs w:val="16"/>
               </w:rPr>
-              <w:t xml:space="preserve">Reference baseline only — no push-up slot in current 3-day structure.</w:t>
+              <w:t xml:space="preserve">Reference baseline only — not currently a programmed exercise in this 3-day plan.</w:t>
             </w:r>
           </w:p>
         </w:tc>
@@ -2093,7 +2093,7 @@
                 <w:sz w:val="16"/>
                 <w:szCs w:val="16"/>
               </w:rPr>
-              <w:t xml:space="preserve">Reference baseline only — bonus 11th ICONS protocol movement; no pull-up slot in current structure.</w:t>
+              <w:t xml:space="preserve">Reference baseline only — bonus 11th ICONS protocol movement; not currently a programmed exercise in this 3-day plan.</w:t>
             </w:r>
           </w:p>
         </w:tc>

--- a/clients/nancy_avitable/Nancy_Avitable_3Day_Training_Plan_Client_View.docx
+++ b/clients/nancy_avitable/Nancy_Avitable_3Day_Training_Plan_Client_View.docx
@@ -6765,6 +6765,17 @@
               </w:rPr>
               <w:t xml:space="preserve">Control descent</w:t>
             </w:r>
+            <w:r>
+              <w:rPr>
+                <w:rFonts w:ascii="Arial" w:cs="Arial" w:eastAsia="Arial" w:hAnsi="Arial"/>
+                <w:i/>
+                <w:iCs/>
+                <w:color w:val="00695C"/>
+                <w:sz w:val="14"/>
+                <w:szCs w:val="14"/>
+              </w:rPr>
+              <w:t xml:space="preserve">  2 RIR</w:t>
+            </w:r>
           </w:p>
         </w:tc>
       </w:tr>
@@ -7309,6 +7320,17 @@
               </w:rPr>
               <w:t xml:space="preserve">Half-kneeling stance (one knee down); slow 4-sec controlled lower, drive back up.</w:t>
             </w:r>
+            <w:r>
+              <w:rPr>
+                <w:rFonts w:ascii="Arial" w:cs="Arial" w:eastAsia="Arial" w:hAnsi="Arial"/>
+                <w:i/>
+                <w:iCs/>
+                <w:color w:val="00695C"/>
+                <w:sz w:val="14"/>
+                <w:szCs w:val="14"/>
+              </w:rPr>
+              <w:t xml:space="preserve">  1 RIR — hypertrophy priority</w:t>
+            </w:r>
           </w:p>
         </w:tc>
       </w:tr>
@@ -7538,6 +7560,17 @@
               </w:rPr>
               <w:t xml:space="preserve">High elbows; squeeze rear delts</w:t>
             </w:r>
+            <w:r>
+              <w:rPr>
+                <w:rFonts w:ascii="Arial" w:cs="Arial" w:eastAsia="Arial" w:hAnsi="Arial"/>
+                <w:i/>
+                <w:iCs/>
+                <w:color w:val="00695C"/>
+                <w:sz w:val="14"/>
+                <w:szCs w:val="14"/>
+              </w:rPr>
+              <w:t xml:space="preserve">  1 RIR — hypertrophy priority</w:t>
+            </w:r>
           </w:p>
         </w:tc>
       </w:tr>
@@ -7766,6 +7799,17 @@
                 <w:szCs w:val="17"/>
               </w:rPr>
               <w:t xml:space="preserve">No bench support — standing, anti-rotation core demand throughout. Press straight ahead, resist trunk rotation, control the return.</w:t>
+            </w:r>
+            <w:r>
+              <w:rPr>
+                <w:rFonts w:ascii="Arial" w:cs="Arial" w:eastAsia="Arial" w:hAnsi="Arial"/>
+                <w:i/>
+                <w:iCs/>
+                <w:color w:val="00695C"/>
+                <w:sz w:val="14"/>
+                <w:szCs w:val="14"/>
+              </w:rPr>
+              <w:t xml:space="preserve">  1 RIR — hypertrophy priority</w:t>
             </w:r>
           </w:p>
         </w:tc>
@@ -8311,6 +8355,17 @@
               </w:rPr>
               <w:t xml:space="preserve">Scap-friendly unilateral press — the landmine angle reduces shoulder impingement risk vs. a straight vertical press.</w:t>
             </w:r>
+            <w:r>
+              <w:rPr>
+                <w:rFonts w:ascii="Arial" w:cs="Arial" w:eastAsia="Arial" w:hAnsi="Arial"/>
+                <w:i/>
+                <w:iCs/>
+                <w:color w:val="00695C"/>
+                <w:sz w:val="14"/>
+                <w:szCs w:val="14"/>
+              </w:rPr>
+              <w:t xml:space="preserve">  Quality governed — stay well short of failure</w:t>
+            </w:r>
           </w:p>
         </w:tc>
       </w:tr>
@@ -8553,6 +8608,17 @@
               </w:rPr>
               <w:t xml:space="preserve">Hinge into an immediate loaded carry — grip, gait, and anti-lateral-flexion core demand in one continuous drill.</w:t>
             </w:r>
+            <w:r>
+              <w:rPr>
+                <w:rFonts w:ascii="Arial" w:cs="Arial" w:eastAsia="Arial" w:hAnsi="Arial"/>
+                <w:i/>
+                <w:iCs/>
+                <w:color w:val="00695C"/>
+                <w:sz w:val="14"/>
+                <w:szCs w:val="14"/>
+              </w:rPr>
+              <w:t xml:space="preserve">  Quality governed — stay well short of failure</w:t>
+            </w:r>
           </w:p>
         </w:tc>
       </w:tr>
@@ -8781,6 +8847,17 @@
                 <w:szCs w:val="17"/>
               </w:rPr>
               <w:t xml:space="preserve">Overhead isometric hold while walking — shoulder stability, thoracic extension, core anti-extension, and gait control combined.</w:t>
+            </w:r>
+            <w:r>
+              <w:rPr>
+                <w:rFonts w:ascii="Arial" w:cs="Arial" w:eastAsia="Arial" w:hAnsi="Arial"/>
+                <w:i/>
+                <w:iCs/>
+                <w:color w:val="00695C"/>
+                <w:sz w:val="14"/>
+                <w:szCs w:val="14"/>
+              </w:rPr>
+              <w:t xml:space="preserve">  Hold quality governed — no RIR target</w:t>
             </w:r>
           </w:p>
         </w:tc>
@@ -9325,6 +9402,17 @@
                 <w:szCs w:val="17"/>
               </w:rPr>
               <w:t xml:space="preserve">Pull to the hip; maintain neutral spine</w:t>
+            </w:r>
+            <w:r>
+              <w:rPr>
+                <w:rFonts w:ascii="Arial" w:cs="Arial" w:eastAsia="Arial" w:hAnsi="Arial"/>
+                <w:i/>
+                <w:iCs/>
+                <w:color w:val="00695C"/>
+                <w:sz w:val="14"/>
+                <w:szCs w:val="14"/>
+              </w:rPr>
+              <w:t xml:space="preserve">  2 RIR</w:t>
             </w:r>
           </w:p>
         </w:tc>
@@ -11310,7 +11398,7 @@
                 <w:sz w:val="14"/>
                 <w:szCs w:val="14"/>
               </w:rPr>
-              <w:t xml:space="preserve">  1-2 RIR</w:t>
+              <w:t xml:space="preserve">  2 RIR</w:t>
             </w:r>
           </w:p>
         </w:tc>
@@ -11855,6 +11943,17 @@
                 <w:szCs w:val="17"/>
               </w:rPr>
               <w:t xml:space="preserve">Drive through heel; control descent</w:t>
+            </w:r>
+            <w:r>
+              <w:rPr>
+                <w:rFonts w:ascii="Arial" w:cs="Arial" w:eastAsia="Arial" w:hAnsi="Arial"/>
+                <w:i/>
+                <w:iCs/>
+                <w:color w:val="00695C"/>
+                <w:sz w:val="14"/>
+                <w:szCs w:val="14"/>
+              </w:rPr>
+              <w:t xml:space="preserve">  1 RIR — hypertrophy priority</w:t>
             </w:r>
           </w:p>
         </w:tc>
@@ -14885,7 +14984,7 @@
           <w:sz w:val="17"/>
           <w:szCs w:val="17"/>
         </w:rPr>
-        <w:t xml:space="preserve">Reduce asymmetry below 10% and increase left hip abduction force by 10-15%. Back Squat progressing toward 100+ lbs x5 at 1-2 RIR; Single-Arm Row toward 35 lbs x8; sled push at 105 lbs (Day 1) and 135 lbs (Day 3) with clean drive. Week 4 closes with the strength check; Week 5 that follows is the planned deload week — same exercises, reduced sets, loads held (see the deload note above) — before Weeks 6-8 rebuild.</w:t>
+        <w:t xml:space="preserve">Reduce asymmetry below 10% and increase left hip abduction force by 10-15%. Back Squat progressing toward 100+ lbs x5 at 2 RIR; Single-Arm Row toward 35 lbs x8; sled push at 105 lbs (Day 1) and 135 lbs (Day 3) with clean drive. Week 4 closes with the strength check; Week 5 that follows is the planned deload week — same exercises, reduced sets, loads held (see the deload note above) — before Weeks 6-8 rebuild.</w:t>
       </w:r>
     </w:p>
     <w:p>

--- a/clients/nancy_avitable/Nancy_Avitable_3Day_Training_Plan_Client_View.docx
+++ b/clients/nancy_avitable/Nancy_Avitable_3Day_Training_Plan_Client_View.docx
@@ -4808,11 +4808,566 @@
           <w:rFonts w:ascii="Arial" w:cs="Arial" w:eastAsia="Arial" w:hAnsi="Arial"/>
           <w:b/>
           <w:bCs/>
+          <w:color w:val="C9A227"/>
+          <w:sz w:val="17"/>
+          <w:szCs w:val="17"/>
+        </w:rPr>
+        <w:t xml:space="preserve">D — Full-Body Integration — Sled Push (Controlled)</w:t>
+      </w:r>
+    </w:p>
+    <w:p>
+      <w:pPr>
+        <w:spacing w:after="80"/>
+      </w:pPr>
+      <w:r>
+        <w:rPr>
+          <w:rFonts w:ascii="Arial" w:cs="Arial" w:eastAsia="Arial" w:hAnsi="Arial"/>
+          <w:b/>
+          <w:bCs/>
+          <w:color w:val="C9A227"/>
+          <w:sz w:val="17"/>
+          <w:szCs w:val="17"/>
+        </w:rPr>
+        <w:t xml:space="preserve">Why:  </w:t>
+      </w:r>
+      <w:r>
+        <w:rPr>
+          <w:rFonts w:ascii="Arial" w:cs="Arial" w:eastAsia="Arial" w:hAnsi="Arial"/>
+          <w:color w:val="2C2C2C"/>
+          <w:sz w:val="17"/>
+          <w:szCs w:val="17"/>
+        </w:rPr>
+        <w:t xml:space="preserve">The session's closing compound — leg drive, bracing, and gait in one movement, pulling the day's squat, lunge, and hinge patterns together. Deliberately runner-friendly: the sled loads the legs concentrically with no eccentric knee stress, so it builds drive without adding next-run soreness. Loads build from well below the tested 135 lb baseline. Distance and movement quality govern this work, not a rep count. A light farmer carry or suitcase carry (alternating sides evenly) covers the same closing ground when the sled is unavailable.</w:t>
+      </w:r>
+    </w:p>
+    <w:tbl>
+      <w:tblPr>
+        <w:tblW w:type="dxa" w:w="10440"/>
+        <w:tblBorders>
+          <w:top w:val="none" w:color="FFFFFF" w:sz="0"/>
+          <w:left w:val="none" w:color="FFFFFF" w:sz="0"/>
+          <w:bottom w:val="none" w:color="FFFFFF" w:sz="0"/>
+          <w:right w:val="none" w:color="FFFFFF" w:sz="0"/>
+          <w:insideH w:val="single" w:color="auto" w:sz="4"/>
+          <w:insideV w:val="single" w:color="auto" w:sz="4"/>
+        </w:tblBorders>
+      </w:tblPr>
+      <w:tblGrid>
+        <w:gridCol w:w="2400"/>
+        <w:gridCol w:w="380"/>
+        <w:gridCol w:w="420"/>
+        <w:gridCol w:w="680"/>
+        <w:gridCol w:w="540"/>
+        <w:gridCol w:w="440"/>
+        <w:gridCol w:w="5580"/>
+      </w:tblGrid>
+      <w:tr>
+        <w:tc>
+          <w:tcPr>
+            <w:tcW w:type="dxa" w:w="2400"/>
+            <w:tcBorders>
+              <w:top w:val="none" w:color="FFFFFF" w:sz="0"/>
+              <w:left w:val="none" w:color="FFFFFF" w:sz="0"/>
+              <w:bottom w:val="none" w:color="FFFFFF" w:sz="0"/>
+              <w:right w:val="none" w:color="FFFFFF" w:sz="0"/>
+            </w:tcBorders>
+            <w:shd w:fill="F5E8C0" w:color="auto" w:val="clear"/>
+            <w:tcMar>
+              <w:top w:type="dxa" w:w="40"/>
+              <w:left w:type="dxa" w:w="80"/>
+              <w:bottom w:type="dxa" w:w="40"/>
+              <w:right w:type="dxa" w:w="80"/>
+            </w:tcMar>
+            <w:vAlign w:val="center"/>
+          </w:tcPr>
+          <w:p>
+            <w:pPr>
+              <w:jc w:val="left"/>
+            </w:pPr>
+            <w:r>
+              <w:rPr>
+                <w:rFonts w:ascii="Arial" w:cs="Arial" w:eastAsia="Arial" w:hAnsi="Arial"/>
+                <w:b/>
+                <w:bCs/>
+                <w:color w:val="C9A227"/>
+                <w:sz w:val="15"/>
+                <w:szCs w:val="15"/>
+              </w:rPr>
+              <w:t xml:space="preserve">EXERCISE</w:t>
+            </w:r>
+          </w:p>
+        </w:tc>
+        <w:tc>
+          <w:tcPr>
+            <w:tcW w:type="dxa" w:w="380"/>
+            <w:tcBorders>
+              <w:top w:val="none" w:color="FFFFFF" w:sz="0"/>
+              <w:left w:val="none" w:color="FFFFFF" w:sz="0"/>
+              <w:bottom w:val="none" w:color="FFFFFF" w:sz="0"/>
+              <w:right w:val="none" w:color="FFFFFF" w:sz="0"/>
+            </w:tcBorders>
+            <w:shd w:fill="F5E8C0" w:color="auto" w:val="clear"/>
+            <w:tcMar>
+              <w:top w:type="dxa" w:w="40"/>
+              <w:left w:type="dxa" w:w="80"/>
+              <w:bottom w:type="dxa" w:w="40"/>
+              <w:right w:type="dxa" w:w="80"/>
+            </w:tcMar>
+            <w:vAlign w:val="center"/>
+          </w:tcPr>
+          <w:p>
+            <w:pPr>
+              <w:jc w:val="center"/>
+            </w:pPr>
+            <w:r>
+              <w:rPr>
+                <w:rFonts w:ascii="Arial" w:cs="Arial" w:eastAsia="Arial" w:hAnsi="Arial"/>
+                <w:b/>
+                <w:bCs/>
+                <w:color w:val="C9A227"/>
+                <w:sz w:val="13"/>
+                <w:szCs w:val="13"/>
+              </w:rPr>
+              <w:t xml:space="preserve">SETS</w:t>
+            </w:r>
+          </w:p>
+        </w:tc>
+        <w:tc>
+          <w:tcPr>
+            <w:tcW w:type="dxa" w:w="420"/>
+            <w:tcBorders>
+              <w:top w:val="none" w:color="FFFFFF" w:sz="0"/>
+              <w:left w:val="none" w:color="FFFFFF" w:sz="0"/>
+              <w:bottom w:val="none" w:color="FFFFFF" w:sz="0"/>
+              <w:right w:val="none" w:color="FFFFFF" w:sz="0"/>
+            </w:tcBorders>
+            <w:shd w:fill="F5E8C0" w:color="auto" w:val="clear"/>
+            <w:tcMar>
+              <w:top w:type="dxa" w:w="40"/>
+              <w:left w:type="dxa" w:w="80"/>
+              <w:bottom w:type="dxa" w:w="40"/>
+              <w:right w:type="dxa" w:w="80"/>
+            </w:tcMar>
+            <w:vAlign w:val="center"/>
+          </w:tcPr>
+          <w:p>
+            <w:pPr>
+              <w:jc w:val="center"/>
+            </w:pPr>
+            <w:r>
+              <w:rPr>
+                <w:rFonts w:ascii="Arial" w:cs="Arial" w:eastAsia="Arial" w:hAnsi="Arial"/>
+                <w:b/>
+                <w:bCs/>
+                <w:color w:val="C9A227"/>
+                <w:sz w:val="13"/>
+                <w:szCs w:val="13"/>
+              </w:rPr>
+              <w:t xml:space="preserve">REPS</w:t>
+            </w:r>
+          </w:p>
+        </w:tc>
+        <w:tc>
+          <w:tcPr>
+            <w:tcW w:type="dxa" w:w="680"/>
+            <w:tcBorders>
+              <w:top w:val="none" w:color="FFFFFF" w:sz="0"/>
+              <w:left w:val="none" w:color="FFFFFF" w:sz="0"/>
+              <w:bottom w:val="none" w:color="FFFFFF" w:sz="0"/>
+              <w:right w:val="none" w:color="FFFFFF" w:sz="0"/>
+            </w:tcBorders>
+            <w:shd w:fill="F5E8C0" w:color="auto" w:val="clear"/>
+            <w:tcMar>
+              <w:top w:type="dxa" w:w="40"/>
+              <w:left w:type="dxa" w:w="80"/>
+              <w:bottom w:type="dxa" w:w="40"/>
+              <w:right w:type="dxa" w:w="80"/>
+            </w:tcMar>
+            <w:vAlign w:val="center"/>
+          </w:tcPr>
+          <w:p>
+            <w:pPr>
+              <w:jc w:val="center"/>
+            </w:pPr>
+            <w:r>
+              <w:rPr>
+                <w:rFonts w:ascii="Arial" w:cs="Arial" w:eastAsia="Arial" w:hAnsi="Arial"/>
+                <w:b/>
+                <w:bCs/>
+                <w:color w:val="C9A227"/>
+                <w:sz w:val="13"/>
+                <w:szCs w:val="13"/>
+              </w:rPr>
+              <w:t xml:space="preserve">LOAD</w:t>
+            </w:r>
+          </w:p>
+        </w:tc>
+        <w:tc>
+          <w:tcPr>
+            <w:tcW w:type="dxa" w:w="540"/>
+            <w:tcBorders>
+              <w:top w:val="none" w:color="FFFFFF" w:sz="0"/>
+              <w:left w:val="none" w:color="FFFFFF" w:sz="0"/>
+              <w:bottom w:val="none" w:color="FFFFFF" w:sz="0"/>
+              <w:right w:val="none" w:color="FFFFFF" w:sz="0"/>
+            </w:tcBorders>
+            <w:shd w:fill="F5E8C0" w:color="auto" w:val="clear"/>
+            <w:tcMar>
+              <w:top w:type="dxa" w:w="40"/>
+              <w:left w:type="dxa" w:w="80"/>
+              <w:bottom w:type="dxa" w:w="40"/>
+              <w:right w:type="dxa" w:w="80"/>
+            </w:tcMar>
+            <w:vAlign w:val="center"/>
+          </w:tcPr>
+          <w:p>
+            <w:pPr>
+              <w:jc w:val="center"/>
+            </w:pPr>
+            <w:r>
+              <w:rPr>
+                <w:rFonts w:ascii="Arial" w:cs="Arial" w:eastAsia="Arial" w:hAnsi="Arial"/>
+                <w:b/>
+                <w:bCs/>
+                <w:color w:val="C9A227"/>
+                <w:sz w:val="13"/>
+                <w:szCs w:val="13"/>
+              </w:rPr>
+              <w:t xml:space="preserve">TEMPO</w:t>
+            </w:r>
+          </w:p>
+        </w:tc>
+        <w:tc>
+          <w:tcPr>
+            <w:tcW w:type="dxa" w:w="440"/>
+            <w:tcBorders>
+              <w:top w:val="none" w:color="FFFFFF" w:sz="0"/>
+              <w:left w:val="none" w:color="FFFFFF" w:sz="0"/>
+              <w:bottom w:val="none" w:color="FFFFFF" w:sz="0"/>
+              <w:right w:val="none" w:color="FFFFFF" w:sz="0"/>
+            </w:tcBorders>
+            <w:shd w:fill="F5E8C0" w:color="auto" w:val="clear"/>
+            <w:tcMar>
+              <w:top w:type="dxa" w:w="40"/>
+              <w:left w:type="dxa" w:w="80"/>
+              <w:bottom w:type="dxa" w:w="40"/>
+              <w:right w:type="dxa" w:w="80"/>
+            </w:tcMar>
+            <w:vAlign w:val="center"/>
+          </w:tcPr>
+          <w:p>
+            <w:pPr>
+              <w:jc w:val="center"/>
+            </w:pPr>
+            <w:r>
+              <w:rPr>
+                <w:rFonts w:ascii="Arial" w:cs="Arial" w:eastAsia="Arial" w:hAnsi="Arial"/>
+                <w:b/>
+                <w:bCs/>
+                <w:color w:val="C9A227"/>
+                <w:sz w:val="13"/>
+                <w:szCs w:val="13"/>
+              </w:rPr>
+              <w:t xml:space="preserve">REST</w:t>
+            </w:r>
+          </w:p>
+        </w:tc>
+        <w:tc>
+          <w:tcPr>
+            <w:tcW w:type="dxa" w:w="5580"/>
+            <w:tcBorders>
+              <w:top w:val="none" w:color="FFFFFF" w:sz="0"/>
+              <w:left w:val="none" w:color="FFFFFF" w:sz="0"/>
+              <w:bottom w:val="none" w:color="FFFFFF" w:sz="0"/>
+              <w:right w:val="none" w:color="FFFFFF" w:sz="0"/>
+            </w:tcBorders>
+            <w:shd w:fill="F5E8C0" w:color="auto" w:val="clear"/>
+            <w:tcMar>
+              <w:top w:type="dxa" w:w="40"/>
+              <w:left w:type="dxa" w:w="80"/>
+              <w:bottom w:type="dxa" w:w="40"/>
+              <w:right w:type="dxa" w:w="80"/>
+            </w:tcMar>
+            <w:vAlign w:val="center"/>
+          </w:tcPr>
+          <w:p>
+            <w:pPr>
+              <w:jc w:val="left"/>
+            </w:pPr>
+            <w:r>
+              <w:rPr>
+                <w:rFonts w:ascii="Arial" w:cs="Arial" w:eastAsia="Arial" w:hAnsi="Arial"/>
+                <w:b/>
+                <w:bCs/>
+                <w:color w:val="C9A227"/>
+                <w:sz w:val="15"/>
+                <w:szCs w:val="15"/>
+              </w:rPr>
+              <w:t xml:space="preserve">COACHING CUE</w:t>
+            </w:r>
+          </w:p>
+        </w:tc>
+      </w:tr>
+      <w:tr>
+        <w:tc>
+          <w:tcPr>
+            <w:tcW w:type="dxa" w:w="2400"/>
+            <w:tcBorders>
+              <w:top w:val="none" w:color="FFFFFF" w:sz="0"/>
+              <w:left w:val="none" w:color="FFFFFF" w:sz="0"/>
+              <w:bottom w:val="none" w:color="FFFFFF" w:sz="0"/>
+              <w:right w:val="none" w:color="FFFFFF" w:sz="0"/>
+            </w:tcBorders>
+            <w:shd w:fill="FAF3E0" w:color="auto" w:val="clear"/>
+            <w:tcMar>
+              <w:top w:type="dxa" w:w="40"/>
+              <w:left w:type="dxa" w:w="80"/>
+              <w:bottom w:type="dxa" w:w="40"/>
+              <w:right w:type="dxa" w:w="80"/>
+            </w:tcMar>
+            <w:vAlign w:val="center"/>
+          </w:tcPr>
+          <w:p>
+            <w:r>
+              <w:rPr>
+                <w:rFonts w:ascii="Arial" w:cs="Arial" w:eastAsia="Arial" w:hAnsi="Arial"/>
+                <w:b/>
+                <w:bCs/>
+                <w:color w:val="2C2C2C"/>
+                <w:sz w:val="18"/>
+                <w:szCs w:val="18"/>
+              </w:rPr>
+              <w:t xml:space="preserve">Sled Push (Controlled)</w:t>
+            </w:r>
+          </w:p>
+        </w:tc>
+        <w:tc>
+          <w:tcPr>
+            <w:tcW w:type="dxa" w:w="380"/>
+            <w:tcBorders>
+              <w:top w:val="none" w:color="FFFFFF" w:sz="0"/>
+              <w:left w:val="none" w:color="FFFFFF" w:sz="0"/>
+              <w:bottom w:val="none" w:color="FFFFFF" w:sz="0"/>
+              <w:right w:val="none" w:color="FFFFFF" w:sz="0"/>
+            </w:tcBorders>
+            <w:shd w:fill="FAF3E0" w:color="auto" w:val="clear"/>
+            <w:tcMar>
+              <w:top w:type="dxa" w:w="40"/>
+              <w:left w:type="dxa" w:w="80"/>
+              <w:bottom w:type="dxa" w:w="40"/>
+              <w:right w:type="dxa" w:w="80"/>
+            </w:tcMar>
+            <w:vAlign w:val="center"/>
+          </w:tcPr>
+          <w:p>
+            <w:pPr>
+              <w:jc w:val="center"/>
+            </w:pPr>
+            <w:r>
+              <w:rPr>
+                <w:rFonts w:ascii="Arial" w:cs="Arial" w:eastAsia="Arial" w:hAnsi="Arial"/>
+                <w:color w:val="6B6B6B"/>
+                <w:sz w:val="15"/>
+                <w:szCs w:val="15"/>
+              </w:rPr>
+              <w:t xml:space="preserve">3</w:t>
+            </w:r>
+          </w:p>
+        </w:tc>
+        <w:tc>
+          <w:tcPr>
+            <w:tcW w:type="dxa" w:w="420"/>
+            <w:tcBorders>
+              <w:top w:val="none" w:color="FFFFFF" w:sz="0"/>
+              <w:left w:val="none" w:color="FFFFFF" w:sz="0"/>
+              <w:bottom w:val="none" w:color="FFFFFF" w:sz="0"/>
+              <w:right w:val="none" w:color="FFFFFF" w:sz="0"/>
+            </w:tcBorders>
+            <w:shd w:fill="FAF3E0" w:color="auto" w:val="clear"/>
+            <w:tcMar>
+              <w:top w:type="dxa" w:w="40"/>
+              <w:left w:type="dxa" w:w="80"/>
+              <w:bottom w:type="dxa" w:w="40"/>
+              <w:right w:type="dxa" w:w="80"/>
+            </w:tcMar>
+            <w:vAlign w:val="center"/>
+          </w:tcPr>
+          <w:p>
+            <w:pPr>
+              <w:jc w:val="center"/>
+            </w:pPr>
+            <w:r>
+              <w:rPr>
+                <w:rFonts w:ascii="Arial" w:cs="Arial" w:eastAsia="Arial" w:hAnsi="Arial"/>
+                <w:color w:val="6B6B6B"/>
+                <w:sz w:val="15"/>
+                <w:szCs w:val="15"/>
+              </w:rPr>
+              <w:t xml:space="preserve">20-25 yd</w:t>
+            </w:r>
+          </w:p>
+        </w:tc>
+        <w:tc>
+          <w:tcPr>
+            <w:tcW w:type="dxa" w:w="680"/>
+            <w:tcBorders>
+              <w:top w:val="none" w:color="FFFFFF" w:sz="0"/>
+              <w:left w:val="none" w:color="FFFFFF" w:sz="0"/>
+              <w:bottom w:val="none" w:color="FFFFFF" w:sz="0"/>
+              <w:right w:val="none" w:color="FFFFFF" w:sz="0"/>
+            </w:tcBorders>
+            <w:shd w:fill="FAF3E0" w:color="auto" w:val="clear"/>
+            <w:tcMar>
+              <w:top w:type="dxa" w:w="40"/>
+              <w:left w:type="dxa" w:w="80"/>
+              <w:bottom w:type="dxa" w:w="40"/>
+              <w:right w:type="dxa" w:w="80"/>
+            </w:tcMar>
+            <w:vAlign w:val="center"/>
+          </w:tcPr>
+          <w:p>
+            <w:pPr>
+              <w:jc w:val="center"/>
+            </w:pPr>
+            <w:r>
+              <w:rPr>
+                <w:rFonts w:ascii="Arial" w:cs="Arial" w:eastAsia="Arial" w:hAnsi="Arial"/>
+                <w:color w:val="6B6B6B"/>
+                <w:sz w:val="15"/>
+                <w:szCs w:val="15"/>
+              </w:rPr>
+              <w:t xml:space="preserve">Wk1: 90 lbs → Wk4: 105 lbs</w:t>
+            </w:r>
+          </w:p>
+        </w:tc>
+        <w:tc>
+          <w:tcPr>
+            <w:tcW w:type="dxa" w:w="540"/>
+            <w:tcBorders>
+              <w:top w:val="none" w:color="FFFFFF" w:sz="0"/>
+              <w:left w:val="none" w:color="FFFFFF" w:sz="0"/>
+              <w:bottom w:val="none" w:color="FFFFFF" w:sz="0"/>
+              <w:right w:val="none" w:color="FFFFFF" w:sz="0"/>
+            </w:tcBorders>
+            <w:shd w:fill="FAF3E0" w:color="auto" w:val="clear"/>
+            <w:tcMar>
+              <w:top w:type="dxa" w:w="40"/>
+              <w:left w:type="dxa" w:w="80"/>
+              <w:bottom w:type="dxa" w:w="40"/>
+              <w:right w:type="dxa" w:w="80"/>
+            </w:tcMar>
+            <w:vAlign w:val="center"/>
+          </w:tcPr>
+          <w:p>
+            <w:pPr>
+              <w:jc w:val="center"/>
+            </w:pPr>
+            <w:r>
+              <w:rPr>
+                <w:rFonts w:ascii="Arial" w:cs="Arial" w:eastAsia="Arial" w:hAnsi="Arial"/>
+                <w:color w:val="6B6B6B"/>
+                <w:sz w:val="15"/>
+                <w:szCs w:val="15"/>
+              </w:rPr>
+              <w:t xml:space="preserve">controlled</w:t>
+            </w:r>
+          </w:p>
+        </w:tc>
+        <w:tc>
+          <w:tcPr>
+            <w:tcW w:type="dxa" w:w="440"/>
+            <w:tcBorders>
+              <w:top w:val="none" w:color="FFFFFF" w:sz="0"/>
+              <w:left w:val="none" w:color="FFFFFF" w:sz="0"/>
+              <w:bottom w:val="none" w:color="FFFFFF" w:sz="0"/>
+              <w:right w:val="none" w:color="FFFFFF" w:sz="0"/>
+            </w:tcBorders>
+            <w:shd w:fill="FAF3E0" w:color="auto" w:val="clear"/>
+            <w:tcMar>
+              <w:top w:type="dxa" w:w="40"/>
+              <w:left w:type="dxa" w:w="80"/>
+              <w:bottom w:type="dxa" w:w="40"/>
+              <w:right w:type="dxa" w:w="80"/>
+            </w:tcMar>
+            <w:vAlign w:val="center"/>
+          </w:tcPr>
+          <w:p>
+            <w:pPr>
+              <w:jc w:val="center"/>
+            </w:pPr>
+            <w:r>
+              <w:rPr>
+                <w:rFonts w:ascii="Arial" w:cs="Arial" w:eastAsia="Arial" w:hAnsi="Arial"/>
+                <w:color w:val="6B6B6B"/>
+                <w:sz w:val="15"/>
+                <w:szCs w:val="15"/>
+              </w:rPr>
+              <w:t xml:space="preserve">90s</w:t>
+            </w:r>
+          </w:p>
+        </w:tc>
+        <w:tc>
+          <w:tcPr>
+            <w:tcW w:type="dxa" w:w="5580"/>
+            <w:tcBorders>
+              <w:top w:val="none" w:color="FFFFFF" w:sz="0"/>
+              <w:left w:val="none" w:color="FFFFFF" w:sz="0"/>
+              <w:bottom w:val="none" w:color="FFFFFF" w:sz="0"/>
+              <w:right w:val="none" w:color="FFFFFF" w:sz="0"/>
+            </w:tcBorders>
+            <w:shd w:fill="FAF3E0" w:color="auto" w:val="clear"/>
+            <w:tcMar>
+              <w:top w:type="dxa" w:w="40"/>
+              <w:left w:type="dxa" w:w="80"/>
+              <w:bottom w:type="dxa" w:w="40"/>
+              <w:right w:type="dxa" w:w="80"/>
+            </w:tcMar>
+            <w:vAlign w:val="center"/>
+          </w:tcPr>
+          <w:p>
+            <w:r>
+              <w:rPr>
+                <w:rFonts w:ascii="Arial" w:cs="Arial" w:eastAsia="Arial" w:hAnsi="Arial"/>
+                <w:color w:val="6B6B6B"/>
+                <w:sz w:val="17"/>
+                <w:szCs w:val="17"/>
+              </w:rPr>
+              <w:t xml:space="preserve">Tested 135 lbs. Low hips, long spine, full-foot drive — smooth, not sprinting.</w:t>
+            </w:r>
+            <w:r>
+              <w:rPr>
+                <w:rFonts w:ascii="Arial" w:cs="Arial" w:eastAsia="Arial" w:hAnsi="Arial"/>
+                <w:i/>
+                <w:iCs/>
+                <w:color w:val="00695C"/>
+                <w:sz w:val="14"/>
+                <w:szCs w:val="14"/>
+              </w:rPr>
+              <w:t xml:space="preserve">  Distance &amp; quality governed — no RIR target</w:t>
+            </w:r>
+          </w:p>
+        </w:tc>
+      </w:tr>
+    </w:tbl>
+    <w:p>
+      <w:pPr>
+        <w:spacing w:after="100"/>
+      </w:pPr>
+    </w:p>
+    <w:p>
+      <w:pPr>
+        <w:spacing w:after="60" w:before="120"/>
+      </w:pPr>
+      <w:r>
+        <w:rPr>
+          <w:rFonts w:ascii="Arial" w:cs="Arial" w:eastAsia="Arial" w:hAnsi="Arial"/>
+          <w:b/>
+          <w:bCs/>
           <w:color w:val="43A047"/>
           <w:sz w:val="17"/>
           <w:szCs w:val="17"/>
         </w:rPr>
-        <w:t xml:space="preserve">D — Secondary Compound — Romanian Deadlift</w:t>
+        <w:t xml:space="preserve">E — Secondary Compound — Romanian Deadlift</w:t>
       </w:r>
     </w:p>
     <w:p>
@@ -5344,561 +5899,6 @@
                 <w:szCs w:val="14"/>
               </w:rPr>
               <w:t xml:space="preserve">  2 RIR — use to set Wk1 load</w:t>
-            </w:r>
-          </w:p>
-        </w:tc>
-      </w:tr>
-    </w:tbl>
-    <w:p>
-      <w:pPr>
-        <w:spacing w:after="100"/>
-      </w:pPr>
-    </w:p>
-    <w:p>
-      <w:pPr>
-        <w:spacing w:after="60" w:before="120"/>
-      </w:pPr>
-      <w:r>
-        <w:rPr>
-          <w:rFonts w:ascii="Arial" w:cs="Arial" w:eastAsia="Arial" w:hAnsi="Arial"/>
-          <w:b/>
-          <w:bCs/>
-          <w:color w:val="C9A227"/>
-          <w:sz w:val="17"/>
-          <w:szCs w:val="17"/>
-        </w:rPr>
-        <w:t xml:space="preserve">E — Full-Body Integration — Sled Push (Controlled)</w:t>
-      </w:r>
-    </w:p>
-    <w:p>
-      <w:pPr>
-        <w:spacing w:after="80"/>
-      </w:pPr>
-      <w:r>
-        <w:rPr>
-          <w:rFonts w:ascii="Arial" w:cs="Arial" w:eastAsia="Arial" w:hAnsi="Arial"/>
-          <w:b/>
-          <w:bCs/>
-          <w:color w:val="C9A227"/>
-          <w:sz w:val="17"/>
-          <w:szCs w:val="17"/>
-        </w:rPr>
-        <w:t xml:space="preserve">Why:  </w:t>
-      </w:r>
-      <w:r>
-        <w:rPr>
-          <w:rFonts w:ascii="Arial" w:cs="Arial" w:eastAsia="Arial" w:hAnsi="Arial"/>
-          <w:color w:val="2C2C2C"/>
-          <w:sz w:val="17"/>
-          <w:szCs w:val="17"/>
-        </w:rPr>
-        <w:t xml:space="preserve">The session's closing compound — leg drive, bracing, and gait in one movement, pulling the day's squat, lunge, and hinge patterns together. Deliberately runner-friendly: the sled loads the legs concentrically with no eccentric knee stress, so it builds drive without adding next-run soreness. Loads build from well below the tested 135 lb baseline. Distance and movement quality govern this work, not a rep count. A light farmer carry or suitcase carry (alternating sides evenly) covers the same closing ground when the sled is unavailable.</w:t>
-      </w:r>
-    </w:p>
-    <w:tbl>
-      <w:tblPr>
-        <w:tblW w:type="dxa" w:w="10440"/>
-        <w:tblBorders>
-          <w:top w:val="none" w:color="FFFFFF" w:sz="0"/>
-          <w:left w:val="none" w:color="FFFFFF" w:sz="0"/>
-          <w:bottom w:val="none" w:color="FFFFFF" w:sz="0"/>
-          <w:right w:val="none" w:color="FFFFFF" w:sz="0"/>
-          <w:insideH w:val="single" w:color="auto" w:sz="4"/>
-          <w:insideV w:val="single" w:color="auto" w:sz="4"/>
-        </w:tblBorders>
-      </w:tblPr>
-      <w:tblGrid>
-        <w:gridCol w:w="2400"/>
-        <w:gridCol w:w="380"/>
-        <w:gridCol w:w="420"/>
-        <w:gridCol w:w="680"/>
-        <w:gridCol w:w="540"/>
-        <w:gridCol w:w="440"/>
-        <w:gridCol w:w="5580"/>
-      </w:tblGrid>
-      <w:tr>
-        <w:tc>
-          <w:tcPr>
-            <w:tcW w:type="dxa" w:w="2400"/>
-            <w:tcBorders>
-              <w:top w:val="none" w:color="FFFFFF" w:sz="0"/>
-              <w:left w:val="none" w:color="FFFFFF" w:sz="0"/>
-              <w:bottom w:val="none" w:color="FFFFFF" w:sz="0"/>
-              <w:right w:val="none" w:color="FFFFFF" w:sz="0"/>
-            </w:tcBorders>
-            <w:shd w:fill="F5E8C0" w:color="auto" w:val="clear"/>
-            <w:tcMar>
-              <w:top w:type="dxa" w:w="40"/>
-              <w:left w:type="dxa" w:w="80"/>
-              <w:bottom w:type="dxa" w:w="40"/>
-              <w:right w:type="dxa" w:w="80"/>
-            </w:tcMar>
-            <w:vAlign w:val="center"/>
-          </w:tcPr>
-          <w:p>
-            <w:pPr>
-              <w:jc w:val="left"/>
-            </w:pPr>
-            <w:r>
-              <w:rPr>
-                <w:rFonts w:ascii="Arial" w:cs="Arial" w:eastAsia="Arial" w:hAnsi="Arial"/>
-                <w:b/>
-                <w:bCs/>
-                <w:color w:val="C9A227"/>
-                <w:sz w:val="15"/>
-                <w:szCs w:val="15"/>
-              </w:rPr>
-              <w:t xml:space="preserve">EXERCISE</w:t>
-            </w:r>
-          </w:p>
-        </w:tc>
-        <w:tc>
-          <w:tcPr>
-            <w:tcW w:type="dxa" w:w="380"/>
-            <w:tcBorders>
-              <w:top w:val="none" w:color="FFFFFF" w:sz="0"/>
-              <w:left w:val="none" w:color="FFFFFF" w:sz="0"/>
-              <w:bottom w:val="none" w:color="FFFFFF" w:sz="0"/>
-              <w:right w:val="none" w:color="FFFFFF" w:sz="0"/>
-            </w:tcBorders>
-            <w:shd w:fill="F5E8C0" w:color="auto" w:val="clear"/>
-            <w:tcMar>
-              <w:top w:type="dxa" w:w="40"/>
-              <w:left w:type="dxa" w:w="80"/>
-              <w:bottom w:type="dxa" w:w="40"/>
-              <w:right w:type="dxa" w:w="80"/>
-            </w:tcMar>
-            <w:vAlign w:val="center"/>
-          </w:tcPr>
-          <w:p>
-            <w:pPr>
-              <w:jc w:val="center"/>
-            </w:pPr>
-            <w:r>
-              <w:rPr>
-                <w:rFonts w:ascii="Arial" w:cs="Arial" w:eastAsia="Arial" w:hAnsi="Arial"/>
-                <w:b/>
-                <w:bCs/>
-                <w:color w:val="C9A227"/>
-                <w:sz w:val="13"/>
-                <w:szCs w:val="13"/>
-              </w:rPr>
-              <w:t xml:space="preserve">SETS</w:t>
-            </w:r>
-          </w:p>
-        </w:tc>
-        <w:tc>
-          <w:tcPr>
-            <w:tcW w:type="dxa" w:w="420"/>
-            <w:tcBorders>
-              <w:top w:val="none" w:color="FFFFFF" w:sz="0"/>
-              <w:left w:val="none" w:color="FFFFFF" w:sz="0"/>
-              <w:bottom w:val="none" w:color="FFFFFF" w:sz="0"/>
-              <w:right w:val="none" w:color="FFFFFF" w:sz="0"/>
-            </w:tcBorders>
-            <w:shd w:fill="F5E8C0" w:color="auto" w:val="clear"/>
-            <w:tcMar>
-              <w:top w:type="dxa" w:w="40"/>
-              <w:left w:type="dxa" w:w="80"/>
-              <w:bottom w:type="dxa" w:w="40"/>
-              <w:right w:type="dxa" w:w="80"/>
-            </w:tcMar>
-            <w:vAlign w:val="center"/>
-          </w:tcPr>
-          <w:p>
-            <w:pPr>
-              <w:jc w:val="center"/>
-            </w:pPr>
-            <w:r>
-              <w:rPr>
-                <w:rFonts w:ascii="Arial" w:cs="Arial" w:eastAsia="Arial" w:hAnsi="Arial"/>
-                <w:b/>
-                <w:bCs/>
-                <w:color w:val="C9A227"/>
-                <w:sz w:val="13"/>
-                <w:szCs w:val="13"/>
-              </w:rPr>
-              <w:t xml:space="preserve">REPS</w:t>
-            </w:r>
-          </w:p>
-        </w:tc>
-        <w:tc>
-          <w:tcPr>
-            <w:tcW w:type="dxa" w:w="680"/>
-            <w:tcBorders>
-              <w:top w:val="none" w:color="FFFFFF" w:sz="0"/>
-              <w:left w:val="none" w:color="FFFFFF" w:sz="0"/>
-              <w:bottom w:val="none" w:color="FFFFFF" w:sz="0"/>
-              <w:right w:val="none" w:color="FFFFFF" w:sz="0"/>
-            </w:tcBorders>
-            <w:shd w:fill="F5E8C0" w:color="auto" w:val="clear"/>
-            <w:tcMar>
-              <w:top w:type="dxa" w:w="40"/>
-              <w:left w:type="dxa" w:w="80"/>
-              <w:bottom w:type="dxa" w:w="40"/>
-              <w:right w:type="dxa" w:w="80"/>
-            </w:tcMar>
-            <w:vAlign w:val="center"/>
-          </w:tcPr>
-          <w:p>
-            <w:pPr>
-              <w:jc w:val="center"/>
-            </w:pPr>
-            <w:r>
-              <w:rPr>
-                <w:rFonts w:ascii="Arial" w:cs="Arial" w:eastAsia="Arial" w:hAnsi="Arial"/>
-                <w:b/>
-                <w:bCs/>
-                <w:color w:val="C9A227"/>
-                <w:sz w:val="13"/>
-                <w:szCs w:val="13"/>
-              </w:rPr>
-              <w:t xml:space="preserve">LOAD</w:t>
-            </w:r>
-          </w:p>
-        </w:tc>
-        <w:tc>
-          <w:tcPr>
-            <w:tcW w:type="dxa" w:w="540"/>
-            <w:tcBorders>
-              <w:top w:val="none" w:color="FFFFFF" w:sz="0"/>
-              <w:left w:val="none" w:color="FFFFFF" w:sz="0"/>
-              <w:bottom w:val="none" w:color="FFFFFF" w:sz="0"/>
-              <w:right w:val="none" w:color="FFFFFF" w:sz="0"/>
-            </w:tcBorders>
-            <w:shd w:fill="F5E8C0" w:color="auto" w:val="clear"/>
-            <w:tcMar>
-              <w:top w:type="dxa" w:w="40"/>
-              <w:left w:type="dxa" w:w="80"/>
-              <w:bottom w:type="dxa" w:w="40"/>
-              <w:right w:type="dxa" w:w="80"/>
-            </w:tcMar>
-            <w:vAlign w:val="center"/>
-          </w:tcPr>
-          <w:p>
-            <w:pPr>
-              <w:jc w:val="center"/>
-            </w:pPr>
-            <w:r>
-              <w:rPr>
-                <w:rFonts w:ascii="Arial" w:cs="Arial" w:eastAsia="Arial" w:hAnsi="Arial"/>
-                <w:b/>
-                <w:bCs/>
-                <w:color w:val="C9A227"/>
-                <w:sz w:val="13"/>
-                <w:szCs w:val="13"/>
-              </w:rPr>
-              <w:t xml:space="preserve">TEMPO</w:t>
-            </w:r>
-          </w:p>
-        </w:tc>
-        <w:tc>
-          <w:tcPr>
-            <w:tcW w:type="dxa" w:w="440"/>
-            <w:tcBorders>
-              <w:top w:val="none" w:color="FFFFFF" w:sz="0"/>
-              <w:left w:val="none" w:color="FFFFFF" w:sz="0"/>
-              <w:bottom w:val="none" w:color="FFFFFF" w:sz="0"/>
-              <w:right w:val="none" w:color="FFFFFF" w:sz="0"/>
-            </w:tcBorders>
-            <w:shd w:fill="F5E8C0" w:color="auto" w:val="clear"/>
-            <w:tcMar>
-              <w:top w:type="dxa" w:w="40"/>
-              <w:left w:type="dxa" w:w="80"/>
-              <w:bottom w:type="dxa" w:w="40"/>
-              <w:right w:type="dxa" w:w="80"/>
-            </w:tcMar>
-            <w:vAlign w:val="center"/>
-          </w:tcPr>
-          <w:p>
-            <w:pPr>
-              <w:jc w:val="center"/>
-            </w:pPr>
-            <w:r>
-              <w:rPr>
-                <w:rFonts w:ascii="Arial" w:cs="Arial" w:eastAsia="Arial" w:hAnsi="Arial"/>
-                <w:b/>
-                <w:bCs/>
-                <w:color w:val="C9A227"/>
-                <w:sz w:val="13"/>
-                <w:szCs w:val="13"/>
-              </w:rPr>
-              <w:t xml:space="preserve">REST</w:t>
-            </w:r>
-          </w:p>
-        </w:tc>
-        <w:tc>
-          <w:tcPr>
-            <w:tcW w:type="dxa" w:w="5580"/>
-            <w:tcBorders>
-              <w:top w:val="none" w:color="FFFFFF" w:sz="0"/>
-              <w:left w:val="none" w:color="FFFFFF" w:sz="0"/>
-              <w:bottom w:val="none" w:color="FFFFFF" w:sz="0"/>
-              <w:right w:val="none" w:color="FFFFFF" w:sz="0"/>
-            </w:tcBorders>
-            <w:shd w:fill="F5E8C0" w:color="auto" w:val="clear"/>
-            <w:tcMar>
-              <w:top w:type="dxa" w:w="40"/>
-              <w:left w:type="dxa" w:w="80"/>
-              <w:bottom w:type="dxa" w:w="40"/>
-              <w:right w:type="dxa" w:w="80"/>
-            </w:tcMar>
-            <w:vAlign w:val="center"/>
-          </w:tcPr>
-          <w:p>
-            <w:pPr>
-              <w:jc w:val="left"/>
-            </w:pPr>
-            <w:r>
-              <w:rPr>
-                <w:rFonts w:ascii="Arial" w:cs="Arial" w:eastAsia="Arial" w:hAnsi="Arial"/>
-                <w:b/>
-                <w:bCs/>
-                <w:color w:val="C9A227"/>
-                <w:sz w:val="15"/>
-                <w:szCs w:val="15"/>
-              </w:rPr>
-              <w:t xml:space="preserve">COACHING CUE</w:t>
-            </w:r>
-          </w:p>
-        </w:tc>
-      </w:tr>
-      <w:tr>
-        <w:tc>
-          <w:tcPr>
-            <w:tcW w:type="dxa" w:w="2400"/>
-            <w:tcBorders>
-              <w:top w:val="none" w:color="FFFFFF" w:sz="0"/>
-              <w:left w:val="none" w:color="FFFFFF" w:sz="0"/>
-              <w:bottom w:val="none" w:color="FFFFFF" w:sz="0"/>
-              <w:right w:val="none" w:color="FFFFFF" w:sz="0"/>
-            </w:tcBorders>
-            <w:shd w:fill="FAF3E0" w:color="auto" w:val="clear"/>
-            <w:tcMar>
-              <w:top w:type="dxa" w:w="40"/>
-              <w:left w:type="dxa" w:w="80"/>
-              <w:bottom w:type="dxa" w:w="40"/>
-              <w:right w:type="dxa" w:w="80"/>
-            </w:tcMar>
-            <w:vAlign w:val="center"/>
-          </w:tcPr>
-          <w:p>
-            <w:r>
-              <w:rPr>
-                <w:rFonts w:ascii="Arial" w:cs="Arial" w:eastAsia="Arial" w:hAnsi="Arial"/>
-                <w:b/>
-                <w:bCs/>
-                <w:color w:val="2C2C2C"/>
-                <w:sz w:val="18"/>
-                <w:szCs w:val="18"/>
-              </w:rPr>
-              <w:t xml:space="preserve">Sled Push (Controlled)</w:t>
-            </w:r>
-          </w:p>
-        </w:tc>
-        <w:tc>
-          <w:tcPr>
-            <w:tcW w:type="dxa" w:w="380"/>
-            <w:tcBorders>
-              <w:top w:val="none" w:color="FFFFFF" w:sz="0"/>
-              <w:left w:val="none" w:color="FFFFFF" w:sz="0"/>
-              <w:bottom w:val="none" w:color="FFFFFF" w:sz="0"/>
-              <w:right w:val="none" w:color="FFFFFF" w:sz="0"/>
-            </w:tcBorders>
-            <w:shd w:fill="FAF3E0" w:color="auto" w:val="clear"/>
-            <w:tcMar>
-              <w:top w:type="dxa" w:w="40"/>
-              <w:left w:type="dxa" w:w="80"/>
-              <w:bottom w:type="dxa" w:w="40"/>
-              <w:right w:type="dxa" w:w="80"/>
-            </w:tcMar>
-            <w:vAlign w:val="center"/>
-          </w:tcPr>
-          <w:p>
-            <w:pPr>
-              <w:jc w:val="center"/>
-            </w:pPr>
-            <w:r>
-              <w:rPr>
-                <w:rFonts w:ascii="Arial" w:cs="Arial" w:eastAsia="Arial" w:hAnsi="Arial"/>
-                <w:color w:val="6B6B6B"/>
-                <w:sz w:val="15"/>
-                <w:szCs w:val="15"/>
-              </w:rPr>
-              <w:t xml:space="preserve">3</w:t>
-            </w:r>
-          </w:p>
-        </w:tc>
-        <w:tc>
-          <w:tcPr>
-            <w:tcW w:type="dxa" w:w="420"/>
-            <w:tcBorders>
-              <w:top w:val="none" w:color="FFFFFF" w:sz="0"/>
-              <w:left w:val="none" w:color="FFFFFF" w:sz="0"/>
-              <w:bottom w:val="none" w:color="FFFFFF" w:sz="0"/>
-              <w:right w:val="none" w:color="FFFFFF" w:sz="0"/>
-            </w:tcBorders>
-            <w:shd w:fill="FAF3E0" w:color="auto" w:val="clear"/>
-            <w:tcMar>
-              <w:top w:type="dxa" w:w="40"/>
-              <w:left w:type="dxa" w:w="80"/>
-              <w:bottom w:type="dxa" w:w="40"/>
-              <w:right w:type="dxa" w:w="80"/>
-            </w:tcMar>
-            <w:vAlign w:val="center"/>
-          </w:tcPr>
-          <w:p>
-            <w:pPr>
-              <w:jc w:val="center"/>
-            </w:pPr>
-            <w:r>
-              <w:rPr>
-                <w:rFonts w:ascii="Arial" w:cs="Arial" w:eastAsia="Arial" w:hAnsi="Arial"/>
-                <w:color w:val="6B6B6B"/>
-                <w:sz w:val="15"/>
-                <w:szCs w:val="15"/>
-              </w:rPr>
-              <w:t xml:space="preserve">20-25 yd</w:t>
-            </w:r>
-          </w:p>
-        </w:tc>
-        <w:tc>
-          <w:tcPr>
-            <w:tcW w:type="dxa" w:w="680"/>
-            <w:tcBorders>
-              <w:top w:val="none" w:color="FFFFFF" w:sz="0"/>
-              <w:left w:val="none" w:color="FFFFFF" w:sz="0"/>
-              <w:bottom w:val="none" w:color="FFFFFF" w:sz="0"/>
-              <w:right w:val="none" w:color="FFFFFF" w:sz="0"/>
-            </w:tcBorders>
-            <w:shd w:fill="FAF3E0" w:color="auto" w:val="clear"/>
-            <w:tcMar>
-              <w:top w:type="dxa" w:w="40"/>
-              <w:left w:type="dxa" w:w="80"/>
-              <w:bottom w:type="dxa" w:w="40"/>
-              <w:right w:type="dxa" w:w="80"/>
-            </w:tcMar>
-            <w:vAlign w:val="center"/>
-          </w:tcPr>
-          <w:p>
-            <w:pPr>
-              <w:jc w:val="center"/>
-            </w:pPr>
-            <w:r>
-              <w:rPr>
-                <w:rFonts w:ascii="Arial" w:cs="Arial" w:eastAsia="Arial" w:hAnsi="Arial"/>
-                <w:color w:val="6B6B6B"/>
-                <w:sz w:val="15"/>
-                <w:szCs w:val="15"/>
-              </w:rPr>
-              <w:t xml:space="preserve">Wk1: 90 lbs → Wk4: 105 lbs</w:t>
-            </w:r>
-          </w:p>
-        </w:tc>
-        <w:tc>
-          <w:tcPr>
-            <w:tcW w:type="dxa" w:w="540"/>
-            <w:tcBorders>
-              <w:top w:val="none" w:color="FFFFFF" w:sz="0"/>
-              <w:left w:val="none" w:color="FFFFFF" w:sz="0"/>
-              <w:bottom w:val="none" w:color="FFFFFF" w:sz="0"/>
-              <w:right w:val="none" w:color="FFFFFF" w:sz="0"/>
-            </w:tcBorders>
-            <w:shd w:fill="FAF3E0" w:color="auto" w:val="clear"/>
-            <w:tcMar>
-              <w:top w:type="dxa" w:w="40"/>
-              <w:left w:type="dxa" w:w="80"/>
-              <w:bottom w:type="dxa" w:w="40"/>
-              <w:right w:type="dxa" w:w="80"/>
-            </w:tcMar>
-            <w:vAlign w:val="center"/>
-          </w:tcPr>
-          <w:p>
-            <w:pPr>
-              <w:jc w:val="center"/>
-            </w:pPr>
-            <w:r>
-              <w:rPr>
-                <w:rFonts w:ascii="Arial" w:cs="Arial" w:eastAsia="Arial" w:hAnsi="Arial"/>
-                <w:color w:val="6B6B6B"/>
-                <w:sz w:val="15"/>
-                <w:szCs w:val="15"/>
-              </w:rPr>
-              <w:t xml:space="preserve">controlled</w:t>
-            </w:r>
-          </w:p>
-        </w:tc>
-        <w:tc>
-          <w:tcPr>
-            <w:tcW w:type="dxa" w:w="440"/>
-            <w:tcBorders>
-              <w:top w:val="none" w:color="FFFFFF" w:sz="0"/>
-              <w:left w:val="none" w:color="FFFFFF" w:sz="0"/>
-              <w:bottom w:val="none" w:color="FFFFFF" w:sz="0"/>
-              <w:right w:val="none" w:color="FFFFFF" w:sz="0"/>
-            </w:tcBorders>
-            <w:shd w:fill="FAF3E0" w:color="auto" w:val="clear"/>
-            <w:tcMar>
-              <w:top w:type="dxa" w:w="40"/>
-              <w:left w:type="dxa" w:w="80"/>
-              <w:bottom w:type="dxa" w:w="40"/>
-              <w:right w:type="dxa" w:w="80"/>
-            </w:tcMar>
-            <w:vAlign w:val="center"/>
-          </w:tcPr>
-          <w:p>
-            <w:pPr>
-              <w:jc w:val="center"/>
-            </w:pPr>
-            <w:r>
-              <w:rPr>
-                <w:rFonts w:ascii="Arial" w:cs="Arial" w:eastAsia="Arial" w:hAnsi="Arial"/>
-                <w:color w:val="6B6B6B"/>
-                <w:sz w:val="15"/>
-                <w:szCs w:val="15"/>
-              </w:rPr>
-              <w:t xml:space="preserve">90s</w:t>
-            </w:r>
-          </w:p>
-        </w:tc>
-        <w:tc>
-          <w:tcPr>
-            <w:tcW w:type="dxa" w:w="5580"/>
-            <w:tcBorders>
-              <w:top w:val="none" w:color="FFFFFF" w:sz="0"/>
-              <w:left w:val="none" w:color="FFFFFF" w:sz="0"/>
-              <w:bottom w:val="none" w:color="FFFFFF" w:sz="0"/>
-              <w:right w:val="none" w:color="FFFFFF" w:sz="0"/>
-            </w:tcBorders>
-            <w:shd w:fill="FAF3E0" w:color="auto" w:val="clear"/>
-            <w:tcMar>
-              <w:top w:type="dxa" w:w="40"/>
-              <w:left w:type="dxa" w:w="80"/>
-              <w:bottom w:type="dxa" w:w="40"/>
-              <w:right w:type="dxa" w:w="80"/>
-            </w:tcMar>
-            <w:vAlign w:val="center"/>
-          </w:tcPr>
-          <w:p>
-            <w:r>
-              <w:rPr>
-                <w:rFonts w:ascii="Arial" w:cs="Arial" w:eastAsia="Arial" w:hAnsi="Arial"/>
-                <w:color w:val="6B6B6B"/>
-                <w:sz w:val="17"/>
-                <w:szCs w:val="17"/>
-              </w:rPr>
-              <w:t xml:space="preserve">Tested 135 lbs. Low hips, long spine, full-foot drive — smooth, not sprinting.</w:t>
-            </w:r>
-            <w:r>
-              <w:rPr>
-                <w:rFonts w:ascii="Arial" w:cs="Arial" w:eastAsia="Arial" w:hAnsi="Arial"/>
-                <w:i/>
-                <w:iCs/>
-                <w:color w:val="00695C"/>
-                <w:sz w:val="14"/>
-                <w:szCs w:val="14"/>
-              </w:rPr>
-              <w:t xml:space="preserve">  Distance &amp; quality governed — no RIR target</w:t>
             </w:r>
           </w:p>
         </w:tc>
@@ -11878,7 +11878,562 @@
           <w:sz w:val="17"/>
           <w:szCs w:val="17"/>
         </w:rPr>
-        <w:t xml:space="preserve">D — Secondary Compound — Hip Thrust &amp; Posterior Chain</w:t>
+        <w:t xml:space="preserve">D — Full-Body Integration — Sled Push (Drive)</w:t>
+      </w:r>
+    </w:p>
+    <w:p>
+      <w:pPr>
+        <w:spacing w:after="80"/>
+      </w:pPr>
+      <w:r>
+        <w:rPr>
+          <w:rFonts w:ascii="Arial" w:cs="Arial" w:eastAsia="Arial" w:hAnsi="Arial"/>
+          <w:b/>
+          <w:bCs/>
+          <w:color w:val="C9A227"/>
+          <w:sz w:val="17"/>
+          <w:szCs w:val="17"/>
+        </w:rPr>
+        <w:t xml:space="preserve">Why:  </w:t>
+      </w:r>
+      <w:r>
+        <w:rPr>
+          <w:rFonts w:ascii="Arial" w:cs="Arial" w:eastAsia="Arial" w:hAnsi="Arial"/>
+          <w:color w:val="2C2C2C"/>
+          <w:sz w:val="17"/>
+          <w:szCs w:val="17"/>
+        </w:rPr>
+        <w:t xml:space="preserve">The session's closing compound — the day's squat, hinge, and hip-extension strength expressed as one full-body drive under gait. Loads build toward the tested 135 lb baseline by Week 4, never beyond it this block. Distance and movement quality govern this work, not a rep count. A loaded farmer carry covers the same closing ground when the sled is unavailable.</w:t>
+      </w:r>
+    </w:p>
+    <w:tbl>
+      <w:tblPr>
+        <w:tblW w:type="dxa" w:w="10440"/>
+        <w:tblBorders>
+          <w:top w:val="none" w:color="FFFFFF" w:sz="0"/>
+          <w:left w:val="none" w:color="FFFFFF" w:sz="0"/>
+          <w:bottom w:val="none" w:color="FFFFFF" w:sz="0"/>
+          <w:right w:val="none" w:color="FFFFFF" w:sz="0"/>
+          <w:insideH w:val="single" w:color="auto" w:sz="4"/>
+          <w:insideV w:val="single" w:color="auto" w:sz="4"/>
+        </w:tblBorders>
+      </w:tblPr>
+      <w:tblGrid>
+        <w:gridCol w:w="2400"/>
+        <w:gridCol w:w="380"/>
+        <w:gridCol w:w="420"/>
+        <w:gridCol w:w="680"/>
+        <w:gridCol w:w="540"/>
+        <w:gridCol w:w="440"/>
+        <w:gridCol w:w="5580"/>
+      </w:tblGrid>
+      <w:tr>
+        <w:tc>
+          <w:tcPr>
+            <w:tcW w:type="dxa" w:w="2400"/>
+            <w:tcBorders>
+              <w:top w:val="none" w:color="FFFFFF" w:sz="0"/>
+              <w:left w:val="none" w:color="FFFFFF" w:sz="0"/>
+              <w:bottom w:val="none" w:color="FFFFFF" w:sz="0"/>
+              <w:right w:val="none" w:color="FFFFFF" w:sz="0"/>
+            </w:tcBorders>
+            <w:shd w:fill="F5E8C0" w:color="auto" w:val="clear"/>
+            <w:tcMar>
+              <w:top w:type="dxa" w:w="40"/>
+              <w:left w:type="dxa" w:w="80"/>
+              <w:bottom w:type="dxa" w:w="40"/>
+              <w:right w:type="dxa" w:w="80"/>
+            </w:tcMar>
+            <w:vAlign w:val="center"/>
+          </w:tcPr>
+          <w:p>
+            <w:pPr>
+              <w:jc w:val="left"/>
+            </w:pPr>
+            <w:r>
+              <w:rPr>
+                <w:rFonts w:ascii="Arial" w:cs="Arial" w:eastAsia="Arial" w:hAnsi="Arial"/>
+                <w:b/>
+                <w:bCs/>
+                <w:color w:val="C9A227"/>
+                <w:sz w:val="15"/>
+                <w:szCs w:val="15"/>
+              </w:rPr>
+              <w:t xml:space="preserve">EXERCISE</w:t>
+            </w:r>
+          </w:p>
+        </w:tc>
+        <w:tc>
+          <w:tcPr>
+            <w:tcW w:type="dxa" w:w="380"/>
+            <w:tcBorders>
+              <w:top w:val="none" w:color="FFFFFF" w:sz="0"/>
+              <w:left w:val="none" w:color="FFFFFF" w:sz="0"/>
+              <w:bottom w:val="none" w:color="FFFFFF" w:sz="0"/>
+              <w:right w:val="none" w:color="FFFFFF" w:sz="0"/>
+            </w:tcBorders>
+            <w:shd w:fill="F5E8C0" w:color="auto" w:val="clear"/>
+            <w:tcMar>
+              <w:top w:type="dxa" w:w="40"/>
+              <w:left w:type="dxa" w:w="80"/>
+              <w:bottom w:type="dxa" w:w="40"/>
+              <w:right w:type="dxa" w:w="80"/>
+            </w:tcMar>
+            <w:vAlign w:val="center"/>
+          </w:tcPr>
+          <w:p>
+            <w:pPr>
+              <w:jc w:val="center"/>
+            </w:pPr>
+            <w:r>
+              <w:rPr>
+                <w:rFonts w:ascii="Arial" w:cs="Arial" w:eastAsia="Arial" w:hAnsi="Arial"/>
+                <w:b/>
+                <w:bCs/>
+                <w:color w:val="C9A227"/>
+                <w:sz w:val="13"/>
+                <w:szCs w:val="13"/>
+              </w:rPr>
+              <w:t xml:space="preserve">SETS</w:t>
+            </w:r>
+          </w:p>
+        </w:tc>
+        <w:tc>
+          <w:tcPr>
+            <w:tcW w:type="dxa" w:w="420"/>
+            <w:tcBorders>
+              <w:top w:val="none" w:color="FFFFFF" w:sz="0"/>
+              <w:left w:val="none" w:color="FFFFFF" w:sz="0"/>
+              <w:bottom w:val="none" w:color="FFFFFF" w:sz="0"/>
+              <w:right w:val="none" w:color="FFFFFF" w:sz="0"/>
+            </w:tcBorders>
+            <w:shd w:fill="F5E8C0" w:color="auto" w:val="clear"/>
+            <w:tcMar>
+              <w:top w:type="dxa" w:w="40"/>
+              <w:left w:type="dxa" w:w="80"/>
+              <w:bottom w:type="dxa" w:w="40"/>
+              <w:right w:type="dxa" w:w="80"/>
+            </w:tcMar>
+            <w:vAlign w:val="center"/>
+          </w:tcPr>
+          <w:p>
+            <w:pPr>
+              <w:jc w:val="center"/>
+            </w:pPr>
+            <w:r>
+              <w:rPr>
+                <w:rFonts w:ascii="Arial" w:cs="Arial" w:eastAsia="Arial" w:hAnsi="Arial"/>
+                <w:b/>
+                <w:bCs/>
+                <w:color w:val="C9A227"/>
+                <w:sz w:val="13"/>
+                <w:szCs w:val="13"/>
+              </w:rPr>
+              <w:t xml:space="preserve">REPS</w:t>
+            </w:r>
+          </w:p>
+        </w:tc>
+        <w:tc>
+          <w:tcPr>
+            <w:tcW w:type="dxa" w:w="680"/>
+            <w:tcBorders>
+              <w:top w:val="none" w:color="FFFFFF" w:sz="0"/>
+              <w:left w:val="none" w:color="FFFFFF" w:sz="0"/>
+              <w:bottom w:val="none" w:color="FFFFFF" w:sz="0"/>
+              <w:right w:val="none" w:color="FFFFFF" w:sz="0"/>
+            </w:tcBorders>
+            <w:shd w:fill="F5E8C0" w:color="auto" w:val="clear"/>
+            <w:tcMar>
+              <w:top w:type="dxa" w:w="40"/>
+              <w:left w:type="dxa" w:w="80"/>
+              <w:bottom w:type="dxa" w:w="40"/>
+              <w:right w:type="dxa" w:w="80"/>
+            </w:tcMar>
+            <w:vAlign w:val="center"/>
+          </w:tcPr>
+          <w:p>
+            <w:pPr>
+              <w:jc w:val="center"/>
+            </w:pPr>
+            <w:r>
+              <w:rPr>
+                <w:rFonts w:ascii="Arial" w:cs="Arial" w:eastAsia="Arial" w:hAnsi="Arial"/>
+                <w:b/>
+                <w:bCs/>
+                <w:color w:val="C9A227"/>
+                <w:sz w:val="13"/>
+                <w:szCs w:val="13"/>
+              </w:rPr>
+              <w:t xml:space="preserve">LOAD</w:t>
+            </w:r>
+          </w:p>
+        </w:tc>
+        <w:tc>
+          <w:tcPr>
+            <w:tcW w:type="dxa" w:w="540"/>
+            <w:tcBorders>
+              <w:top w:val="none" w:color="FFFFFF" w:sz="0"/>
+              <w:left w:val="none" w:color="FFFFFF" w:sz="0"/>
+              <w:bottom w:val="none" w:color="FFFFFF" w:sz="0"/>
+              <w:right w:val="none" w:color="FFFFFF" w:sz="0"/>
+            </w:tcBorders>
+            <w:shd w:fill="F5E8C0" w:color="auto" w:val="clear"/>
+            <w:tcMar>
+              <w:top w:type="dxa" w:w="40"/>
+              <w:left w:type="dxa" w:w="80"/>
+              <w:bottom w:type="dxa" w:w="40"/>
+              <w:right w:type="dxa" w:w="80"/>
+            </w:tcMar>
+            <w:vAlign w:val="center"/>
+          </w:tcPr>
+          <w:p>
+            <w:pPr>
+              <w:jc w:val="center"/>
+            </w:pPr>
+            <w:r>
+              <w:rPr>
+                <w:rFonts w:ascii="Arial" w:cs="Arial" w:eastAsia="Arial" w:hAnsi="Arial"/>
+                <w:b/>
+                <w:bCs/>
+                <w:color w:val="C9A227"/>
+                <w:sz w:val="13"/>
+                <w:szCs w:val="13"/>
+              </w:rPr>
+              <w:t xml:space="preserve">TEMPO</w:t>
+            </w:r>
+          </w:p>
+        </w:tc>
+        <w:tc>
+          <w:tcPr>
+            <w:tcW w:type="dxa" w:w="440"/>
+            <w:tcBorders>
+              <w:top w:val="none" w:color="FFFFFF" w:sz="0"/>
+              <w:left w:val="none" w:color="FFFFFF" w:sz="0"/>
+              <w:bottom w:val="none" w:color="FFFFFF" w:sz="0"/>
+              <w:right w:val="none" w:color="FFFFFF" w:sz="0"/>
+            </w:tcBorders>
+            <w:shd w:fill="F5E8C0" w:color="auto" w:val="clear"/>
+            <w:tcMar>
+              <w:top w:type="dxa" w:w="40"/>
+              <w:left w:type="dxa" w:w="80"/>
+              <w:bottom w:type="dxa" w:w="40"/>
+              <w:right w:type="dxa" w:w="80"/>
+            </w:tcMar>
+            <w:vAlign w:val="center"/>
+          </w:tcPr>
+          <w:p>
+            <w:pPr>
+              <w:jc w:val="center"/>
+            </w:pPr>
+            <w:r>
+              <w:rPr>
+                <w:rFonts w:ascii="Arial" w:cs="Arial" w:eastAsia="Arial" w:hAnsi="Arial"/>
+                <w:b/>
+                <w:bCs/>
+                <w:color w:val="C9A227"/>
+                <w:sz w:val="13"/>
+                <w:szCs w:val="13"/>
+              </w:rPr>
+              <w:t xml:space="preserve">REST</w:t>
+            </w:r>
+          </w:p>
+        </w:tc>
+        <w:tc>
+          <w:tcPr>
+            <w:tcW w:type="dxa" w:w="5580"/>
+            <w:tcBorders>
+              <w:top w:val="none" w:color="FFFFFF" w:sz="0"/>
+              <w:left w:val="none" w:color="FFFFFF" w:sz="0"/>
+              <w:bottom w:val="none" w:color="FFFFFF" w:sz="0"/>
+              <w:right w:val="none" w:color="FFFFFF" w:sz="0"/>
+            </w:tcBorders>
+            <w:shd w:fill="F5E8C0" w:color="auto" w:val="clear"/>
+            <w:tcMar>
+              <w:top w:type="dxa" w:w="40"/>
+              <w:left w:type="dxa" w:w="80"/>
+              <w:bottom w:type="dxa" w:w="40"/>
+              <w:right w:type="dxa" w:w="80"/>
+            </w:tcMar>
+            <w:vAlign w:val="center"/>
+          </w:tcPr>
+          <w:p>
+            <w:pPr>
+              <w:jc w:val="left"/>
+            </w:pPr>
+            <w:r>
+              <w:rPr>
+                <w:rFonts w:ascii="Arial" w:cs="Arial" w:eastAsia="Arial" w:hAnsi="Arial"/>
+                <w:b/>
+                <w:bCs/>
+                <w:color w:val="C9A227"/>
+                <w:sz w:val="15"/>
+                <w:szCs w:val="15"/>
+              </w:rPr>
+              <w:t xml:space="preserve">COACHING CUE</w:t>
+            </w:r>
+          </w:p>
+        </w:tc>
+      </w:tr>
+      <w:tr>
+        <w:tc>
+          <w:tcPr>
+            <w:tcW w:type="dxa" w:w="2400"/>
+            <w:tcBorders>
+              <w:top w:val="none" w:color="FFFFFF" w:sz="0"/>
+              <w:left w:val="none" w:color="FFFFFF" w:sz="0"/>
+              <w:bottom w:val="none" w:color="FFFFFF" w:sz="0"/>
+              <w:right w:val="none" w:color="FFFFFF" w:sz="0"/>
+            </w:tcBorders>
+            <w:shd w:fill="FAF3E0" w:color="auto" w:val="clear"/>
+            <w:tcMar>
+              <w:top w:type="dxa" w:w="40"/>
+              <w:left w:type="dxa" w:w="80"/>
+              <w:bottom w:type="dxa" w:w="40"/>
+              <w:right w:type="dxa" w:w="80"/>
+            </w:tcMar>
+            <w:vAlign w:val="center"/>
+          </w:tcPr>
+          <w:p>
+            <w:r>
+              <w:rPr>
+                <w:rFonts w:ascii="Arial" w:cs="Arial" w:eastAsia="Arial" w:hAnsi="Arial"/>
+                <w:b/>
+                <w:bCs/>
+                <w:color w:val="2C2C2C"/>
+                <w:sz w:val="18"/>
+                <w:szCs w:val="18"/>
+              </w:rPr>
+              <w:t xml:space="preserve">Sled Push (Drive)</w:t>
+            </w:r>
+          </w:p>
+        </w:tc>
+        <w:tc>
+          <w:tcPr>
+            <w:tcW w:type="dxa" w:w="380"/>
+            <w:tcBorders>
+              <w:top w:val="none" w:color="FFFFFF" w:sz="0"/>
+              <w:left w:val="none" w:color="FFFFFF" w:sz="0"/>
+              <w:bottom w:val="none" w:color="FFFFFF" w:sz="0"/>
+              <w:right w:val="none" w:color="FFFFFF" w:sz="0"/>
+            </w:tcBorders>
+            <w:shd w:fill="FAF3E0" w:color="auto" w:val="clear"/>
+            <w:tcMar>
+              <w:top w:type="dxa" w:w="40"/>
+              <w:left w:type="dxa" w:w="80"/>
+              <w:bottom w:type="dxa" w:w="40"/>
+              <w:right w:type="dxa" w:w="80"/>
+            </w:tcMar>
+            <w:vAlign w:val="center"/>
+          </w:tcPr>
+          <w:p>
+            <w:pPr>
+              <w:jc w:val="center"/>
+            </w:pPr>
+            <w:r>
+              <w:rPr>
+                <w:rFonts w:ascii="Arial" w:cs="Arial" w:eastAsia="Arial" w:hAnsi="Arial"/>
+                <w:color w:val="6B6B6B"/>
+                <w:sz w:val="15"/>
+                <w:szCs w:val="15"/>
+              </w:rPr>
+              <w:t xml:space="preserve">3</w:t>
+            </w:r>
+          </w:p>
+        </w:tc>
+        <w:tc>
+          <w:tcPr>
+            <w:tcW w:type="dxa" w:w="420"/>
+            <w:tcBorders>
+              <w:top w:val="none" w:color="FFFFFF" w:sz="0"/>
+              <w:left w:val="none" w:color="FFFFFF" w:sz="0"/>
+              <w:bottom w:val="none" w:color="FFFFFF" w:sz="0"/>
+              <w:right w:val="none" w:color="FFFFFF" w:sz="0"/>
+            </w:tcBorders>
+            <w:shd w:fill="FAF3E0" w:color="auto" w:val="clear"/>
+            <w:tcMar>
+              <w:top w:type="dxa" w:w="40"/>
+              <w:left w:type="dxa" w:w="80"/>
+              <w:bottom w:type="dxa" w:w="40"/>
+              <w:right w:type="dxa" w:w="80"/>
+            </w:tcMar>
+            <w:vAlign w:val="center"/>
+          </w:tcPr>
+          <w:p>
+            <w:pPr>
+              <w:jc w:val="center"/>
+            </w:pPr>
+            <w:r>
+              <w:rPr>
+                <w:rFonts w:ascii="Arial" w:cs="Arial" w:eastAsia="Arial" w:hAnsi="Arial"/>
+                <w:color w:val="6B6B6B"/>
+                <w:sz w:val="15"/>
+                <w:szCs w:val="15"/>
+              </w:rPr>
+              <w:t xml:space="preserve">15-20 yd</w:t>
+            </w:r>
+          </w:p>
+        </w:tc>
+        <w:tc>
+          <w:tcPr>
+            <w:tcW w:type="dxa" w:w="680"/>
+            <w:tcBorders>
+              <w:top w:val="none" w:color="FFFFFF" w:sz="0"/>
+              <w:left w:val="none" w:color="FFFFFF" w:sz="0"/>
+              <w:bottom w:val="none" w:color="FFFFFF" w:sz="0"/>
+              <w:right w:val="none" w:color="FFFFFF" w:sz="0"/>
+            </w:tcBorders>
+            <w:shd w:fill="FAF3E0" w:color="auto" w:val="clear"/>
+            <w:tcMar>
+              <w:top w:type="dxa" w:w="40"/>
+              <w:left w:type="dxa" w:w="80"/>
+              <w:bottom w:type="dxa" w:w="40"/>
+              <w:right w:type="dxa" w:w="80"/>
+            </w:tcMar>
+            <w:vAlign w:val="center"/>
+          </w:tcPr>
+          <w:p>
+            <w:pPr>
+              <w:jc w:val="center"/>
+            </w:pPr>
+            <w:r>
+              <w:rPr>
+                <w:rFonts w:ascii="Arial" w:cs="Arial" w:eastAsia="Arial" w:hAnsi="Arial"/>
+                <w:color w:val="6B6B6B"/>
+                <w:sz w:val="15"/>
+                <w:szCs w:val="15"/>
+              </w:rPr>
+              <w:t xml:space="preserve">Wk1: 105 lbs → Wk4: 135 lbs</w:t>
+            </w:r>
+          </w:p>
+        </w:tc>
+        <w:tc>
+          <w:tcPr>
+            <w:tcW w:type="dxa" w:w="540"/>
+            <w:tcBorders>
+              <w:top w:val="none" w:color="FFFFFF" w:sz="0"/>
+              <w:left w:val="none" w:color="FFFFFF" w:sz="0"/>
+              <w:bottom w:val="none" w:color="FFFFFF" w:sz="0"/>
+              <w:right w:val="none" w:color="FFFFFF" w:sz="0"/>
+            </w:tcBorders>
+            <w:shd w:fill="FAF3E0" w:color="auto" w:val="clear"/>
+            <w:tcMar>
+              <w:top w:type="dxa" w:w="40"/>
+              <w:left w:type="dxa" w:w="80"/>
+              <w:bottom w:type="dxa" w:w="40"/>
+              <w:right w:type="dxa" w:w="80"/>
+            </w:tcMar>
+            <w:vAlign w:val="center"/>
+          </w:tcPr>
+          <w:p>
+            <w:pPr>
+              <w:jc w:val="center"/>
+            </w:pPr>
+            <w:r>
+              <w:rPr>
+                <w:rFonts w:ascii="Arial" w:cs="Arial" w:eastAsia="Arial" w:hAnsi="Arial"/>
+                <w:color w:val="6B6B6B"/>
+                <w:sz w:val="15"/>
+                <w:szCs w:val="15"/>
+              </w:rPr>
+              <w:t xml:space="preserve">strong, controlled drive</w:t>
+            </w:r>
+          </w:p>
+        </w:tc>
+        <w:tc>
+          <w:tcPr>
+            <w:tcW w:type="dxa" w:w="440"/>
+            <w:tcBorders>
+              <w:top w:val="none" w:color="FFFFFF" w:sz="0"/>
+              <w:left w:val="none" w:color="FFFFFF" w:sz="0"/>
+              <w:bottom w:val="none" w:color="FFFFFF" w:sz="0"/>
+              <w:right w:val="none" w:color="FFFFFF" w:sz="0"/>
+            </w:tcBorders>
+            <w:shd w:fill="FAF3E0" w:color="auto" w:val="clear"/>
+            <w:tcMar>
+              <w:top w:type="dxa" w:w="40"/>
+              <w:left w:type="dxa" w:w="80"/>
+              <w:bottom w:type="dxa" w:w="40"/>
+              <w:right w:type="dxa" w:w="80"/>
+            </w:tcMar>
+            <w:vAlign w:val="center"/>
+          </w:tcPr>
+          <w:p>
+            <w:pPr>
+              <w:jc w:val="center"/>
+            </w:pPr>
+            <w:r>
+              <w:rPr>
+                <w:rFonts w:ascii="Arial" w:cs="Arial" w:eastAsia="Arial" w:hAnsi="Arial"/>
+                <w:color w:val="6B6B6B"/>
+                <w:sz w:val="15"/>
+                <w:szCs w:val="15"/>
+              </w:rPr>
+              <w:t xml:space="preserve">2 min</w:t>
+            </w:r>
+          </w:p>
+        </w:tc>
+        <w:tc>
+          <w:tcPr>
+            <w:tcW w:type="dxa" w:w="5580"/>
+            <w:tcBorders>
+              <w:top w:val="none" w:color="FFFFFF" w:sz="0"/>
+              <w:left w:val="none" w:color="FFFFFF" w:sz="0"/>
+              <w:bottom w:val="none" w:color="FFFFFF" w:sz="0"/>
+              <w:right w:val="none" w:color="FFFFFF" w:sz="0"/>
+            </w:tcBorders>
+            <w:shd w:fill="FAF3E0" w:color="auto" w:val="clear"/>
+            <w:tcMar>
+              <w:top w:type="dxa" w:w="40"/>
+              <w:left w:type="dxa" w:w="80"/>
+              <w:bottom w:type="dxa" w:w="40"/>
+              <w:right w:type="dxa" w:w="80"/>
+            </w:tcMar>
+            <w:vAlign w:val="center"/>
+          </w:tcPr>
+          <w:p>
+            <w:r>
+              <w:rPr>
+                <w:rFonts w:ascii="Arial" w:cs="Arial" w:eastAsia="Arial" w:hAnsi="Arial"/>
+                <w:color w:val="6B6B6B"/>
+                <w:sz w:val="17"/>
+                <w:szCs w:val="17"/>
+              </w:rPr>
+              <w:t xml:space="preserve">Tested 135 lbs. Low hips, arms long, drive the floor back — full recovery between pushes.</w:t>
+            </w:r>
+            <w:r>
+              <w:rPr>
+                <w:rFonts w:ascii="Arial" w:cs="Arial" w:eastAsia="Arial" w:hAnsi="Arial"/>
+                <w:i/>
+                <w:iCs/>
+                <w:color w:val="00695C"/>
+                <w:sz w:val="14"/>
+                <w:szCs w:val="14"/>
+              </w:rPr>
+              <w:t xml:space="preserve">  Distance &amp; quality governed — no RIR target</w:t>
+            </w:r>
+          </w:p>
+        </w:tc>
+      </w:tr>
+    </w:tbl>
+    <w:p>
+      <w:pPr>
+        <w:spacing w:after="100"/>
+      </w:pPr>
+    </w:p>
+    <w:p>
+      <w:pPr>
+        <w:spacing w:after="60" w:before="120"/>
+      </w:pPr>
+      <w:r>
+        <w:rPr>
+          <w:rFonts w:ascii="Arial" w:cs="Arial" w:eastAsia="Arial" w:hAnsi="Arial"/>
+          <w:b/>
+          <w:bCs/>
+          <w:color w:val="C9A227"/>
+          <w:sz w:val="17"/>
+          <w:szCs w:val="17"/>
+        </w:rPr>
+        <w:t xml:space="preserve">E — Secondary Compound — Hip Thrust &amp; Posterior Chain</w:t>
       </w:r>
     </w:p>
     <w:p>
@@ -12662,7 +13217,7 @@
           <w:sz w:val="17"/>
           <w:szCs w:val="17"/>
         </w:rPr>
-        <w:t xml:space="preserve">E — Left-Side Volume Finishers</w:t>
+        <w:t xml:space="preserve">F — Left-Side Volume Finishers</w:t>
       </w:r>
     </w:p>
     <w:tbl>
@@ -13400,561 +13955,6 @@
                 <w:szCs w:val="17"/>
               </w:rPr>
               <w:t xml:space="preserve">Focus on L glute drive</w:t>
-            </w:r>
-          </w:p>
-        </w:tc>
-      </w:tr>
-    </w:tbl>
-    <w:p>
-      <w:pPr>
-        <w:spacing w:after="100"/>
-      </w:pPr>
-    </w:p>
-    <w:p>
-      <w:pPr>
-        <w:spacing w:after="60" w:before="120"/>
-      </w:pPr>
-      <w:r>
-        <w:rPr>
-          <w:rFonts w:ascii="Arial" w:cs="Arial" w:eastAsia="Arial" w:hAnsi="Arial"/>
-          <w:b/>
-          <w:bCs/>
-          <w:color w:val="C9A227"/>
-          <w:sz w:val="17"/>
-          <w:szCs w:val="17"/>
-        </w:rPr>
-        <w:t xml:space="preserve">F — Full-Body Integration — Sled Push (Drive)</w:t>
-      </w:r>
-    </w:p>
-    <w:p>
-      <w:pPr>
-        <w:spacing w:after="80"/>
-      </w:pPr>
-      <w:r>
-        <w:rPr>
-          <w:rFonts w:ascii="Arial" w:cs="Arial" w:eastAsia="Arial" w:hAnsi="Arial"/>
-          <w:b/>
-          <w:bCs/>
-          <w:color w:val="C9A227"/>
-          <w:sz w:val="17"/>
-          <w:szCs w:val="17"/>
-        </w:rPr>
-        <w:t xml:space="preserve">Why:  </w:t>
-      </w:r>
-      <w:r>
-        <w:rPr>
-          <w:rFonts w:ascii="Arial" w:cs="Arial" w:eastAsia="Arial" w:hAnsi="Arial"/>
-          <w:color w:val="2C2C2C"/>
-          <w:sz w:val="17"/>
-          <w:szCs w:val="17"/>
-        </w:rPr>
-        <w:t xml:space="preserve">The session's closing compound — the day's squat, hinge, and hip-extension strength expressed as one full-body drive under gait. Loads build toward the tested 135 lb baseline by Week 4, never beyond it this block. Distance and movement quality govern this work, not a rep count. A loaded farmer carry covers the same closing ground when the sled is unavailable.</w:t>
-      </w:r>
-    </w:p>
-    <w:tbl>
-      <w:tblPr>
-        <w:tblW w:type="dxa" w:w="10440"/>
-        <w:tblBorders>
-          <w:top w:val="none" w:color="FFFFFF" w:sz="0"/>
-          <w:left w:val="none" w:color="FFFFFF" w:sz="0"/>
-          <w:bottom w:val="none" w:color="FFFFFF" w:sz="0"/>
-          <w:right w:val="none" w:color="FFFFFF" w:sz="0"/>
-          <w:insideH w:val="single" w:color="auto" w:sz="4"/>
-          <w:insideV w:val="single" w:color="auto" w:sz="4"/>
-        </w:tblBorders>
-      </w:tblPr>
-      <w:tblGrid>
-        <w:gridCol w:w="2400"/>
-        <w:gridCol w:w="380"/>
-        <w:gridCol w:w="420"/>
-        <w:gridCol w:w="680"/>
-        <w:gridCol w:w="540"/>
-        <w:gridCol w:w="440"/>
-        <w:gridCol w:w="5580"/>
-      </w:tblGrid>
-      <w:tr>
-        <w:tc>
-          <w:tcPr>
-            <w:tcW w:type="dxa" w:w="2400"/>
-            <w:tcBorders>
-              <w:top w:val="none" w:color="FFFFFF" w:sz="0"/>
-              <w:left w:val="none" w:color="FFFFFF" w:sz="0"/>
-              <w:bottom w:val="none" w:color="FFFFFF" w:sz="0"/>
-              <w:right w:val="none" w:color="FFFFFF" w:sz="0"/>
-            </w:tcBorders>
-            <w:shd w:fill="F5E8C0" w:color="auto" w:val="clear"/>
-            <w:tcMar>
-              <w:top w:type="dxa" w:w="40"/>
-              <w:left w:type="dxa" w:w="80"/>
-              <w:bottom w:type="dxa" w:w="40"/>
-              <w:right w:type="dxa" w:w="80"/>
-            </w:tcMar>
-            <w:vAlign w:val="center"/>
-          </w:tcPr>
-          <w:p>
-            <w:pPr>
-              <w:jc w:val="left"/>
-            </w:pPr>
-            <w:r>
-              <w:rPr>
-                <w:rFonts w:ascii="Arial" w:cs="Arial" w:eastAsia="Arial" w:hAnsi="Arial"/>
-                <w:b/>
-                <w:bCs/>
-                <w:color w:val="C9A227"/>
-                <w:sz w:val="15"/>
-                <w:szCs w:val="15"/>
-              </w:rPr>
-              <w:t xml:space="preserve">EXERCISE</w:t>
-            </w:r>
-          </w:p>
-        </w:tc>
-        <w:tc>
-          <w:tcPr>
-            <w:tcW w:type="dxa" w:w="380"/>
-            <w:tcBorders>
-              <w:top w:val="none" w:color="FFFFFF" w:sz="0"/>
-              <w:left w:val="none" w:color="FFFFFF" w:sz="0"/>
-              <w:bottom w:val="none" w:color="FFFFFF" w:sz="0"/>
-              <w:right w:val="none" w:color="FFFFFF" w:sz="0"/>
-            </w:tcBorders>
-            <w:shd w:fill="F5E8C0" w:color="auto" w:val="clear"/>
-            <w:tcMar>
-              <w:top w:type="dxa" w:w="40"/>
-              <w:left w:type="dxa" w:w="80"/>
-              <w:bottom w:type="dxa" w:w="40"/>
-              <w:right w:type="dxa" w:w="80"/>
-            </w:tcMar>
-            <w:vAlign w:val="center"/>
-          </w:tcPr>
-          <w:p>
-            <w:pPr>
-              <w:jc w:val="center"/>
-            </w:pPr>
-            <w:r>
-              <w:rPr>
-                <w:rFonts w:ascii="Arial" w:cs="Arial" w:eastAsia="Arial" w:hAnsi="Arial"/>
-                <w:b/>
-                <w:bCs/>
-                <w:color w:val="C9A227"/>
-                <w:sz w:val="13"/>
-                <w:szCs w:val="13"/>
-              </w:rPr>
-              <w:t xml:space="preserve">SETS</w:t>
-            </w:r>
-          </w:p>
-        </w:tc>
-        <w:tc>
-          <w:tcPr>
-            <w:tcW w:type="dxa" w:w="420"/>
-            <w:tcBorders>
-              <w:top w:val="none" w:color="FFFFFF" w:sz="0"/>
-              <w:left w:val="none" w:color="FFFFFF" w:sz="0"/>
-              <w:bottom w:val="none" w:color="FFFFFF" w:sz="0"/>
-              <w:right w:val="none" w:color="FFFFFF" w:sz="0"/>
-            </w:tcBorders>
-            <w:shd w:fill="F5E8C0" w:color="auto" w:val="clear"/>
-            <w:tcMar>
-              <w:top w:type="dxa" w:w="40"/>
-              <w:left w:type="dxa" w:w="80"/>
-              <w:bottom w:type="dxa" w:w="40"/>
-              <w:right w:type="dxa" w:w="80"/>
-            </w:tcMar>
-            <w:vAlign w:val="center"/>
-          </w:tcPr>
-          <w:p>
-            <w:pPr>
-              <w:jc w:val="center"/>
-            </w:pPr>
-            <w:r>
-              <w:rPr>
-                <w:rFonts w:ascii="Arial" w:cs="Arial" w:eastAsia="Arial" w:hAnsi="Arial"/>
-                <w:b/>
-                <w:bCs/>
-                <w:color w:val="C9A227"/>
-                <w:sz w:val="13"/>
-                <w:szCs w:val="13"/>
-              </w:rPr>
-              <w:t xml:space="preserve">REPS</w:t>
-            </w:r>
-          </w:p>
-        </w:tc>
-        <w:tc>
-          <w:tcPr>
-            <w:tcW w:type="dxa" w:w="680"/>
-            <w:tcBorders>
-              <w:top w:val="none" w:color="FFFFFF" w:sz="0"/>
-              <w:left w:val="none" w:color="FFFFFF" w:sz="0"/>
-              <w:bottom w:val="none" w:color="FFFFFF" w:sz="0"/>
-              <w:right w:val="none" w:color="FFFFFF" w:sz="0"/>
-            </w:tcBorders>
-            <w:shd w:fill="F5E8C0" w:color="auto" w:val="clear"/>
-            <w:tcMar>
-              <w:top w:type="dxa" w:w="40"/>
-              <w:left w:type="dxa" w:w="80"/>
-              <w:bottom w:type="dxa" w:w="40"/>
-              <w:right w:type="dxa" w:w="80"/>
-            </w:tcMar>
-            <w:vAlign w:val="center"/>
-          </w:tcPr>
-          <w:p>
-            <w:pPr>
-              <w:jc w:val="center"/>
-            </w:pPr>
-            <w:r>
-              <w:rPr>
-                <w:rFonts w:ascii="Arial" w:cs="Arial" w:eastAsia="Arial" w:hAnsi="Arial"/>
-                <w:b/>
-                <w:bCs/>
-                <w:color w:val="C9A227"/>
-                <w:sz w:val="13"/>
-                <w:szCs w:val="13"/>
-              </w:rPr>
-              <w:t xml:space="preserve">LOAD</w:t>
-            </w:r>
-          </w:p>
-        </w:tc>
-        <w:tc>
-          <w:tcPr>
-            <w:tcW w:type="dxa" w:w="540"/>
-            <w:tcBorders>
-              <w:top w:val="none" w:color="FFFFFF" w:sz="0"/>
-              <w:left w:val="none" w:color="FFFFFF" w:sz="0"/>
-              <w:bottom w:val="none" w:color="FFFFFF" w:sz="0"/>
-              <w:right w:val="none" w:color="FFFFFF" w:sz="0"/>
-            </w:tcBorders>
-            <w:shd w:fill="F5E8C0" w:color="auto" w:val="clear"/>
-            <w:tcMar>
-              <w:top w:type="dxa" w:w="40"/>
-              <w:left w:type="dxa" w:w="80"/>
-              <w:bottom w:type="dxa" w:w="40"/>
-              <w:right w:type="dxa" w:w="80"/>
-            </w:tcMar>
-            <w:vAlign w:val="center"/>
-          </w:tcPr>
-          <w:p>
-            <w:pPr>
-              <w:jc w:val="center"/>
-            </w:pPr>
-            <w:r>
-              <w:rPr>
-                <w:rFonts w:ascii="Arial" w:cs="Arial" w:eastAsia="Arial" w:hAnsi="Arial"/>
-                <w:b/>
-                <w:bCs/>
-                <w:color w:val="C9A227"/>
-                <w:sz w:val="13"/>
-                <w:szCs w:val="13"/>
-              </w:rPr>
-              <w:t xml:space="preserve">TEMPO</w:t>
-            </w:r>
-          </w:p>
-        </w:tc>
-        <w:tc>
-          <w:tcPr>
-            <w:tcW w:type="dxa" w:w="440"/>
-            <w:tcBorders>
-              <w:top w:val="none" w:color="FFFFFF" w:sz="0"/>
-              <w:left w:val="none" w:color="FFFFFF" w:sz="0"/>
-              <w:bottom w:val="none" w:color="FFFFFF" w:sz="0"/>
-              <w:right w:val="none" w:color="FFFFFF" w:sz="0"/>
-            </w:tcBorders>
-            <w:shd w:fill="F5E8C0" w:color="auto" w:val="clear"/>
-            <w:tcMar>
-              <w:top w:type="dxa" w:w="40"/>
-              <w:left w:type="dxa" w:w="80"/>
-              <w:bottom w:type="dxa" w:w="40"/>
-              <w:right w:type="dxa" w:w="80"/>
-            </w:tcMar>
-            <w:vAlign w:val="center"/>
-          </w:tcPr>
-          <w:p>
-            <w:pPr>
-              <w:jc w:val="center"/>
-            </w:pPr>
-            <w:r>
-              <w:rPr>
-                <w:rFonts w:ascii="Arial" w:cs="Arial" w:eastAsia="Arial" w:hAnsi="Arial"/>
-                <w:b/>
-                <w:bCs/>
-                <w:color w:val="C9A227"/>
-                <w:sz w:val="13"/>
-                <w:szCs w:val="13"/>
-              </w:rPr>
-              <w:t xml:space="preserve">REST</w:t>
-            </w:r>
-          </w:p>
-        </w:tc>
-        <w:tc>
-          <w:tcPr>
-            <w:tcW w:type="dxa" w:w="5580"/>
-            <w:tcBorders>
-              <w:top w:val="none" w:color="FFFFFF" w:sz="0"/>
-              <w:left w:val="none" w:color="FFFFFF" w:sz="0"/>
-              <w:bottom w:val="none" w:color="FFFFFF" w:sz="0"/>
-              <w:right w:val="none" w:color="FFFFFF" w:sz="0"/>
-            </w:tcBorders>
-            <w:shd w:fill="F5E8C0" w:color="auto" w:val="clear"/>
-            <w:tcMar>
-              <w:top w:type="dxa" w:w="40"/>
-              <w:left w:type="dxa" w:w="80"/>
-              <w:bottom w:type="dxa" w:w="40"/>
-              <w:right w:type="dxa" w:w="80"/>
-            </w:tcMar>
-            <w:vAlign w:val="center"/>
-          </w:tcPr>
-          <w:p>
-            <w:pPr>
-              <w:jc w:val="left"/>
-            </w:pPr>
-            <w:r>
-              <w:rPr>
-                <w:rFonts w:ascii="Arial" w:cs="Arial" w:eastAsia="Arial" w:hAnsi="Arial"/>
-                <w:b/>
-                <w:bCs/>
-                <w:color w:val="C9A227"/>
-                <w:sz w:val="15"/>
-                <w:szCs w:val="15"/>
-              </w:rPr>
-              <w:t xml:space="preserve">COACHING CUE</w:t>
-            </w:r>
-          </w:p>
-        </w:tc>
-      </w:tr>
-      <w:tr>
-        <w:tc>
-          <w:tcPr>
-            <w:tcW w:type="dxa" w:w="2400"/>
-            <w:tcBorders>
-              <w:top w:val="none" w:color="FFFFFF" w:sz="0"/>
-              <w:left w:val="none" w:color="FFFFFF" w:sz="0"/>
-              <w:bottom w:val="none" w:color="FFFFFF" w:sz="0"/>
-              <w:right w:val="none" w:color="FFFFFF" w:sz="0"/>
-            </w:tcBorders>
-            <w:shd w:fill="FAF3E0" w:color="auto" w:val="clear"/>
-            <w:tcMar>
-              <w:top w:type="dxa" w:w="40"/>
-              <w:left w:type="dxa" w:w="80"/>
-              <w:bottom w:type="dxa" w:w="40"/>
-              <w:right w:type="dxa" w:w="80"/>
-            </w:tcMar>
-            <w:vAlign w:val="center"/>
-          </w:tcPr>
-          <w:p>
-            <w:r>
-              <w:rPr>
-                <w:rFonts w:ascii="Arial" w:cs="Arial" w:eastAsia="Arial" w:hAnsi="Arial"/>
-                <w:b/>
-                <w:bCs/>
-                <w:color w:val="2C2C2C"/>
-                <w:sz w:val="18"/>
-                <w:szCs w:val="18"/>
-              </w:rPr>
-              <w:t xml:space="preserve">Sled Push (Drive)</w:t>
-            </w:r>
-          </w:p>
-        </w:tc>
-        <w:tc>
-          <w:tcPr>
-            <w:tcW w:type="dxa" w:w="380"/>
-            <w:tcBorders>
-              <w:top w:val="none" w:color="FFFFFF" w:sz="0"/>
-              <w:left w:val="none" w:color="FFFFFF" w:sz="0"/>
-              <w:bottom w:val="none" w:color="FFFFFF" w:sz="0"/>
-              <w:right w:val="none" w:color="FFFFFF" w:sz="0"/>
-            </w:tcBorders>
-            <w:shd w:fill="FAF3E0" w:color="auto" w:val="clear"/>
-            <w:tcMar>
-              <w:top w:type="dxa" w:w="40"/>
-              <w:left w:type="dxa" w:w="80"/>
-              <w:bottom w:type="dxa" w:w="40"/>
-              <w:right w:type="dxa" w:w="80"/>
-            </w:tcMar>
-            <w:vAlign w:val="center"/>
-          </w:tcPr>
-          <w:p>
-            <w:pPr>
-              <w:jc w:val="center"/>
-            </w:pPr>
-            <w:r>
-              <w:rPr>
-                <w:rFonts w:ascii="Arial" w:cs="Arial" w:eastAsia="Arial" w:hAnsi="Arial"/>
-                <w:color w:val="6B6B6B"/>
-                <w:sz w:val="15"/>
-                <w:szCs w:val="15"/>
-              </w:rPr>
-              <w:t xml:space="preserve">3</w:t>
-            </w:r>
-          </w:p>
-        </w:tc>
-        <w:tc>
-          <w:tcPr>
-            <w:tcW w:type="dxa" w:w="420"/>
-            <w:tcBorders>
-              <w:top w:val="none" w:color="FFFFFF" w:sz="0"/>
-              <w:left w:val="none" w:color="FFFFFF" w:sz="0"/>
-              <w:bottom w:val="none" w:color="FFFFFF" w:sz="0"/>
-              <w:right w:val="none" w:color="FFFFFF" w:sz="0"/>
-            </w:tcBorders>
-            <w:shd w:fill="FAF3E0" w:color="auto" w:val="clear"/>
-            <w:tcMar>
-              <w:top w:type="dxa" w:w="40"/>
-              <w:left w:type="dxa" w:w="80"/>
-              <w:bottom w:type="dxa" w:w="40"/>
-              <w:right w:type="dxa" w:w="80"/>
-            </w:tcMar>
-            <w:vAlign w:val="center"/>
-          </w:tcPr>
-          <w:p>
-            <w:pPr>
-              <w:jc w:val="center"/>
-            </w:pPr>
-            <w:r>
-              <w:rPr>
-                <w:rFonts w:ascii="Arial" w:cs="Arial" w:eastAsia="Arial" w:hAnsi="Arial"/>
-                <w:color w:val="6B6B6B"/>
-                <w:sz w:val="15"/>
-                <w:szCs w:val="15"/>
-              </w:rPr>
-              <w:t xml:space="preserve">15-20 yd</w:t>
-            </w:r>
-          </w:p>
-        </w:tc>
-        <w:tc>
-          <w:tcPr>
-            <w:tcW w:type="dxa" w:w="680"/>
-            <w:tcBorders>
-              <w:top w:val="none" w:color="FFFFFF" w:sz="0"/>
-              <w:left w:val="none" w:color="FFFFFF" w:sz="0"/>
-              <w:bottom w:val="none" w:color="FFFFFF" w:sz="0"/>
-              <w:right w:val="none" w:color="FFFFFF" w:sz="0"/>
-            </w:tcBorders>
-            <w:shd w:fill="FAF3E0" w:color="auto" w:val="clear"/>
-            <w:tcMar>
-              <w:top w:type="dxa" w:w="40"/>
-              <w:left w:type="dxa" w:w="80"/>
-              <w:bottom w:type="dxa" w:w="40"/>
-              <w:right w:type="dxa" w:w="80"/>
-            </w:tcMar>
-            <w:vAlign w:val="center"/>
-          </w:tcPr>
-          <w:p>
-            <w:pPr>
-              <w:jc w:val="center"/>
-            </w:pPr>
-            <w:r>
-              <w:rPr>
-                <w:rFonts w:ascii="Arial" w:cs="Arial" w:eastAsia="Arial" w:hAnsi="Arial"/>
-                <w:color w:val="6B6B6B"/>
-                <w:sz w:val="15"/>
-                <w:szCs w:val="15"/>
-              </w:rPr>
-              <w:t xml:space="preserve">Wk1: 105 lbs → Wk4: 135 lbs</w:t>
-            </w:r>
-          </w:p>
-        </w:tc>
-        <w:tc>
-          <w:tcPr>
-            <w:tcW w:type="dxa" w:w="540"/>
-            <w:tcBorders>
-              <w:top w:val="none" w:color="FFFFFF" w:sz="0"/>
-              <w:left w:val="none" w:color="FFFFFF" w:sz="0"/>
-              <w:bottom w:val="none" w:color="FFFFFF" w:sz="0"/>
-              <w:right w:val="none" w:color="FFFFFF" w:sz="0"/>
-            </w:tcBorders>
-            <w:shd w:fill="FAF3E0" w:color="auto" w:val="clear"/>
-            <w:tcMar>
-              <w:top w:type="dxa" w:w="40"/>
-              <w:left w:type="dxa" w:w="80"/>
-              <w:bottom w:type="dxa" w:w="40"/>
-              <w:right w:type="dxa" w:w="80"/>
-            </w:tcMar>
-            <w:vAlign w:val="center"/>
-          </w:tcPr>
-          <w:p>
-            <w:pPr>
-              <w:jc w:val="center"/>
-            </w:pPr>
-            <w:r>
-              <w:rPr>
-                <w:rFonts w:ascii="Arial" w:cs="Arial" w:eastAsia="Arial" w:hAnsi="Arial"/>
-                <w:color w:val="6B6B6B"/>
-                <w:sz w:val="15"/>
-                <w:szCs w:val="15"/>
-              </w:rPr>
-              <w:t xml:space="preserve">strong, controlled drive</w:t>
-            </w:r>
-          </w:p>
-        </w:tc>
-        <w:tc>
-          <w:tcPr>
-            <w:tcW w:type="dxa" w:w="440"/>
-            <w:tcBorders>
-              <w:top w:val="none" w:color="FFFFFF" w:sz="0"/>
-              <w:left w:val="none" w:color="FFFFFF" w:sz="0"/>
-              <w:bottom w:val="none" w:color="FFFFFF" w:sz="0"/>
-              <w:right w:val="none" w:color="FFFFFF" w:sz="0"/>
-            </w:tcBorders>
-            <w:shd w:fill="FAF3E0" w:color="auto" w:val="clear"/>
-            <w:tcMar>
-              <w:top w:type="dxa" w:w="40"/>
-              <w:left w:type="dxa" w:w="80"/>
-              <w:bottom w:type="dxa" w:w="40"/>
-              <w:right w:type="dxa" w:w="80"/>
-            </w:tcMar>
-            <w:vAlign w:val="center"/>
-          </w:tcPr>
-          <w:p>
-            <w:pPr>
-              <w:jc w:val="center"/>
-            </w:pPr>
-            <w:r>
-              <w:rPr>
-                <w:rFonts w:ascii="Arial" w:cs="Arial" w:eastAsia="Arial" w:hAnsi="Arial"/>
-                <w:color w:val="6B6B6B"/>
-                <w:sz w:val="15"/>
-                <w:szCs w:val="15"/>
-              </w:rPr>
-              <w:t xml:space="preserve">2 min</w:t>
-            </w:r>
-          </w:p>
-        </w:tc>
-        <w:tc>
-          <w:tcPr>
-            <w:tcW w:type="dxa" w:w="5580"/>
-            <w:tcBorders>
-              <w:top w:val="none" w:color="FFFFFF" w:sz="0"/>
-              <w:left w:val="none" w:color="FFFFFF" w:sz="0"/>
-              <w:bottom w:val="none" w:color="FFFFFF" w:sz="0"/>
-              <w:right w:val="none" w:color="FFFFFF" w:sz="0"/>
-            </w:tcBorders>
-            <w:shd w:fill="FAF3E0" w:color="auto" w:val="clear"/>
-            <w:tcMar>
-              <w:top w:type="dxa" w:w="40"/>
-              <w:left w:type="dxa" w:w="80"/>
-              <w:bottom w:type="dxa" w:w="40"/>
-              <w:right w:type="dxa" w:w="80"/>
-            </w:tcMar>
-            <w:vAlign w:val="center"/>
-          </w:tcPr>
-          <w:p>
-            <w:r>
-              <w:rPr>
-                <w:rFonts w:ascii="Arial" w:cs="Arial" w:eastAsia="Arial" w:hAnsi="Arial"/>
-                <w:color w:val="6B6B6B"/>
-                <w:sz w:val="17"/>
-                <w:szCs w:val="17"/>
-              </w:rPr>
-              <w:t xml:space="preserve">Tested 135 lbs. Low hips, arms long, drive the floor back — full recovery between pushes.</w:t>
-            </w:r>
-            <w:r>
-              <w:rPr>
-                <w:rFonts w:ascii="Arial" w:cs="Arial" w:eastAsia="Arial" w:hAnsi="Arial"/>
-                <w:i/>
-                <w:iCs/>
-                <w:color w:val="00695C"/>
-                <w:sz w:val="14"/>
-                <w:szCs w:val="14"/>
-              </w:rPr>
-              <w:t xml:space="preserve">  Distance &amp; quality governed — no RIR target</w:t>
             </w:r>
           </w:p>
         </w:tc>

--- a/clients/nancy_avitable/Nancy_Avitable_3Day_Training_Plan_Client_View.docx
+++ b/clients/nancy_avitable/Nancy_Avitable_3Day_Training_Plan_Client_View.docx
@@ -2103,6 +2103,31 @@
       <w:pPr>
         <w:spacing w:after="100"/>
       </w:pPr>
+    </w:p>
+    <w:p>
+      <w:pPr>
+        <w:spacing w:after="100"/>
+      </w:pPr>
+      <w:r>
+        <w:rPr>
+          <w:rFonts w:ascii="Arial" w:cs="Arial" w:eastAsia="Arial" w:hAnsi="Arial"/>
+          <w:b/>
+          <w:bCs/>
+          <w:color w:val="43A047"/>
+          <w:sz w:val="17"/>
+          <w:szCs w:val="17"/>
+        </w:rPr>
+        <w:t xml:space="preserve">Creatine — Indicated:  </w:t>
+      </w:r>
+      <w:r>
+        <w:rPr>
+          <w:rFonts w:ascii="Arial" w:cs="Arial" w:eastAsia="Arial" w:hAnsi="Arial"/>
+          <w:color w:val="2C2C2C"/>
+          <w:sz w:val="17"/>
+          <w:szCs w:val="17"/>
+        </w:rPr>
+        <w:t xml:space="preserve">Creatine monohydrate is worth adding and needs no bodyweight figure to prescribe, unlike the protein target: 3–5g daily, with food, no loading phase, saturating over about four weeks. Insist on plain monohydrate — the other forms are not superior. Well-supported for strength, power and sleep quality in women in strength training, and it works paired with the training rather than on its own.</w:t>
+      </w:r>
     </w:p>
     <w:p>
       <w:pPr>
